--- a/Assignment Report_DSA.docx
+++ b/Assignment Report_DSA.docx
@@ -242,9 +242,10 @@
         <w:tblLook w:val="04A0" w:firstRow="1" w:lastRow="0" w:firstColumn="1" w:lastColumn="0" w:noHBand="0" w:noVBand="1"/>
       </w:tblPr>
       <w:tblGrid>
-        <w:gridCol w:w="1129"/>
-        <w:gridCol w:w="4395"/>
-        <w:gridCol w:w="2126"/>
+        <w:gridCol w:w="704"/>
+        <w:gridCol w:w="3864"/>
+        <w:gridCol w:w="1827"/>
+        <w:gridCol w:w="2955"/>
       </w:tblGrid>
       <w:tr>
         <w:trPr>
@@ -252,7 +253,7 @@
         </w:trPr>
         <w:tc>
           <w:tcPr>
-            <w:tcW w:w="1129" w:type="dxa"/>
+            <w:tcW w:w="704" w:type="dxa"/>
             <w:vAlign w:val="center"/>
           </w:tcPr>
           <w:p>
@@ -280,7 +281,34 @@
         </w:tc>
         <w:tc>
           <w:tcPr>
-            <w:tcW w:w="4395" w:type="dxa"/>
+            <w:tcW w:w="3864" w:type="dxa"/>
+            <w:vAlign w:val="center"/>
+          </w:tcPr>
+          <w:p>
+            <w:pPr>
+              <w:rPr>
+                <w:rFonts w:ascii="Times New Roman" w:hAnsi="Times New Roman" w:cs="Times New Roman"/>
+                <w:b/>
+                <w:bCs/>
+                <w:sz w:val="30"/>
+                <w:szCs w:val="30"/>
+              </w:rPr>
+            </w:pPr>
+            <w:r>
+              <w:rPr>
+                <w:rFonts w:ascii="Times New Roman" w:hAnsi="Times New Roman" w:cs="Times New Roman"/>
+                <w:b/>
+                <w:bCs/>
+                <w:sz w:val="30"/>
+                <w:szCs w:val="30"/>
+              </w:rPr>
+              <w:t>Name</w:t>
+            </w:r>
+          </w:p>
+        </w:tc>
+        <w:tc>
+          <w:tcPr>
+            <w:tcW w:w="1827" w:type="dxa"/>
             <w:vAlign w:val="center"/>
           </w:tcPr>
           <w:p>
@@ -302,13 +330,13 @@
                 <w:sz w:val="30"/>
                 <w:szCs w:val="30"/>
               </w:rPr>
-              <w:t>Name</w:t>
+              <w:t>TP Number</w:t>
             </w:r>
           </w:p>
         </w:tc>
         <w:tc>
           <w:tcPr>
-            <w:tcW w:w="2126" w:type="dxa"/>
+            <w:tcW w:w="2955" w:type="dxa"/>
             <w:vAlign w:val="center"/>
           </w:tcPr>
           <w:p>
@@ -330,7 +358,7 @@
                 <w:sz w:val="30"/>
                 <w:szCs w:val="30"/>
               </w:rPr>
-              <w:t>TP Number</w:t>
+              <w:t>Intake Code</w:t>
             </w:r>
           </w:p>
         </w:tc>
@@ -341,7 +369,7 @@
         </w:trPr>
         <w:tc>
           <w:tcPr>
-            <w:tcW w:w="1129" w:type="dxa"/>
+            <w:tcW w:w="704" w:type="dxa"/>
             <w:vAlign w:val="center"/>
           </w:tcPr>
           <w:p>
@@ -365,7 +393,7 @@
         </w:tc>
         <w:tc>
           <w:tcPr>
-            <w:tcW w:w="4395" w:type="dxa"/>
+            <w:tcW w:w="3864" w:type="dxa"/>
             <w:vAlign w:val="center"/>
           </w:tcPr>
           <w:p>
@@ -388,7 +416,7 @@
         </w:tc>
         <w:tc>
           <w:tcPr>
-            <w:tcW w:w="2126" w:type="dxa"/>
+            <w:tcW w:w="1827" w:type="dxa"/>
             <w:vAlign w:val="center"/>
           </w:tcPr>
           <w:p>
@@ -407,6 +435,30 @@
                 <w:szCs w:val="30"/>
               </w:rPr>
               <w:t>TP138020</w:t>
+            </w:r>
+          </w:p>
+        </w:tc>
+        <w:tc>
+          <w:tcPr>
+            <w:tcW w:w="2955" w:type="dxa"/>
+            <w:vAlign w:val="center"/>
+          </w:tcPr>
+          <w:p>
+            <w:pPr>
+              <w:jc w:val="center"/>
+              <w:rPr>
+                <w:rFonts w:ascii="Times New Roman" w:hAnsi="Times New Roman" w:cs="Times New Roman"/>
+                <w:sz w:val="30"/>
+                <w:szCs w:val="30"/>
+              </w:rPr>
+            </w:pPr>
+            <w:r>
+              <w:rPr>
+                <w:rFonts w:ascii="Times New Roman" w:hAnsi="Times New Roman" w:cs="Times New Roman"/>
+                <w:sz w:val="30"/>
+                <w:szCs w:val="30"/>
+              </w:rPr>
+              <w:t>APD1F2511CGD(GT)</w:t>
             </w:r>
           </w:p>
         </w:tc>
@@ -417,7 +469,7 @@
         </w:trPr>
         <w:tc>
           <w:tcPr>
-            <w:tcW w:w="1129" w:type="dxa"/>
+            <w:tcW w:w="704" w:type="dxa"/>
             <w:vAlign w:val="center"/>
           </w:tcPr>
           <w:p>
@@ -441,7 +493,7 @@
         </w:tc>
         <w:tc>
           <w:tcPr>
-            <w:tcW w:w="4395" w:type="dxa"/>
+            <w:tcW w:w="3864" w:type="dxa"/>
             <w:vAlign w:val="center"/>
           </w:tcPr>
           <w:p>
@@ -464,7 +516,7 @@
         </w:tc>
         <w:tc>
           <w:tcPr>
-            <w:tcW w:w="2126" w:type="dxa"/>
+            <w:tcW w:w="1827" w:type="dxa"/>
             <w:vAlign w:val="center"/>
           </w:tcPr>
           <w:p>
@@ -484,6 +536,22 @@
               </w:rPr>
               <w:t>TP076328</w:t>
             </w:r>
+          </w:p>
+        </w:tc>
+        <w:tc>
+          <w:tcPr>
+            <w:tcW w:w="2955" w:type="dxa"/>
+            <w:vAlign w:val="center"/>
+          </w:tcPr>
+          <w:p>
+            <w:pPr>
+              <w:jc w:val="center"/>
+              <w:rPr>
+                <w:rFonts w:ascii="Times New Roman" w:hAnsi="Times New Roman" w:cs="Times New Roman"/>
+                <w:sz w:val="30"/>
+                <w:szCs w:val="30"/>
+              </w:rPr>
+            </w:pPr>
           </w:p>
         </w:tc>
       </w:tr>
@@ -527,7 +595,7 @@
                 <w:sz w:val="30"/>
                 <w:szCs w:val="30"/>
               </w:rPr>
-              <w:t xml:space="preserve">Intake Code: </w:t>
+              <w:t>Lecturer</w:t>
             </w:r>
           </w:p>
         </w:tc>
@@ -540,12 +608,18 @@
               <w:spacing w:line="480" w:lineRule="auto"/>
               <w:rPr>
                 <w:rFonts w:ascii="Times New Roman" w:hAnsi="Times New Roman" w:cs="Times New Roman"/>
-                <w:b/>
-                <w:bCs/>
+                <w:sz w:val="24"/>
+                <w:szCs w:val="24"/>
+              </w:rPr>
+            </w:pPr>
+            <w:r>
+              <w:rPr>
+                <w:rFonts w:ascii="Times New Roman" w:hAnsi="Times New Roman" w:cs="Times New Roman"/>
                 <w:sz w:val="30"/>
                 <w:szCs w:val="30"/>
               </w:rPr>
-            </w:pPr>
+              <w:t xml:space="preserve">: </w:t>
+            </w:r>
             <w:r>
               <w:rPr>
                 <w:rFonts w:ascii="Times New Roman" w:hAnsi="Times New Roman" w:cs="Times New Roman"/>
@@ -554,7 +628,7 @@
                 <w:sz w:val="30"/>
                 <w:szCs w:val="30"/>
               </w:rPr>
-              <w:t>APD1F2511CGD(GT)</w:t>
+              <w:t>Jacob Sow Tian You</w:t>
             </w:r>
           </w:p>
         </w:tc>
@@ -579,7 +653,7 @@
                 <w:sz w:val="30"/>
                 <w:szCs w:val="30"/>
               </w:rPr>
-              <w:t xml:space="preserve">Module: </w:t>
+              <w:t>Module</w:t>
             </w:r>
           </w:p>
         </w:tc>
@@ -598,6 +672,24 @@
                 <w:szCs w:val="30"/>
               </w:rPr>
             </w:pPr>
+            <w:r>
+              <w:rPr>
+                <w:rFonts w:ascii="Times New Roman" w:hAnsi="Times New Roman" w:cs="Times New Roman"/>
+                <w:sz w:val="30"/>
+                <w:szCs w:val="30"/>
+              </w:rPr>
+              <w:t>:</w:t>
+            </w:r>
+            <w:r>
+              <w:rPr>
+                <w:rFonts w:ascii="Times New Roman" w:hAnsi="Times New Roman" w:cs="Times New Roman"/>
+                <w:b/>
+                <w:bCs/>
+                <w:sz w:val="30"/>
+                <w:szCs w:val="30"/>
+              </w:rPr>
+              <w:t xml:space="preserve"> </w:t>
+            </w:r>
             <w:r>
               <w:rPr>
                 <w:rFonts w:ascii="Times New Roman" w:hAnsi="Times New Roman" w:cs="Times New Roman"/>
@@ -631,7 +723,7 @@
                 <w:sz w:val="30"/>
                 <w:szCs w:val="30"/>
               </w:rPr>
-              <w:t xml:space="preserve">Date Assigned: </w:t>
+              <w:t>Date Assigned</w:t>
             </w:r>
           </w:p>
         </w:tc>
@@ -650,6 +742,14 @@
                 <w:szCs w:val="30"/>
               </w:rPr>
             </w:pPr>
+            <w:r>
+              <w:rPr>
+                <w:rFonts w:ascii="Times New Roman" w:hAnsi="Times New Roman" w:cs="Times New Roman"/>
+                <w:sz w:val="30"/>
+                <w:szCs w:val="30"/>
+              </w:rPr>
+              <w:t xml:space="preserve">: </w:t>
+            </w:r>
             <w:r>
               <w:rPr>
                 <w:rFonts w:ascii="Times New Roman" w:hAnsi="Times New Roman" w:cs="Times New Roman"/>
@@ -683,7 +783,7 @@
                 <w:sz w:val="30"/>
                 <w:szCs w:val="30"/>
               </w:rPr>
-              <w:t>Date Completed:</w:t>
+              <w:t>Date Completed</w:t>
             </w:r>
           </w:p>
         </w:tc>
@@ -705,6 +805,24 @@
             <w:r>
               <w:rPr>
                 <w:rFonts w:ascii="Times New Roman" w:hAnsi="Times New Roman" w:cs="Times New Roman"/>
+                <w:sz w:val="30"/>
+                <w:szCs w:val="30"/>
+              </w:rPr>
+              <w:t>:</w:t>
+            </w:r>
+            <w:r>
+              <w:rPr>
+                <w:rFonts w:ascii="Times New Roman" w:hAnsi="Times New Roman" w:cs="Times New Roman"/>
+                <w:b/>
+                <w:bCs/>
+                <w:sz w:val="30"/>
+                <w:szCs w:val="30"/>
+              </w:rPr>
+              <w:t xml:space="preserve"> </w:t>
+            </w:r>
+            <w:r>
+              <w:rPr>
+                <w:rFonts w:ascii="Times New Roman" w:hAnsi="Times New Roman" w:cs="Times New Roman"/>
                 <w:b/>
                 <w:bCs/>
                 <w:sz w:val="30"/>
@@ -722,9 +840,6700 @@
         <w:br w:type="page"/>
       </w:r>
     </w:p>
-    <w:p>
-      <w:r>
-        <w:lastRenderedPageBreak/>
+    <w:sdt>
+      <w:sdtPr>
+        <w:rPr>
+          <w:rFonts w:ascii="Times New Roman" w:hAnsi="Times New Roman" w:cs="Times New Roman"/>
+          <w:b/>
+          <w:bCs/>
+        </w:rPr>
+        <w:id w:val="2065907062"/>
+        <w:docPartObj>
+          <w:docPartGallery w:val="Table of Contents"/>
+          <w:docPartUnique/>
+        </w:docPartObj>
+      </w:sdtPr>
+      <w:sdtEndPr>
+        <w:rPr>
+          <w:rFonts w:asciiTheme="minorHAnsi" w:eastAsiaTheme="minorHAnsi" w:hAnsiTheme="minorHAnsi" w:cstheme="minorBidi"/>
+          <w:noProof/>
+          <w:color w:val="auto"/>
+          <w:kern w:val="2"/>
+          <w:sz w:val="22"/>
+          <w:szCs w:val="22"/>
+          <w14:ligatures w14:val="standardContextual"/>
+        </w:rPr>
+      </w:sdtEndPr>
+      <w:sdtContent>
+        <w:p>
+          <w:pPr>
+            <w:pStyle w:val="TOCHeading"/>
+            <w:spacing w:after="120"/>
+            <w:rPr>
+              <w:rFonts w:ascii="Times New Roman" w:hAnsi="Times New Roman" w:cs="Times New Roman"/>
+              <w:b/>
+              <w:bCs/>
+              <w:color w:val="auto"/>
+            </w:rPr>
+          </w:pPr>
+          <w:r>
+            <w:rPr>
+              <w:rFonts w:ascii="Times New Roman" w:hAnsi="Times New Roman" w:cs="Times New Roman"/>
+              <w:b/>
+              <w:bCs/>
+              <w:color w:val="auto"/>
+            </w:rPr>
+            <w:t>Table of Contents</w:t>
+          </w:r>
+        </w:p>
+        <w:p>
+          <w:pPr>
+            <w:pStyle w:val="TOC1"/>
+            <w:tabs>
+              <w:tab w:val="left" w:pos="440"/>
+              <w:tab w:val="right" w:leader="dot" w:pos="9350"/>
+            </w:tabs>
+            <w:rPr>
+              <w:rFonts w:ascii="Times New Roman" w:hAnsi="Times New Roman" w:cs="Times New Roman"/>
+              <w:b/>
+              <w:bCs/>
+              <w:noProof/>
+              <w:sz w:val="24"/>
+              <w:szCs w:val="24"/>
+            </w:rPr>
+          </w:pPr>
+          <w:r>
+            <w:rPr>
+              <w:rFonts w:ascii="Times New Roman" w:hAnsi="Times New Roman" w:cs="Times New Roman"/>
+              <w:b/>
+              <w:bCs/>
+              <w:sz w:val="24"/>
+              <w:szCs w:val="24"/>
+            </w:rPr>
+            <w:fldChar w:fldCharType="begin"/>
+          </w:r>
+          <w:r>
+            <w:rPr>
+              <w:rFonts w:ascii="Times New Roman" w:hAnsi="Times New Roman" w:cs="Times New Roman"/>
+              <w:b/>
+              <w:bCs/>
+              <w:sz w:val="24"/>
+              <w:szCs w:val="24"/>
+            </w:rPr>
+            <w:instrText xml:space="preserve"> TOC \o "1-3" \h \z \u </w:instrText>
+          </w:r>
+          <w:r>
+            <w:rPr>
+              <w:rFonts w:ascii="Times New Roman" w:hAnsi="Times New Roman" w:cs="Times New Roman"/>
+              <w:b/>
+              <w:bCs/>
+              <w:sz w:val="24"/>
+              <w:szCs w:val="24"/>
+            </w:rPr>
+            <w:fldChar w:fldCharType="separate"/>
+          </w:r>
+          <w:hyperlink w:anchor="_Toc237902765" w:history="1">
+            <w:r>
+              <w:rPr>
+                <w:rStyle w:val="Hyperlink"/>
+                <w:rFonts w:ascii="Times New Roman" w:hAnsi="Times New Roman" w:cs="Times New Roman"/>
+                <w:b/>
+                <w:bCs/>
+                <w:noProof/>
+                <w:sz w:val="24"/>
+                <w:szCs w:val="24"/>
+              </w:rPr>
+              <w:t>1.</w:t>
+            </w:r>
+            <w:r>
+              <w:rPr>
+                <w:rFonts w:ascii="Times New Roman" w:hAnsi="Times New Roman" w:cs="Times New Roman"/>
+                <w:b/>
+                <w:bCs/>
+                <w:noProof/>
+                <w:sz w:val="24"/>
+                <w:szCs w:val="24"/>
+              </w:rPr>
+              <w:tab/>
+            </w:r>
+            <w:r>
+              <w:rPr>
+                <w:rStyle w:val="Hyperlink"/>
+                <w:rFonts w:ascii="Times New Roman" w:hAnsi="Times New Roman" w:cs="Times New Roman"/>
+                <w:b/>
+                <w:bCs/>
+                <w:noProof/>
+                <w:sz w:val="24"/>
+                <w:szCs w:val="24"/>
+              </w:rPr>
+              <w:t>Introduction</w:t>
+            </w:r>
+            <w:r>
+              <w:rPr>
+                <w:rFonts w:ascii="Times New Roman" w:hAnsi="Times New Roman" w:cs="Times New Roman"/>
+                <w:b/>
+                <w:bCs/>
+                <w:noProof/>
+                <w:webHidden/>
+                <w:sz w:val="24"/>
+                <w:szCs w:val="24"/>
+              </w:rPr>
+              <w:tab/>
+            </w:r>
+            <w:r>
+              <w:rPr>
+                <w:rFonts w:ascii="Times New Roman" w:hAnsi="Times New Roman" w:cs="Times New Roman"/>
+                <w:b/>
+                <w:bCs/>
+                <w:noProof/>
+                <w:webHidden/>
+                <w:sz w:val="24"/>
+                <w:szCs w:val="24"/>
+              </w:rPr>
+              <w:fldChar w:fldCharType="begin"/>
+            </w:r>
+            <w:r>
+              <w:rPr>
+                <w:rFonts w:ascii="Times New Roman" w:hAnsi="Times New Roman" w:cs="Times New Roman"/>
+                <w:b/>
+                <w:bCs/>
+                <w:noProof/>
+                <w:webHidden/>
+                <w:sz w:val="24"/>
+                <w:szCs w:val="24"/>
+              </w:rPr>
+              <w:instrText xml:space="preserve"> PAGEREF _Toc237902765 \h </w:instrText>
+            </w:r>
+            <w:r>
+              <w:rPr>
+                <w:rFonts w:ascii="Times New Roman" w:hAnsi="Times New Roman" w:cs="Times New Roman"/>
+                <w:b/>
+                <w:bCs/>
+                <w:noProof/>
+                <w:webHidden/>
+                <w:sz w:val="24"/>
+                <w:szCs w:val="24"/>
+              </w:rPr>
+            </w:r>
+            <w:r>
+              <w:rPr>
+                <w:rFonts w:ascii="Times New Roman" w:hAnsi="Times New Roman" w:cs="Times New Roman"/>
+                <w:b/>
+                <w:bCs/>
+                <w:noProof/>
+                <w:webHidden/>
+                <w:sz w:val="24"/>
+                <w:szCs w:val="24"/>
+              </w:rPr>
+              <w:fldChar w:fldCharType="separate"/>
+            </w:r>
+            <w:r>
+              <w:rPr>
+                <w:rFonts w:ascii="Times New Roman" w:hAnsi="Times New Roman" w:cs="Times New Roman"/>
+                <w:b/>
+                <w:bCs/>
+                <w:noProof/>
+                <w:webHidden/>
+                <w:sz w:val="24"/>
+                <w:szCs w:val="24"/>
+              </w:rPr>
+              <w:t>3</w:t>
+            </w:r>
+            <w:r>
+              <w:rPr>
+                <w:rFonts w:ascii="Times New Roman" w:hAnsi="Times New Roman" w:cs="Times New Roman"/>
+                <w:b/>
+                <w:bCs/>
+                <w:noProof/>
+                <w:webHidden/>
+                <w:sz w:val="24"/>
+                <w:szCs w:val="24"/>
+              </w:rPr>
+              <w:fldChar w:fldCharType="end"/>
+            </w:r>
+          </w:hyperlink>
+        </w:p>
+        <w:p>
+          <w:pPr>
+            <w:pStyle w:val="TOC2"/>
+            <w:tabs>
+              <w:tab w:val="left" w:pos="880"/>
+              <w:tab w:val="right" w:leader="dot" w:pos="9350"/>
+            </w:tabs>
+            <w:rPr>
+              <w:rFonts w:ascii="Times New Roman" w:hAnsi="Times New Roman" w:cs="Times New Roman"/>
+              <w:b/>
+              <w:bCs/>
+              <w:noProof/>
+              <w:sz w:val="24"/>
+              <w:szCs w:val="24"/>
+            </w:rPr>
+          </w:pPr>
+          <w:hyperlink w:anchor="_Toc237902766" w:history="1">
+            <w:r>
+              <w:rPr>
+                <w:rStyle w:val="Hyperlink"/>
+                <w:rFonts w:ascii="Times New Roman" w:hAnsi="Times New Roman" w:cs="Times New Roman"/>
+                <w:b/>
+                <w:bCs/>
+                <w:noProof/>
+                <w:sz w:val="24"/>
+                <w:szCs w:val="24"/>
+              </w:rPr>
+              <w:t>1.1.</w:t>
+            </w:r>
+            <w:r>
+              <w:rPr>
+                <w:rFonts w:ascii="Times New Roman" w:hAnsi="Times New Roman" w:cs="Times New Roman"/>
+                <w:b/>
+                <w:bCs/>
+                <w:noProof/>
+                <w:sz w:val="24"/>
+                <w:szCs w:val="24"/>
+              </w:rPr>
+              <w:tab/>
+            </w:r>
+            <w:r>
+              <w:rPr>
+                <w:rStyle w:val="Hyperlink"/>
+                <w:rFonts w:ascii="Times New Roman" w:hAnsi="Times New Roman" w:cs="Times New Roman"/>
+                <w:b/>
+                <w:bCs/>
+                <w:noProof/>
+                <w:sz w:val="24"/>
+                <w:szCs w:val="24"/>
+              </w:rPr>
+              <w:t>Project Concept and Motivation</w:t>
+            </w:r>
+            <w:r>
+              <w:rPr>
+                <w:rFonts w:ascii="Times New Roman" w:hAnsi="Times New Roman" w:cs="Times New Roman"/>
+                <w:b/>
+                <w:bCs/>
+                <w:noProof/>
+                <w:webHidden/>
+                <w:sz w:val="24"/>
+                <w:szCs w:val="24"/>
+              </w:rPr>
+              <w:tab/>
+            </w:r>
+            <w:r>
+              <w:rPr>
+                <w:rFonts w:ascii="Times New Roman" w:hAnsi="Times New Roman" w:cs="Times New Roman"/>
+                <w:b/>
+                <w:bCs/>
+                <w:noProof/>
+                <w:webHidden/>
+                <w:sz w:val="24"/>
+                <w:szCs w:val="24"/>
+              </w:rPr>
+              <w:fldChar w:fldCharType="begin"/>
+            </w:r>
+            <w:r>
+              <w:rPr>
+                <w:rFonts w:ascii="Times New Roman" w:hAnsi="Times New Roman" w:cs="Times New Roman"/>
+                <w:b/>
+                <w:bCs/>
+                <w:noProof/>
+                <w:webHidden/>
+                <w:sz w:val="24"/>
+                <w:szCs w:val="24"/>
+              </w:rPr>
+              <w:instrText xml:space="preserve"> PAGEREF _Toc237902766 \h </w:instrText>
+            </w:r>
+            <w:r>
+              <w:rPr>
+                <w:rFonts w:ascii="Times New Roman" w:hAnsi="Times New Roman" w:cs="Times New Roman"/>
+                <w:b/>
+                <w:bCs/>
+                <w:noProof/>
+                <w:webHidden/>
+                <w:sz w:val="24"/>
+                <w:szCs w:val="24"/>
+              </w:rPr>
+            </w:r>
+            <w:r>
+              <w:rPr>
+                <w:rFonts w:ascii="Times New Roman" w:hAnsi="Times New Roman" w:cs="Times New Roman"/>
+                <w:b/>
+                <w:bCs/>
+                <w:noProof/>
+                <w:webHidden/>
+                <w:sz w:val="24"/>
+                <w:szCs w:val="24"/>
+              </w:rPr>
+              <w:fldChar w:fldCharType="separate"/>
+            </w:r>
+            <w:r>
+              <w:rPr>
+                <w:rFonts w:ascii="Times New Roman" w:hAnsi="Times New Roman" w:cs="Times New Roman"/>
+                <w:b/>
+                <w:bCs/>
+                <w:noProof/>
+                <w:webHidden/>
+                <w:sz w:val="24"/>
+                <w:szCs w:val="24"/>
+              </w:rPr>
+              <w:t>3</w:t>
+            </w:r>
+            <w:r>
+              <w:rPr>
+                <w:rFonts w:ascii="Times New Roman" w:hAnsi="Times New Roman" w:cs="Times New Roman"/>
+                <w:b/>
+                <w:bCs/>
+                <w:noProof/>
+                <w:webHidden/>
+                <w:sz w:val="24"/>
+                <w:szCs w:val="24"/>
+              </w:rPr>
+              <w:fldChar w:fldCharType="end"/>
+            </w:r>
+          </w:hyperlink>
+        </w:p>
+        <w:p>
+          <w:pPr>
+            <w:pStyle w:val="TOC2"/>
+            <w:tabs>
+              <w:tab w:val="left" w:pos="880"/>
+              <w:tab w:val="right" w:leader="dot" w:pos="9350"/>
+            </w:tabs>
+            <w:rPr>
+              <w:rFonts w:ascii="Times New Roman" w:hAnsi="Times New Roman" w:cs="Times New Roman"/>
+              <w:b/>
+              <w:bCs/>
+              <w:noProof/>
+              <w:sz w:val="24"/>
+              <w:szCs w:val="24"/>
+            </w:rPr>
+          </w:pPr>
+          <w:hyperlink w:anchor="_Toc237902767" w:history="1">
+            <w:r>
+              <w:rPr>
+                <w:rStyle w:val="Hyperlink"/>
+                <w:rFonts w:ascii="Times New Roman" w:hAnsi="Times New Roman" w:cs="Times New Roman"/>
+                <w:b/>
+                <w:bCs/>
+                <w:noProof/>
+                <w:sz w:val="24"/>
+                <w:szCs w:val="24"/>
+              </w:rPr>
+              <w:t>1.2.</w:t>
+            </w:r>
+            <w:r>
+              <w:rPr>
+                <w:rFonts w:ascii="Times New Roman" w:hAnsi="Times New Roman" w:cs="Times New Roman"/>
+                <w:b/>
+                <w:bCs/>
+                <w:noProof/>
+                <w:sz w:val="24"/>
+                <w:szCs w:val="24"/>
+              </w:rPr>
+              <w:tab/>
+            </w:r>
+            <w:r>
+              <w:rPr>
+                <w:rStyle w:val="Hyperlink"/>
+                <w:rFonts w:ascii="Times New Roman" w:hAnsi="Times New Roman" w:cs="Times New Roman"/>
+                <w:b/>
+                <w:bCs/>
+                <w:noProof/>
+                <w:sz w:val="24"/>
+                <w:szCs w:val="24"/>
+              </w:rPr>
+              <w:t>Scope and Theme</w:t>
+            </w:r>
+            <w:r>
+              <w:rPr>
+                <w:rFonts w:ascii="Times New Roman" w:hAnsi="Times New Roman" w:cs="Times New Roman"/>
+                <w:b/>
+                <w:bCs/>
+                <w:noProof/>
+                <w:webHidden/>
+                <w:sz w:val="24"/>
+                <w:szCs w:val="24"/>
+              </w:rPr>
+              <w:tab/>
+            </w:r>
+            <w:r>
+              <w:rPr>
+                <w:rFonts w:ascii="Times New Roman" w:hAnsi="Times New Roman" w:cs="Times New Roman"/>
+                <w:b/>
+                <w:bCs/>
+                <w:noProof/>
+                <w:webHidden/>
+                <w:sz w:val="24"/>
+                <w:szCs w:val="24"/>
+              </w:rPr>
+              <w:fldChar w:fldCharType="begin"/>
+            </w:r>
+            <w:r>
+              <w:rPr>
+                <w:rFonts w:ascii="Times New Roman" w:hAnsi="Times New Roman" w:cs="Times New Roman"/>
+                <w:b/>
+                <w:bCs/>
+                <w:noProof/>
+                <w:webHidden/>
+                <w:sz w:val="24"/>
+                <w:szCs w:val="24"/>
+              </w:rPr>
+              <w:instrText xml:space="preserve"> PAGEREF _Toc237902767 \h </w:instrText>
+            </w:r>
+            <w:r>
+              <w:rPr>
+                <w:rFonts w:ascii="Times New Roman" w:hAnsi="Times New Roman" w:cs="Times New Roman"/>
+                <w:b/>
+                <w:bCs/>
+                <w:noProof/>
+                <w:webHidden/>
+                <w:sz w:val="24"/>
+                <w:szCs w:val="24"/>
+              </w:rPr>
+            </w:r>
+            <w:r>
+              <w:rPr>
+                <w:rFonts w:ascii="Times New Roman" w:hAnsi="Times New Roman" w:cs="Times New Roman"/>
+                <w:b/>
+                <w:bCs/>
+                <w:noProof/>
+                <w:webHidden/>
+                <w:sz w:val="24"/>
+                <w:szCs w:val="24"/>
+              </w:rPr>
+              <w:fldChar w:fldCharType="separate"/>
+            </w:r>
+            <w:r>
+              <w:rPr>
+                <w:rFonts w:ascii="Times New Roman" w:hAnsi="Times New Roman" w:cs="Times New Roman"/>
+                <w:b/>
+                <w:bCs/>
+                <w:noProof/>
+                <w:webHidden/>
+                <w:sz w:val="24"/>
+                <w:szCs w:val="24"/>
+              </w:rPr>
+              <w:t>4</w:t>
+            </w:r>
+            <w:r>
+              <w:rPr>
+                <w:rFonts w:ascii="Times New Roman" w:hAnsi="Times New Roman" w:cs="Times New Roman"/>
+                <w:b/>
+                <w:bCs/>
+                <w:noProof/>
+                <w:webHidden/>
+                <w:sz w:val="24"/>
+                <w:szCs w:val="24"/>
+              </w:rPr>
+              <w:fldChar w:fldCharType="end"/>
+            </w:r>
+          </w:hyperlink>
+        </w:p>
+        <w:p>
+          <w:pPr>
+            <w:pStyle w:val="TOC1"/>
+            <w:tabs>
+              <w:tab w:val="left" w:pos="440"/>
+              <w:tab w:val="right" w:leader="dot" w:pos="9350"/>
+            </w:tabs>
+            <w:rPr>
+              <w:rFonts w:ascii="Times New Roman" w:hAnsi="Times New Roman" w:cs="Times New Roman"/>
+              <w:b/>
+              <w:bCs/>
+              <w:noProof/>
+              <w:sz w:val="24"/>
+              <w:szCs w:val="24"/>
+            </w:rPr>
+          </w:pPr>
+          <w:hyperlink w:anchor="_Toc237902768" w:history="1">
+            <w:r>
+              <w:rPr>
+                <w:rStyle w:val="Hyperlink"/>
+                <w:rFonts w:ascii="Times New Roman" w:hAnsi="Times New Roman" w:cs="Times New Roman"/>
+                <w:b/>
+                <w:bCs/>
+                <w:noProof/>
+                <w:sz w:val="24"/>
+                <w:szCs w:val="24"/>
+              </w:rPr>
+              <w:t>2.</w:t>
+            </w:r>
+            <w:r>
+              <w:rPr>
+                <w:rFonts w:ascii="Times New Roman" w:hAnsi="Times New Roman" w:cs="Times New Roman"/>
+                <w:b/>
+                <w:bCs/>
+                <w:noProof/>
+                <w:sz w:val="24"/>
+                <w:szCs w:val="24"/>
+              </w:rPr>
+              <w:tab/>
+            </w:r>
+            <w:r>
+              <w:rPr>
+                <w:rStyle w:val="Hyperlink"/>
+                <w:rFonts w:ascii="Times New Roman" w:hAnsi="Times New Roman" w:cs="Times New Roman"/>
+                <w:b/>
+                <w:bCs/>
+                <w:noProof/>
+                <w:sz w:val="24"/>
+                <w:szCs w:val="24"/>
+              </w:rPr>
+              <w:t>Design and Techniques</w:t>
+            </w:r>
+            <w:r>
+              <w:rPr>
+                <w:rFonts w:ascii="Times New Roman" w:hAnsi="Times New Roman" w:cs="Times New Roman"/>
+                <w:b/>
+                <w:bCs/>
+                <w:noProof/>
+                <w:webHidden/>
+                <w:sz w:val="24"/>
+                <w:szCs w:val="24"/>
+              </w:rPr>
+              <w:tab/>
+            </w:r>
+            <w:r>
+              <w:rPr>
+                <w:rFonts w:ascii="Times New Roman" w:hAnsi="Times New Roman" w:cs="Times New Roman"/>
+                <w:b/>
+                <w:bCs/>
+                <w:noProof/>
+                <w:webHidden/>
+                <w:sz w:val="24"/>
+                <w:szCs w:val="24"/>
+              </w:rPr>
+              <w:fldChar w:fldCharType="begin"/>
+            </w:r>
+            <w:r>
+              <w:rPr>
+                <w:rFonts w:ascii="Times New Roman" w:hAnsi="Times New Roman" w:cs="Times New Roman"/>
+                <w:b/>
+                <w:bCs/>
+                <w:noProof/>
+                <w:webHidden/>
+                <w:sz w:val="24"/>
+                <w:szCs w:val="24"/>
+              </w:rPr>
+              <w:instrText xml:space="preserve"> PAGEREF _Toc237902768 \h </w:instrText>
+            </w:r>
+            <w:r>
+              <w:rPr>
+                <w:rFonts w:ascii="Times New Roman" w:hAnsi="Times New Roman" w:cs="Times New Roman"/>
+                <w:b/>
+                <w:bCs/>
+                <w:noProof/>
+                <w:webHidden/>
+                <w:sz w:val="24"/>
+                <w:szCs w:val="24"/>
+              </w:rPr>
+            </w:r>
+            <w:r>
+              <w:rPr>
+                <w:rFonts w:ascii="Times New Roman" w:hAnsi="Times New Roman" w:cs="Times New Roman"/>
+                <w:b/>
+                <w:bCs/>
+                <w:noProof/>
+                <w:webHidden/>
+                <w:sz w:val="24"/>
+                <w:szCs w:val="24"/>
+              </w:rPr>
+              <w:fldChar w:fldCharType="separate"/>
+            </w:r>
+            <w:r>
+              <w:rPr>
+                <w:rFonts w:ascii="Times New Roman" w:hAnsi="Times New Roman" w:cs="Times New Roman"/>
+                <w:b/>
+                <w:bCs/>
+                <w:noProof/>
+                <w:webHidden/>
+                <w:sz w:val="24"/>
+                <w:szCs w:val="24"/>
+              </w:rPr>
+              <w:t>5</w:t>
+            </w:r>
+            <w:r>
+              <w:rPr>
+                <w:rFonts w:ascii="Times New Roman" w:hAnsi="Times New Roman" w:cs="Times New Roman"/>
+                <w:b/>
+                <w:bCs/>
+                <w:noProof/>
+                <w:webHidden/>
+                <w:sz w:val="24"/>
+                <w:szCs w:val="24"/>
+              </w:rPr>
+              <w:fldChar w:fldCharType="end"/>
+            </w:r>
+          </w:hyperlink>
+        </w:p>
+        <w:p>
+          <w:pPr>
+            <w:pStyle w:val="TOC2"/>
+            <w:tabs>
+              <w:tab w:val="left" w:pos="880"/>
+              <w:tab w:val="right" w:leader="dot" w:pos="9350"/>
+            </w:tabs>
+            <w:rPr>
+              <w:rFonts w:ascii="Times New Roman" w:hAnsi="Times New Roman" w:cs="Times New Roman"/>
+              <w:b/>
+              <w:bCs/>
+              <w:noProof/>
+              <w:sz w:val="24"/>
+              <w:szCs w:val="24"/>
+            </w:rPr>
+          </w:pPr>
+          <w:hyperlink w:anchor="_Toc237902769" w:history="1">
+            <w:r>
+              <w:rPr>
+                <w:rStyle w:val="Hyperlink"/>
+                <w:rFonts w:ascii="Times New Roman" w:hAnsi="Times New Roman" w:cs="Times New Roman"/>
+                <w:b/>
+                <w:bCs/>
+                <w:noProof/>
+                <w:sz w:val="24"/>
+                <w:szCs w:val="24"/>
+              </w:rPr>
+              <w:t>2.1.</w:t>
+            </w:r>
+            <w:r>
+              <w:rPr>
+                <w:rFonts w:ascii="Times New Roman" w:hAnsi="Times New Roman" w:cs="Times New Roman"/>
+                <w:b/>
+                <w:bCs/>
+                <w:noProof/>
+                <w:sz w:val="24"/>
+                <w:szCs w:val="24"/>
+              </w:rPr>
+              <w:tab/>
+            </w:r>
+            <w:r>
+              <w:rPr>
+                <w:rStyle w:val="Hyperlink"/>
+                <w:rFonts w:ascii="Times New Roman" w:hAnsi="Times New Roman" w:cs="Times New Roman"/>
+                <w:b/>
+                <w:bCs/>
+                <w:noProof/>
+                <w:sz w:val="24"/>
+                <w:szCs w:val="24"/>
+              </w:rPr>
+              <w:t>Overall System Design</w:t>
+            </w:r>
+            <w:r>
+              <w:rPr>
+                <w:rFonts w:ascii="Times New Roman" w:hAnsi="Times New Roman" w:cs="Times New Roman"/>
+                <w:b/>
+                <w:bCs/>
+                <w:noProof/>
+                <w:webHidden/>
+                <w:sz w:val="24"/>
+                <w:szCs w:val="24"/>
+              </w:rPr>
+              <w:tab/>
+            </w:r>
+            <w:r>
+              <w:rPr>
+                <w:rFonts w:ascii="Times New Roman" w:hAnsi="Times New Roman" w:cs="Times New Roman"/>
+                <w:b/>
+                <w:bCs/>
+                <w:noProof/>
+                <w:webHidden/>
+                <w:sz w:val="24"/>
+                <w:szCs w:val="24"/>
+              </w:rPr>
+              <w:fldChar w:fldCharType="begin"/>
+            </w:r>
+            <w:r>
+              <w:rPr>
+                <w:rFonts w:ascii="Times New Roman" w:hAnsi="Times New Roman" w:cs="Times New Roman"/>
+                <w:b/>
+                <w:bCs/>
+                <w:noProof/>
+                <w:webHidden/>
+                <w:sz w:val="24"/>
+                <w:szCs w:val="24"/>
+              </w:rPr>
+              <w:instrText xml:space="preserve"> PAGEREF _Toc237902769 \h </w:instrText>
+            </w:r>
+            <w:r>
+              <w:rPr>
+                <w:rFonts w:ascii="Times New Roman" w:hAnsi="Times New Roman" w:cs="Times New Roman"/>
+                <w:b/>
+                <w:bCs/>
+                <w:noProof/>
+                <w:webHidden/>
+                <w:sz w:val="24"/>
+                <w:szCs w:val="24"/>
+              </w:rPr>
+            </w:r>
+            <w:r>
+              <w:rPr>
+                <w:rFonts w:ascii="Times New Roman" w:hAnsi="Times New Roman" w:cs="Times New Roman"/>
+                <w:b/>
+                <w:bCs/>
+                <w:noProof/>
+                <w:webHidden/>
+                <w:sz w:val="24"/>
+                <w:szCs w:val="24"/>
+              </w:rPr>
+              <w:fldChar w:fldCharType="separate"/>
+            </w:r>
+            <w:r>
+              <w:rPr>
+                <w:rFonts w:ascii="Times New Roman" w:hAnsi="Times New Roman" w:cs="Times New Roman"/>
+                <w:b/>
+                <w:bCs/>
+                <w:noProof/>
+                <w:webHidden/>
+                <w:sz w:val="24"/>
+                <w:szCs w:val="24"/>
+              </w:rPr>
+              <w:t>5</w:t>
+            </w:r>
+            <w:r>
+              <w:rPr>
+                <w:rFonts w:ascii="Times New Roman" w:hAnsi="Times New Roman" w:cs="Times New Roman"/>
+                <w:b/>
+                <w:bCs/>
+                <w:noProof/>
+                <w:webHidden/>
+                <w:sz w:val="24"/>
+                <w:szCs w:val="24"/>
+              </w:rPr>
+              <w:fldChar w:fldCharType="end"/>
+            </w:r>
+          </w:hyperlink>
+        </w:p>
+        <w:p>
+          <w:pPr>
+            <w:pStyle w:val="TOC2"/>
+            <w:tabs>
+              <w:tab w:val="left" w:pos="880"/>
+              <w:tab w:val="right" w:leader="dot" w:pos="9350"/>
+            </w:tabs>
+            <w:rPr>
+              <w:rFonts w:ascii="Times New Roman" w:hAnsi="Times New Roman" w:cs="Times New Roman"/>
+              <w:b/>
+              <w:bCs/>
+              <w:noProof/>
+              <w:sz w:val="24"/>
+              <w:szCs w:val="24"/>
+            </w:rPr>
+          </w:pPr>
+          <w:hyperlink w:anchor="_Toc237902770" w:history="1">
+            <w:r>
+              <w:rPr>
+                <w:rStyle w:val="Hyperlink"/>
+                <w:rFonts w:ascii="Times New Roman" w:hAnsi="Times New Roman" w:cs="Times New Roman"/>
+                <w:b/>
+                <w:bCs/>
+                <w:noProof/>
+                <w:sz w:val="24"/>
+                <w:szCs w:val="24"/>
+              </w:rPr>
+              <w:t>2.2.</w:t>
+            </w:r>
+            <w:r>
+              <w:rPr>
+                <w:rFonts w:ascii="Times New Roman" w:hAnsi="Times New Roman" w:cs="Times New Roman"/>
+                <w:b/>
+                <w:bCs/>
+                <w:noProof/>
+                <w:sz w:val="24"/>
+                <w:szCs w:val="24"/>
+              </w:rPr>
+              <w:tab/>
+            </w:r>
+            <w:r>
+              <w:rPr>
+                <w:rStyle w:val="Hyperlink"/>
+                <w:rFonts w:ascii="Times New Roman" w:hAnsi="Times New Roman" w:cs="Times New Roman"/>
+                <w:b/>
+                <w:bCs/>
+                <w:noProof/>
+                <w:sz w:val="24"/>
+                <w:szCs w:val="24"/>
+              </w:rPr>
+              <w:t>Overall Gameplay Flow</w:t>
+            </w:r>
+            <w:r>
+              <w:rPr>
+                <w:rFonts w:ascii="Times New Roman" w:hAnsi="Times New Roman" w:cs="Times New Roman"/>
+                <w:b/>
+                <w:bCs/>
+                <w:noProof/>
+                <w:webHidden/>
+                <w:sz w:val="24"/>
+                <w:szCs w:val="24"/>
+              </w:rPr>
+              <w:tab/>
+            </w:r>
+            <w:r>
+              <w:rPr>
+                <w:rFonts w:ascii="Times New Roman" w:hAnsi="Times New Roman" w:cs="Times New Roman"/>
+                <w:b/>
+                <w:bCs/>
+                <w:noProof/>
+                <w:webHidden/>
+                <w:sz w:val="24"/>
+                <w:szCs w:val="24"/>
+              </w:rPr>
+              <w:fldChar w:fldCharType="begin"/>
+            </w:r>
+            <w:r>
+              <w:rPr>
+                <w:rFonts w:ascii="Times New Roman" w:hAnsi="Times New Roman" w:cs="Times New Roman"/>
+                <w:b/>
+                <w:bCs/>
+                <w:noProof/>
+                <w:webHidden/>
+                <w:sz w:val="24"/>
+                <w:szCs w:val="24"/>
+              </w:rPr>
+              <w:instrText xml:space="preserve"> PAGEREF _Toc237902770 \h </w:instrText>
+            </w:r>
+            <w:r>
+              <w:rPr>
+                <w:rFonts w:ascii="Times New Roman" w:hAnsi="Times New Roman" w:cs="Times New Roman"/>
+                <w:b/>
+                <w:bCs/>
+                <w:noProof/>
+                <w:webHidden/>
+                <w:sz w:val="24"/>
+                <w:szCs w:val="24"/>
+              </w:rPr>
+            </w:r>
+            <w:r>
+              <w:rPr>
+                <w:rFonts w:ascii="Times New Roman" w:hAnsi="Times New Roman" w:cs="Times New Roman"/>
+                <w:b/>
+                <w:bCs/>
+                <w:noProof/>
+                <w:webHidden/>
+                <w:sz w:val="24"/>
+                <w:szCs w:val="24"/>
+              </w:rPr>
+              <w:fldChar w:fldCharType="separate"/>
+            </w:r>
+            <w:r>
+              <w:rPr>
+                <w:rFonts w:ascii="Times New Roman" w:hAnsi="Times New Roman" w:cs="Times New Roman"/>
+                <w:b/>
+                <w:bCs/>
+                <w:noProof/>
+                <w:webHidden/>
+                <w:sz w:val="24"/>
+                <w:szCs w:val="24"/>
+              </w:rPr>
+              <w:t>6</w:t>
+            </w:r>
+            <w:r>
+              <w:rPr>
+                <w:rFonts w:ascii="Times New Roman" w:hAnsi="Times New Roman" w:cs="Times New Roman"/>
+                <w:b/>
+                <w:bCs/>
+                <w:noProof/>
+                <w:webHidden/>
+                <w:sz w:val="24"/>
+                <w:szCs w:val="24"/>
+              </w:rPr>
+              <w:fldChar w:fldCharType="end"/>
+            </w:r>
+          </w:hyperlink>
+        </w:p>
+        <w:p>
+          <w:pPr>
+            <w:pStyle w:val="TOC2"/>
+            <w:tabs>
+              <w:tab w:val="left" w:pos="880"/>
+              <w:tab w:val="right" w:leader="dot" w:pos="9350"/>
+            </w:tabs>
+            <w:rPr>
+              <w:rFonts w:ascii="Times New Roman" w:hAnsi="Times New Roman" w:cs="Times New Roman"/>
+              <w:b/>
+              <w:bCs/>
+              <w:noProof/>
+              <w:sz w:val="24"/>
+              <w:szCs w:val="24"/>
+            </w:rPr>
+          </w:pPr>
+          <w:hyperlink w:anchor="_Toc237902771" w:history="1">
+            <w:r>
+              <w:rPr>
+                <w:rStyle w:val="Hyperlink"/>
+                <w:rFonts w:ascii="Times New Roman" w:hAnsi="Times New Roman" w:cs="Times New Roman"/>
+                <w:b/>
+                <w:bCs/>
+                <w:noProof/>
+                <w:sz w:val="24"/>
+                <w:szCs w:val="24"/>
+              </w:rPr>
+              <w:t>2.3.</w:t>
+            </w:r>
+            <w:r>
+              <w:rPr>
+                <w:rFonts w:ascii="Times New Roman" w:hAnsi="Times New Roman" w:cs="Times New Roman"/>
+                <w:b/>
+                <w:bCs/>
+                <w:noProof/>
+                <w:sz w:val="24"/>
+                <w:szCs w:val="24"/>
+              </w:rPr>
+              <w:tab/>
+            </w:r>
+            <w:r>
+              <w:rPr>
+                <w:rStyle w:val="Hyperlink"/>
+                <w:rFonts w:ascii="Times New Roman" w:hAnsi="Times New Roman" w:cs="Times New Roman"/>
+                <w:b/>
+                <w:bCs/>
+                <w:noProof/>
+                <w:sz w:val="24"/>
+                <w:szCs w:val="24"/>
+              </w:rPr>
+              <w:t>Data Structure Used</w:t>
+            </w:r>
+            <w:r>
+              <w:rPr>
+                <w:rFonts w:ascii="Times New Roman" w:hAnsi="Times New Roman" w:cs="Times New Roman"/>
+                <w:b/>
+                <w:bCs/>
+                <w:noProof/>
+                <w:webHidden/>
+                <w:sz w:val="24"/>
+                <w:szCs w:val="24"/>
+              </w:rPr>
+              <w:tab/>
+            </w:r>
+            <w:r>
+              <w:rPr>
+                <w:rFonts w:ascii="Times New Roman" w:hAnsi="Times New Roman" w:cs="Times New Roman"/>
+                <w:b/>
+                <w:bCs/>
+                <w:noProof/>
+                <w:webHidden/>
+                <w:sz w:val="24"/>
+                <w:szCs w:val="24"/>
+              </w:rPr>
+              <w:fldChar w:fldCharType="begin"/>
+            </w:r>
+            <w:r>
+              <w:rPr>
+                <w:rFonts w:ascii="Times New Roman" w:hAnsi="Times New Roman" w:cs="Times New Roman"/>
+                <w:b/>
+                <w:bCs/>
+                <w:noProof/>
+                <w:webHidden/>
+                <w:sz w:val="24"/>
+                <w:szCs w:val="24"/>
+              </w:rPr>
+              <w:instrText xml:space="preserve"> PAGEREF _Toc237902771 \h </w:instrText>
+            </w:r>
+            <w:r>
+              <w:rPr>
+                <w:rFonts w:ascii="Times New Roman" w:hAnsi="Times New Roman" w:cs="Times New Roman"/>
+                <w:b/>
+                <w:bCs/>
+                <w:noProof/>
+                <w:webHidden/>
+                <w:sz w:val="24"/>
+                <w:szCs w:val="24"/>
+              </w:rPr>
+            </w:r>
+            <w:r>
+              <w:rPr>
+                <w:rFonts w:ascii="Times New Roman" w:hAnsi="Times New Roman" w:cs="Times New Roman"/>
+                <w:b/>
+                <w:bCs/>
+                <w:noProof/>
+                <w:webHidden/>
+                <w:sz w:val="24"/>
+                <w:szCs w:val="24"/>
+              </w:rPr>
+              <w:fldChar w:fldCharType="separate"/>
+            </w:r>
+            <w:r>
+              <w:rPr>
+                <w:rFonts w:ascii="Times New Roman" w:hAnsi="Times New Roman" w:cs="Times New Roman"/>
+                <w:b/>
+                <w:bCs/>
+                <w:noProof/>
+                <w:webHidden/>
+                <w:sz w:val="24"/>
+                <w:szCs w:val="24"/>
+              </w:rPr>
+              <w:t>9</w:t>
+            </w:r>
+            <w:r>
+              <w:rPr>
+                <w:rFonts w:ascii="Times New Roman" w:hAnsi="Times New Roman" w:cs="Times New Roman"/>
+                <w:b/>
+                <w:bCs/>
+                <w:noProof/>
+                <w:webHidden/>
+                <w:sz w:val="24"/>
+                <w:szCs w:val="24"/>
+              </w:rPr>
+              <w:fldChar w:fldCharType="end"/>
+            </w:r>
+          </w:hyperlink>
+        </w:p>
+        <w:p>
+          <w:pPr>
+            <w:pStyle w:val="TOC3"/>
+            <w:tabs>
+              <w:tab w:val="left" w:pos="1320"/>
+              <w:tab w:val="right" w:leader="dot" w:pos="9350"/>
+            </w:tabs>
+            <w:rPr>
+              <w:rFonts w:ascii="Times New Roman" w:hAnsi="Times New Roman" w:cs="Times New Roman"/>
+              <w:b/>
+              <w:bCs/>
+              <w:noProof/>
+              <w:sz w:val="24"/>
+              <w:szCs w:val="24"/>
+            </w:rPr>
+          </w:pPr>
+          <w:hyperlink w:anchor="_Toc237902772" w:history="1">
+            <w:r>
+              <w:rPr>
+                <w:rStyle w:val="Hyperlink"/>
+                <w:rFonts w:ascii="Times New Roman" w:hAnsi="Times New Roman" w:cs="Times New Roman"/>
+                <w:b/>
+                <w:bCs/>
+                <w:noProof/>
+                <w:sz w:val="24"/>
+                <w:szCs w:val="24"/>
+              </w:rPr>
+              <w:t>2.3.1.</w:t>
+            </w:r>
+            <w:r>
+              <w:rPr>
+                <w:rFonts w:ascii="Times New Roman" w:hAnsi="Times New Roman" w:cs="Times New Roman"/>
+                <w:b/>
+                <w:bCs/>
+                <w:noProof/>
+                <w:sz w:val="24"/>
+                <w:szCs w:val="24"/>
+              </w:rPr>
+              <w:tab/>
+            </w:r>
+            <w:r>
+              <w:rPr>
+                <w:rStyle w:val="Hyperlink"/>
+                <w:rFonts w:ascii="Times New Roman" w:hAnsi="Times New Roman" w:cs="Times New Roman"/>
+                <w:b/>
+                <w:bCs/>
+                <w:noProof/>
+                <w:sz w:val="24"/>
+                <w:szCs w:val="24"/>
+              </w:rPr>
+              <w:t>Item and Statistic Structures</w:t>
+            </w:r>
+            <w:r>
+              <w:rPr>
+                <w:rFonts w:ascii="Times New Roman" w:hAnsi="Times New Roman" w:cs="Times New Roman"/>
+                <w:b/>
+                <w:bCs/>
+                <w:noProof/>
+                <w:webHidden/>
+                <w:sz w:val="24"/>
+                <w:szCs w:val="24"/>
+              </w:rPr>
+              <w:tab/>
+            </w:r>
+            <w:r>
+              <w:rPr>
+                <w:rFonts w:ascii="Times New Roman" w:hAnsi="Times New Roman" w:cs="Times New Roman"/>
+                <w:b/>
+                <w:bCs/>
+                <w:noProof/>
+                <w:webHidden/>
+                <w:sz w:val="24"/>
+                <w:szCs w:val="24"/>
+              </w:rPr>
+              <w:fldChar w:fldCharType="begin"/>
+            </w:r>
+            <w:r>
+              <w:rPr>
+                <w:rFonts w:ascii="Times New Roman" w:hAnsi="Times New Roman" w:cs="Times New Roman"/>
+                <w:b/>
+                <w:bCs/>
+                <w:noProof/>
+                <w:webHidden/>
+                <w:sz w:val="24"/>
+                <w:szCs w:val="24"/>
+              </w:rPr>
+              <w:instrText xml:space="preserve"> PAGEREF _Toc237902772 \h </w:instrText>
+            </w:r>
+            <w:r>
+              <w:rPr>
+                <w:rFonts w:ascii="Times New Roman" w:hAnsi="Times New Roman" w:cs="Times New Roman"/>
+                <w:b/>
+                <w:bCs/>
+                <w:noProof/>
+                <w:webHidden/>
+                <w:sz w:val="24"/>
+                <w:szCs w:val="24"/>
+              </w:rPr>
+            </w:r>
+            <w:r>
+              <w:rPr>
+                <w:rFonts w:ascii="Times New Roman" w:hAnsi="Times New Roman" w:cs="Times New Roman"/>
+                <w:b/>
+                <w:bCs/>
+                <w:noProof/>
+                <w:webHidden/>
+                <w:sz w:val="24"/>
+                <w:szCs w:val="24"/>
+              </w:rPr>
+              <w:fldChar w:fldCharType="separate"/>
+            </w:r>
+            <w:r>
+              <w:rPr>
+                <w:rFonts w:ascii="Times New Roman" w:hAnsi="Times New Roman" w:cs="Times New Roman"/>
+                <w:b/>
+                <w:bCs/>
+                <w:noProof/>
+                <w:webHidden/>
+                <w:sz w:val="24"/>
+                <w:szCs w:val="24"/>
+              </w:rPr>
+              <w:t>9</w:t>
+            </w:r>
+            <w:r>
+              <w:rPr>
+                <w:rFonts w:ascii="Times New Roman" w:hAnsi="Times New Roman" w:cs="Times New Roman"/>
+                <w:b/>
+                <w:bCs/>
+                <w:noProof/>
+                <w:webHidden/>
+                <w:sz w:val="24"/>
+                <w:szCs w:val="24"/>
+              </w:rPr>
+              <w:fldChar w:fldCharType="end"/>
+            </w:r>
+          </w:hyperlink>
+        </w:p>
+        <w:p>
+          <w:pPr>
+            <w:pStyle w:val="TOC3"/>
+            <w:tabs>
+              <w:tab w:val="left" w:pos="1320"/>
+              <w:tab w:val="right" w:leader="dot" w:pos="9350"/>
+            </w:tabs>
+            <w:rPr>
+              <w:rFonts w:ascii="Times New Roman" w:hAnsi="Times New Roman" w:cs="Times New Roman"/>
+              <w:b/>
+              <w:bCs/>
+              <w:noProof/>
+              <w:sz w:val="24"/>
+              <w:szCs w:val="24"/>
+            </w:rPr>
+          </w:pPr>
+          <w:hyperlink w:anchor="_Toc237902773" w:history="1">
+            <w:r>
+              <w:rPr>
+                <w:rStyle w:val="Hyperlink"/>
+                <w:rFonts w:ascii="Times New Roman" w:hAnsi="Times New Roman" w:cs="Times New Roman"/>
+                <w:b/>
+                <w:bCs/>
+                <w:noProof/>
+                <w:sz w:val="24"/>
+                <w:szCs w:val="24"/>
+              </w:rPr>
+              <w:t>2.3.2.</w:t>
+            </w:r>
+            <w:r>
+              <w:rPr>
+                <w:rFonts w:ascii="Times New Roman" w:hAnsi="Times New Roman" w:cs="Times New Roman"/>
+                <w:b/>
+                <w:bCs/>
+                <w:noProof/>
+                <w:sz w:val="24"/>
+                <w:szCs w:val="24"/>
+              </w:rPr>
+              <w:tab/>
+            </w:r>
+            <w:r>
+              <w:rPr>
+                <w:rStyle w:val="Hyperlink"/>
+                <w:rFonts w:ascii="Times New Roman" w:hAnsi="Times New Roman" w:cs="Times New Roman"/>
+                <w:b/>
+                <w:bCs/>
+                <w:noProof/>
+                <w:sz w:val="24"/>
+                <w:szCs w:val="24"/>
+              </w:rPr>
+              <w:t>Fixed Arrays for Shop Items</w:t>
+            </w:r>
+            <w:r>
+              <w:rPr>
+                <w:rFonts w:ascii="Times New Roman" w:hAnsi="Times New Roman" w:cs="Times New Roman"/>
+                <w:b/>
+                <w:bCs/>
+                <w:noProof/>
+                <w:webHidden/>
+                <w:sz w:val="24"/>
+                <w:szCs w:val="24"/>
+              </w:rPr>
+              <w:tab/>
+            </w:r>
+            <w:r>
+              <w:rPr>
+                <w:rFonts w:ascii="Times New Roman" w:hAnsi="Times New Roman" w:cs="Times New Roman"/>
+                <w:b/>
+                <w:bCs/>
+                <w:noProof/>
+                <w:webHidden/>
+                <w:sz w:val="24"/>
+                <w:szCs w:val="24"/>
+              </w:rPr>
+              <w:fldChar w:fldCharType="begin"/>
+            </w:r>
+            <w:r>
+              <w:rPr>
+                <w:rFonts w:ascii="Times New Roman" w:hAnsi="Times New Roman" w:cs="Times New Roman"/>
+                <w:b/>
+                <w:bCs/>
+                <w:noProof/>
+                <w:webHidden/>
+                <w:sz w:val="24"/>
+                <w:szCs w:val="24"/>
+              </w:rPr>
+              <w:instrText xml:space="preserve"> PAGEREF _Toc237902773 \h </w:instrText>
+            </w:r>
+            <w:r>
+              <w:rPr>
+                <w:rFonts w:ascii="Times New Roman" w:hAnsi="Times New Roman" w:cs="Times New Roman"/>
+                <w:b/>
+                <w:bCs/>
+                <w:noProof/>
+                <w:webHidden/>
+                <w:sz w:val="24"/>
+                <w:szCs w:val="24"/>
+              </w:rPr>
+            </w:r>
+            <w:r>
+              <w:rPr>
+                <w:rFonts w:ascii="Times New Roman" w:hAnsi="Times New Roman" w:cs="Times New Roman"/>
+                <w:b/>
+                <w:bCs/>
+                <w:noProof/>
+                <w:webHidden/>
+                <w:sz w:val="24"/>
+                <w:szCs w:val="24"/>
+              </w:rPr>
+              <w:fldChar w:fldCharType="separate"/>
+            </w:r>
+            <w:r>
+              <w:rPr>
+                <w:rFonts w:ascii="Times New Roman" w:hAnsi="Times New Roman" w:cs="Times New Roman"/>
+                <w:b/>
+                <w:bCs/>
+                <w:noProof/>
+                <w:webHidden/>
+                <w:sz w:val="24"/>
+                <w:szCs w:val="24"/>
+              </w:rPr>
+              <w:t>10</w:t>
+            </w:r>
+            <w:r>
+              <w:rPr>
+                <w:rFonts w:ascii="Times New Roman" w:hAnsi="Times New Roman" w:cs="Times New Roman"/>
+                <w:b/>
+                <w:bCs/>
+                <w:noProof/>
+                <w:webHidden/>
+                <w:sz w:val="24"/>
+                <w:szCs w:val="24"/>
+              </w:rPr>
+              <w:fldChar w:fldCharType="end"/>
+            </w:r>
+          </w:hyperlink>
+        </w:p>
+        <w:p>
+          <w:pPr>
+            <w:pStyle w:val="TOC3"/>
+            <w:tabs>
+              <w:tab w:val="left" w:pos="1320"/>
+              <w:tab w:val="right" w:leader="dot" w:pos="9350"/>
+            </w:tabs>
+            <w:rPr>
+              <w:rFonts w:ascii="Times New Roman" w:hAnsi="Times New Roman" w:cs="Times New Roman"/>
+              <w:b/>
+              <w:bCs/>
+              <w:noProof/>
+              <w:sz w:val="24"/>
+              <w:szCs w:val="24"/>
+            </w:rPr>
+          </w:pPr>
+          <w:hyperlink w:anchor="_Toc237902774" w:history="1">
+            <w:r>
+              <w:rPr>
+                <w:rStyle w:val="Hyperlink"/>
+                <w:rFonts w:ascii="Times New Roman" w:hAnsi="Times New Roman" w:cs="Times New Roman"/>
+                <w:b/>
+                <w:bCs/>
+                <w:noProof/>
+                <w:sz w:val="24"/>
+                <w:szCs w:val="24"/>
+              </w:rPr>
+              <w:t>2.3.3.</w:t>
+            </w:r>
+            <w:r>
+              <w:rPr>
+                <w:rFonts w:ascii="Times New Roman" w:hAnsi="Times New Roman" w:cs="Times New Roman"/>
+                <w:b/>
+                <w:bCs/>
+                <w:noProof/>
+                <w:sz w:val="24"/>
+                <w:szCs w:val="24"/>
+              </w:rPr>
+              <w:tab/>
+            </w:r>
+            <w:r>
+              <w:rPr>
+                <w:rStyle w:val="Hyperlink"/>
+                <w:rFonts w:ascii="Times New Roman" w:hAnsi="Times New Roman" w:cs="Times New Roman"/>
+                <w:b/>
+                <w:bCs/>
+                <w:noProof/>
+                <w:sz w:val="24"/>
+                <w:szCs w:val="24"/>
+              </w:rPr>
+              <w:t>Singly Linked-List Inventory</w:t>
+            </w:r>
+            <w:r>
+              <w:rPr>
+                <w:rFonts w:ascii="Times New Roman" w:hAnsi="Times New Roman" w:cs="Times New Roman"/>
+                <w:b/>
+                <w:bCs/>
+                <w:noProof/>
+                <w:webHidden/>
+                <w:sz w:val="24"/>
+                <w:szCs w:val="24"/>
+              </w:rPr>
+              <w:tab/>
+            </w:r>
+            <w:r>
+              <w:rPr>
+                <w:rFonts w:ascii="Times New Roman" w:hAnsi="Times New Roman" w:cs="Times New Roman"/>
+                <w:b/>
+                <w:bCs/>
+                <w:noProof/>
+                <w:webHidden/>
+                <w:sz w:val="24"/>
+                <w:szCs w:val="24"/>
+              </w:rPr>
+              <w:fldChar w:fldCharType="begin"/>
+            </w:r>
+            <w:r>
+              <w:rPr>
+                <w:rFonts w:ascii="Times New Roman" w:hAnsi="Times New Roman" w:cs="Times New Roman"/>
+                <w:b/>
+                <w:bCs/>
+                <w:noProof/>
+                <w:webHidden/>
+                <w:sz w:val="24"/>
+                <w:szCs w:val="24"/>
+              </w:rPr>
+              <w:instrText xml:space="preserve"> PAGEREF _Toc237902774 \h </w:instrText>
+            </w:r>
+            <w:r>
+              <w:rPr>
+                <w:rFonts w:ascii="Times New Roman" w:hAnsi="Times New Roman" w:cs="Times New Roman"/>
+                <w:b/>
+                <w:bCs/>
+                <w:noProof/>
+                <w:webHidden/>
+                <w:sz w:val="24"/>
+                <w:szCs w:val="24"/>
+              </w:rPr>
+            </w:r>
+            <w:r>
+              <w:rPr>
+                <w:rFonts w:ascii="Times New Roman" w:hAnsi="Times New Roman" w:cs="Times New Roman"/>
+                <w:b/>
+                <w:bCs/>
+                <w:noProof/>
+                <w:webHidden/>
+                <w:sz w:val="24"/>
+                <w:szCs w:val="24"/>
+              </w:rPr>
+              <w:fldChar w:fldCharType="separate"/>
+            </w:r>
+            <w:r>
+              <w:rPr>
+                <w:rFonts w:ascii="Times New Roman" w:hAnsi="Times New Roman" w:cs="Times New Roman"/>
+                <w:b/>
+                <w:bCs/>
+                <w:noProof/>
+                <w:webHidden/>
+                <w:sz w:val="24"/>
+                <w:szCs w:val="24"/>
+              </w:rPr>
+              <w:t>10</w:t>
+            </w:r>
+            <w:r>
+              <w:rPr>
+                <w:rFonts w:ascii="Times New Roman" w:hAnsi="Times New Roman" w:cs="Times New Roman"/>
+                <w:b/>
+                <w:bCs/>
+                <w:noProof/>
+                <w:webHidden/>
+                <w:sz w:val="24"/>
+                <w:szCs w:val="24"/>
+              </w:rPr>
+              <w:fldChar w:fldCharType="end"/>
+            </w:r>
+          </w:hyperlink>
+        </w:p>
+        <w:p>
+          <w:pPr>
+            <w:pStyle w:val="TOC3"/>
+            <w:tabs>
+              <w:tab w:val="left" w:pos="1320"/>
+              <w:tab w:val="right" w:leader="dot" w:pos="9350"/>
+            </w:tabs>
+            <w:rPr>
+              <w:rFonts w:ascii="Times New Roman" w:hAnsi="Times New Roman" w:cs="Times New Roman"/>
+              <w:b/>
+              <w:bCs/>
+              <w:noProof/>
+              <w:sz w:val="24"/>
+              <w:szCs w:val="24"/>
+            </w:rPr>
+          </w:pPr>
+          <w:hyperlink w:anchor="_Toc237902775" w:history="1">
+            <w:r>
+              <w:rPr>
+                <w:rStyle w:val="Hyperlink"/>
+                <w:rFonts w:ascii="Times New Roman" w:hAnsi="Times New Roman" w:cs="Times New Roman"/>
+                <w:b/>
+                <w:bCs/>
+                <w:noProof/>
+                <w:sz w:val="24"/>
+                <w:szCs w:val="24"/>
+              </w:rPr>
+              <w:t>2.3.4.</w:t>
+            </w:r>
+            <w:r>
+              <w:rPr>
+                <w:rFonts w:ascii="Times New Roman" w:hAnsi="Times New Roman" w:cs="Times New Roman"/>
+                <w:b/>
+                <w:bCs/>
+                <w:noProof/>
+                <w:sz w:val="24"/>
+                <w:szCs w:val="24"/>
+              </w:rPr>
+              <w:tab/>
+            </w:r>
+            <w:r>
+              <w:rPr>
+                <w:rStyle w:val="Hyperlink"/>
+                <w:rFonts w:ascii="Times New Roman" w:hAnsi="Times New Roman" w:cs="Times New Roman"/>
+                <w:b/>
+                <w:bCs/>
+                <w:noProof/>
+                <w:sz w:val="24"/>
+                <w:szCs w:val="24"/>
+              </w:rPr>
+              <w:t>Deep-copy Checkpoint Structure</w:t>
+            </w:r>
+            <w:r>
+              <w:rPr>
+                <w:rFonts w:ascii="Times New Roman" w:hAnsi="Times New Roman" w:cs="Times New Roman"/>
+                <w:b/>
+                <w:bCs/>
+                <w:noProof/>
+                <w:webHidden/>
+                <w:sz w:val="24"/>
+                <w:szCs w:val="24"/>
+              </w:rPr>
+              <w:tab/>
+            </w:r>
+            <w:r>
+              <w:rPr>
+                <w:rFonts w:ascii="Times New Roman" w:hAnsi="Times New Roman" w:cs="Times New Roman"/>
+                <w:b/>
+                <w:bCs/>
+                <w:noProof/>
+                <w:webHidden/>
+                <w:sz w:val="24"/>
+                <w:szCs w:val="24"/>
+              </w:rPr>
+              <w:fldChar w:fldCharType="begin"/>
+            </w:r>
+            <w:r>
+              <w:rPr>
+                <w:rFonts w:ascii="Times New Roman" w:hAnsi="Times New Roman" w:cs="Times New Roman"/>
+                <w:b/>
+                <w:bCs/>
+                <w:noProof/>
+                <w:webHidden/>
+                <w:sz w:val="24"/>
+                <w:szCs w:val="24"/>
+              </w:rPr>
+              <w:instrText xml:space="preserve"> PAGEREF _Toc237902775 \h </w:instrText>
+            </w:r>
+            <w:r>
+              <w:rPr>
+                <w:rFonts w:ascii="Times New Roman" w:hAnsi="Times New Roman" w:cs="Times New Roman"/>
+                <w:b/>
+                <w:bCs/>
+                <w:noProof/>
+                <w:webHidden/>
+                <w:sz w:val="24"/>
+                <w:szCs w:val="24"/>
+              </w:rPr>
+            </w:r>
+            <w:r>
+              <w:rPr>
+                <w:rFonts w:ascii="Times New Roman" w:hAnsi="Times New Roman" w:cs="Times New Roman"/>
+                <w:b/>
+                <w:bCs/>
+                <w:noProof/>
+                <w:webHidden/>
+                <w:sz w:val="24"/>
+                <w:szCs w:val="24"/>
+              </w:rPr>
+              <w:fldChar w:fldCharType="separate"/>
+            </w:r>
+            <w:r>
+              <w:rPr>
+                <w:rFonts w:ascii="Times New Roman" w:hAnsi="Times New Roman" w:cs="Times New Roman"/>
+                <w:b/>
+                <w:bCs/>
+                <w:noProof/>
+                <w:webHidden/>
+                <w:sz w:val="24"/>
+                <w:szCs w:val="24"/>
+              </w:rPr>
+              <w:t>11</w:t>
+            </w:r>
+            <w:r>
+              <w:rPr>
+                <w:rFonts w:ascii="Times New Roman" w:hAnsi="Times New Roman" w:cs="Times New Roman"/>
+                <w:b/>
+                <w:bCs/>
+                <w:noProof/>
+                <w:webHidden/>
+                <w:sz w:val="24"/>
+                <w:szCs w:val="24"/>
+              </w:rPr>
+              <w:fldChar w:fldCharType="end"/>
+            </w:r>
+          </w:hyperlink>
+        </w:p>
+        <w:p>
+          <w:pPr>
+            <w:pStyle w:val="TOC2"/>
+            <w:tabs>
+              <w:tab w:val="left" w:pos="880"/>
+              <w:tab w:val="right" w:leader="dot" w:pos="9350"/>
+            </w:tabs>
+            <w:rPr>
+              <w:rFonts w:ascii="Times New Roman" w:hAnsi="Times New Roman" w:cs="Times New Roman"/>
+              <w:b/>
+              <w:bCs/>
+              <w:noProof/>
+              <w:sz w:val="24"/>
+              <w:szCs w:val="24"/>
+            </w:rPr>
+          </w:pPr>
+          <w:hyperlink w:anchor="_Toc237902776" w:history="1">
+            <w:r>
+              <w:rPr>
+                <w:rStyle w:val="Hyperlink"/>
+                <w:rFonts w:ascii="Times New Roman" w:hAnsi="Times New Roman" w:cs="Times New Roman"/>
+                <w:b/>
+                <w:bCs/>
+                <w:noProof/>
+                <w:sz w:val="24"/>
+                <w:szCs w:val="24"/>
+              </w:rPr>
+              <w:t>2.4.</w:t>
+            </w:r>
+            <w:r>
+              <w:rPr>
+                <w:rFonts w:ascii="Times New Roman" w:hAnsi="Times New Roman" w:cs="Times New Roman"/>
+                <w:b/>
+                <w:bCs/>
+                <w:noProof/>
+                <w:sz w:val="24"/>
+                <w:szCs w:val="24"/>
+              </w:rPr>
+              <w:tab/>
+            </w:r>
+            <w:r>
+              <w:rPr>
+                <w:rStyle w:val="Hyperlink"/>
+                <w:rFonts w:ascii="Times New Roman" w:hAnsi="Times New Roman" w:cs="Times New Roman"/>
+                <w:b/>
+                <w:bCs/>
+                <w:noProof/>
+                <w:sz w:val="24"/>
+                <w:szCs w:val="24"/>
+              </w:rPr>
+              <w:t>Algorithms used</w:t>
+            </w:r>
+            <w:r>
+              <w:rPr>
+                <w:rFonts w:ascii="Times New Roman" w:hAnsi="Times New Roman" w:cs="Times New Roman"/>
+                <w:b/>
+                <w:bCs/>
+                <w:noProof/>
+                <w:webHidden/>
+                <w:sz w:val="24"/>
+                <w:szCs w:val="24"/>
+              </w:rPr>
+              <w:tab/>
+            </w:r>
+            <w:r>
+              <w:rPr>
+                <w:rFonts w:ascii="Times New Roman" w:hAnsi="Times New Roman" w:cs="Times New Roman"/>
+                <w:b/>
+                <w:bCs/>
+                <w:noProof/>
+                <w:webHidden/>
+                <w:sz w:val="24"/>
+                <w:szCs w:val="24"/>
+              </w:rPr>
+              <w:fldChar w:fldCharType="begin"/>
+            </w:r>
+            <w:r>
+              <w:rPr>
+                <w:rFonts w:ascii="Times New Roman" w:hAnsi="Times New Roman" w:cs="Times New Roman"/>
+                <w:b/>
+                <w:bCs/>
+                <w:noProof/>
+                <w:webHidden/>
+                <w:sz w:val="24"/>
+                <w:szCs w:val="24"/>
+              </w:rPr>
+              <w:instrText xml:space="preserve"> PAGEREF _Toc237902776 \h </w:instrText>
+            </w:r>
+            <w:r>
+              <w:rPr>
+                <w:rFonts w:ascii="Times New Roman" w:hAnsi="Times New Roman" w:cs="Times New Roman"/>
+                <w:b/>
+                <w:bCs/>
+                <w:noProof/>
+                <w:webHidden/>
+                <w:sz w:val="24"/>
+                <w:szCs w:val="24"/>
+              </w:rPr>
+            </w:r>
+            <w:r>
+              <w:rPr>
+                <w:rFonts w:ascii="Times New Roman" w:hAnsi="Times New Roman" w:cs="Times New Roman"/>
+                <w:b/>
+                <w:bCs/>
+                <w:noProof/>
+                <w:webHidden/>
+                <w:sz w:val="24"/>
+                <w:szCs w:val="24"/>
+              </w:rPr>
+              <w:fldChar w:fldCharType="separate"/>
+            </w:r>
+            <w:r>
+              <w:rPr>
+                <w:rFonts w:ascii="Times New Roman" w:hAnsi="Times New Roman" w:cs="Times New Roman"/>
+                <w:b/>
+                <w:bCs/>
+                <w:noProof/>
+                <w:webHidden/>
+                <w:sz w:val="24"/>
+                <w:szCs w:val="24"/>
+              </w:rPr>
+              <w:t>12</w:t>
+            </w:r>
+            <w:r>
+              <w:rPr>
+                <w:rFonts w:ascii="Times New Roman" w:hAnsi="Times New Roman" w:cs="Times New Roman"/>
+                <w:b/>
+                <w:bCs/>
+                <w:noProof/>
+                <w:webHidden/>
+                <w:sz w:val="24"/>
+                <w:szCs w:val="24"/>
+              </w:rPr>
+              <w:fldChar w:fldCharType="end"/>
+            </w:r>
+          </w:hyperlink>
+        </w:p>
+        <w:p>
+          <w:pPr>
+            <w:pStyle w:val="TOC3"/>
+            <w:tabs>
+              <w:tab w:val="left" w:pos="1320"/>
+              <w:tab w:val="right" w:leader="dot" w:pos="9350"/>
+            </w:tabs>
+            <w:rPr>
+              <w:rFonts w:ascii="Times New Roman" w:hAnsi="Times New Roman" w:cs="Times New Roman"/>
+              <w:b/>
+              <w:bCs/>
+              <w:noProof/>
+              <w:sz w:val="24"/>
+              <w:szCs w:val="24"/>
+            </w:rPr>
+          </w:pPr>
+          <w:hyperlink w:anchor="_Toc237902777" w:history="1">
+            <w:r>
+              <w:rPr>
+                <w:rStyle w:val="Hyperlink"/>
+                <w:rFonts w:ascii="Times New Roman" w:hAnsi="Times New Roman" w:cs="Times New Roman"/>
+                <w:b/>
+                <w:bCs/>
+                <w:noProof/>
+                <w:sz w:val="24"/>
+                <w:szCs w:val="24"/>
+              </w:rPr>
+              <w:t>2.4.1.</w:t>
+            </w:r>
+            <w:r>
+              <w:rPr>
+                <w:rFonts w:ascii="Times New Roman" w:hAnsi="Times New Roman" w:cs="Times New Roman"/>
+                <w:b/>
+                <w:bCs/>
+                <w:noProof/>
+                <w:sz w:val="24"/>
+                <w:szCs w:val="24"/>
+              </w:rPr>
+              <w:tab/>
+            </w:r>
+            <w:r>
+              <w:rPr>
+                <w:rStyle w:val="Hyperlink"/>
+                <w:rFonts w:ascii="Times New Roman" w:hAnsi="Times New Roman" w:cs="Times New Roman"/>
+                <w:b/>
+                <w:bCs/>
+                <w:noProof/>
+                <w:sz w:val="24"/>
+                <w:szCs w:val="24"/>
+              </w:rPr>
+              <w:t>Linear Search</w:t>
+            </w:r>
+            <w:r>
+              <w:rPr>
+                <w:rFonts w:ascii="Times New Roman" w:hAnsi="Times New Roman" w:cs="Times New Roman"/>
+                <w:b/>
+                <w:bCs/>
+                <w:noProof/>
+                <w:webHidden/>
+                <w:sz w:val="24"/>
+                <w:szCs w:val="24"/>
+              </w:rPr>
+              <w:tab/>
+            </w:r>
+            <w:r>
+              <w:rPr>
+                <w:rFonts w:ascii="Times New Roman" w:hAnsi="Times New Roman" w:cs="Times New Roman"/>
+                <w:b/>
+                <w:bCs/>
+                <w:noProof/>
+                <w:webHidden/>
+                <w:sz w:val="24"/>
+                <w:szCs w:val="24"/>
+              </w:rPr>
+              <w:fldChar w:fldCharType="begin"/>
+            </w:r>
+            <w:r>
+              <w:rPr>
+                <w:rFonts w:ascii="Times New Roman" w:hAnsi="Times New Roman" w:cs="Times New Roman"/>
+                <w:b/>
+                <w:bCs/>
+                <w:noProof/>
+                <w:webHidden/>
+                <w:sz w:val="24"/>
+                <w:szCs w:val="24"/>
+              </w:rPr>
+              <w:instrText xml:space="preserve"> PAGEREF _Toc237902777 \h </w:instrText>
+            </w:r>
+            <w:r>
+              <w:rPr>
+                <w:rFonts w:ascii="Times New Roman" w:hAnsi="Times New Roman" w:cs="Times New Roman"/>
+                <w:b/>
+                <w:bCs/>
+                <w:noProof/>
+                <w:webHidden/>
+                <w:sz w:val="24"/>
+                <w:szCs w:val="24"/>
+              </w:rPr>
+            </w:r>
+            <w:r>
+              <w:rPr>
+                <w:rFonts w:ascii="Times New Roman" w:hAnsi="Times New Roman" w:cs="Times New Roman"/>
+                <w:b/>
+                <w:bCs/>
+                <w:noProof/>
+                <w:webHidden/>
+                <w:sz w:val="24"/>
+                <w:szCs w:val="24"/>
+              </w:rPr>
+              <w:fldChar w:fldCharType="separate"/>
+            </w:r>
+            <w:r>
+              <w:rPr>
+                <w:rFonts w:ascii="Times New Roman" w:hAnsi="Times New Roman" w:cs="Times New Roman"/>
+                <w:b/>
+                <w:bCs/>
+                <w:noProof/>
+                <w:webHidden/>
+                <w:sz w:val="24"/>
+                <w:szCs w:val="24"/>
+              </w:rPr>
+              <w:t>12</w:t>
+            </w:r>
+            <w:r>
+              <w:rPr>
+                <w:rFonts w:ascii="Times New Roman" w:hAnsi="Times New Roman" w:cs="Times New Roman"/>
+                <w:b/>
+                <w:bCs/>
+                <w:noProof/>
+                <w:webHidden/>
+                <w:sz w:val="24"/>
+                <w:szCs w:val="24"/>
+              </w:rPr>
+              <w:fldChar w:fldCharType="end"/>
+            </w:r>
+          </w:hyperlink>
+        </w:p>
+        <w:p>
+          <w:pPr>
+            <w:pStyle w:val="TOC3"/>
+            <w:tabs>
+              <w:tab w:val="left" w:pos="1320"/>
+              <w:tab w:val="right" w:leader="dot" w:pos="9350"/>
+            </w:tabs>
+            <w:rPr>
+              <w:rFonts w:ascii="Times New Roman" w:hAnsi="Times New Roman" w:cs="Times New Roman"/>
+              <w:b/>
+              <w:bCs/>
+              <w:noProof/>
+              <w:sz w:val="24"/>
+              <w:szCs w:val="24"/>
+            </w:rPr>
+          </w:pPr>
+          <w:hyperlink w:anchor="_Toc237902778" w:history="1">
+            <w:r>
+              <w:rPr>
+                <w:rStyle w:val="Hyperlink"/>
+                <w:rFonts w:ascii="Times New Roman" w:hAnsi="Times New Roman" w:cs="Times New Roman"/>
+                <w:b/>
+                <w:bCs/>
+                <w:noProof/>
+                <w:sz w:val="24"/>
+                <w:szCs w:val="24"/>
+              </w:rPr>
+              <w:t>2.4.2.</w:t>
+            </w:r>
+            <w:r>
+              <w:rPr>
+                <w:rFonts w:ascii="Times New Roman" w:hAnsi="Times New Roman" w:cs="Times New Roman"/>
+                <w:b/>
+                <w:bCs/>
+                <w:noProof/>
+                <w:sz w:val="24"/>
+                <w:szCs w:val="24"/>
+              </w:rPr>
+              <w:tab/>
+            </w:r>
+            <w:r>
+              <w:rPr>
+                <w:rStyle w:val="Hyperlink"/>
+                <w:rFonts w:ascii="Times New Roman" w:hAnsi="Times New Roman" w:cs="Times New Roman"/>
+                <w:b/>
+                <w:bCs/>
+                <w:noProof/>
+                <w:sz w:val="24"/>
+                <w:szCs w:val="24"/>
+              </w:rPr>
+              <w:t>Linked-List Traversal</w:t>
+            </w:r>
+            <w:r>
+              <w:rPr>
+                <w:rFonts w:ascii="Times New Roman" w:hAnsi="Times New Roman" w:cs="Times New Roman"/>
+                <w:b/>
+                <w:bCs/>
+                <w:noProof/>
+                <w:webHidden/>
+                <w:sz w:val="24"/>
+                <w:szCs w:val="24"/>
+              </w:rPr>
+              <w:tab/>
+            </w:r>
+            <w:r>
+              <w:rPr>
+                <w:rFonts w:ascii="Times New Roman" w:hAnsi="Times New Roman" w:cs="Times New Roman"/>
+                <w:b/>
+                <w:bCs/>
+                <w:noProof/>
+                <w:webHidden/>
+                <w:sz w:val="24"/>
+                <w:szCs w:val="24"/>
+              </w:rPr>
+              <w:fldChar w:fldCharType="begin"/>
+            </w:r>
+            <w:r>
+              <w:rPr>
+                <w:rFonts w:ascii="Times New Roman" w:hAnsi="Times New Roman" w:cs="Times New Roman"/>
+                <w:b/>
+                <w:bCs/>
+                <w:noProof/>
+                <w:webHidden/>
+                <w:sz w:val="24"/>
+                <w:szCs w:val="24"/>
+              </w:rPr>
+              <w:instrText xml:space="preserve"> PAGEREF _Toc237902778 \h </w:instrText>
+            </w:r>
+            <w:r>
+              <w:rPr>
+                <w:rFonts w:ascii="Times New Roman" w:hAnsi="Times New Roman" w:cs="Times New Roman"/>
+                <w:b/>
+                <w:bCs/>
+                <w:noProof/>
+                <w:webHidden/>
+                <w:sz w:val="24"/>
+                <w:szCs w:val="24"/>
+              </w:rPr>
+            </w:r>
+            <w:r>
+              <w:rPr>
+                <w:rFonts w:ascii="Times New Roman" w:hAnsi="Times New Roman" w:cs="Times New Roman"/>
+                <w:b/>
+                <w:bCs/>
+                <w:noProof/>
+                <w:webHidden/>
+                <w:sz w:val="24"/>
+                <w:szCs w:val="24"/>
+              </w:rPr>
+              <w:fldChar w:fldCharType="separate"/>
+            </w:r>
+            <w:r>
+              <w:rPr>
+                <w:rFonts w:ascii="Times New Roman" w:hAnsi="Times New Roman" w:cs="Times New Roman"/>
+                <w:b/>
+                <w:bCs/>
+                <w:noProof/>
+                <w:webHidden/>
+                <w:sz w:val="24"/>
+                <w:szCs w:val="24"/>
+              </w:rPr>
+              <w:t>12</w:t>
+            </w:r>
+            <w:r>
+              <w:rPr>
+                <w:rFonts w:ascii="Times New Roman" w:hAnsi="Times New Roman" w:cs="Times New Roman"/>
+                <w:b/>
+                <w:bCs/>
+                <w:noProof/>
+                <w:webHidden/>
+                <w:sz w:val="24"/>
+                <w:szCs w:val="24"/>
+              </w:rPr>
+              <w:fldChar w:fldCharType="end"/>
+            </w:r>
+          </w:hyperlink>
+        </w:p>
+        <w:p>
+          <w:pPr>
+            <w:pStyle w:val="TOC3"/>
+            <w:tabs>
+              <w:tab w:val="left" w:pos="1320"/>
+              <w:tab w:val="right" w:leader="dot" w:pos="9350"/>
+            </w:tabs>
+            <w:rPr>
+              <w:rFonts w:ascii="Times New Roman" w:hAnsi="Times New Roman" w:cs="Times New Roman"/>
+              <w:b/>
+              <w:bCs/>
+              <w:noProof/>
+              <w:sz w:val="24"/>
+              <w:szCs w:val="24"/>
+            </w:rPr>
+          </w:pPr>
+          <w:hyperlink w:anchor="_Toc237902779" w:history="1">
+            <w:r>
+              <w:rPr>
+                <w:rStyle w:val="Hyperlink"/>
+                <w:rFonts w:ascii="Times New Roman" w:hAnsi="Times New Roman" w:cs="Times New Roman"/>
+                <w:b/>
+                <w:bCs/>
+                <w:noProof/>
+                <w:sz w:val="24"/>
+                <w:szCs w:val="24"/>
+              </w:rPr>
+              <w:t>2.4.3.</w:t>
+            </w:r>
+            <w:r>
+              <w:rPr>
+                <w:rFonts w:ascii="Times New Roman" w:hAnsi="Times New Roman" w:cs="Times New Roman"/>
+                <w:b/>
+                <w:bCs/>
+                <w:noProof/>
+                <w:sz w:val="24"/>
+                <w:szCs w:val="24"/>
+              </w:rPr>
+              <w:tab/>
+            </w:r>
+            <w:r>
+              <w:rPr>
+                <w:rStyle w:val="Hyperlink"/>
+                <w:rFonts w:ascii="Times New Roman" w:hAnsi="Times New Roman" w:cs="Times New Roman"/>
+                <w:b/>
+                <w:bCs/>
+                <w:noProof/>
+                <w:sz w:val="24"/>
+                <w:szCs w:val="24"/>
+              </w:rPr>
+              <w:t>Insertion and Removal</w:t>
+            </w:r>
+            <w:r>
+              <w:rPr>
+                <w:rFonts w:ascii="Times New Roman" w:hAnsi="Times New Roman" w:cs="Times New Roman"/>
+                <w:b/>
+                <w:bCs/>
+                <w:noProof/>
+                <w:webHidden/>
+                <w:sz w:val="24"/>
+                <w:szCs w:val="24"/>
+              </w:rPr>
+              <w:tab/>
+            </w:r>
+            <w:r>
+              <w:rPr>
+                <w:rFonts w:ascii="Times New Roman" w:hAnsi="Times New Roman" w:cs="Times New Roman"/>
+                <w:b/>
+                <w:bCs/>
+                <w:noProof/>
+                <w:webHidden/>
+                <w:sz w:val="24"/>
+                <w:szCs w:val="24"/>
+              </w:rPr>
+              <w:fldChar w:fldCharType="begin"/>
+            </w:r>
+            <w:r>
+              <w:rPr>
+                <w:rFonts w:ascii="Times New Roman" w:hAnsi="Times New Roman" w:cs="Times New Roman"/>
+                <w:b/>
+                <w:bCs/>
+                <w:noProof/>
+                <w:webHidden/>
+                <w:sz w:val="24"/>
+                <w:szCs w:val="24"/>
+              </w:rPr>
+              <w:instrText xml:space="preserve"> PAGEREF _Toc237902779 \h </w:instrText>
+            </w:r>
+            <w:r>
+              <w:rPr>
+                <w:rFonts w:ascii="Times New Roman" w:hAnsi="Times New Roman" w:cs="Times New Roman"/>
+                <w:b/>
+                <w:bCs/>
+                <w:noProof/>
+                <w:webHidden/>
+                <w:sz w:val="24"/>
+                <w:szCs w:val="24"/>
+              </w:rPr>
+            </w:r>
+            <w:r>
+              <w:rPr>
+                <w:rFonts w:ascii="Times New Roman" w:hAnsi="Times New Roman" w:cs="Times New Roman"/>
+                <w:b/>
+                <w:bCs/>
+                <w:noProof/>
+                <w:webHidden/>
+                <w:sz w:val="24"/>
+                <w:szCs w:val="24"/>
+              </w:rPr>
+              <w:fldChar w:fldCharType="separate"/>
+            </w:r>
+            <w:r>
+              <w:rPr>
+                <w:rFonts w:ascii="Times New Roman" w:hAnsi="Times New Roman" w:cs="Times New Roman"/>
+                <w:b/>
+                <w:bCs/>
+                <w:noProof/>
+                <w:webHidden/>
+                <w:sz w:val="24"/>
+                <w:szCs w:val="24"/>
+              </w:rPr>
+              <w:t>13</w:t>
+            </w:r>
+            <w:r>
+              <w:rPr>
+                <w:rFonts w:ascii="Times New Roman" w:hAnsi="Times New Roman" w:cs="Times New Roman"/>
+                <w:b/>
+                <w:bCs/>
+                <w:noProof/>
+                <w:webHidden/>
+                <w:sz w:val="24"/>
+                <w:szCs w:val="24"/>
+              </w:rPr>
+              <w:fldChar w:fldCharType="end"/>
+            </w:r>
+          </w:hyperlink>
+        </w:p>
+        <w:p>
+          <w:pPr>
+            <w:pStyle w:val="TOC3"/>
+            <w:tabs>
+              <w:tab w:val="left" w:pos="1320"/>
+              <w:tab w:val="right" w:leader="dot" w:pos="9350"/>
+            </w:tabs>
+            <w:rPr>
+              <w:rFonts w:ascii="Times New Roman" w:hAnsi="Times New Roman" w:cs="Times New Roman"/>
+              <w:b/>
+              <w:bCs/>
+              <w:noProof/>
+              <w:sz w:val="24"/>
+              <w:szCs w:val="24"/>
+            </w:rPr>
+          </w:pPr>
+          <w:hyperlink w:anchor="_Toc237902780" w:history="1">
+            <w:r>
+              <w:rPr>
+                <w:rStyle w:val="Hyperlink"/>
+                <w:rFonts w:ascii="Times New Roman" w:hAnsi="Times New Roman" w:cs="Times New Roman"/>
+                <w:b/>
+                <w:bCs/>
+                <w:noProof/>
+                <w:sz w:val="24"/>
+                <w:szCs w:val="24"/>
+              </w:rPr>
+              <w:t>2.4.4.</w:t>
+            </w:r>
+            <w:r>
+              <w:rPr>
+                <w:rFonts w:ascii="Times New Roman" w:hAnsi="Times New Roman" w:cs="Times New Roman"/>
+                <w:b/>
+                <w:bCs/>
+                <w:noProof/>
+                <w:sz w:val="24"/>
+                <w:szCs w:val="24"/>
+              </w:rPr>
+              <w:tab/>
+            </w:r>
+            <w:r>
+              <w:rPr>
+                <w:rStyle w:val="Hyperlink"/>
+                <w:rFonts w:ascii="Times New Roman" w:hAnsi="Times New Roman" w:cs="Times New Roman"/>
+                <w:b/>
+                <w:bCs/>
+                <w:noProof/>
+                <w:sz w:val="24"/>
+                <w:szCs w:val="24"/>
+              </w:rPr>
+              <w:t>Encounter-loop Algorithm</w:t>
+            </w:r>
+            <w:r>
+              <w:rPr>
+                <w:rFonts w:ascii="Times New Roman" w:hAnsi="Times New Roman" w:cs="Times New Roman"/>
+                <w:b/>
+                <w:bCs/>
+                <w:noProof/>
+                <w:webHidden/>
+                <w:sz w:val="24"/>
+                <w:szCs w:val="24"/>
+              </w:rPr>
+              <w:tab/>
+            </w:r>
+            <w:r>
+              <w:rPr>
+                <w:rFonts w:ascii="Times New Roman" w:hAnsi="Times New Roman" w:cs="Times New Roman"/>
+                <w:b/>
+                <w:bCs/>
+                <w:noProof/>
+                <w:webHidden/>
+                <w:sz w:val="24"/>
+                <w:szCs w:val="24"/>
+              </w:rPr>
+              <w:fldChar w:fldCharType="begin"/>
+            </w:r>
+            <w:r>
+              <w:rPr>
+                <w:rFonts w:ascii="Times New Roman" w:hAnsi="Times New Roman" w:cs="Times New Roman"/>
+                <w:b/>
+                <w:bCs/>
+                <w:noProof/>
+                <w:webHidden/>
+                <w:sz w:val="24"/>
+                <w:szCs w:val="24"/>
+              </w:rPr>
+              <w:instrText xml:space="preserve"> PAGEREF _Toc237902780 \h </w:instrText>
+            </w:r>
+            <w:r>
+              <w:rPr>
+                <w:rFonts w:ascii="Times New Roman" w:hAnsi="Times New Roman" w:cs="Times New Roman"/>
+                <w:b/>
+                <w:bCs/>
+                <w:noProof/>
+                <w:webHidden/>
+                <w:sz w:val="24"/>
+                <w:szCs w:val="24"/>
+              </w:rPr>
+            </w:r>
+            <w:r>
+              <w:rPr>
+                <w:rFonts w:ascii="Times New Roman" w:hAnsi="Times New Roman" w:cs="Times New Roman"/>
+                <w:b/>
+                <w:bCs/>
+                <w:noProof/>
+                <w:webHidden/>
+                <w:sz w:val="24"/>
+                <w:szCs w:val="24"/>
+              </w:rPr>
+              <w:fldChar w:fldCharType="separate"/>
+            </w:r>
+            <w:r>
+              <w:rPr>
+                <w:rFonts w:ascii="Times New Roman" w:hAnsi="Times New Roman" w:cs="Times New Roman"/>
+                <w:b/>
+                <w:bCs/>
+                <w:noProof/>
+                <w:webHidden/>
+                <w:sz w:val="24"/>
+                <w:szCs w:val="24"/>
+              </w:rPr>
+              <w:t>13</w:t>
+            </w:r>
+            <w:r>
+              <w:rPr>
+                <w:rFonts w:ascii="Times New Roman" w:hAnsi="Times New Roman" w:cs="Times New Roman"/>
+                <w:b/>
+                <w:bCs/>
+                <w:noProof/>
+                <w:webHidden/>
+                <w:sz w:val="24"/>
+                <w:szCs w:val="24"/>
+              </w:rPr>
+              <w:fldChar w:fldCharType="end"/>
+            </w:r>
+          </w:hyperlink>
+        </w:p>
+        <w:p>
+          <w:pPr>
+            <w:pStyle w:val="TOC3"/>
+            <w:tabs>
+              <w:tab w:val="left" w:pos="1320"/>
+              <w:tab w:val="right" w:leader="dot" w:pos="9350"/>
+            </w:tabs>
+            <w:rPr>
+              <w:rFonts w:ascii="Times New Roman" w:hAnsi="Times New Roman" w:cs="Times New Roman"/>
+              <w:b/>
+              <w:bCs/>
+              <w:noProof/>
+              <w:sz w:val="24"/>
+              <w:szCs w:val="24"/>
+            </w:rPr>
+          </w:pPr>
+          <w:hyperlink w:anchor="_Toc237902781" w:history="1">
+            <w:r>
+              <w:rPr>
+                <w:rStyle w:val="Hyperlink"/>
+                <w:rFonts w:ascii="Times New Roman" w:hAnsi="Times New Roman" w:cs="Times New Roman"/>
+                <w:b/>
+                <w:bCs/>
+                <w:noProof/>
+                <w:sz w:val="24"/>
+                <w:szCs w:val="24"/>
+              </w:rPr>
+              <w:t>2.4.5.</w:t>
+            </w:r>
+            <w:r>
+              <w:rPr>
+                <w:rFonts w:ascii="Times New Roman" w:hAnsi="Times New Roman" w:cs="Times New Roman"/>
+                <w:b/>
+                <w:bCs/>
+                <w:noProof/>
+                <w:sz w:val="24"/>
+                <w:szCs w:val="24"/>
+              </w:rPr>
+              <w:tab/>
+            </w:r>
+            <w:r>
+              <w:rPr>
+                <w:rStyle w:val="Hyperlink"/>
+                <w:rFonts w:ascii="Times New Roman" w:hAnsi="Times New Roman" w:cs="Times New Roman"/>
+                <w:b/>
+                <w:bCs/>
+                <w:noProof/>
+                <w:sz w:val="24"/>
+                <w:szCs w:val="24"/>
+              </w:rPr>
+              <w:t>Exploration State Algorithm</w:t>
+            </w:r>
+            <w:r>
+              <w:rPr>
+                <w:rFonts w:ascii="Times New Roman" w:hAnsi="Times New Roman" w:cs="Times New Roman"/>
+                <w:b/>
+                <w:bCs/>
+                <w:noProof/>
+                <w:webHidden/>
+                <w:sz w:val="24"/>
+                <w:szCs w:val="24"/>
+              </w:rPr>
+              <w:tab/>
+            </w:r>
+            <w:r>
+              <w:rPr>
+                <w:rFonts w:ascii="Times New Roman" w:hAnsi="Times New Roman" w:cs="Times New Roman"/>
+                <w:b/>
+                <w:bCs/>
+                <w:noProof/>
+                <w:webHidden/>
+                <w:sz w:val="24"/>
+                <w:szCs w:val="24"/>
+              </w:rPr>
+              <w:fldChar w:fldCharType="begin"/>
+            </w:r>
+            <w:r>
+              <w:rPr>
+                <w:rFonts w:ascii="Times New Roman" w:hAnsi="Times New Roman" w:cs="Times New Roman"/>
+                <w:b/>
+                <w:bCs/>
+                <w:noProof/>
+                <w:webHidden/>
+                <w:sz w:val="24"/>
+                <w:szCs w:val="24"/>
+              </w:rPr>
+              <w:instrText xml:space="preserve"> PAGEREF _Toc237902781 \h </w:instrText>
+            </w:r>
+            <w:r>
+              <w:rPr>
+                <w:rFonts w:ascii="Times New Roman" w:hAnsi="Times New Roman" w:cs="Times New Roman"/>
+                <w:b/>
+                <w:bCs/>
+                <w:noProof/>
+                <w:webHidden/>
+                <w:sz w:val="24"/>
+                <w:szCs w:val="24"/>
+              </w:rPr>
+            </w:r>
+            <w:r>
+              <w:rPr>
+                <w:rFonts w:ascii="Times New Roman" w:hAnsi="Times New Roman" w:cs="Times New Roman"/>
+                <w:b/>
+                <w:bCs/>
+                <w:noProof/>
+                <w:webHidden/>
+                <w:sz w:val="24"/>
+                <w:szCs w:val="24"/>
+              </w:rPr>
+              <w:fldChar w:fldCharType="separate"/>
+            </w:r>
+            <w:r>
+              <w:rPr>
+                <w:rFonts w:ascii="Times New Roman" w:hAnsi="Times New Roman" w:cs="Times New Roman"/>
+                <w:b/>
+                <w:bCs/>
+                <w:noProof/>
+                <w:webHidden/>
+                <w:sz w:val="24"/>
+                <w:szCs w:val="24"/>
+              </w:rPr>
+              <w:t>14</w:t>
+            </w:r>
+            <w:r>
+              <w:rPr>
+                <w:rFonts w:ascii="Times New Roman" w:hAnsi="Times New Roman" w:cs="Times New Roman"/>
+                <w:b/>
+                <w:bCs/>
+                <w:noProof/>
+                <w:webHidden/>
+                <w:sz w:val="24"/>
+                <w:szCs w:val="24"/>
+              </w:rPr>
+              <w:fldChar w:fldCharType="end"/>
+            </w:r>
+          </w:hyperlink>
+        </w:p>
+        <w:p>
+          <w:pPr>
+            <w:pStyle w:val="TOC3"/>
+            <w:tabs>
+              <w:tab w:val="left" w:pos="1320"/>
+              <w:tab w:val="right" w:leader="dot" w:pos="9350"/>
+            </w:tabs>
+            <w:rPr>
+              <w:rFonts w:ascii="Times New Roman" w:hAnsi="Times New Roman" w:cs="Times New Roman"/>
+              <w:b/>
+              <w:bCs/>
+              <w:noProof/>
+              <w:sz w:val="24"/>
+              <w:szCs w:val="24"/>
+            </w:rPr>
+          </w:pPr>
+          <w:hyperlink w:anchor="_Toc237902782" w:history="1">
+            <w:r>
+              <w:rPr>
+                <w:rStyle w:val="Hyperlink"/>
+                <w:rFonts w:ascii="Times New Roman" w:hAnsi="Times New Roman" w:cs="Times New Roman"/>
+                <w:b/>
+                <w:bCs/>
+                <w:noProof/>
+                <w:sz w:val="24"/>
+                <w:szCs w:val="24"/>
+              </w:rPr>
+              <w:t>2.4.6.</w:t>
+            </w:r>
+            <w:r>
+              <w:rPr>
+                <w:rFonts w:ascii="Times New Roman" w:hAnsi="Times New Roman" w:cs="Times New Roman"/>
+                <w:b/>
+                <w:bCs/>
+                <w:noProof/>
+                <w:sz w:val="24"/>
+                <w:szCs w:val="24"/>
+              </w:rPr>
+              <w:tab/>
+            </w:r>
+            <w:r>
+              <w:rPr>
+                <w:rStyle w:val="Hyperlink"/>
+                <w:rFonts w:ascii="Times New Roman" w:hAnsi="Times New Roman" w:cs="Times New Roman"/>
+                <w:b/>
+                <w:bCs/>
+                <w:noProof/>
+                <w:sz w:val="24"/>
+                <w:szCs w:val="24"/>
+              </w:rPr>
+              <w:t>Random-selection Algorithm</w:t>
+            </w:r>
+            <w:r>
+              <w:rPr>
+                <w:rFonts w:ascii="Times New Roman" w:hAnsi="Times New Roman" w:cs="Times New Roman"/>
+                <w:b/>
+                <w:bCs/>
+                <w:noProof/>
+                <w:webHidden/>
+                <w:sz w:val="24"/>
+                <w:szCs w:val="24"/>
+              </w:rPr>
+              <w:tab/>
+            </w:r>
+            <w:r>
+              <w:rPr>
+                <w:rFonts w:ascii="Times New Roman" w:hAnsi="Times New Roman" w:cs="Times New Roman"/>
+                <w:b/>
+                <w:bCs/>
+                <w:noProof/>
+                <w:webHidden/>
+                <w:sz w:val="24"/>
+                <w:szCs w:val="24"/>
+              </w:rPr>
+              <w:fldChar w:fldCharType="begin"/>
+            </w:r>
+            <w:r>
+              <w:rPr>
+                <w:rFonts w:ascii="Times New Roman" w:hAnsi="Times New Roman" w:cs="Times New Roman"/>
+                <w:b/>
+                <w:bCs/>
+                <w:noProof/>
+                <w:webHidden/>
+                <w:sz w:val="24"/>
+                <w:szCs w:val="24"/>
+              </w:rPr>
+              <w:instrText xml:space="preserve"> PAGEREF _Toc237902782 \h </w:instrText>
+            </w:r>
+            <w:r>
+              <w:rPr>
+                <w:rFonts w:ascii="Times New Roman" w:hAnsi="Times New Roman" w:cs="Times New Roman"/>
+                <w:b/>
+                <w:bCs/>
+                <w:noProof/>
+                <w:webHidden/>
+                <w:sz w:val="24"/>
+                <w:szCs w:val="24"/>
+              </w:rPr>
+            </w:r>
+            <w:r>
+              <w:rPr>
+                <w:rFonts w:ascii="Times New Roman" w:hAnsi="Times New Roman" w:cs="Times New Roman"/>
+                <w:b/>
+                <w:bCs/>
+                <w:noProof/>
+                <w:webHidden/>
+                <w:sz w:val="24"/>
+                <w:szCs w:val="24"/>
+              </w:rPr>
+              <w:fldChar w:fldCharType="separate"/>
+            </w:r>
+            <w:r>
+              <w:rPr>
+                <w:rFonts w:ascii="Times New Roman" w:hAnsi="Times New Roman" w:cs="Times New Roman"/>
+                <w:b/>
+                <w:bCs/>
+                <w:noProof/>
+                <w:webHidden/>
+                <w:sz w:val="24"/>
+                <w:szCs w:val="24"/>
+              </w:rPr>
+              <w:t>15</w:t>
+            </w:r>
+            <w:r>
+              <w:rPr>
+                <w:rFonts w:ascii="Times New Roman" w:hAnsi="Times New Roman" w:cs="Times New Roman"/>
+                <w:b/>
+                <w:bCs/>
+                <w:noProof/>
+                <w:webHidden/>
+                <w:sz w:val="24"/>
+                <w:szCs w:val="24"/>
+              </w:rPr>
+              <w:fldChar w:fldCharType="end"/>
+            </w:r>
+          </w:hyperlink>
+        </w:p>
+        <w:p>
+          <w:pPr>
+            <w:pStyle w:val="TOC3"/>
+            <w:tabs>
+              <w:tab w:val="left" w:pos="1320"/>
+              <w:tab w:val="right" w:leader="dot" w:pos="9350"/>
+            </w:tabs>
+            <w:rPr>
+              <w:rFonts w:ascii="Times New Roman" w:hAnsi="Times New Roman" w:cs="Times New Roman"/>
+              <w:b/>
+              <w:bCs/>
+              <w:noProof/>
+              <w:sz w:val="24"/>
+              <w:szCs w:val="24"/>
+            </w:rPr>
+          </w:pPr>
+          <w:hyperlink w:anchor="_Toc237902783" w:history="1">
+            <w:r>
+              <w:rPr>
+                <w:rStyle w:val="Hyperlink"/>
+                <w:rFonts w:ascii="Times New Roman" w:hAnsi="Times New Roman" w:cs="Times New Roman"/>
+                <w:b/>
+                <w:bCs/>
+                <w:noProof/>
+                <w:sz w:val="24"/>
+                <w:szCs w:val="24"/>
+              </w:rPr>
+              <w:t>2.4.7.</w:t>
+            </w:r>
+            <w:r>
+              <w:rPr>
+                <w:rFonts w:ascii="Times New Roman" w:hAnsi="Times New Roman" w:cs="Times New Roman"/>
+                <w:b/>
+                <w:bCs/>
+                <w:noProof/>
+                <w:sz w:val="24"/>
+                <w:szCs w:val="24"/>
+              </w:rPr>
+              <w:tab/>
+            </w:r>
+            <w:r>
+              <w:rPr>
+                <w:rStyle w:val="Hyperlink"/>
+                <w:rFonts w:ascii="Times New Roman" w:hAnsi="Times New Roman" w:cs="Times New Roman"/>
+                <w:b/>
+                <w:bCs/>
+                <w:noProof/>
+                <w:sz w:val="24"/>
+                <w:szCs w:val="24"/>
+              </w:rPr>
+              <w:t>Checkpoint and Retry Algorithm</w:t>
+            </w:r>
+            <w:r>
+              <w:rPr>
+                <w:rFonts w:ascii="Times New Roman" w:hAnsi="Times New Roman" w:cs="Times New Roman"/>
+                <w:b/>
+                <w:bCs/>
+                <w:noProof/>
+                <w:webHidden/>
+                <w:sz w:val="24"/>
+                <w:szCs w:val="24"/>
+              </w:rPr>
+              <w:tab/>
+            </w:r>
+            <w:r>
+              <w:rPr>
+                <w:rFonts w:ascii="Times New Roman" w:hAnsi="Times New Roman" w:cs="Times New Roman"/>
+                <w:b/>
+                <w:bCs/>
+                <w:noProof/>
+                <w:webHidden/>
+                <w:sz w:val="24"/>
+                <w:szCs w:val="24"/>
+              </w:rPr>
+              <w:fldChar w:fldCharType="begin"/>
+            </w:r>
+            <w:r>
+              <w:rPr>
+                <w:rFonts w:ascii="Times New Roman" w:hAnsi="Times New Roman" w:cs="Times New Roman"/>
+                <w:b/>
+                <w:bCs/>
+                <w:noProof/>
+                <w:webHidden/>
+                <w:sz w:val="24"/>
+                <w:szCs w:val="24"/>
+              </w:rPr>
+              <w:instrText xml:space="preserve"> PAGEREF _Toc237902783 \h </w:instrText>
+            </w:r>
+            <w:r>
+              <w:rPr>
+                <w:rFonts w:ascii="Times New Roman" w:hAnsi="Times New Roman" w:cs="Times New Roman"/>
+                <w:b/>
+                <w:bCs/>
+                <w:noProof/>
+                <w:webHidden/>
+                <w:sz w:val="24"/>
+                <w:szCs w:val="24"/>
+              </w:rPr>
+            </w:r>
+            <w:r>
+              <w:rPr>
+                <w:rFonts w:ascii="Times New Roman" w:hAnsi="Times New Roman" w:cs="Times New Roman"/>
+                <w:b/>
+                <w:bCs/>
+                <w:noProof/>
+                <w:webHidden/>
+                <w:sz w:val="24"/>
+                <w:szCs w:val="24"/>
+              </w:rPr>
+              <w:fldChar w:fldCharType="separate"/>
+            </w:r>
+            <w:r>
+              <w:rPr>
+                <w:rFonts w:ascii="Times New Roman" w:hAnsi="Times New Roman" w:cs="Times New Roman"/>
+                <w:b/>
+                <w:bCs/>
+                <w:noProof/>
+                <w:webHidden/>
+                <w:sz w:val="24"/>
+                <w:szCs w:val="24"/>
+              </w:rPr>
+              <w:t>15</w:t>
+            </w:r>
+            <w:r>
+              <w:rPr>
+                <w:rFonts w:ascii="Times New Roman" w:hAnsi="Times New Roman" w:cs="Times New Roman"/>
+                <w:b/>
+                <w:bCs/>
+                <w:noProof/>
+                <w:webHidden/>
+                <w:sz w:val="24"/>
+                <w:szCs w:val="24"/>
+              </w:rPr>
+              <w:fldChar w:fldCharType="end"/>
+            </w:r>
+          </w:hyperlink>
+        </w:p>
+        <w:p>
+          <w:pPr>
+            <w:pStyle w:val="TOC3"/>
+            <w:tabs>
+              <w:tab w:val="left" w:pos="1320"/>
+              <w:tab w:val="right" w:leader="dot" w:pos="9350"/>
+            </w:tabs>
+            <w:rPr>
+              <w:rFonts w:ascii="Times New Roman" w:hAnsi="Times New Roman" w:cs="Times New Roman"/>
+              <w:b/>
+              <w:bCs/>
+              <w:noProof/>
+              <w:sz w:val="24"/>
+              <w:szCs w:val="24"/>
+            </w:rPr>
+          </w:pPr>
+          <w:hyperlink w:anchor="_Toc237902784" w:history="1">
+            <w:r>
+              <w:rPr>
+                <w:rStyle w:val="Hyperlink"/>
+                <w:rFonts w:ascii="Times New Roman" w:hAnsi="Times New Roman" w:cs="Times New Roman"/>
+                <w:b/>
+                <w:bCs/>
+                <w:noProof/>
+                <w:sz w:val="24"/>
+                <w:szCs w:val="24"/>
+              </w:rPr>
+              <w:t>2.4.8.</w:t>
+            </w:r>
+            <w:r>
+              <w:rPr>
+                <w:rFonts w:ascii="Times New Roman" w:hAnsi="Times New Roman" w:cs="Times New Roman"/>
+                <w:b/>
+                <w:bCs/>
+                <w:noProof/>
+                <w:sz w:val="24"/>
+                <w:szCs w:val="24"/>
+              </w:rPr>
+              <w:tab/>
+            </w:r>
+            <w:r>
+              <w:rPr>
+                <w:rStyle w:val="Hyperlink"/>
+                <w:rFonts w:ascii="Times New Roman" w:hAnsi="Times New Roman" w:cs="Times New Roman"/>
+                <w:b/>
+                <w:bCs/>
+                <w:noProof/>
+                <w:sz w:val="24"/>
+                <w:szCs w:val="24"/>
+              </w:rPr>
+              <w:t>Validation and Edge-case Algorithms</w:t>
+            </w:r>
+            <w:r>
+              <w:rPr>
+                <w:rFonts w:ascii="Times New Roman" w:hAnsi="Times New Roman" w:cs="Times New Roman"/>
+                <w:b/>
+                <w:bCs/>
+                <w:noProof/>
+                <w:webHidden/>
+                <w:sz w:val="24"/>
+                <w:szCs w:val="24"/>
+              </w:rPr>
+              <w:tab/>
+            </w:r>
+            <w:r>
+              <w:rPr>
+                <w:rFonts w:ascii="Times New Roman" w:hAnsi="Times New Roman" w:cs="Times New Roman"/>
+                <w:b/>
+                <w:bCs/>
+                <w:noProof/>
+                <w:webHidden/>
+                <w:sz w:val="24"/>
+                <w:szCs w:val="24"/>
+              </w:rPr>
+              <w:fldChar w:fldCharType="begin"/>
+            </w:r>
+            <w:r>
+              <w:rPr>
+                <w:rFonts w:ascii="Times New Roman" w:hAnsi="Times New Roman" w:cs="Times New Roman"/>
+                <w:b/>
+                <w:bCs/>
+                <w:noProof/>
+                <w:webHidden/>
+                <w:sz w:val="24"/>
+                <w:szCs w:val="24"/>
+              </w:rPr>
+              <w:instrText xml:space="preserve"> PAGEREF _Toc237902784 \h </w:instrText>
+            </w:r>
+            <w:r>
+              <w:rPr>
+                <w:rFonts w:ascii="Times New Roman" w:hAnsi="Times New Roman" w:cs="Times New Roman"/>
+                <w:b/>
+                <w:bCs/>
+                <w:noProof/>
+                <w:webHidden/>
+                <w:sz w:val="24"/>
+                <w:szCs w:val="24"/>
+              </w:rPr>
+            </w:r>
+            <w:r>
+              <w:rPr>
+                <w:rFonts w:ascii="Times New Roman" w:hAnsi="Times New Roman" w:cs="Times New Roman"/>
+                <w:b/>
+                <w:bCs/>
+                <w:noProof/>
+                <w:webHidden/>
+                <w:sz w:val="24"/>
+                <w:szCs w:val="24"/>
+              </w:rPr>
+              <w:fldChar w:fldCharType="separate"/>
+            </w:r>
+            <w:r>
+              <w:rPr>
+                <w:rFonts w:ascii="Times New Roman" w:hAnsi="Times New Roman" w:cs="Times New Roman"/>
+                <w:b/>
+                <w:bCs/>
+                <w:noProof/>
+                <w:webHidden/>
+                <w:sz w:val="24"/>
+                <w:szCs w:val="24"/>
+              </w:rPr>
+              <w:t>16</w:t>
+            </w:r>
+            <w:r>
+              <w:rPr>
+                <w:rFonts w:ascii="Times New Roman" w:hAnsi="Times New Roman" w:cs="Times New Roman"/>
+                <w:b/>
+                <w:bCs/>
+                <w:noProof/>
+                <w:webHidden/>
+                <w:sz w:val="24"/>
+                <w:szCs w:val="24"/>
+              </w:rPr>
+              <w:fldChar w:fldCharType="end"/>
+            </w:r>
+          </w:hyperlink>
+        </w:p>
+        <w:p>
+          <w:pPr>
+            <w:pStyle w:val="TOC2"/>
+            <w:tabs>
+              <w:tab w:val="left" w:pos="880"/>
+              <w:tab w:val="right" w:leader="dot" w:pos="9350"/>
+            </w:tabs>
+            <w:rPr>
+              <w:rFonts w:ascii="Times New Roman" w:hAnsi="Times New Roman" w:cs="Times New Roman"/>
+              <w:b/>
+              <w:bCs/>
+              <w:noProof/>
+              <w:sz w:val="24"/>
+              <w:szCs w:val="24"/>
+            </w:rPr>
+          </w:pPr>
+          <w:hyperlink w:anchor="_Toc237902785" w:history="1">
+            <w:r>
+              <w:rPr>
+                <w:rStyle w:val="Hyperlink"/>
+                <w:rFonts w:ascii="Times New Roman" w:hAnsi="Times New Roman" w:cs="Times New Roman"/>
+                <w:b/>
+                <w:bCs/>
+                <w:noProof/>
+                <w:sz w:val="24"/>
+                <w:szCs w:val="24"/>
+              </w:rPr>
+              <w:t>2.5.</w:t>
+            </w:r>
+            <w:r>
+              <w:rPr>
+                <w:rFonts w:ascii="Times New Roman" w:hAnsi="Times New Roman" w:cs="Times New Roman"/>
+                <w:b/>
+                <w:bCs/>
+                <w:noProof/>
+                <w:sz w:val="24"/>
+                <w:szCs w:val="24"/>
+              </w:rPr>
+              <w:tab/>
+            </w:r>
+            <w:r>
+              <w:rPr>
+                <w:rStyle w:val="Hyperlink"/>
+                <w:rFonts w:ascii="Times New Roman" w:hAnsi="Times New Roman" w:cs="Times New Roman"/>
+                <w:b/>
+                <w:bCs/>
+                <w:noProof/>
+                <w:sz w:val="24"/>
+                <w:szCs w:val="24"/>
+              </w:rPr>
+              <w:t>Time and Space Complexity Analysis</w:t>
+            </w:r>
+            <w:r>
+              <w:rPr>
+                <w:rFonts w:ascii="Times New Roman" w:hAnsi="Times New Roman" w:cs="Times New Roman"/>
+                <w:b/>
+                <w:bCs/>
+                <w:noProof/>
+                <w:webHidden/>
+                <w:sz w:val="24"/>
+                <w:szCs w:val="24"/>
+              </w:rPr>
+              <w:tab/>
+            </w:r>
+            <w:r>
+              <w:rPr>
+                <w:rFonts w:ascii="Times New Roman" w:hAnsi="Times New Roman" w:cs="Times New Roman"/>
+                <w:b/>
+                <w:bCs/>
+                <w:noProof/>
+                <w:webHidden/>
+                <w:sz w:val="24"/>
+                <w:szCs w:val="24"/>
+              </w:rPr>
+              <w:fldChar w:fldCharType="begin"/>
+            </w:r>
+            <w:r>
+              <w:rPr>
+                <w:rFonts w:ascii="Times New Roman" w:hAnsi="Times New Roman" w:cs="Times New Roman"/>
+                <w:b/>
+                <w:bCs/>
+                <w:noProof/>
+                <w:webHidden/>
+                <w:sz w:val="24"/>
+                <w:szCs w:val="24"/>
+              </w:rPr>
+              <w:instrText xml:space="preserve"> PAGEREF _Toc237902785 \h </w:instrText>
+            </w:r>
+            <w:r>
+              <w:rPr>
+                <w:rFonts w:ascii="Times New Roman" w:hAnsi="Times New Roman" w:cs="Times New Roman"/>
+                <w:b/>
+                <w:bCs/>
+                <w:noProof/>
+                <w:webHidden/>
+                <w:sz w:val="24"/>
+                <w:szCs w:val="24"/>
+              </w:rPr>
+            </w:r>
+            <w:r>
+              <w:rPr>
+                <w:rFonts w:ascii="Times New Roman" w:hAnsi="Times New Roman" w:cs="Times New Roman"/>
+                <w:b/>
+                <w:bCs/>
+                <w:noProof/>
+                <w:webHidden/>
+                <w:sz w:val="24"/>
+                <w:szCs w:val="24"/>
+              </w:rPr>
+              <w:fldChar w:fldCharType="separate"/>
+            </w:r>
+            <w:r>
+              <w:rPr>
+                <w:rFonts w:ascii="Times New Roman" w:hAnsi="Times New Roman" w:cs="Times New Roman"/>
+                <w:b/>
+                <w:bCs/>
+                <w:noProof/>
+                <w:webHidden/>
+                <w:sz w:val="24"/>
+                <w:szCs w:val="24"/>
+              </w:rPr>
+              <w:t>16</w:t>
+            </w:r>
+            <w:r>
+              <w:rPr>
+                <w:rFonts w:ascii="Times New Roman" w:hAnsi="Times New Roman" w:cs="Times New Roman"/>
+                <w:b/>
+                <w:bCs/>
+                <w:noProof/>
+                <w:webHidden/>
+                <w:sz w:val="24"/>
+                <w:szCs w:val="24"/>
+              </w:rPr>
+              <w:fldChar w:fldCharType="end"/>
+            </w:r>
+          </w:hyperlink>
+        </w:p>
+        <w:p>
+          <w:pPr>
+            <w:pStyle w:val="TOC3"/>
+            <w:tabs>
+              <w:tab w:val="left" w:pos="1320"/>
+              <w:tab w:val="right" w:leader="dot" w:pos="9350"/>
+            </w:tabs>
+            <w:rPr>
+              <w:rFonts w:ascii="Times New Roman" w:hAnsi="Times New Roman" w:cs="Times New Roman"/>
+              <w:b/>
+              <w:bCs/>
+              <w:noProof/>
+              <w:sz w:val="24"/>
+              <w:szCs w:val="24"/>
+            </w:rPr>
+          </w:pPr>
+          <w:hyperlink w:anchor="_Toc237902786" w:history="1">
+            <w:r>
+              <w:rPr>
+                <w:rStyle w:val="Hyperlink"/>
+                <w:rFonts w:ascii="Times New Roman" w:hAnsi="Times New Roman" w:cs="Times New Roman"/>
+                <w:b/>
+                <w:bCs/>
+                <w:noProof/>
+                <w:sz w:val="24"/>
+                <w:szCs w:val="24"/>
+              </w:rPr>
+              <w:t>2.5.1.</w:t>
+            </w:r>
+            <w:r>
+              <w:rPr>
+                <w:rFonts w:ascii="Times New Roman" w:hAnsi="Times New Roman" w:cs="Times New Roman"/>
+                <w:b/>
+                <w:bCs/>
+                <w:noProof/>
+                <w:sz w:val="24"/>
+                <w:szCs w:val="24"/>
+              </w:rPr>
+              <w:tab/>
+            </w:r>
+            <w:r>
+              <w:rPr>
+                <w:rStyle w:val="Hyperlink"/>
+                <w:rFonts w:ascii="Times New Roman" w:hAnsi="Times New Roman" w:cs="Times New Roman"/>
+                <w:b/>
+                <w:bCs/>
+                <w:noProof/>
+                <w:sz w:val="24"/>
+                <w:szCs w:val="24"/>
+              </w:rPr>
+              <w:t>Inventory Search and Traversal</w:t>
+            </w:r>
+            <w:r>
+              <w:rPr>
+                <w:rFonts w:ascii="Times New Roman" w:hAnsi="Times New Roman" w:cs="Times New Roman"/>
+                <w:b/>
+                <w:bCs/>
+                <w:noProof/>
+                <w:webHidden/>
+                <w:sz w:val="24"/>
+                <w:szCs w:val="24"/>
+              </w:rPr>
+              <w:tab/>
+            </w:r>
+            <w:r>
+              <w:rPr>
+                <w:rFonts w:ascii="Times New Roman" w:hAnsi="Times New Roman" w:cs="Times New Roman"/>
+                <w:b/>
+                <w:bCs/>
+                <w:noProof/>
+                <w:webHidden/>
+                <w:sz w:val="24"/>
+                <w:szCs w:val="24"/>
+              </w:rPr>
+              <w:fldChar w:fldCharType="begin"/>
+            </w:r>
+            <w:r>
+              <w:rPr>
+                <w:rFonts w:ascii="Times New Roman" w:hAnsi="Times New Roman" w:cs="Times New Roman"/>
+                <w:b/>
+                <w:bCs/>
+                <w:noProof/>
+                <w:webHidden/>
+                <w:sz w:val="24"/>
+                <w:szCs w:val="24"/>
+              </w:rPr>
+              <w:instrText xml:space="preserve"> PAGEREF _Toc237902786 \h </w:instrText>
+            </w:r>
+            <w:r>
+              <w:rPr>
+                <w:rFonts w:ascii="Times New Roman" w:hAnsi="Times New Roman" w:cs="Times New Roman"/>
+                <w:b/>
+                <w:bCs/>
+                <w:noProof/>
+                <w:webHidden/>
+                <w:sz w:val="24"/>
+                <w:szCs w:val="24"/>
+              </w:rPr>
+            </w:r>
+            <w:r>
+              <w:rPr>
+                <w:rFonts w:ascii="Times New Roman" w:hAnsi="Times New Roman" w:cs="Times New Roman"/>
+                <w:b/>
+                <w:bCs/>
+                <w:noProof/>
+                <w:webHidden/>
+                <w:sz w:val="24"/>
+                <w:szCs w:val="24"/>
+              </w:rPr>
+              <w:fldChar w:fldCharType="separate"/>
+            </w:r>
+            <w:r>
+              <w:rPr>
+                <w:rFonts w:ascii="Times New Roman" w:hAnsi="Times New Roman" w:cs="Times New Roman"/>
+                <w:b/>
+                <w:bCs/>
+                <w:noProof/>
+                <w:webHidden/>
+                <w:sz w:val="24"/>
+                <w:szCs w:val="24"/>
+              </w:rPr>
+              <w:t>17</w:t>
+            </w:r>
+            <w:r>
+              <w:rPr>
+                <w:rFonts w:ascii="Times New Roman" w:hAnsi="Times New Roman" w:cs="Times New Roman"/>
+                <w:b/>
+                <w:bCs/>
+                <w:noProof/>
+                <w:webHidden/>
+                <w:sz w:val="24"/>
+                <w:szCs w:val="24"/>
+              </w:rPr>
+              <w:fldChar w:fldCharType="end"/>
+            </w:r>
+          </w:hyperlink>
+        </w:p>
+        <w:p>
+          <w:pPr>
+            <w:pStyle w:val="TOC3"/>
+            <w:tabs>
+              <w:tab w:val="left" w:pos="1320"/>
+              <w:tab w:val="right" w:leader="dot" w:pos="9350"/>
+            </w:tabs>
+            <w:rPr>
+              <w:rFonts w:ascii="Times New Roman" w:hAnsi="Times New Roman" w:cs="Times New Roman"/>
+              <w:b/>
+              <w:bCs/>
+              <w:noProof/>
+              <w:sz w:val="24"/>
+              <w:szCs w:val="24"/>
+            </w:rPr>
+          </w:pPr>
+          <w:hyperlink w:anchor="_Toc237902787" w:history="1">
+            <w:r>
+              <w:rPr>
+                <w:rStyle w:val="Hyperlink"/>
+                <w:rFonts w:ascii="Times New Roman" w:hAnsi="Times New Roman" w:cs="Times New Roman"/>
+                <w:b/>
+                <w:bCs/>
+                <w:noProof/>
+                <w:sz w:val="24"/>
+                <w:szCs w:val="24"/>
+              </w:rPr>
+              <w:t>2.5.2.</w:t>
+            </w:r>
+            <w:r>
+              <w:rPr>
+                <w:rFonts w:ascii="Times New Roman" w:hAnsi="Times New Roman" w:cs="Times New Roman"/>
+                <w:b/>
+                <w:bCs/>
+                <w:noProof/>
+                <w:sz w:val="24"/>
+                <w:szCs w:val="24"/>
+              </w:rPr>
+              <w:tab/>
+            </w:r>
+            <w:r>
+              <w:rPr>
+                <w:rStyle w:val="Hyperlink"/>
+                <w:rFonts w:ascii="Times New Roman" w:hAnsi="Times New Roman" w:cs="Times New Roman"/>
+                <w:b/>
+                <w:bCs/>
+                <w:noProof/>
+                <w:sz w:val="24"/>
+                <w:szCs w:val="24"/>
+              </w:rPr>
+              <w:t>Insertion and Removal</w:t>
+            </w:r>
+            <w:r>
+              <w:rPr>
+                <w:rFonts w:ascii="Times New Roman" w:hAnsi="Times New Roman" w:cs="Times New Roman"/>
+                <w:b/>
+                <w:bCs/>
+                <w:noProof/>
+                <w:webHidden/>
+                <w:sz w:val="24"/>
+                <w:szCs w:val="24"/>
+              </w:rPr>
+              <w:tab/>
+            </w:r>
+            <w:r>
+              <w:rPr>
+                <w:rFonts w:ascii="Times New Roman" w:hAnsi="Times New Roman" w:cs="Times New Roman"/>
+                <w:b/>
+                <w:bCs/>
+                <w:noProof/>
+                <w:webHidden/>
+                <w:sz w:val="24"/>
+                <w:szCs w:val="24"/>
+              </w:rPr>
+              <w:fldChar w:fldCharType="begin"/>
+            </w:r>
+            <w:r>
+              <w:rPr>
+                <w:rFonts w:ascii="Times New Roman" w:hAnsi="Times New Roman" w:cs="Times New Roman"/>
+                <w:b/>
+                <w:bCs/>
+                <w:noProof/>
+                <w:webHidden/>
+                <w:sz w:val="24"/>
+                <w:szCs w:val="24"/>
+              </w:rPr>
+              <w:instrText xml:space="preserve"> PAGEREF _Toc237902787 \h </w:instrText>
+            </w:r>
+            <w:r>
+              <w:rPr>
+                <w:rFonts w:ascii="Times New Roman" w:hAnsi="Times New Roman" w:cs="Times New Roman"/>
+                <w:b/>
+                <w:bCs/>
+                <w:noProof/>
+                <w:webHidden/>
+                <w:sz w:val="24"/>
+                <w:szCs w:val="24"/>
+              </w:rPr>
+            </w:r>
+            <w:r>
+              <w:rPr>
+                <w:rFonts w:ascii="Times New Roman" w:hAnsi="Times New Roman" w:cs="Times New Roman"/>
+                <w:b/>
+                <w:bCs/>
+                <w:noProof/>
+                <w:webHidden/>
+                <w:sz w:val="24"/>
+                <w:szCs w:val="24"/>
+              </w:rPr>
+              <w:fldChar w:fldCharType="separate"/>
+            </w:r>
+            <w:r>
+              <w:rPr>
+                <w:rFonts w:ascii="Times New Roman" w:hAnsi="Times New Roman" w:cs="Times New Roman"/>
+                <w:b/>
+                <w:bCs/>
+                <w:noProof/>
+                <w:webHidden/>
+                <w:sz w:val="24"/>
+                <w:szCs w:val="24"/>
+              </w:rPr>
+              <w:t>17</w:t>
+            </w:r>
+            <w:r>
+              <w:rPr>
+                <w:rFonts w:ascii="Times New Roman" w:hAnsi="Times New Roman" w:cs="Times New Roman"/>
+                <w:b/>
+                <w:bCs/>
+                <w:noProof/>
+                <w:webHidden/>
+                <w:sz w:val="24"/>
+                <w:szCs w:val="24"/>
+              </w:rPr>
+              <w:fldChar w:fldCharType="end"/>
+            </w:r>
+          </w:hyperlink>
+        </w:p>
+        <w:p>
+          <w:pPr>
+            <w:pStyle w:val="TOC3"/>
+            <w:tabs>
+              <w:tab w:val="left" w:pos="1320"/>
+              <w:tab w:val="right" w:leader="dot" w:pos="9350"/>
+            </w:tabs>
+            <w:rPr>
+              <w:rFonts w:ascii="Times New Roman" w:hAnsi="Times New Roman" w:cs="Times New Roman"/>
+              <w:b/>
+              <w:bCs/>
+              <w:noProof/>
+              <w:sz w:val="24"/>
+              <w:szCs w:val="24"/>
+            </w:rPr>
+          </w:pPr>
+          <w:hyperlink w:anchor="_Toc237902788" w:history="1">
+            <w:r>
+              <w:rPr>
+                <w:rStyle w:val="Hyperlink"/>
+                <w:rFonts w:ascii="Times New Roman" w:hAnsi="Times New Roman" w:cs="Times New Roman"/>
+                <w:b/>
+                <w:bCs/>
+                <w:noProof/>
+                <w:sz w:val="24"/>
+                <w:szCs w:val="24"/>
+              </w:rPr>
+              <w:t>2.5.3.</w:t>
+            </w:r>
+            <w:r>
+              <w:rPr>
+                <w:rFonts w:ascii="Times New Roman" w:hAnsi="Times New Roman" w:cs="Times New Roman"/>
+                <w:b/>
+                <w:bCs/>
+                <w:noProof/>
+                <w:sz w:val="24"/>
+                <w:szCs w:val="24"/>
+              </w:rPr>
+              <w:tab/>
+            </w:r>
+            <w:r>
+              <w:rPr>
+                <w:rStyle w:val="Hyperlink"/>
+                <w:rFonts w:ascii="Times New Roman" w:hAnsi="Times New Roman" w:cs="Times New Roman"/>
+                <w:b/>
+                <w:bCs/>
+                <w:noProof/>
+                <w:sz w:val="24"/>
+                <w:szCs w:val="24"/>
+              </w:rPr>
+              <w:t>Item Usage and Inventory Menu</w:t>
+            </w:r>
+            <w:r>
+              <w:rPr>
+                <w:rFonts w:ascii="Times New Roman" w:hAnsi="Times New Roman" w:cs="Times New Roman"/>
+                <w:b/>
+                <w:bCs/>
+                <w:noProof/>
+                <w:webHidden/>
+                <w:sz w:val="24"/>
+                <w:szCs w:val="24"/>
+              </w:rPr>
+              <w:tab/>
+            </w:r>
+            <w:r>
+              <w:rPr>
+                <w:rFonts w:ascii="Times New Roman" w:hAnsi="Times New Roman" w:cs="Times New Roman"/>
+                <w:b/>
+                <w:bCs/>
+                <w:noProof/>
+                <w:webHidden/>
+                <w:sz w:val="24"/>
+                <w:szCs w:val="24"/>
+              </w:rPr>
+              <w:fldChar w:fldCharType="begin"/>
+            </w:r>
+            <w:r>
+              <w:rPr>
+                <w:rFonts w:ascii="Times New Roman" w:hAnsi="Times New Roman" w:cs="Times New Roman"/>
+                <w:b/>
+                <w:bCs/>
+                <w:noProof/>
+                <w:webHidden/>
+                <w:sz w:val="24"/>
+                <w:szCs w:val="24"/>
+              </w:rPr>
+              <w:instrText xml:space="preserve"> PAGEREF _Toc237902788 \h </w:instrText>
+            </w:r>
+            <w:r>
+              <w:rPr>
+                <w:rFonts w:ascii="Times New Roman" w:hAnsi="Times New Roman" w:cs="Times New Roman"/>
+                <w:b/>
+                <w:bCs/>
+                <w:noProof/>
+                <w:webHidden/>
+                <w:sz w:val="24"/>
+                <w:szCs w:val="24"/>
+              </w:rPr>
+            </w:r>
+            <w:r>
+              <w:rPr>
+                <w:rFonts w:ascii="Times New Roman" w:hAnsi="Times New Roman" w:cs="Times New Roman"/>
+                <w:b/>
+                <w:bCs/>
+                <w:noProof/>
+                <w:webHidden/>
+                <w:sz w:val="24"/>
+                <w:szCs w:val="24"/>
+              </w:rPr>
+              <w:fldChar w:fldCharType="separate"/>
+            </w:r>
+            <w:r>
+              <w:rPr>
+                <w:rFonts w:ascii="Times New Roman" w:hAnsi="Times New Roman" w:cs="Times New Roman"/>
+                <w:b/>
+                <w:bCs/>
+                <w:noProof/>
+                <w:webHidden/>
+                <w:sz w:val="24"/>
+                <w:szCs w:val="24"/>
+              </w:rPr>
+              <w:t>18</w:t>
+            </w:r>
+            <w:r>
+              <w:rPr>
+                <w:rFonts w:ascii="Times New Roman" w:hAnsi="Times New Roman" w:cs="Times New Roman"/>
+                <w:b/>
+                <w:bCs/>
+                <w:noProof/>
+                <w:webHidden/>
+                <w:sz w:val="24"/>
+                <w:szCs w:val="24"/>
+              </w:rPr>
+              <w:fldChar w:fldCharType="end"/>
+            </w:r>
+          </w:hyperlink>
+        </w:p>
+        <w:p>
+          <w:pPr>
+            <w:pStyle w:val="TOC3"/>
+            <w:tabs>
+              <w:tab w:val="left" w:pos="1320"/>
+              <w:tab w:val="right" w:leader="dot" w:pos="9350"/>
+            </w:tabs>
+            <w:rPr>
+              <w:rFonts w:ascii="Times New Roman" w:hAnsi="Times New Roman" w:cs="Times New Roman"/>
+              <w:b/>
+              <w:bCs/>
+              <w:noProof/>
+              <w:sz w:val="24"/>
+              <w:szCs w:val="24"/>
+            </w:rPr>
+          </w:pPr>
+          <w:hyperlink w:anchor="_Toc237902789" w:history="1">
+            <w:r>
+              <w:rPr>
+                <w:rStyle w:val="Hyperlink"/>
+                <w:rFonts w:ascii="Times New Roman" w:hAnsi="Times New Roman" w:cs="Times New Roman"/>
+                <w:b/>
+                <w:bCs/>
+                <w:noProof/>
+                <w:sz w:val="24"/>
+                <w:szCs w:val="24"/>
+              </w:rPr>
+              <w:t>2.5.4.</w:t>
+            </w:r>
+            <w:r>
+              <w:rPr>
+                <w:rFonts w:ascii="Times New Roman" w:hAnsi="Times New Roman" w:cs="Times New Roman"/>
+                <w:b/>
+                <w:bCs/>
+                <w:noProof/>
+                <w:sz w:val="24"/>
+                <w:szCs w:val="24"/>
+              </w:rPr>
+              <w:tab/>
+            </w:r>
+            <w:r>
+              <w:rPr>
+                <w:rStyle w:val="Hyperlink"/>
+                <w:rFonts w:ascii="Times New Roman" w:hAnsi="Times New Roman" w:cs="Times New Roman"/>
+                <w:b/>
+                <w:bCs/>
+                <w:noProof/>
+                <w:sz w:val="24"/>
+                <w:szCs w:val="24"/>
+              </w:rPr>
+              <w:t>Shop and Fixed-Array Complexity</w:t>
+            </w:r>
+            <w:r>
+              <w:rPr>
+                <w:rFonts w:ascii="Times New Roman" w:hAnsi="Times New Roman" w:cs="Times New Roman"/>
+                <w:b/>
+                <w:bCs/>
+                <w:noProof/>
+                <w:webHidden/>
+                <w:sz w:val="24"/>
+                <w:szCs w:val="24"/>
+              </w:rPr>
+              <w:tab/>
+            </w:r>
+            <w:r>
+              <w:rPr>
+                <w:rFonts w:ascii="Times New Roman" w:hAnsi="Times New Roman" w:cs="Times New Roman"/>
+                <w:b/>
+                <w:bCs/>
+                <w:noProof/>
+                <w:webHidden/>
+                <w:sz w:val="24"/>
+                <w:szCs w:val="24"/>
+              </w:rPr>
+              <w:fldChar w:fldCharType="begin"/>
+            </w:r>
+            <w:r>
+              <w:rPr>
+                <w:rFonts w:ascii="Times New Roman" w:hAnsi="Times New Roman" w:cs="Times New Roman"/>
+                <w:b/>
+                <w:bCs/>
+                <w:noProof/>
+                <w:webHidden/>
+                <w:sz w:val="24"/>
+                <w:szCs w:val="24"/>
+              </w:rPr>
+              <w:instrText xml:space="preserve"> PAGEREF _Toc237902789 \h </w:instrText>
+            </w:r>
+            <w:r>
+              <w:rPr>
+                <w:rFonts w:ascii="Times New Roman" w:hAnsi="Times New Roman" w:cs="Times New Roman"/>
+                <w:b/>
+                <w:bCs/>
+                <w:noProof/>
+                <w:webHidden/>
+                <w:sz w:val="24"/>
+                <w:szCs w:val="24"/>
+              </w:rPr>
+            </w:r>
+            <w:r>
+              <w:rPr>
+                <w:rFonts w:ascii="Times New Roman" w:hAnsi="Times New Roman" w:cs="Times New Roman"/>
+                <w:b/>
+                <w:bCs/>
+                <w:noProof/>
+                <w:webHidden/>
+                <w:sz w:val="24"/>
+                <w:szCs w:val="24"/>
+              </w:rPr>
+              <w:fldChar w:fldCharType="separate"/>
+            </w:r>
+            <w:r>
+              <w:rPr>
+                <w:rFonts w:ascii="Times New Roman" w:hAnsi="Times New Roman" w:cs="Times New Roman"/>
+                <w:b/>
+                <w:bCs/>
+                <w:noProof/>
+                <w:webHidden/>
+                <w:sz w:val="24"/>
+                <w:szCs w:val="24"/>
+              </w:rPr>
+              <w:t>19</w:t>
+            </w:r>
+            <w:r>
+              <w:rPr>
+                <w:rFonts w:ascii="Times New Roman" w:hAnsi="Times New Roman" w:cs="Times New Roman"/>
+                <w:b/>
+                <w:bCs/>
+                <w:noProof/>
+                <w:webHidden/>
+                <w:sz w:val="24"/>
+                <w:szCs w:val="24"/>
+              </w:rPr>
+              <w:fldChar w:fldCharType="end"/>
+            </w:r>
+          </w:hyperlink>
+        </w:p>
+        <w:p>
+          <w:pPr>
+            <w:pStyle w:val="TOC3"/>
+            <w:tabs>
+              <w:tab w:val="left" w:pos="1320"/>
+              <w:tab w:val="right" w:leader="dot" w:pos="9350"/>
+            </w:tabs>
+            <w:rPr>
+              <w:rFonts w:ascii="Times New Roman" w:hAnsi="Times New Roman" w:cs="Times New Roman"/>
+              <w:b/>
+              <w:bCs/>
+              <w:noProof/>
+              <w:sz w:val="24"/>
+              <w:szCs w:val="24"/>
+            </w:rPr>
+          </w:pPr>
+          <w:hyperlink w:anchor="_Toc237902790" w:history="1">
+            <w:r>
+              <w:rPr>
+                <w:rStyle w:val="Hyperlink"/>
+                <w:rFonts w:ascii="Times New Roman" w:hAnsi="Times New Roman" w:cs="Times New Roman"/>
+                <w:b/>
+                <w:bCs/>
+                <w:noProof/>
+                <w:sz w:val="24"/>
+                <w:szCs w:val="24"/>
+              </w:rPr>
+              <w:t>2.5.5.</w:t>
+            </w:r>
+            <w:r>
+              <w:rPr>
+                <w:rFonts w:ascii="Times New Roman" w:hAnsi="Times New Roman" w:cs="Times New Roman"/>
+                <w:b/>
+                <w:bCs/>
+                <w:noProof/>
+                <w:sz w:val="24"/>
+                <w:szCs w:val="24"/>
+              </w:rPr>
+              <w:tab/>
+            </w:r>
+            <w:r>
+              <w:rPr>
+                <w:rStyle w:val="Hyperlink"/>
+                <w:rFonts w:ascii="Times New Roman" w:hAnsi="Times New Roman" w:cs="Times New Roman"/>
+                <w:b/>
+                <w:bCs/>
+                <w:noProof/>
+                <w:sz w:val="24"/>
+                <w:szCs w:val="24"/>
+              </w:rPr>
+              <w:t>Encounter-Loop Complexity</w:t>
+            </w:r>
+            <w:r>
+              <w:rPr>
+                <w:rFonts w:ascii="Times New Roman" w:hAnsi="Times New Roman" w:cs="Times New Roman"/>
+                <w:b/>
+                <w:bCs/>
+                <w:noProof/>
+                <w:webHidden/>
+                <w:sz w:val="24"/>
+                <w:szCs w:val="24"/>
+              </w:rPr>
+              <w:tab/>
+            </w:r>
+            <w:r>
+              <w:rPr>
+                <w:rFonts w:ascii="Times New Roman" w:hAnsi="Times New Roman" w:cs="Times New Roman"/>
+                <w:b/>
+                <w:bCs/>
+                <w:noProof/>
+                <w:webHidden/>
+                <w:sz w:val="24"/>
+                <w:szCs w:val="24"/>
+              </w:rPr>
+              <w:fldChar w:fldCharType="begin"/>
+            </w:r>
+            <w:r>
+              <w:rPr>
+                <w:rFonts w:ascii="Times New Roman" w:hAnsi="Times New Roman" w:cs="Times New Roman"/>
+                <w:b/>
+                <w:bCs/>
+                <w:noProof/>
+                <w:webHidden/>
+                <w:sz w:val="24"/>
+                <w:szCs w:val="24"/>
+              </w:rPr>
+              <w:instrText xml:space="preserve"> PAGEREF _Toc237902790 \h </w:instrText>
+            </w:r>
+            <w:r>
+              <w:rPr>
+                <w:rFonts w:ascii="Times New Roman" w:hAnsi="Times New Roman" w:cs="Times New Roman"/>
+                <w:b/>
+                <w:bCs/>
+                <w:noProof/>
+                <w:webHidden/>
+                <w:sz w:val="24"/>
+                <w:szCs w:val="24"/>
+              </w:rPr>
+            </w:r>
+            <w:r>
+              <w:rPr>
+                <w:rFonts w:ascii="Times New Roman" w:hAnsi="Times New Roman" w:cs="Times New Roman"/>
+                <w:b/>
+                <w:bCs/>
+                <w:noProof/>
+                <w:webHidden/>
+                <w:sz w:val="24"/>
+                <w:szCs w:val="24"/>
+              </w:rPr>
+              <w:fldChar w:fldCharType="separate"/>
+            </w:r>
+            <w:r>
+              <w:rPr>
+                <w:rFonts w:ascii="Times New Roman" w:hAnsi="Times New Roman" w:cs="Times New Roman"/>
+                <w:b/>
+                <w:bCs/>
+                <w:noProof/>
+                <w:webHidden/>
+                <w:sz w:val="24"/>
+                <w:szCs w:val="24"/>
+              </w:rPr>
+              <w:t>19</w:t>
+            </w:r>
+            <w:r>
+              <w:rPr>
+                <w:rFonts w:ascii="Times New Roman" w:hAnsi="Times New Roman" w:cs="Times New Roman"/>
+                <w:b/>
+                <w:bCs/>
+                <w:noProof/>
+                <w:webHidden/>
+                <w:sz w:val="24"/>
+                <w:szCs w:val="24"/>
+              </w:rPr>
+              <w:fldChar w:fldCharType="end"/>
+            </w:r>
+          </w:hyperlink>
+        </w:p>
+        <w:p>
+          <w:pPr>
+            <w:pStyle w:val="TOC3"/>
+            <w:tabs>
+              <w:tab w:val="left" w:pos="1320"/>
+              <w:tab w:val="right" w:leader="dot" w:pos="9350"/>
+            </w:tabs>
+            <w:rPr>
+              <w:rFonts w:ascii="Times New Roman" w:hAnsi="Times New Roman" w:cs="Times New Roman"/>
+              <w:b/>
+              <w:bCs/>
+              <w:noProof/>
+              <w:sz w:val="24"/>
+              <w:szCs w:val="24"/>
+            </w:rPr>
+          </w:pPr>
+          <w:hyperlink w:anchor="_Toc237902791" w:history="1">
+            <w:r>
+              <w:rPr>
+                <w:rStyle w:val="Hyperlink"/>
+                <w:rFonts w:ascii="Times New Roman" w:hAnsi="Times New Roman" w:cs="Times New Roman"/>
+                <w:b/>
+                <w:bCs/>
+                <w:noProof/>
+                <w:sz w:val="24"/>
+                <w:szCs w:val="24"/>
+              </w:rPr>
+              <w:t>2.5.6.</w:t>
+            </w:r>
+            <w:r>
+              <w:rPr>
+                <w:rFonts w:ascii="Times New Roman" w:hAnsi="Times New Roman" w:cs="Times New Roman"/>
+                <w:b/>
+                <w:bCs/>
+                <w:noProof/>
+                <w:sz w:val="24"/>
+                <w:szCs w:val="24"/>
+              </w:rPr>
+              <w:tab/>
+            </w:r>
+            <w:r>
+              <w:rPr>
+                <w:rStyle w:val="Hyperlink"/>
+                <w:rFonts w:ascii="Times New Roman" w:hAnsi="Times New Roman" w:cs="Times New Roman"/>
+                <w:b/>
+                <w:bCs/>
+                <w:noProof/>
+                <w:sz w:val="24"/>
+                <w:szCs w:val="24"/>
+              </w:rPr>
+              <w:t>Exploration Complexity</w:t>
+            </w:r>
+            <w:r>
+              <w:rPr>
+                <w:rFonts w:ascii="Times New Roman" w:hAnsi="Times New Roman" w:cs="Times New Roman"/>
+                <w:b/>
+                <w:bCs/>
+                <w:noProof/>
+                <w:webHidden/>
+                <w:sz w:val="24"/>
+                <w:szCs w:val="24"/>
+              </w:rPr>
+              <w:tab/>
+            </w:r>
+            <w:r>
+              <w:rPr>
+                <w:rFonts w:ascii="Times New Roman" w:hAnsi="Times New Roman" w:cs="Times New Roman"/>
+                <w:b/>
+                <w:bCs/>
+                <w:noProof/>
+                <w:webHidden/>
+                <w:sz w:val="24"/>
+                <w:szCs w:val="24"/>
+              </w:rPr>
+              <w:fldChar w:fldCharType="begin"/>
+            </w:r>
+            <w:r>
+              <w:rPr>
+                <w:rFonts w:ascii="Times New Roman" w:hAnsi="Times New Roman" w:cs="Times New Roman"/>
+                <w:b/>
+                <w:bCs/>
+                <w:noProof/>
+                <w:webHidden/>
+                <w:sz w:val="24"/>
+                <w:szCs w:val="24"/>
+              </w:rPr>
+              <w:instrText xml:space="preserve"> PAGEREF _Toc237902791 \h </w:instrText>
+            </w:r>
+            <w:r>
+              <w:rPr>
+                <w:rFonts w:ascii="Times New Roman" w:hAnsi="Times New Roman" w:cs="Times New Roman"/>
+                <w:b/>
+                <w:bCs/>
+                <w:noProof/>
+                <w:webHidden/>
+                <w:sz w:val="24"/>
+                <w:szCs w:val="24"/>
+              </w:rPr>
+            </w:r>
+            <w:r>
+              <w:rPr>
+                <w:rFonts w:ascii="Times New Roman" w:hAnsi="Times New Roman" w:cs="Times New Roman"/>
+                <w:b/>
+                <w:bCs/>
+                <w:noProof/>
+                <w:webHidden/>
+                <w:sz w:val="24"/>
+                <w:szCs w:val="24"/>
+              </w:rPr>
+              <w:fldChar w:fldCharType="separate"/>
+            </w:r>
+            <w:r>
+              <w:rPr>
+                <w:rFonts w:ascii="Times New Roman" w:hAnsi="Times New Roman" w:cs="Times New Roman"/>
+                <w:b/>
+                <w:bCs/>
+                <w:noProof/>
+                <w:webHidden/>
+                <w:sz w:val="24"/>
+                <w:szCs w:val="24"/>
+              </w:rPr>
+              <w:t>20</w:t>
+            </w:r>
+            <w:r>
+              <w:rPr>
+                <w:rFonts w:ascii="Times New Roman" w:hAnsi="Times New Roman" w:cs="Times New Roman"/>
+                <w:b/>
+                <w:bCs/>
+                <w:noProof/>
+                <w:webHidden/>
+                <w:sz w:val="24"/>
+                <w:szCs w:val="24"/>
+              </w:rPr>
+              <w:fldChar w:fldCharType="end"/>
+            </w:r>
+          </w:hyperlink>
+        </w:p>
+        <w:p>
+          <w:pPr>
+            <w:pStyle w:val="TOC3"/>
+            <w:tabs>
+              <w:tab w:val="left" w:pos="1320"/>
+              <w:tab w:val="right" w:leader="dot" w:pos="9350"/>
+            </w:tabs>
+            <w:rPr>
+              <w:rFonts w:ascii="Times New Roman" w:hAnsi="Times New Roman" w:cs="Times New Roman"/>
+              <w:b/>
+              <w:bCs/>
+              <w:noProof/>
+              <w:sz w:val="24"/>
+              <w:szCs w:val="24"/>
+            </w:rPr>
+          </w:pPr>
+          <w:hyperlink w:anchor="_Toc237902792" w:history="1">
+            <w:r>
+              <w:rPr>
+                <w:rStyle w:val="Hyperlink"/>
+                <w:rFonts w:ascii="Times New Roman" w:hAnsi="Times New Roman" w:cs="Times New Roman"/>
+                <w:b/>
+                <w:bCs/>
+                <w:noProof/>
+                <w:sz w:val="24"/>
+                <w:szCs w:val="24"/>
+              </w:rPr>
+              <w:t>2.5.7.</w:t>
+            </w:r>
+            <w:r>
+              <w:rPr>
+                <w:rFonts w:ascii="Times New Roman" w:hAnsi="Times New Roman" w:cs="Times New Roman"/>
+                <w:b/>
+                <w:bCs/>
+                <w:noProof/>
+                <w:sz w:val="24"/>
+                <w:szCs w:val="24"/>
+              </w:rPr>
+              <w:tab/>
+            </w:r>
+            <w:r>
+              <w:rPr>
+                <w:rStyle w:val="Hyperlink"/>
+                <w:rFonts w:ascii="Times New Roman" w:hAnsi="Times New Roman" w:cs="Times New Roman"/>
+                <w:b/>
+                <w:bCs/>
+                <w:noProof/>
+                <w:sz w:val="24"/>
+                <w:szCs w:val="24"/>
+              </w:rPr>
+              <w:t>Checkpoint and Retry Complexity</w:t>
+            </w:r>
+            <w:r>
+              <w:rPr>
+                <w:rFonts w:ascii="Times New Roman" w:hAnsi="Times New Roman" w:cs="Times New Roman"/>
+                <w:b/>
+                <w:bCs/>
+                <w:noProof/>
+                <w:webHidden/>
+                <w:sz w:val="24"/>
+                <w:szCs w:val="24"/>
+              </w:rPr>
+              <w:tab/>
+            </w:r>
+            <w:r>
+              <w:rPr>
+                <w:rFonts w:ascii="Times New Roman" w:hAnsi="Times New Roman" w:cs="Times New Roman"/>
+                <w:b/>
+                <w:bCs/>
+                <w:noProof/>
+                <w:webHidden/>
+                <w:sz w:val="24"/>
+                <w:szCs w:val="24"/>
+              </w:rPr>
+              <w:fldChar w:fldCharType="begin"/>
+            </w:r>
+            <w:r>
+              <w:rPr>
+                <w:rFonts w:ascii="Times New Roman" w:hAnsi="Times New Roman" w:cs="Times New Roman"/>
+                <w:b/>
+                <w:bCs/>
+                <w:noProof/>
+                <w:webHidden/>
+                <w:sz w:val="24"/>
+                <w:szCs w:val="24"/>
+              </w:rPr>
+              <w:instrText xml:space="preserve"> PAGEREF _Toc237902792 \h </w:instrText>
+            </w:r>
+            <w:r>
+              <w:rPr>
+                <w:rFonts w:ascii="Times New Roman" w:hAnsi="Times New Roman" w:cs="Times New Roman"/>
+                <w:b/>
+                <w:bCs/>
+                <w:noProof/>
+                <w:webHidden/>
+                <w:sz w:val="24"/>
+                <w:szCs w:val="24"/>
+              </w:rPr>
+            </w:r>
+            <w:r>
+              <w:rPr>
+                <w:rFonts w:ascii="Times New Roman" w:hAnsi="Times New Roman" w:cs="Times New Roman"/>
+                <w:b/>
+                <w:bCs/>
+                <w:noProof/>
+                <w:webHidden/>
+                <w:sz w:val="24"/>
+                <w:szCs w:val="24"/>
+              </w:rPr>
+              <w:fldChar w:fldCharType="separate"/>
+            </w:r>
+            <w:r>
+              <w:rPr>
+                <w:rFonts w:ascii="Times New Roman" w:hAnsi="Times New Roman" w:cs="Times New Roman"/>
+                <w:b/>
+                <w:bCs/>
+                <w:noProof/>
+                <w:webHidden/>
+                <w:sz w:val="24"/>
+                <w:szCs w:val="24"/>
+              </w:rPr>
+              <w:t>21</w:t>
+            </w:r>
+            <w:r>
+              <w:rPr>
+                <w:rFonts w:ascii="Times New Roman" w:hAnsi="Times New Roman" w:cs="Times New Roman"/>
+                <w:b/>
+                <w:bCs/>
+                <w:noProof/>
+                <w:webHidden/>
+                <w:sz w:val="24"/>
+                <w:szCs w:val="24"/>
+              </w:rPr>
+              <w:fldChar w:fldCharType="end"/>
+            </w:r>
+          </w:hyperlink>
+        </w:p>
+        <w:p>
+          <w:pPr>
+            <w:pStyle w:val="TOC3"/>
+            <w:tabs>
+              <w:tab w:val="left" w:pos="1320"/>
+              <w:tab w:val="right" w:leader="dot" w:pos="9350"/>
+            </w:tabs>
+            <w:rPr>
+              <w:rFonts w:ascii="Times New Roman" w:hAnsi="Times New Roman" w:cs="Times New Roman"/>
+              <w:b/>
+              <w:bCs/>
+              <w:noProof/>
+              <w:sz w:val="24"/>
+              <w:szCs w:val="24"/>
+            </w:rPr>
+          </w:pPr>
+          <w:hyperlink w:anchor="_Toc237902793" w:history="1">
+            <w:r>
+              <w:rPr>
+                <w:rStyle w:val="Hyperlink"/>
+                <w:rFonts w:ascii="Times New Roman" w:hAnsi="Times New Roman" w:cs="Times New Roman"/>
+                <w:b/>
+                <w:bCs/>
+                <w:noProof/>
+                <w:sz w:val="24"/>
+                <w:szCs w:val="24"/>
+              </w:rPr>
+              <w:t>2.5.8.</w:t>
+            </w:r>
+            <w:r>
+              <w:rPr>
+                <w:rFonts w:ascii="Times New Roman" w:hAnsi="Times New Roman" w:cs="Times New Roman"/>
+                <w:b/>
+                <w:bCs/>
+                <w:noProof/>
+                <w:sz w:val="24"/>
+                <w:szCs w:val="24"/>
+              </w:rPr>
+              <w:tab/>
+            </w:r>
+            <w:r>
+              <w:rPr>
+                <w:rStyle w:val="Hyperlink"/>
+                <w:rFonts w:ascii="Times New Roman" w:hAnsi="Times New Roman" w:cs="Times New Roman"/>
+                <w:b/>
+                <w:bCs/>
+                <w:noProof/>
+                <w:sz w:val="24"/>
+                <w:szCs w:val="24"/>
+              </w:rPr>
+              <w:t>Complexity Summary</w:t>
+            </w:r>
+            <w:r>
+              <w:rPr>
+                <w:rFonts w:ascii="Times New Roman" w:hAnsi="Times New Roman" w:cs="Times New Roman"/>
+                <w:b/>
+                <w:bCs/>
+                <w:noProof/>
+                <w:webHidden/>
+                <w:sz w:val="24"/>
+                <w:szCs w:val="24"/>
+              </w:rPr>
+              <w:tab/>
+            </w:r>
+            <w:r>
+              <w:rPr>
+                <w:rFonts w:ascii="Times New Roman" w:hAnsi="Times New Roman" w:cs="Times New Roman"/>
+                <w:b/>
+                <w:bCs/>
+                <w:noProof/>
+                <w:webHidden/>
+                <w:sz w:val="24"/>
+                <w:szCs w:val="24"/>
+              </w:rPr>
+              <w:fldChar w:fldCharType="begin"/>
+            </w:r>
+            <w:r>
+              <w:rPr>
+                <w:rFonts w:ascii="Times New Roman" w:hAnsi="Times New Roman" w:cs="Times New Roman"/>
+                <w:b/>
+                <w:bCs/>
+                <w:noProof/>
+                <w:webHidden/>
+                <w:sz w:val="24"/>
+                <w:szCs w:val="24"/>
+              </w:rPr>
+              <w:instrText xml:space="preserve"> PAGEREF _Toc237902793 \h </w:instrText>
+            </w:r>
+            <w:r>
+              <w:rPr>
+                <w:rFonts w:ascii="Times New Roman" w:hAnsi="Times New Roman" w:cs="Times New Roman"/>
+                <w:b/>
+                <w:bCs/>
+                <w:noProof/>
+                <w:webHidden/>
+                <w:sz w:val="24"/>
+                <w:szCs w:val="24"/>
+              </w:rPr>
+            </w:r>
+            <w:r>
+              <w:rPr>
+                <w:rFonts w:ascii="Times New Roman" w:hAnsi="Times New Roman" w:cs="Times New Roman"/>
+                <w:b/>
+                <w:bCs/>
+                <w:noProof/>
+                <w:webHidden/>
+                <w:sz w:val="24"/>
+                <w:szCs w:val="24"/>
+              </w:rPr>
+              <w:fldChar w:fldCharType="separate"/>
+            </w:r>
+            <w:r>
+              <w:rPr>
+                <w:rFonts w:ascii="Times New Roman" w:hAnsi="Times New Roman" w:cs="Times New Roman"/>
+                <w:b/>
+                <w:bCs/>
+                <w:noProof/>
+                <w:webHidden/>
+                <w:sz w:val="24"/>
+                <w:szCs w:val="24"/>
+              </w:rPr>
+              <w:t>22</w:t>
+            </w:r>
+            <w:r>
+              <w:rPr>
+                <w:rFonts w:ascii="Times New Roman" w:hAnsi="Times New Roman" w:cs="Times New Roman"/>
+                <w:b/>
+                <w:bCs/>
+                <w:noProof/>
+                <w:webHidden/>
+                <w:sz w:val="24"/>
+                <w:szCs w:val="24"/>
+              </w:rPr>
+              <w:fldChar w:fldCharType="end"/>
+            </w:r>
+          </w:hyperlink>
+        </w:p>
+        <w:p>
+          <w:pPr>
+            <w:pStyle w:val="TOC1"/>
+            <w:tabs>
+              <w:tab w:val="left" w:pos="440"/>
+              <w:tab w:val="right" w:leader="dot" w:pos="9350"/>
+            </w:tabs>
+            <w:rPr>
+              <w:rFonts w:ascii="Times New Roman" w:hAnsi="Times New Roman" w:cs="Times New Roman"/>
+              <w:b/>
+              <w:bCs/>
+              <w:noProof/>
+              <w:sz w:val="24"/>
+              <w:szCs w:val="24"/>
+            </w:rPr>
+          </w:pPr>
+          <w:hyperlink w:anchor="_Toc237902794" w:history="1">
+            <w:r>
+              <w:rPr>
+                <w:rStyle w:val="Hyperlink"/>
+                <w:rFonts w:ascii="Times New Roman" w:hAnsi="Times New Roman" w:cs="Times New Roman"/>
+                <w:b/>
+                <w:bCs/>
+                <w:noProof/>
+                <w:sz w:val="24"/>
+                <w:szCs w:val="24"/>
+              </w:rPr>
+              <w:t>3.</w:t>
+            </w:r>
+            <w:r>
+              <w:rPr>
+                <w:rFonts w:ascii="Times New Roman" w:hAnsi="Times New Roman" w:cs="Times New Roman"/>
+                <w:b/>
+                <w:bCs/>
+                <w:noProof/>
+                <w:sz w:val="24"/>
+                <w:szCs w:val="24"/>
+              </w:rPr>
+              <w:tab/>
+            </w:r>
+            <w:r>
+              <w:rPr>
+                <w:rStyle w:val="Hyperlink"/>
+                <w:rFonts w:ascii="Times New Roman" w:hAnsi="Times New Roman" w:cs="Times New Roman"/>
+                <w:b/>
+                <w:bCs/>
+                <w:noProof/>
+                <w:sz w:val="24"/>
+                <w:szCs w:val="24"/>
+              </w:rPr>
+              <w:t>System Implementation</w:t>
+            </w:r>
+            <w:r>
+              <w:rPr>
+                <w:rFonts w:ascii="Times New Roman" w:hAnsi="Times New Roman" w:cs="Times New Roman"/>
+                <w:b/>
+                <w:bCs/>
+                <w:noProof/>
+                <w:webHidden/>
+                <w:sz w:val="24"/>
+                <w:szCs w:val="24"/>
+              </w:rPr>
+              <w:tab/>
+            </w:r>
+            <w:r>
+              <w:rPr>
+                <w:rFonts w:ascii="Times New Roman" w:hAnsi="Times New Roman" w:cs="Times New Roman"/>
+                <w:b/>
+                <w:bCs/>
+                <w:noProof/>
+                <w:webHidden/>
+                <w:sz w:val="24"/>
+                <w:szCs w:val="24"/>
+              </w:rPr>
+              <w:fldChar w:fldCharType="begin"/>
+            </w:r>
+            <w:r>
+              <w:rPr>
+                <w:rFonts w:ascii="Times New Roman" w:hAnsi="Times New Roman" w:cs="Times New Roman"/>
+                <w:b/>
+                <w:bCs/>
+                <w:noProof/>
+                <w:webHidden/>
+                <w:sz w:val="24"/>
+                <w:szCs w:val="24"/>
+              </w:rPr>
+              <w:instrText xml:space="preserve"> PAGEREF _Toc237902794 \h </w:instrText>
+            </w:r>
+            <w:r>
+              <w:rPr>
+                <w:rFonts w:ascii="Times New Roman" w:hAnsi="Times New Roman" w:cs="Times New Roman"/>
+                <w:b/>
+                <w:bCs/>
+                <w:noProof/>
+                <w:webHidden/>
+                <w:sz w:val="24"/>
+                <w:szCs w:val="24"/>
+              </w:rPr>
+            </w:r>
+            <w:r>
+              <w:rPr>
+                <w:rFonts w:ascii="Times New Roman" w:hAnsi="Times New Roman" w:cs="Times New Roman"/>
+                <w:b/>
+                <w:bCs/>
+                <w:noProof/>
+                <w:webHidden/>
+                <w:sz w:val="24"/>
+                <w:szCs w:val="24"/>
+              </w:rPr>
+              <w:fldChar w:fldCharType="separate"/>
+            </w:r>
+            <w:r>
+              <w:rPr>
+                <w:rFonts w:ascii="Times New Roman" w:hAnsi="Times New Roman" w:cs="Times New Roman"/>
+                <w:b/>
+                <w:bCs/>
+                <w:noProof/>
+                <w:webHidden/>
+                <w:sz w:val="24"/>
+                <w:szCs w:val="24"/>
+              </w:rPr>
+              <w:t>23</w:t>
+            </w:r>
+            <w:r>
+              <w:rPr>
+                <w:rFonts w:ascii="Times New Roman" w:hAnsi="Times New Roman" w:cs="Times New Roman"/>
+                <w:b/>
+                <w:bCs/>
+                <w:noProof/>
+                <w:webHidden/>
+                <w:sz w:val="24"/>
+                <w:szCs w:val="24"/>
+              </w:rPr>
+              <w:fldChar w:fldCharType="end"/>
+            </w:r>
+          </w:hyperlink>
+        </w:p>
+        <w:p>
+          <w:pPr>
+            <w:pStyle w:val="TOC2"/>
+            <w:tabs>
+              <w:tab w:val="left" w:pos="880"/>
+              <w:tab w:val="right" w:leader="dot" w:pos="9350"/>
+            </w:tabs>
+            <w:rPr>
+              <w:rFonts w:ascii="Times New Roman" w:hAnsi="Times New Roman" w:cs="Times New Roman"/>
+              <w:b/>
+              <w:bCs/>
+              <w:noProof/>
+              <w:sz w:val="24"/>
+              <w:szCs w:val="24"/>
+            </w:rPr>
+          </w:pPr>
+          <w:hyperlink w:anchor="_Toc237902795" w:history="1">
+            <w:r>
+              <w:rPr>
+                <w:rStyle w:val="Hyperlink"/>
+                <w:rFonts w:ascii="Times New Roman" w:hAnsi="Times New Roman" w:cs="Times New Roman"/>
+                <w:b/>
+                <w:bCs/>
+                <w:noProof/>
+                <w:sz w:val="24"/>
+                <w:szCs w:val="24"/>
+              </w:rPr>
+              <w:t>3.1.</w:t>
+            </w:r>
+            <w:r>
+              <w:rPr>
+                <w:rFonts w:ascii="Times New Roman" w:hAnsi="Times New Roman" w:cs="Times New Roman"/>
+                <w:b/>
+                <w:bCs/>
+                <w:noProof/>
+                <w:sz w:val="24"/>
+                <w:szCs w:val="24"/>
+              </w:rPr>
+              <w:tab/>
+            </w:r>
+            <w:r>
+              <w:rPr>
+                <w:rStyle w:val="Hyperlink"/>
+                <w:rFonts w:ascii="Times New Roman" w:hAnsi="Times New Roman" w:cs="Times New Roman"/>
+                <w:b/>
+                <w:bCs/>
+                <w:noProof/>
+                <w:sz w:val="24"/>
+                <w:szCs w:val="24"/>
+              </w:rPr>
+              <w:t>File and class organization</w:t>
+            </w:r>
+            <w:r>
+              <w:rPr>
+                <w:rFonts w:ascii="Times New Roman" w:hAnsi="Times New Roman" w:cs="Times New Roman"/>
+                <w:b/>
+                <w:bCs/>
+                <w:noProof/>
+                <w:webHidden/>
+                <w:sz w:val="24"/>
+                <w:szCs w:val="24"/>
+              </w:rPr>
+              <w:tab/>
+            </w:r>
+            <w:r>
+              <w:rPr>
+                <w:rFonts w:ascii="Times New Roman" w:hAnsi="Times New Roman" w:cs="Times New Roman"/>
+                <w:b/>
+                <w:bCs/>
+                <w:noProof/>
+                <w:webHidden/>
+                <w:sz w:val="24"/>
+                <w:szCs w:val="24"/>
+              </w:rPr>
+              <w:fldChar w:fldCharType="begin"/>
+            </w:r>
+            <w:r>
+              <w:rPr>
+                <w:rFonts w:ascii="Times New Roman" w:hAnsi="Times New Roman" w:cs="Times New Roman"/>
+                <w:b/>
+                <w:bCs/>
+                <w:noProof/>
+                <w:webHidden/>
+                <w:sz w:val="24"/>
+                <w:szCs w:val="24"/>
+              </w:rPr>
+              <w:instrText xml:space="preserve"> PAGEREF _Toc237902795 \h </w:instrText>
+            </w:r>
+            <w:r>
+              <w:rPr>
+                <w:rFonts w:ascii="Times New Roman" w:hAnsi="Times New Roman" w:cs="Times New Roman"/>
+                <w:b/>
+                <w:bCs/>
+                <w:noProof/>
+                <w:webHidden/>
+                <w:sz w:val="24"/>
+                <w:szCs w:val="24"/>
+              </w:rPr>
+            </w:r>
+            <w:r>
+              <w:rPr>
+                <w:rFonts w:ascii="Times New Roman" w:hAnsi="Times New Roman" w:cs="Times New Roman"/>
+                <w:b/>
+                <w:bCs/>
+                <w:noProof/>
+                <w:webHidden/>
+                <w:sz w:val="24"/>
+                <w:szCs w:val="24"/>
+              </w:rPr>
+              <w:fldChar w:fldCharType="separate"/>
+            </w:r>
+            <w:r>
+              <w:rPr>
+                <w:rFonts w:ascii="Times New Roman" w:hAnsi="Times New Roman" w:cs="Times New Roman"/>
+                <w:b/>
+                <w:bCs/>
+                <w:noProof/>
+                <w:webHidden/>
+                <w:sz w:val="24"/>
+                <w:szCs w:val="24"/>
+              </w:rPr>
+              <w:t>23</w:t>
+            </w:r>
+            <w:r>
+              <w:rPr>
+                <w:rFonts w:ascii="Times New Roman" w:hAnsi="Times New Roman" w:cs="Times New Roman"/>
+                <w:b/>
+                <w:bCs/>
+                <w:noProof/>
+                <w:webHidden/>
+                <w:sz w:val="24"/>
+                <w:szCs w:val="24"/>
+              </w:rPr>
+              <w:fldChar w:fldCharType="end"/>
+            </w:r>
+          </w:hyperlink>
+        </w:p>
+        <w:p>
+          <w:pPr>
+            <w:pStyle w:val="TOC2"/>
+            <w:tabs>
+              <w:tab w:val="left" w:pos="880"/>
+              <w:tab w:val="right" w:leader="dot" w:pos="9350"/>
+            </w:tabs>
+            <w:rPr>
+              <w:rFonts w:ascii="Times New Roman" w:hAnsi="Times New Roman" w:cs="Times New Roman"/>
+              <w:b/>
+              <w:bCs/>
+              <w:noProof/>
+              <w:sz w:val="24"/>
+              <w:szCs w:val="24"/>
+            </w:rPr>
+          </w:pPr>
+          <w:hyperlink w:anchor="_Toc237902796" w:history="1">
+            <w:r>
+              <w:rPr>
+                <w:rStyle w:val="Hyperlink"/>
+                <w:rFonts w:ascii="Times New Roman" w:hAnsi="Times New Roman" w:cs="Times New Roman"/>
+                <w:b/>
+                <w:bCs/>
+                <w:noProof/>
+                <w:sz w:val="24"/>
+                <w:szCs w:val="24"/>
+              </w:rPr>
+              <w:t>3.2.</w:t>
+            </w:r>
+            <w:r>
+              <w:rPr>
+                <w:rFonts w:ascii="Times New Roman" w:hAnsi="Times New Roman" w:cs="Times New Roman"/>
+                <w:b/>
+                <w:bCs/>
+                <w:noProof/>
+                <w:sz w:val="24"/>
+                <w:szCs w:val="24"/>
+              </w:rPr>
+              <w:tab/>
+            </w:r>
+            <w:r>
+              <w:rPr>
+                <w:rStyle w:val="Hyperlink"/>
+                <w:rFonts w:ascii="Times New Roman" w:hAnsi="Times New Roman" w:cs="Times New Roman"/>
+                <w:b/>
+                <w:bCs/>
+                <w:noProof/>
+                <w:sz w:val="24"/>
+                <w:szCs w:val="24"/>
+              </w:rPr>
+              <w:t>Inventory Implementation</w:t>
+            </w:r>
+            <w:r>
+              <w:rPr>
+                <w:rFonts w:ascii="Times New Roman" w:hAnsi="Times New Roman" w:cs="Times New Roman"/>
+                <w:b/>
+                <w:bCs/>
+                <w:noProof/>
+                <w:webHidden/>
+                <w:sz w:val="24"/>
+                <w:szCs w:val="24"/>
+              </w:rPr>
+              <w:tab/>
+            </w:r>
+            <w:r>
+              <w:rPr>
+                <w:rFonts w:ascii="Times New Roman" w:hAnsi="Times New Roman" w:cs="Times New Roman"/>
+                <w:b/>
+                <w:bCs/>
+                <w:noProof/>
+                <w:webHidden/>
+                <w:sz w:val="24"/>
+                <w:szCs w:val="24"/>
+              </w:rPr>
+              <w:fldChar w:fldCharType="begin"/>
+            </w:r>
+            <w:r>
+              <w:rPr>
+                <w:rFonts w:ascii="Times New Roman" w:hAnsi="Times New Roman" w:cs="Times New Roman"/>
+                <w:b/>
+                <w:bCs/>
+                <w:noProof/>
+                <w:webHidden/>
+                <w:sz w:val="24"/>
+                <w:szCs w:val="24"/>
+              </w:rPr>
+              <w:instrText xml:space="preserve"> PAGEREF _Toc237902796 \h </w:instrText>
+            </w:r>
+            <w:r>
+              <w:rPr>
+                <w:rFonts w:ascii="Times New Roman" w:hAnsi="Times New Roman" w:cs="Times New Roman"/>
+                <w:b/>
+                <w:bCs/>
+                <w:noProof/>
+                <w:webHidden/>
+                <w:sz w:val="24"/>
+                <w:szCs w:val="24"/>
+              </w:rPr>
+            </w:r>
+            <w:r>
+              <w:rPr>
+                <w:rFonts w:ascii="Times New Roman" w:hAnsi="Times New Roman" w:cs="Times New Roman"/>
+                <w:b/>
+                <w:bCs/>
+                <w:noProof/>
+                <w:webHidden/>
+                <w:sz w:val="24"/>
+                <w:szCs w:val="24"/>
+              </w:rPr>
+              <w:fldChar w:fldCharType="separate"/>
+            </w:r>
+            <w:r>
+              <w:rPr>
+                <w:rFonts w:ascii="Times New Roman" w:hAnsi="Times New Roman" w:cs="Times New Roman"/>
+                <w:b/>
+                <w:bCs/>
+                <w:noProof/>
+                <w:webHidden/>
+                <w:sz w:val="24"/>
+                <w:szCs w:val="24"/>
+              </w:rPr>
+              <w:t>25</w:t>
+            </w:r>
+            <w:r>
+              <w:rPr>
+                <w:rFonts w:ascii="Times New Roman" w:hAnsi="Times New Roman" w:cs="Times New Roman"/>
+                <w:b/>
+                <w:bCs/>
+                <w:noProof/>
+                <w:webHidden/>
+                <w:sz w:val="24"/>
+                <w:szCs w:val="24"/>
+              </w:rPr>
+              <w:fldChar w:fldCharType="end"/>
+            </w:r>
+          </w:hyperlink>
+        </w:p>
+        <w:p>
+          <w:pPr>
+            <w:pStyle w:val="TOC2"/>
+            <w:tabs>
+              <w:tab w:val="left" w:pos="880"/>
+              <w:tab w:val="right" w:leader="dot" w:pos="9350"/>
+            </w:tabs>
+            <w:rPr>
+              <w:rFonts w:ascii="Times New Roman" w:hAnsi="Times New Roman" w:cs="Times New Roman"/>
+              <w:b/>
+              <w:bCs/>
+              <w:noProof/>
+              <w:sz w:val="24"/>
+              <w:szCs w:val="24"/>
+            </w:rPr>
+          </w:pPr>
+          <w:hyperlink w:anchor="_Toc237902797" w:history="1">
+            <w:r>
+              <w:rPr>
+                <w:rStyle w:val="Hyperlink"/>
+                <w:rFonts w:ascii="Times New Roman" w:hAnsi="Times New Roman" w:cs="Times New Roman"/>
+                <w:b/>
+                <w:bCs/>
+                <w:noProof/>
+                <w:sz w:val="24"/>
+                <w:szCs w:val="24"/>
+              </w:rPr>
+              <w:t>3.3.</w:t>
+            </w:r>
+            <w:r>
+              <w:rPr>
+                <w:rFonts w:ascii="Times New Roman" w:hAnsi="Times New Roman" w:cs="Times New Roman"/>
+                <w:b/>
+                <w:bCs/>
+                <w:noProof/>
+                <w:sz w:val="24"/>
+                <w:szCs w:val="24"/>
+              </w:rPr>
+              <w:tab/>
+            </w:r>
+            <w:r>
+              <w:rPr>
+                <w:rStyle w:val="Hyperlink"/>
+                <w:rFonts w:ascii="Times New Roman" w:hAnsi="Times New Roman" w:cs="Times New Roman"/>
+                <w:b/>
+                <w:bCs/>
+                <w:noProof/>
+                <w:sz w:val="24"/>
+                <w:szCs w:val="24"/>
+              </w:rPr>
+              <w:t>Shop and Item Implementation</w:t>
+            </w:r>
+            <w:r>
+              <w:rPr>
+                <w:rFonts w:ascii="Times New Roman" w:hAnsi="Times New Roman" w:cs="Times New Roman"/>
+                <w:b/>
+                <w:bCs/>
+                <w:noProof/>
+                <w:webHidden/>
+                <w:sz w:val="24"/>
+                <w:szCs w:val="24"/>
+              </w:rPr>
+              <w:tab/>
+            </w:r>
+            <w:r>
+              <w:rPr>
+                <w:rFonts w:ascii="Times New Roman" w:hAnsi="Times New Roman" w:cs="Times New Roman"/>
+                <w:b/>
+                <w:bCs/>
+                <w:noProof/>
+                <w:webHidden/>
+                <w:sz w:val="24"/>
+                <w:szCs w:val="24"/>
+              </w:rPr>
+              <w:fldChar w:fldCharType="begin"/>
+            </w:r>
+            <w:r>
+              <w:rPr>
+                <w:rFonts w:ascii="Times New Roman" w:hAnsi="Times New Roman" w:cs="Times New Roman"/>
+                <w:b/>
+                <w:bCs/>
+                <w:noProof/>
+                <w:webHidden/>
+                <w:sz w:val="24"/>
+                <w:szCs w:val="24"/>
+              </w:rPr>
+              <w:instrText xml:space="preserve"> PAGEREF _Toc237902797 \h </w:instrText>
+            </w:r>
+            <w:r>
+              <w:rPr>
+                <w:rFonts w:ascii="Times New Roman" w:hAnsi="Times New Roman" w:cs="Times New Roman"/>
+                <w:b/>
+                <w:bCs/>
+                <w:noProof/>
+                <w:webHidden/>
+                <w:sz w:val="24"/>
+                <w:szCs w:val="24"/>
+              </w:rPr>
+            </w:r>
+            <w:r>
+              <w:rPr>
+                <w:rFonts w:ascii="Times New Roman" w:hAnsi="Times New Roman" w:cs="Times New Roman"/>
+                <w:b/>
+                <w:bCs/>
+                <w:noProof/>
+                <w:webHidden/>
+                <w:sz w:val="24"/>
+                <w:szCs w:val="24"/>
+              </w:rPr>
+              <w:fldChar w:fldCharType="separate"/>
+            </w:r>
+            <w:r>
+              <w:rPr>
+                <w:rFonts w:ascii="Times New Roman" w:hAnsi="Times New Roman" w:cs="Times New Roman"/>
+                <w:b/>
+                <w:bCs/>
+                <w:noProof/>
+                <w:webHidden/>
+                <w:sz w:val="24"/>
+                <w:szCs w:val="24"/>
+              </w:rPr>
+              <w:t>28</w:t>
+            </w:r>
+            <w:r>
+              <w:rPr>
+                <w:rFonts w:ascii="Times New Roman" w:hAnsi="Times New Roman" w:cs="Times New Roman"/>
+                <w:b/>
+                <w:bCs/>
+                <w:noProof/>
+                <w:webHidden/>
+                <w:sz w:val="24"/>
+                <w:szCs w:val="24"/>
+              </w:rPr>
+              <w:fldChar w:fldCharType="end"/>
+            </w:r>
+          </w:hyperlink>
+        </w:p>
+        <w:p>
+          <w:pPr>
+            <w:pStyle w:val="TOC2"/>
+            <w:tabs>
+              <w:tab w:val="left" w:pos="880"/>
+              <w:tab w:val="right" w:leader="dot" w:pos="9350"/>
+            </w:tabs>
+            <w:rPr>
+              <w:rFonts w:ascii="Times New Roman" w:hAnsi="Times New Roman" w:cs="Times New Roman"/>
+              <w:b/>
+              <w:bCs/>
+              <w:noProof/>
+              <w:sz w:val="24"/>
+              <w:szCs w:val="24"/>
+            </w:rPr>
+          </w:pPr>
+          <w:hyperlink w:anchor="_Toc237902798" w:history="1">
+            <w:r>
+              <w:rPr>
+                <w:rStyle w:val="Hyperlink"/>
+                <w:rFonts w:ascii="Times New Roman" w:hAnsi="Times New Roman" w:cs="Times New Roman"/>
+                <w:b/>
+                <w:bCs/>
+                <w:noProof/>
+                <w:sz w:val="24"/>
+                <w:szCs w:val="24"/>
+              </w:rPr>
+              <w:t>3.4.</w:t>
+            </w:r>
+            <w:r>
+              <w:rPr>
+                <w:rFonts w:ascii="Times New Roman" w:hAnsi="Times New Roman" w:cs="Times New Roman"/>
+                <w:b/>
+                <w:bCs/>
+                <w:noProof/>
+                <w:sz w:val="24"/>
+                <w:szCs w:val="24"/>
+              </w:rPr>
+              <w:tab/>
+            </w:r>
+            <w:r>
+              <w:rPr>
+                <w:rStyle w:val="Hyperlink"/>
+                <w:rFonts w:ascii="Times New Roman" w:hAnsi="Times New Roman" w:cs="Times New Roman"/>
+                <w:b/>
+                <w:bCs/>
+                <w:noProof/>
+                <w:sz w:val="24"/>
+                <w:szCs w:val="24"/>
+              </w:rPr>
+              <w:t>Encounter Implementation</w:t>
+            </w:r>
+            <w:r>
+              <w:rPr>
+                <w:rFonts w:ascii="Times New Roman" w:hAnsi="Times New Roman" w:cs="Times New Roman"/>
+                <w:b/>
+                <w:bCs/>
+                <w:noProof/>
+                <w:webHidden/>
+                <w:sz w:val="24"/>
+                <w:szCs w:val="24"/>
+              </w:rPr>
+              <w:tab/>
+            </w:r>
+            <w:r>
+              <w:rPr>
+                <w:rFonts w:ascii="Times New Roman" w:hAnsi="Times New Roman" w:cs="Times New Roman"/>
+                <w:b/>
+                <w:bCs/>
+                <w:noProof/>
+                <w:webHidden/>
+                <w:sz w:val="24"/>
+                <w:szCs w:val="24"/>
+              </w:rPr>
+              <w:fldChar w:fldCharType="begin"/>
+            </w:r>
+            <w:r>
+              <w:rPr>
+                <w:rFonts w:ascii="Times New Roman" w:hAnsi="Times New Roman" w:cs="Times New Roman"/>
+                <w:b/>
+                <w:bCs/>
+                <w:noProof/>
+                <w:webHidden/>
+                <w:sz w:val="24"/>
+                <w:szCs w:val="24"/>
+              </w:rPr>
+              <w:instrText xml:space="preserve"> PAGEREF _Toc237902798 \h </w:instrText>
+            </w:r>
+            <w:r>
+              <w:rPr>
+                <w:rFonts w:ascii="Times New Roman" w:hAnsi="Times New Roman" w:cs="Times New Roman"/>
+                <w:b/>
+                <w:bCs/>
+                <w:noProof/>
+                <w:webHidden/>
+                <w:sz w:val="24"/>
+                <w:szCs w:val="24"/>
+              </w:rPr>
+            </w:r>
+            <w:r>
+              <w:rPr>
+                <w:rFonts w:ascii="Times New Roman" w:hAnsi="Times New Roman" w:cs="Times New Roman"/>
+                <w:b/>
+                <w:bCs/>
+                <w:noProof/>
+                <w:webHidden/>
+                <w:sz w:val="24"/>
+                <w:szCs w:val="24"/>
+              </w:rPr>
+              <w:fldChar w:fldCharType="separate"/>
+            </w:r>
+            <w:r>
+              <w:rPr>
+                <w:rFonts w:ascii="Times New Roman" w:hAnsi="Times New Roman" w:cs="Times New Roman"/>
+                <w:b/>
+                <w:bCs/>
+                <w:noProof/>
+                <w:webHidden/>
+                <w:sz w:val="24"/>
+                <w:szCs w:val="24"/>
+              </w:rPr>
+              <w:t>30</w:t>
+            </w:r>
+            <w:r>
+              <w:rPr>
+                <w:rFonts w:ascii="Times New Roman" w:hAnsi="Times New Roman" w:cs="Times New Roman"/>
+                <w:b/>
+                <w:bCs/>
+                <w:noProof/>
+                <w:webHidden/>
+                <w:sz w:val="24"/>
+                <w:szCs w:val="24"/>
+              </w:rPr>
+              <w:fldChar w:fldCharType="end"/>
+            </w:r>
+          </w:hyperlink>
+        </w:p>
+        <w:p>
+          <w:pPr>
+            <w:pStyle w:val="TOC2"/>
+            <w:tabs>
+              <w:tab w:val="left" w:pos="880"/>
+              <w:tab w:val="right" w:leader="dot" w:pos="9350"/>
+            </w:tabs>
+            <w:rPr>
+              <w:rFonts w:ascii="Times New Roman" w:hAnsi="Times New Roman" w:cs="Times New Roman"/>
+              <w:b/>
+              <w:bCs/>
+              <w:noProof/>
+              <w:sz w:val="24"/>
+              <w:szCs w:val="24"/>
+            </w:rPr>
+          </w:pPr>
+          <w:hyperlink w:anchor="_Toc237902799" w:history="1">
+            <w:r>
+              <w:rPr>
+                <w:rStyle w:val="Hyperlink"/>
+                <w:rFonts w:ascii="Times New Roman" w:hAnsi="Times New Roman" w:cs="Times New Roman"/>
+                <w:b/>
+                <w:bCs/>
+                <w:noProof/>
+                <w:sz w:val="24"/>
+                <w:szCs w:val="24"/>
+              </w:rPr>
+              <w:t>3.5.</w:t>
+            </w:r>
+            <w:r>
+              <w:rPr>
+                <w:rFonts w:ascii="Times New Roman" w:hAnsi="Times New Roman" w:cs="Times New Roman"/>
+                <w:b/>
+                <w:bCs/>
+                <w:noProof/>
+                <w:sz w:val="24"/>
+                <w:szCs w:val="24"/>
+              </w:rPr>
+              <w:tab/>
+            </w:r>
+            <w:r>
+              <w:rPr>
+                <w:rStyle w:val="Hyperlink"/>
+                <w:rFonts w:ascii="Times New Roman" w:hAnsi="Times New Roman" w:cs="Times New Roman"/>
+                <w:b/>
+                <w:bCs/>
+                <w:noProof/>
+                <w:sz w:val="24"/>
+                <w:szCs w:val="24"/>
+              </w:rPr>
+              <w:t>Exploration Implementation</w:t>
+            </w:r>
+            <w:r>
+              <w:rPr>
+                <w:rFonts w:ascii="Times New Roman" w:hAnsi="Times New Roman" w:cs="Times New Roman"/>
+                <w:b/>
+                <w:bCs/>
+                <w:noProof/>
+                <w:webHidden/>
+                <w:sz w:val="24"/>
+                <w:szCs w:val="24"/>
+              </w:rPr>
+              <w:tab/>
+            </w:r>
+            <w:r>
+              <w:rPr>
+                <w:rFonts w:ascii="Times New Roman" w:hAnsi="Times New Roman" w:cs="Times New Roman"/>
+                <w:b/>
+                <w:bCs/>
+                <w:noProof/>
+                <w:webHidden/>
+                <w:sz w:val="24"/>
+                <w:szCs w:val="24"/>
+              </w:rPr>
+              <w:fldChar w:fldCharType="begin"/>
+            </w:r>
+            <w:r>
+              <w:rPr>
+                <w:rFonts w:ascii="Times New Roman" w:hAnsi="Times New Roman" w:cs="Times New Roman"/>
+                <w:b/>
+                <w:bCs/>
+                <w:noProof/>
+                <w:webHidden/>
+                <w:sz w:val="24"/>
+                <w:szCs w:val="24"/>
+              </w:rPr>
+              <w:instrText xml:space="preserve"> PAGEREF _Toc237902799 \h </w:instrText>
+            </w:r>
+            <w:r>
+              <w:rPr>
+                <w:rFonts w:ascii="Times New Roman" w:hAnsi="Times New Roman" w:cs="Times New Roman"/>
+                <w:b/>
+                <w:bCs/>
+                <w:noProof/>
+                <w:webHidden/>
+                <w:sz w:val="24"/>
+                <w:szCs w:val="24"/>
+              </w:rPr>
+            </w:r>
+            <w:r>
+              <w:rPr>
+                <w:rFonts w:ascii="Times New Roman" w:hAnsi="Times New Roman" w:cs="Times New Roman"/>
+                <w:b/>
+                <w:bCs/>
+                <w:noProof/>
+                <w:webHidden/>
+                <w:sz w:val="24"/>
+                <w:szCs w:val="24"/>
+              </w:rPr>
+              <w:fldChar w:fldCharType="separate"/>
+            </w:r>
+            <w:r>
+              <w:rPr>
+                <w:rFonts w:ascii="Times New Roman" w:hAnsi="Times New Roman" w:cs="Times New Roman"/>
+                <w:b/>
+                <w:bCs/>
+                <w:noProof/>
+                <w:webHidden/>
+                <w:sz w:val="24"/>
+                <w:szCs w:val="24"/>
+              </w:rPr>
+              <w:t>32</w:t>
+            </w:r>
+            <w:r>
+              <w:rPr>
+                <w:rFonts w:ascii="Times New Roman" w:hAnsi="Times New Roman" w:cs="Times New Roman"/>
+                <w:b/>
+                <w:bCs/>
+                <w:noProof/>
+                <w:webHidden/>
+                <w:sz w:val="24"/>
+                <w:szCs w:val="24"/>
+              </w:rPr>
+              <w:fldChar w:fldCharType="end"/>
+            </w:r>
+          </w:hyperlink>
+        </w:p>
+        <w:p>
+          <w:pPr>
+            <w:pStyle w:val="TOC2"/>
+            <w:tabs>
+              <w:tab w:val="left" w:pos="880"/>
+              <w:tab w:val="right" w:leader="dot" w:pos="9350"/>
+            </w:tabs>
+            <w:rPr>
+              <w:rFonts w:ascii="Times New Roman" w:hAnsi="Times New Roman" w:cs="Times New Roman"/>
+              <w:b/>
+              <w:bCs/>
+              <w:noProof/>
+              <w:sz w:val="24"/>
+              <w:szCs w:val="24"/>
+            </w:rPr>
+          </w:pPr>
+          <w:hyperlink w:anchor="_Toc237902800" w:history="1">
+            <w:r>
+              <w:rPr>
+                <w:rStyle w:val="Hyperlink"/>
+                <w:rFonts w:ascii="Times New Roman" w:hAnsi="Times New Roman" w:cs="Times New Roman"/>
+                <w:b/>
+                <w:bCs/>
+                <w:noProof/>
+                <w:sz w:val="24"/>
+                <w:szCs w:val="24"/>
+              </w:rPr>
+              <w:t>3.6.</w:t>
+            </w:r>
+            <w:r>
+              <w:rPr>
+                <w:rFonts w:ascii="Times New Roman" w:hAnsi="Times New Roman" w:cs="Times New Roman"/>
+                <w:b/>
+                <w:bCs/>
+                <w:noProof/>
+                <w:sz w:val="24"/>
+                <w:szCs w:val="24"/>
+              </w:rPr>
+              <w:tab/>
+            </w:r>
+            <w:r>
+              <w:rPr>
+                <w:rStyle w:val="Hyperlink"/>
+                <w:rFonts w:ascii="Times New Roman" w:hAnsi="Times New Roman" w:cs="Times New Roman"/>
+                <w:b/>
+                <w:bCs/>
+                <w:noProof/>
+                <w:sz w:val="24"/>
+                <w:szCs w:val="24"/>
+              </w:rPr>
+              <w:t>Checkpoint and Retry Implementation</w:t>
+            </w:r>
+            <w:r>
+              <w:rPr>
+                <w:rFonts w:ascii="Times New Roman" w:hAnsi="Times New Roman" w:cs="Times New Roman"/>
+                <w:b/>
+                <w:bCs/>
+                <w:noProof/>
+                <w:webHidden/>
+                <w:sz w:val="24"/>
+                <w:szCs w:val="24"/>
+              </w:rPr>
+              <w:tab/>
+            </w:r>
+            <w:r>
+              <w:rPr>
+                <w:rFonts w:ascii="Times New Roman" w:hAnsi="Times New Roman" w:cs="Times New Roman"/>
+                <w:b/>
+                <w:bCs/>
+                <w:noProof/>
+                <w:webHidden/>
+                <w:sz w:val="24"/>
+                <w:szCs w:val="24"/>
+              </w:rPr>
+              <w:fldChar w:fldCharType="begin"/>
+            </w:r>
+            <w:r>
+              <w:rPr>
+                <w:rFonts w:ascii="Times New Roman" w:hAnsi="Times New Roman" w:cs="Times New Roman"/>
+                <w:b/>
+                <w:bCs/>
+                <w:noProof/>
+                <w:webHidden/>
+                <w:sz w:val="24"/>
+                <w:szCs w:val="24"/>
+              </w:rPr>
+              <w:instrText xml:space="preserve"> PAGEREF _Toc237902800 \h </w:instrText>
+            </w:r>
+            <w:r>
+              <w:rPr>
+                <w:rFonts w:ascii="Times New Roman" w:hAnsi="Times New Roman" w:cs="Times New Roman"/>
+                <w:b/>
+                <w:bCs/>
+                <w:noProof/>
+                <w:webHidden/>
+                <w:sz w:val="24"/>
+                <w:szCs w:val="24"/>
+              </w:rPr>
+            </w:r>
+            <w:r>
+              <w:rPr>
+                <w:rFonts w:ascii="Times New Roman" w:hAnsi="Times New Roman" w:cs="Times New Roman"/>
+                <w:b/>
+                <w:bCs/>
+                <w:noProof/>
+                <w:webHidden/>
+                <w:sz w:val="24"/>
+                <w:szCs w:val="24"/>
+              </w:rPr>
+              <w:fldChar w:fldCharType="separate"/>
+            </w:r>
+            <w:r>
+              <w:rPr>
+                <w:rFonts w:ascii="Times New Roman" w:hAnsi="Times New Roman" w:cs="Times New Roman"/>
+                <w:b/>
+                <w:bCs/>
+                <w:noProof/>
+                <w:webHidden/>
+                <w:sz w:val="24"/>
+                <w:szCs w:val="24"/>
+              </w:rPr>
+              <w:t>33</w:t>
+            </w:r>
+            <w:r>
+              <w:rPr>
+                <w:rFonts w:ascii="Times New Roman" w:hAnsi="Times New Roman" w:cs="Times New Roman"/>
+                <w:b/>
+                <w:bCs/>
+                <w:noProof/>
+                <w:webHidden/>
+                <w:sz w:val="24"/>
+                <w:szCs w:val="24"/>
+              </w:rPr>
+              <w:fldChar w:fldCharType="end"/>
+            </w:r>
+          </w:hyperlink>
+        </w:p>
+        <w:p>
+          <w:pPr>
+            <w:pStyle w:val="TOC2"/>
+            <w:tabs>
+              <w:tab w:val="left" w:pos="880"/>
+              <w:tab w:val="right" w:leader="dot" w:pos="9350"/>
+            </w:tabs>
+            <w:rPr>
+              <w:rFonts w:ascii="Times New Roman" w:hAnsi="Times New Roman" w:cs="Times New Roman"/>
+              <w:b/>
+              <w:bCs/>
+              <w:noProof/>
+              <w:sz w:val="24"/>
+              <w:szCs w:val="24"/>
+            </w:rPr>
+          </w:pPr>
+          <w:hyperlink w:anchor="_Toc237902801" w:history="1">
+            <w:r>
+              <w:rPr>
+                <w:rStyle w:val="Hyperlink"/>
+                <w:rFonts w:ascii="Times New Roman" w:hAnsi="Times New Roman" w:cs="Times New Roman"/>
+                <w:b/>
+                <w:bCs/>
+                <w:noProof/>
+                <w:sz w:val="24"/>
+                <w:szCs w:val="24"/>
+              </w:rPr>
+              <w:t>3.7.</w:t>
+            </w:r>
+            <w:r>
+              <w:rPr>
+                <w:rFonts w:ascii="Times New Roman" w:hAnsi="Times New Roman" w:cs="Times New Roman"/>
+                <w:b/>
+                <w:bCs/>
+                <w:noProof/>
+                <w:sz w:val="24"/>
+                <w:szCs w:val="24"/>
+              </w:rPr>
+              <w:tab/>
+            </w:r>
+            <w:r>
+              <w:rPr>
+                <w:rStyle w:val="Hyperlink"/>
+                <w:rFonts w:ascii="Times New Roman" w:hAnsi="Times New Roman" w:cs="Times New Roman"/>
+                <w:b/>
+                <w:bCs/>
+                <w:noProof/>
+                <w:sz w:val="24"/>
+                <w:szCs w:val="24"/>
+              </w:rPr>
+              <w:t>Validation and Boundary Handling</w:t>
+            </w:r>
+            <w:r>
+              <w:rPr>
+                <w:rFonts w:ascii="Times New Roman" w:hAnsi="Times New Roman" w:cs="Times New Roman"/>
+                <w:b/>
+                <w:bCs/>
+                <w:noProof/>
+                <w:webHidden/>
+                <w:sz w:val="24"/>
+                <w:szCs w:val="24"/>
+              </w:rPr>
+              <w:tab/>
+            </w:r>
+            <w:r>
+              <w:rPr>
+                <w:rFonts w:ascii="Times New Roman" w:hAnsi="Times New Roman" w:cs="Times New Roman"/>
+                <w:b/>
+                <w:bCs/>
+                <w:noProof/>
+                <w:webHidden/>
+                <w:sz w:val="24"/>
+                <w:szCs w:val="24"/>
+              </w:rPr>
+              <w:fldChar w:fldCharType="begin"/>
+            </w:r>
+            <w:r>
+              <w:rPr>
+                <w:rFonts w:ascii="Times New Roman" w:hAnsi="Times New Roman" w:cs="Times New Roman"/>
+                <w:b/>
+                <w:bCs/>
+                <w:noProof/>
+                <w:webHidden/>
+                <w:sz w:val="24"/>
+                <w:szCs w:val="24"/>
+              </w:rPr>
+              <w:instrText xml:space="preserve"> PAGEREF _Toc237902801 \h </w:instrText>
+            </w:r>
+            <w:r>
+              <w:rPr>
+                <w:rFonts w:ascii="Times New Roman" w:hAnsi="Times New Roman" w:cs="Times New Roman"/>
+                <w:b/>
+                <w:bCs/>
+                <w:noProof/>
+                <w:webHidden/>
+                <w:sz w:val="24"/>
+                <w:szCs w:val="24"/>
+              </w:rPr>
+            </w:r>
+            <w:r>
+              <w:rPr>
+                <w:rFonts w:ascii="Times New Roman" w:hAnsi="Times New Roman" w:cs="Times New Roman"/>
+                <w:b/>
+                <w:bCs/>
+                <w:noProof/>
+                <w:webHidden/>
+                <w:sz w:val="24"/>
+                <w:szCs w:val="24"/>
+              </w:rPr>
+              <w:fldChar w:fldCharType="separate"/>
+            </w:r>
+            <w:r>
+              <w:rPr>
+                <w:rFonts w:ascii="Times New Roman" w:hAnsi="Times New Roman" w:cs="Times New Roman"/>
+                <w:b/>
+                <w:bCs/>
+                <w:noProof/>
+                <w:webHidden/>
+                <w:sz w:val="24"/>
+                <w:szCs w:val="24"/>
+              </w:rPr>
+              <w:t>36</w:t>
+            </w:r>
+            <w:r>
+              <w:rPr>
+                <w:rFonts w:ascii="Times New Roman" w:hAnsi="Times New Roman" w:cs="Times New Roman"/>
+                <w:b/>
+                <w:bCs/>
+                <w:noProof/>
+                <w:webHidden/>
+                <w:sz w:val="24"/>
+                <w:szCs w:val="24"/>
+              </w:rPr>
+              <w:fldChar w:fldCharType="end"/>
+            </w:r>
+          </w:hyperlink>
+        </w:p>
+        <w:p>
+          <w:pPr>
+            <w:pStyle w:val="TOC1"/>
+            <w:tabs>
+              <w:tab w:val="left" w:pos="440"/>
+              <w:tab w:val="right" w:leader="dot" w:pos="9350"/>
+            </w:tabs>
+            <w:rPr>
+              <w:rFonts w:ascii="Times New Roman" w:hAnsi="Times New Roman" w:cs="Times New Roman"/>
+              <w:b/>
+              <w:bCs/>
+              <w:noProof/>
+              <w:sz w:val="24"/>
+              <w:szCs w:val="24"/>
+            </w:rPr>
+          </w:pPr>
+          <w:hyperlink w:anchor="_Toc237902802" w:history="1">
+            <w:r>
+              <w:rPr>
+                <w:rStyle w:val="Hyperlink"/>
+                <w:rFonts w:ascii="Times New Roman" w:hAnsi="Times New Roman" w:cs="Times New Roman"/>
+                <w:b/>
+                <w:bCs/>
+                <w:noProof/>
+                <w:sz w:val="24"/>
+                <w:szCs w:val="24"/>
+              </w:rPr>
+              <w:t>4.</w:t>
+            </w:r>
+            <w:r>
+              <w:rPr>
+                <w:rFonts w:ascii="Times New Roman" w:hAnsi="Times New Roman" w:cs="Times New Roman"/>
+                <w:b/>
+                <w:bCs/>
+                <w:noProof/>
+                <w:sz w:val="24"/>
+                <w:szCs w:val="24"/>
+              </w:rPr>
+              <w:tab/>
+            </w:r>
+            <w:r>
+              <w:rPr>
+                <w:rStyle w:val="Hyperlink"/>
+                <w:rFonts w:ascii="Times New Roman" w:hAnsi="Times New Roman" w:cs="Times New Roman"/>
+                <w:b/>
+                <w:bCs/>
+                <w:noProof/>
+                <w:sz w:val="24"/>
+                <w:szCs w:val="24"/>
+              </w:rPr>
+              <w:t>Conclusion</w:t>
+            </w:r>
+            <w:r>
+              <w:rPr>
+                <w:rFonts w:ascii="Times New Roman" w:hAnsi="Times New Roman" w:cs="Times New Roman"/>
+                <w:b/>
+                <w:bCs/>
+                <w:noProof/>
+                <w:webHidden/>
+                <w:sz w:val="24"/>
+                <w:szCs w:val="24"/>
+              </w:rPr>
+              <w:tab/>
+            </w:r>
+            <w:r>
+              <w:rPr>
+                <w:rFonts w:ascii="Times New Roman" w:hAnsi="Times New Roman" w:cs="Times New Roman"/>
+                <w:b/>
+                <w:bCs/>
+                <w:noProof/>
+                <w:webHidden/>
+                <w:sz w:val="24"/>
+                <w:szCs w:val="24"/>
+              </w:rPr>
+              <w:fldChar w:fldCharType="begin"/>
+            </w:r>
+            <w:r>
+              <w:rPr>
+                <w:rFonts w:ascii="Times New Roman" w:hAnsi="Times New Roman" w:cs="Times New Roman"/>
+                <w:b/>
+                <w:bCs/>
+                <w:noProof/>
+                <w:webHidden/>
+                <w:sz w:val="24"/>
+                <w:szCs w:val="24"/>
+              </w:rPr>
+              <w:instrText xml:space="preserve"> PAGEREF _Toc237902802 \h </w:instrText>
+            </w:r>
+            <w:r>
+              <w:rPr>
+                <w:rFonts w:ascii="Times New Roman" w:hAnsi="Times New Roman" w:cs="Times New Roman"/>
+                <w:b/>
+                <w:bCs/>
+                <w:noProof/>
+                <w:webHidden/>
+                <w:sz w:val="24"/>
+                <w:szCs w:val="24"/>
+              </w:rPr>
+            </w:r>
+            <w:r>
+              <w:rPr>
+                <w:rFonts w:ascii="Times New Roman" w:hAnsi="Times New Roman" w:cs="Times New Roman"/>
+                <w:b/>
+                <w:bCs/>
+                <w:noProof/>
+                <w:webHidden/>
+                <w:sz w:val="24"/>
+                <w:szCs w:val="24"/>
+              </w:rPr>
+              <w:fldChar w:fldCharType="separate"/>
+            </w:r>
+            <w:r>
+              <w:rPr>
+                <w:rFonts w:ascii="Times New Roman" w:hAnsi="Times New Roman" w:cs="Times New Roman"/>
+                <w:b/>
+                <w:bCs/>
+                <w:noProof/>
+                <w:webHidden/>
+                <w:sz w:val="24"/>
+                <w:szCs w:val="24"/>
+              </w:rPr>
+              <w:t>38</w:t>
+            </w:r>
+            <w:r>
+              <w:rPr>
+                <w:rFonts w:ascii="Times New Roman" w:hAnsi="Times New Roman" w:cs="Times New Roman"/>
+                <w:b/>
+                <w:bCs/>
+                <w:noProof/>
+                <w:webHidden/>
+                <w:sz w:val="24"/>
+                <w:szCs w:val="24"/>
+              </w:rPr>
+              <w:fldChar w:fldCharType="end"/>
+            </w:r>
+          </w:hyperlink>
+        </w:p>
+        <w:p>
+          <w:pPr>
+            <w:pStyle w:val="TOC1"/>
+            <w:tabs>
+              <w:tab w:val="left" w:pos="440"/>
+              <w:tab w:val="right" w:leader="dot" w:pos="9350"/>
+            </w:tabs>
+            <w:rPr>
+              <w:rFonts w:ascii="Times New Roman" w:hAnsi="Times New Roman" w:cs="Times New Roman"/>
+              <w:b/>
+              <w:bCs/>
+              <w:noProof/>
+              <w:sz w:val="24"/>
+              <w:szCs w:val="24"/>
+            </w:rPr>
+          </w:pPr>
+          <w:hyperlink w:anchor="_Toc237902803" w:history="1">
+            <w:r>
+              <w:rPr>
+                <w:rStyle w:val="Hyperlink"/>
+                <w:rFonts w:ascii="Times New Roman" w:hAnsi="Times New Roman" w:cs="Times New Roman"/>
+                <w:b/>
+                <w:bCs/>
+                <w:noProof/>
+                <w:sz w:val="24"/>
+                <w:szCs w:val="24"/>
+              </w:rPr>
+              <w:t>5.</w:t>
+            </w:r>
+            <w:r>
+              <w:rPr>
+                <w:rFonts w:ascii="Times New Roman" w:hAnsi="Times New Roman" w:cs="Times New Roman"/>
+                <w:b/>
+                <w:bCs/>
+                <w:noProof/>
+                <w:sz w:val="24"/>
+                <w:szCs w:val="24"/>
+              </w:rPr>
+              <w:tab/>
+            </w:r>
+            <w:r>
+              <w:rPr>
+                <w:rStyle w:val="Hyperlink"/>
+                <w:rFonts w:ascii="Times New Roman" w:hAnsi="Times New Roman" w:cs="Times New Roman"/>
+                <w:b/>
+                <w:bCs/>
+                <w:noProof/>
+                <w:sz w:val="24"/>
+                <w:szCs w:val="24"/>
+              </w:rPr>
+              <w:t>References</w:t>
+            </w:r>
+            <w:r>
+              <w:rPr>
+                <w:rFonts w:ascii="Times New Roman" w:hAnsi="Times New Roman" w:cs="Times New Roman"/>
+                <w:b/>
+                <w:bCs/>
+                <w:noProof/>
+                <w:webHidden/>
+                <w:sz w:val="24"/>
+                <w:szCs w:val="24"/>
+              </w:rPr>
+              <w:tab/>
+            </w:r>
+            <w:r>
+              <w:rPr>
+                <w:rFonts w:ascii="Times New Roman" w:hAnsi="Times New Roman" w:cs="Times New Roman"/>
+                <w:b/>
+                <w:bCs/>
+                <w:noProof/>
+                <w:webHidden/>
+                <w:sz w:val="24"/>
+                <w:szCs w:val="24"/>
+              </w:rPr>
+              <w:fldChar w:fldCharType="begin"/>
+            </w:r>
+            <w:r>
+              <w:rPr>
+                <w:rFonts w:ascii="Times New Roman" w:hAnsi="Times New Roman" w:cs="Times New Roman"/>
+                <w:b/>
+                <w:bCs/>
+                <w:noProof/>
+                <w:webHidden/>
+                <w:sz w:val="24"/>
+                <w:szCs w:val="24"/>
+              </w:rPr>
+              <w:instrText xml:space="preserve"> PAGEREF _Toc237902803 \h </w:instrText>
+            </w:r>
+            <w:r>
+              <w:rPr>
+                <w:rFonts w:ascii="Times New Roman" w:hAnsi="Times New Roman" w:cs="Times New Roman"/>
+                <w:b/>
+                <w:bCs/>
+                <w:noProof/>
+                <w:webHidden/>
+                <w:sz w:val="24"/>
+                <w:szCs w:val="24"/>
+              </w:rPr>
+            </w:r>
+            <w:r>
+              <w:rPr>
+                <w:rFonts w:ascii="Times New Roman" w:hAnsi="Times New Roman" w:cs="Times New Roman"/>
+                <w:b/>
+                <w:bCs/>
+                <w:noProof/>
+                <w:webHidden/>
+                <w:sz w:val="24"/>
+                <w:szCs w:val="24"/>
+              </w:rPr>
+              <w:fldChar w:fldCharType="separate"/>
+            </w:r>
+            <w:r>
+              <w:rPr>
+                <w:rFonts w:ascii="Times New Roman" w:hAnsi="Times New Roman" w:cs="Times New Roman"/>
+                <w:b/>
+                <w:bCs/>
+                <w:noProof/>
+                <w:webHidden/>
+                <w:sz w:val="24"/>
+                <w:szCs w:val="24"/>
+              </w:rPr>
+              <w:t>40</w:t>
+            </w:r>
+            <w:r>
+              <w:rPr>
+                <w:rFonts w:ascii="Times New Roman" w:hAnsi="Times New Roman" w:cs="Times New Roman"/>
+                <w:b/>
+                <w:bCs/>
+                <w:noProof/>
+                <w:webHidden/>
+                <w:sz w:val="24"/>
+                <w:szCs w:val="24"/>
+              </w:rPr>
+              <w:fldChar w:fldCharType="end"/>
+            </w:r>
+          </w:hyperlink>
+        </w:p>
+        <w:p>
+          <w:pPr>
+            <w:pStyle w:val="TOC1"/>
+            <w:tabs>
+              <w:tab w:val="left" w:pos="440"/>
+              <w:tab w:val="right" w:leader="dot" w:pos="9350"/>
+            </w:tabs>
+            <w:rPr>
+              <w:rFonts w:ascii="Times New Roman" w:hAnsi="Times New Roman" w:cs="Times New Roman"/>
+              <w:b/>
+              <w:bCs/>
+              <w:noProof/>
+              <w:sz w:val="24"/>
+              <w:szCs w:val="24"/>
+            </w:rPr>
+          </w:pPr>
+          <w:hyperlink w:anchor="_Toc237902804" w:history="1">
+            <w:r>
+              <w:rPr>
+                <w:rStyle w:val="Hyperlink"/>
+                <w:rFonts w:ascii="Times New Roman" w:hAnsi="Times New Roman" w:cs="Times New Roman"/>
+                <w:b/>
+                <w:bCs/>
+                <w:noProof/>
+                <w:sz w:val="24"/>
+                <w:szCs w:val="24"/>
+              </w:rPr>
+              <w:t>6.</w:t>
+            </w:r>
+            <w:r>
+              <w:rPr>
+                <w:rFonts w:ascii="Times New Roman" w:hAnsi="Times New Roman" w:cs="Times New Roman"/>
+                <w:b/>
+                <w:bCs/>
+                <w:noProof/>
+                <w:sz w:val="24"/>
+                <w:szCs w:val="24"/>
+              </w:rPr>
+              <w:tab/>
+            </w:r>
+            <w:r>
+              <w:rPr>
+                <w:rStyle w:val="Hyperlink"/>
+                <w:rFonts w:ascii="Times New Roman" w:hAnsi="Times New Roman" w:cs="Times New Roman"/>
+                <w:b/>
+                <w:bCs/>
+                <w:noProof/>
+                <w:sz w:val="24"/>
+                <w:szCs w:val="24"/>
+              </w:rPr>
+              <w:t>Appendix</w:t>
+            </w:r>
+            <w:r>
+              <w:rPr>
+                <w:rFonts w:ascii="Times New Roman" w:hAnsi="Times New Roman" w:cs="Times New Roman"/>
+                <w:b/>
+                <w:bCs/>
+                <w:noProof/>
+                <w:webHidden/>
+                <w:sz w:val="24"/>
+                <w:szCs w:val="24"/>
+              </w:rPr>
+              <w:tab/>
+            </w:r>
+            <w:r>
+              <w:rPr>
+                <w:rFonts w:ascii="Times New Roman" w:hAnsi="Times New Roman" w:cs="Times New Roman"/>
+                <w:b/>
+                <w:bCs/>
+                <w:noProof/>
+                <w:webHidden/>
+                <w:sz w:val="24"/>
+                <w:szCs w:val="24"/>
+              </w:rPr>
+              <w:fldChar w:fldCharType="begin"/>
+            </w:r>
+            <w:r>
+              <w:rPr>
+                <w:rFonts w:ascii="Times New Roman" w:hAnsi="Times New Roman" w:cs="Times New Roman"/>
+                <w:b/>
+                <w:bCs/>
+                <w:noProof/>
+                <w:webHidden/>
+                <w:sz w:val="24"/>
+                <w:szCs w:val="24"/>
+              </w:rPr>
+              <w:instrText xml:space="preserve"> PAGEREF _Toc237902804 \h </w:instrText>
+            </w:r>
+            <w:r>
+              <w:rPr>
+                <w:rFonts w:ascii="Times New Roman" w:hAnsi="Times New Roman" w:cs="Times New Roman"/>
+                <w:b/>
+                <w:bCs/>
+                <w:noProof/>
+                <w:webHidden/>
+                <w:sz w:val="24"/>
+                <w:szCs w:val="24"/>
+              </w:rPr>
+            </w:r>
+            <w:r>
+              <w:rPr>
+                <w:rFonts w:ascii="Times New Roman" w:hAnsi="Times New Roman" w:cs="Times New Roman"/>
+                <w:b/>
+                <w:bCs/>
+                <w:noProof/>
+                <w:webHidden/>
+                <w:sz w:val="24"/>
+                <w:szCs w:val="24"/>
+              </w:rPr>
+              <w:fldChar w:fldCharType="separate"/>
+            </w:r>
+            <w:r>
+              <w:rPr>
+                <w:rFonts w:ascii="Times New Roman" w:hAnsi="Times New Roman" w:cs="Times New Roman"/>
+                <w:b/>
+                <w:bCs/>
+                <w:noProof/>
+                <w:webHidden/>
+                <w:sz w:val="24"/>
+                <w:szCs w:val="24"/>
+              </w:rPr>
+              <w:t>41</w:t>
+            </w:r>
+            <w:r>
+              <w:rPr>
+                <w:rFonts w:ascii="Times New Roman" w:hAnsi="Times New Roman" w:cs="Times New Roman"/>
+                <w:b/>
+                <w:bCs/>
+                <w:noProof/>
+                <w:webHidden/>
+                <w:sz w:val="24"/>
+                <w:szCs w:val="24"/>
+              </w:rPr>
+              <w:fldChar w:fldCharType="end"/>
+            </w:r>
+          </w:hyperlink>
+        </w:p>
+        <w:p>
+          <w:pPr>
+            <w:pStyle w:val="TOC2"/>
+            <w:tabs>
+              <w:tab w:val="left" w:pos="880"/>
+              <w:tab w:val="right" w:leader="dot" w:pos="9350"/>
+            </w:tabs>
+            <w:rPr>
+              <w:rFonts w:ascii="Times New Roman" w:hAnsi="Times New Roman" w:cs="Times New Roman"/>
+              <w:b/>
+              <w:bCs/>
+              <w:noProof/>
+              <w:sz w:val="24"/>
+              <w:szCs w:val="24"/>
+            </w:rPr>
+          </w:pPr>
+          <w:hyperlink w:anchor="_Toc237902805" w:history="1">
+            <w:r>
+              <w:rPr>
+                <w:rStyle w:val="Hyperlink"/>
+                <w:rFonts w:ascii="Times New Roman" w:hAnsi="Times New Roman" w:cs="Times New Roman"/>
+                <w:b/>
+                <w:bCs/>
+                <w:noProof/>
+                <w:sz w:val="24"/>
+                <w:szCs w:val="24"/>
+              </w:rPr>
+              <w:t>6.1.</w:t>
+            </w:r>
+            <w:r>
+              <w:rPr>
+                <w:rFonts w:ascii="Times New Roman" w:hAnsi="Times New Roman" w:cs="Times New Roman"/>
+                <w:b/>
+                <w:bCs/>
+                <w:noProof/>
+                <w:sz w:val="24"/>
+                <w:szCs w:val="24"/>
+              </w:rPr>
+              <w:tab/>
+            </w:r>
+            <w:r>
+              <w:rPr>
+                <w:rStyle w:val="Hyperlink"/>
+                <w:rFonts w:ascii="Times New Roman" w:hAnsi="Times New Roman" w:cs="Times New Roman"/>
+                <w:b/>
+                <w:bCs/>
+                <w:noProof/>
+                <w:sz w:val="24"/>
+                <w:szCs w:val="24"/>
+              </w:rPr>
+              <w:t>Reflective Essays</w:t>
+            </w:r>
+            <w:r>
+              <w:rPr>
+                <w:rFonts w:ascii="Times New Roman" w:hAnsi="Times New Roman" w:cs="Times New Roman"/>
+                <w:b/>
+                <w:bCs/>
+                <w:noProof/>
+                <w:webHidden/>
+                <w:sz w:val="24"/>
+                <w:szCs w:val="24"/>
+              </w:rPr>
+              <w:tab/>
+            </w:r>
+            <w:r>
+              <w:rPr>
+                <w:rFonts w:ascii="Times New Roman" w:hAnsi="Times New Roman" w:cs="Times New Roman"/>
+                <w:b/>
+                <w:bCs/>
+                <w:noProof/>
+                <w:webHidden/>
+                <w:sz w:val="24"/>
+                <w:szCs w:val="24"/>
+              </w:rPr>
+              <w:fldChar w:fldCharType="begin"/>
+            </w:r>
+            <w:r>
+              <w:rPr>
+                <w:rFonts w:ascii="Times New Roman" w:hAnsi="Times New Roman" w:cs="Times New Roman"/>
+                <w:b/>
+                <w:bCs/>
+                <w:noProof/>
+                <w:webHidden/>
+                <w:sz w:val="24"/>
+                <w:szCs w:val="24"/>
+              </w:rPr>
+              <w:instrText xml:space="preserve"> PAGEREF _Toc237902805 \h </w:instrText>
+            </w:r>
+            <w:r>
+              <w:rPr>
+                <w:rFonts w:ascii="Times New Roman" w:hAnsi="Times New Roman" w:cs="Times New Roman"/>
+                <w:b/>
+                <w:bCs/>
+                <w:noProof/>
+                <w:webHidden/>
+                <w:sz w:val="24"/>
+                <w:szCs w:val="24"/>
+              </w:rPr>
+            </w:r>
+            <w:r>
+              <w:rPr>
+                <w:rFonts w:ascii="Times New Roman" w:hAnsi="Times New Roman" w:cs="Times New Roman"/>
+                <w:b/>
+                <w:bCs/>
+                <w:noProof/>
+                <w:webHidden/>
+                <w:sz w:val="24"/>
+                <w:szCs w:val="24"/>
+              </w:rPr>
+              <w:fldChar w:fldCharType="separate"/>
+            </w:r>
+            <w:r>
+              <w:rPr>
+                <w:rFonts w:ascii="Times New Roman" w:hAnsi="Times New Roman" w:cs="Times New Roman"/>
+                <w:b/>
+                <w:bCs/>
+                <w:noProof/>
+                <w:webHidden/>
+                <w:sz w:val="24"/>
+                <w:szCs w:val="24"/>
+              </w:rPr>
+              <w:t>41</w:t>
+            </w:r>
+            <w:r>
+              <w:rPr>
+                <w:rFonts w:ascii="Times New Roman" w:hAnsi="Times New Roman" w:cs="Times New Roman"/>
+                <w:b/>
+                <w:bCs/>
+                <w:noProof/>
+                <w:webHidden/>
+                <w:sz w:val="24"/>
+                <w:szCs w:val="24"/>
+              </w:rPr>
+              <w:fldChar w:fldCharType="end"/>
+            </w:r>
+          </w:hyperlink>
+        </w:p>
+        <w:p>
+          <w:pPr>
+            <w:pStyle w:val="TOC3"/>
+            <w:tabs>
+              <w:tab w:val="left" w:pos="1320"/>
+              <w:tab w:val="right" w:leader="dot" w:pos="9350"/>
+            </w:tabs>
+            <w:rPr>
+              <w:rFonts w:ascii="Times New Roman" w:hAnsi="Times New Roman" w:cs="Times New Roman"/>
+              <w:b/>
+              <w:bCs/>
+              <w:noProof/>
+              <w:sz w:val="24"/>
+              <w:szCs w:val="24"/>
+            </w:rPr>
+          </w:pPr>
+          <w:hyperlink w:anchor="_Toc237902806" w:history="1">
+            <w:r>
+              <w:rPr>
+                <w:rStyle w:val="Hyperlink"/>
+                <w:rFonts w:ascii="Times New Roman" w:hAnsi="Times New Roman" w:cs="Times New Roman"/>
+                <w:b/>
+                <w:bCs/>
+                <w:noProof/>
+                <w:sz w:val="24"/>
+                <w:szCs w:val="24"/>
+              </w:rPr>
+              <w:t>6.1.1.</w:t>
+            </w:r>
+            <w:r>
+              <w:rPr>
+                <w:rFonts w:ascii="Times New Roman" w:hAnsi="Times New Roman" w:cs="Times New Roman"/>
+                <w:b/>
+                <w:bCs/>
+                <w:noProof/>
+                <w:sz w:val="24"/>
+                <w:szCs w:val="24"/>
+              </w:rPr>
+              <w:tab/>
+            </w:r>
+            <w:r>
+              <w:rPr>
+                <w:rStyle w:val="Hyperlink"/>
+                <w:rFonts w:ascii="Times New Roman" w:hAnsi="Times New Roman" w:cs="Times New Roman"/>
+                <w:b/>
+                <w:bCs/>
+                <w:noProof/>
+                <w:sz w:val="24"/>
+                <w:szCs w:val="24"/>
+              </w:rPr>
+              <w:t>Member 1: MIN NYO SIN</w:t>
+            </w:r>
+            <w:r>
+              <w:rPr>
+                <w:rFonts w:ascii="Times New Roman" w:hAnsi="Times New Roman" w:cs="Times New Roman"/>
+                <w:b/>
+                <w:bCs/>
+                <w:noProof/>
+                <w:webHidden/>
+                <w:sz w:val="24"/>
+                <w:szCs w:val="24"/>
+              </w:rPr>
+              <w:tab/>
+            </w:r>
+            <w:r>
+              <w:rPr>
+                <w:rFonts w:ascii="Times New Roman" w:hAnsi="Times New Roman" w:cs="Times New Roman"/>
+                <w:b/>
+                <w:bCs/>
+                <w:noProof/>
+                <w:webHidden/>
+                <w:sz w:val="24"/>
+                <w:szCs w:val="24"/>
+              </w:rPr>
+              <w:fldChar w:fldCharType="begin"/>
+            </w:r>
+            <w:r>
+              <w:rPr>
+                <w:rFonts w:ascii="Times New Roman" w:hAnsi="Times New Roman" w:cs="Times New Roman"/>
+                <w:b/>
+                <w:bCs/>
+                <w:noProof/>
+                <w:webHidden/>
+                <w:sz w:val="24"/>
+                <w:szCs w:val="24"/>
+              </w:rPr>
+              <w:instrText xml:space="preserve"> PAGEREF _Toc237902806 \h </w:instrText>
+            </w:r>
+            <w:r>
+              <w:rPr>
+                <w:rFonts w:ascii="Times New Roman" w:hAnsi="Times New Roman" w:cs="Times New Roman"/>
+                <w:b/>
+                <w:bCs/>
+                <w:noProof/>
+                <w:webHidden/>
+                <w:sz w:val="24"/>
+                <w:szCs w:val="24"/>
+              </w:rPr>
+            </w:r>
+            <w:r>
+              <w:rPr>
+                <w:rFonts w:ascii="Times New Roman" w:hAnsi="Times New Roman" w:cs="Times New Roman"/>
+                <w:b/>
+                <w:bCs/>
+                <w:noProof/>
+                <w:webHidden/>
+                <w:sz w:val="24"/>
+                <w:szCs w:val="24"/>
+              </w:rPr>
+              <w:fldChar w:fldCharType="separate"/>
+            </w:r>
+            <w:r>
+              <w:rPr>
+                <w:rFonts w:ascii="Times New Roman" w:hAnsi="Times New Roman" w:cs="Times New Roman"/>
+                <w:b/>
+                <w:bCs/>
+                <w:noProof/>
+                <w:webHidden/>
+                <w:sz w:val="24"/>
+                <w:szCs w:val="24"/>
+              </w:rPr>
+              <w:t>41</w:t>
+            </w:r>
+            <w:r>
+              <w:rPr>
+                <w:rFonts w:ascii="Times New Roman" w:hAnsi="Times New Roman" w:cs="Times New Roman"/>
+                <w:b/>
+                <w:bCs/>
+                <w:noProof/>
+                <w:webHidden/>
+                <w:sz w:val="24"/>
+                <w:szCs w:val="24"/>
+              </w:rPr>
+              <w:fldChar w:fldCharType="end"/>
+            </w:r>
+          </w:hyperlink>
+        </w:p>
+        <w:p>
+          <w:pPr>
+            <w:pStyle w:val="TOC3"/>
+            <w:tabs>
+              <w:tab w:val="left" w:pos="1320"/>
+              <w:tab w:val="right" w:leader="dot" w:pos="9350"/>
+            </w:tabs>
+            <w:rPr>
+              <w:rFonts w:ascii="Times New Roman" w:hAnsi="Times New Roman" w:cs="Times New Roman"/>
+              <w:b/>
+              <w:bCs/>
+              <w:noProof/>
+              <w:sz w:val="24"/>
+              <w:szCs w:val="24"/>
+            </w:rPr>
+          </w:pPr>
+          <w:hyperlink w:anchor="_Toc237902807" w:history="1">
+            <w:r>
+              <w:rPr>
+                <w:rStyle w:val="Hyperlink"/>
+                <w:rFonts w:ascii="Times New Roman" w:hAnsi="Times New Roman" w:cs="Times New Roman"/>
+                <w:b/>
+                <w:bCs/>
+                <w:noProof/>
+                <w:sz w:val="24"/>
+                <w:szCs w:val="24"/>
+              </w:rPr>
+              <w:t>6.1.2.</w:t>
+            </w:r>
+            <w:r>
+              <w:rPr>
+                <w:rFonts w:ascii="Times New Roman" w:hAnsi="Times New Roman" w:cs="Times New Roman"/>
+                <w:b/>
+                <w:bCs/>
+                <w:noProof/>
+                <w:sz w:val="24"/>
+                <w:szCs w:val="24"/>
+              </w:rPr>
+              <w:tab/>
+            </w:r>
+            <w:r>
+              <w:rPr>
+                <w:rStyle w:val="Hyperlink"/>
+                <w:rFonts w:ascii="Times New Roman" w:hAnsi="Times New Roman" w:cs="Times New Roman"/>
+                <w:b/>
+                <w:bCs/>
+                <w:noProof/>
+                <w:sz w:val="24"/>
+                <w:szCs w:val="24"/>
+              </w:rPr>
+              <w:t>Member 2: AHMED UWAIS IBRAHIM</w:t>
+            </w:r>
+            <w:r>
+              <w:rPr>
+                <w:rFonts w:ascii="Times New Roman" w:hAnsi="Times New Roman" w:cs="Times New Roman"/>
+                <w:b/>
+                <w:bCs/>
+                <w:noProof/>
+                <w:webHidden/>
+                <w:sz w:val="24"/>
+                <w:szCs w:val="24"/>
+              </w:rPr>
+              <w:tab/>
+            </w:r>
+            <w:r>
+              <w:rPr>
+                <w:rFonts w:ascii="Times New Roman" w:hAnsi="Times New Roman" w:cs="Times New Roman"/>
+                <w:b/>
+                <w:bCs/>
+                <w:noProof/>
+                <w:webHidden/>
+                <w:sz w:val="24"/>
+                <w:szCs w:val="24"/>
+              </w:rPr>
+              <w:fldChar w:fldCharType="begin"/>
+            </w:r>
+            <w:r>
+              <w:rPr>
+                <w:rFonts w:ascii="Times New Roman" w:hAnsi="Times New Roman" w:cs="Times New Roman"/>
+                <w:b/>
+                <w:bCs/>
+                <w:noProof/>
+                <w:webHidden/>
+                <w:sz w:val="24"/>
+                <w:szCs w:val="24"/>
+              </w:rPr>
+              <w:instrText xml:space="preserve"> PAGEREF _Toc237902807 \h </w:instrText>
+            </w:r>
+            <w:r>
+              <w:rPr>
+                <w:rFonts w:ascii="Times New Roman" w:hAnsi="Times New Roman" w:cs="Times New Roman"/>
+                <w:b/>
+                <w:bCs/>
+                <w:noProof/>
+                <w:webHidden/>
+                <w:sz w:val="24"/>
+                <w:szCs w:val="24"/>
+              </w:rPr>
+            </w:r>
+            <w:r>
+              <w:rPr>
+                <w:rFonts w:ascii="Times New Roman" w:hAnsi="Times New Roman" w:cs="Times New Roman"/>
+                <w:b/>
+                <w:bCs/>
+                <w:noProof/>
+                <w:webHidden/>
+                <w:sz w:val="24"/>
+                <w:szCs w:val="24"/>
+              </w:rPr>
+              <w:fldChar w:fldCharType="separate"/>
+            </w:r>
+            <w:r>
+              <w:rPr>
+                <w:rFonts w:ascii="Times New Roman" w:hAnsi="Times New Roman" w:cs="Times New Roman"/>
+                <w:b/>
+                <w:bCs/>
+                <w:noProof/>
+                <w:webHidden/>
+                <w:sz w:val="24"/>
+                <w:szCs w:val="24"/>
+              </w:rPr>
+              <w:t>42</w:t>
+            </w:r>
+            <w:r>
+              <w:rPr>
+                <w:rFonts w:ascii="Times New Roman" w:hAnsi="Times New Roman" w:cs="Times New Roman"/>
+                <w:b/>
+                <w:bCs/>
+                <w:noProof/>
+                <w:webHidden/>
+                <w:sz w:val="24"/>
+                <w:szCs w:val="24"/>
+              </w:rPr>
+              <w:fldChar w:fldCharType="end"/>
+            </w:r>
+          </w:hyperlink>
+        </w:p>
+        <w:p>
+          <w:pPr>
+            <w:pStyle w:val="TOC2"/>
+            <w:tabs>
+              <w:tab w:val="left" w:pos="880"/>
+              <w:tab w:val="right" w:leader="dot" w:pos="9350"/>
+            </w:tabs>
+            <w:rPr>
+              <w:rFonts w:ascii="Times New Roman" w:hAnsi="Times New Roman" w:cs="Times New Roman"/>
+              <w:b/>
+              <w:bCs/>
+              <w:noProof/>
+              <w:sz w:val="24"/>
+              <w:szCs w:val="24"/>
+            </w:rPr>
+          </w:pPr>
+          <w:hyperlink w:anchor="_Toc237902808" w:history="1">
+            <w:r>
+              <w:rPr>
+                <w:rStyle w:val="Hyperlink"/>
+                <w:rFonts w:ascii="Times New Roman" w:hAnsi="Times New Roman" w:cs="Times New Roman"/>
+                <w:b/>
+                <w:bCs/>
+                <w:noProof/>
+                <w:sz w:val="24"/>
+                <w:szCs w:val="24"/>
+              </w:rPr>
+              <w:t>6.2.</w:t>
+            </w:r>
+            <w:r>
+              <w:rPr>
+                <w:rFonts w:ascii="Times New Roman" w:hAnsi="Times New Roman" w:cs="Times New Roman"/>
+                <w:b/>
+                <w:bCs/>
+                <w:noProof/>
+                <w:sz w:val="24"/>
+                <w:szCs w:val="24"/>
+              </w:rPr>
+              <w:tab/>
+            </w:r>
+            <w:r>
+              <w:rPr>
+                <w:rStyle w:val="Hyperlink"/>
+                <w:rFonts w:ascii="Times New Roman" w:hAnsi="Times New Roman" w:cs="Times New Roman"/>
+                <w:b/>
+                <w:bCs/>
+                <w:noProof/>
+                <w:sz w:val="24"/>
+                <w:szCs w:val="24"/>
+              </w:rPr>
+              <w:t>Source Code</w:t>
+            </w:r>
+            <w:r>
+              <w:rPr>
+                <w:rFonts w:ascii="Times New Roman" w:hAnsi="Times New Roman" w:cs="Times New Roman"/>
+                <w:b/>
+                <w:bCs/>
+                <w:noProof/>
+                <w:webHidden/>
+                <w:sz w:val="24"/>
+                <w:szCs w:val="24"/>
+              </w:rPr>
+              <w:tab/>
+            </w:r>
+            <w:r>
+              <w:rPr>
+                <w:rFonts w:ascii="Times New Roman" w:hAnsi="Times New Roman" w:cs="Times New Roman"/>
+                <w:b/>
+                <w:bCs/>
+                <w:noProof/>
+                <w:webHidden/>
+                <w:sz w:val="24"/>
+                <w:szCs w:val="24"/>
+              </w:rPr>
+              <w:fldChar w:fldCharType="begin"/>
+            </w:r>
+            <w:r>
+              <w:rPr>
+                <w:rFonts w:ascii="Times New Roman" w:hAnsi="Times New Roman" w:cs="Times New Roman"/>
+                <w:b/>
+                <w:bCs/>
+                <w:noProof/>
+                <w:webHidden/>
+                <w:sz w:val="24"/>
+                <w:szCs w:val="24"/>
+              </w:rPr>
+              <w:instrText xml:space="preserve"> PAGEREF _Toc237902808 \h </w:instrText>
+            </w:r>
+            <w:r>
+              <w:rPr>
+                <w:rFonts w:ascii="Times New Roman" w:hAnsi="Times New Roman" w:cs="Times New Roman"/>
+                <w:b/>
+                <w:bCs/>
+                <w:noProof/>
+                <w:webHidden/>
+                <w:sz w:val="24"/>
+                <w:szCs w:val="24"/>
+              </w:rPr>
+            </w:r>
+            <w:r>
+              <w:rPr>
+                <w:rFonts w:ascii="Times New Roman" w:hAnsi="Times New Roman" w:cs="Times New Roman"/>
+                <w:b/>
+                <w:bCs/>
+                <w:noProof/>
+                <w:webHidden/>
+                <w:sz w:val="24"/>
+                <w:szCs w:val="24"/>
+              </w:rPr>
+              <w:fldChar w:fldCharType="separate"/>
+            </w:r>
+            <w:r>
+              <w:rPr>
+                <w:rFonts w:ascii="Times New Roman" w:hAnsi="Times New Roman" w:cs="Times New Roman"/>
+                <w:b/>
+                <w:bCs/>
+                <w:noProof/>
+                <w:webHidden/>
+                <w:sz w:val="24"/>
+                <w:szCs w:val="24"/>
+              </w:rPr>
+              <w:t>42</w:t>
+            </w:r>
+            <w:r>
+              <w:rPr>
+                <w:rFonts w:ascii="Times New Roman" w:hAnsi="Times New Roman" w:cs="Times New Roman"/>
+                <w:b/>
+                <w:bCs/>
+                <w:noProof/>
+                <w:webHidden/>
+                <w:sz w:val="24"/>
+                <w:szCs w:val="24"/>
+              </w:rPr>
+              <w:fldChar w:fldCharType="end"/>
+            </w:r>
+          </w:hyperlink>
+        </w:p>
+        <w:p>
+          <w:r>
+            <w:rPr>
+              <w:rFonts w:ascii="Times New Roman" w:hAnsi="Times New Roman" w:cs="Times New Roman"/>
+              <w:b/>
+              <w:bCs/>
+              <w:noProof/>
+              <w:sz w:val="24"/>
+              <w:szCs w:val="24"/>
+            </w:rPr>
+            <w:fldChar w:fldCharType="end"/>
+          </w:r>
+        </w:p>
+      </w:sdtContent>
+    </w:sdt>
+    <w:p>
+      <w:pPr>
+        <w:pStyle w:val="TableofFigures"/>
+        <w:tabs>
+          <w:tab w:val="right" w:leader="dot" w:pos="9350"/>
+        </w:tabs>
+        <w:spacing w:before="240" w:after="240"/>
+        <w:rPr>
+          <w:rFonts w:ascii="Times New Roman" w:hAnsi="Times New Roman" w:cs="Times New Roman"/>
+          <w:b/>
+          <w:bCs/>
+          <w:sz w:val="32"/>
+          <w:szCs w:val="32"/>
+        </w:rPr>
+      </w:pPr>
+      <w:r>
+        <w:rPr>
+          <w:rFonts w:ascii="Times New Roman" w:hAnsi="Times New Roman" w:cs="Times New Roman"/>
+          <w:b/>
+          <w:bCs/>
+          <w:sz w:val="32"/>
+          <w:szCs w:val="32"/>
+        </w:rPr>
+        <w:t>Table of Figures</w:t>
+      </w:r>
+    </w:p>
+    <w:p>
+      <w:pPr>
+        <w:pStyle w:val="TableofFigures"/>
+        <w:tabs>
+          <w:tab w:val="right" w:leader="dot" w:pos="9350"/>
+        </w:tabs>
+        <w:spacing w:before="120" w:after="120"/>
+        <w:rPr>
+          <w:rFonts w:ascii="Times New Roman" w:eastAsiaTheme="minorEastAsia" w:hAnsi="Times New Roman" w:cs="Times New Roman"/>
+          <w:b/>
+          <w:bCs/>
+          <w:noProof/>
+          <w:kern w:val="0"/>
+          <w:sz w:val="24"/>
+          <w:szCs w:val="24"/>
+          <w14:ligatures w14:val="none"/>
+        </w:rPr>
+      </w:pPr>
+      <w:r>
+        <w:rPr>
+          <w:rFonts w:ascii="Times New Roman" w:hAnsi="Times New Roman" w:cs="Times New Roman"/>
+          <w:sz w:val="24"/>
+          <w:szCs w:val="24"/>
+        </w:rPr>
+        <w:fldChar w:fldCharType="begin"/>
+      </w:r>
+      <w:r>
+        <w:rPr>
+          <w:rFonts w:ascii="Times New Roman" w:hAnsi="Times New Roman" w:cs="Times New Roman"/>
+          <w:sz w:val="24"/>
+          <w:szCs w:val="24"/>
+        </w:rPr>
+        <w:instrText xml:space="preserve"> TOC \h \z \c "Figure" </w:instrText>
+      </w:r>
+      <w:r>
+        <w:rPr>
+          <w:rFonts w:ascii="Times New Roman" w:hAnsi="Times New Roman" w:cs="Times New Roman"/>
+          <w:sz w:val="24"/>
+          <w:szCs w:val="24"/>
+        </w:rPr>
+        <w:fldChar w:fldCharType="separate"/>
+      </w:r>
+      <w:hyperlink r:id="rId9" w:anchor="_Toc237902887" w:history="1">
+        <w:r>
+          <w:rPr>
+            <w:rStyle w:val="Hyperlink"/>
+            <w:rFonts w:ascii="Times New Roman" w:hAnsi="Times New Roman" w:cs="Times New Roman"/>
+            <w:b/>
+            <w:bCs/>
+            <w:noProof/>
+            <w:sz w:val="24"/>
+            <w:szCs w:val="24"/>
+          </w:rPr>
+          <w:t>Figure 1: Program Flowchart</w:t>
+        </w:r>
+        <w:r>
+          <w:rPr>
+            <w:rFonts w:ascii="Times New Roman" w:hAnsi="Times New Roman" w:cs="Times New Roman"/>
+            <w:b/>
+            <w:bCs/>
+            <w:noProof/>
+            <w:webHidden/>
+            <w:sz w:val="24"/>
+            <w:szCs w:val="24"/>
+          </w:rPr>
+          <w:tab/>
+        </w:r>
+        <w:r>
+          <w:rPr>
+            <w:rFonts w:ascii="Times New Roman" w:hAnsi="Times New Roman" w:cs="Times New Roman"/>
+            <w:b/>
+            <w:bCs/>
+            <w:noProof/>
+            <w:webHidden/>
+            <w:sz w:val="24"/>
+            <w:szCs w:val="24"/>
+          </w:rPr>
+          <w:fldChar w:fldCharType="begin"/>
+        </w:r>
+        <w:r>
+          <w:rPr>
+            <w:rFonts w:ascii="Times New Roman" w:hAnsi="Times New Roman" w:cs="Times New Roman"/>
+            <w:b/>
+            <w:bCs/>
+            <w:noProof/>
+            <w:webHidden/>
+            <w:sz w:val="24"/>
+            <w:szCs w:val="24"/>
+          </w:rPr>
+          <w:instrText xml:space="preserve"> PAGEREF _Toc237902887 \h </w:instrText>
+        </w:r>
+        <w:r>
+          <w:rPr>
+            <w:rFonts w:ascii="Times New Roman" w:hAnsi="Times New Roman" w:cs="Times New Roman"/>
+            <w:b/>
+            <w:bCs/>
+            <w:noProof/>
+            <w:webHidden/>
+            <w:sz w:val="24"/>
+            <w:szCs w:val="24"/>
+          </w:rPr>
+        </w:r>
+        <w:r>
+          <w:rPr>
+            <w:rFonts w:ascii="Times New Roman" w:hAnsi="Times New Roman" w:cs="Times New Roman"/>
+            <w:b/>
+            <w:bCs/>
+            <w:noProof/>
+            <w:webHidden/>
+            <w:sz w:val="24"/>
+            <w:szCs w:val="24"/>
+          </w:rPr>
+          <w:fldChar w:fldCharType="separate"/>
+        </w:r>
+        <w:r>
+          <w:rPr>
+            <w:rFonts w:ascii="Times New Roman" w:hAnsi="Times New Roman" w:cs="Times New Roman"/>
+            <w:b/>
+            <w:bCs/>
+            <w:noProof/>
+            <w:webHidden/>
+            <w:sz w:val="24"/>
+            <w:szCs w:val="24"/>
+          </w:rPr>
+          <w:t>9</w:t>
+        </w:r>
+        <w:r>
+          <w:rPr>
+            <w:rFonts w:ascii="Times New Roman" w:hAnsi="Times New Roman" w:cs="Times New Roman"/>
+            <w:b/>
+            <w:bCs/>
+            <w:noProof/>
+            <w:webHidden/>
+            <w:sz w:val="24"/>
+            <w:szCs w:val="24"/>
+          </w:rPr>
+          <w:fldChar w:fldCharType="end"/>
+        </w:r>
+      </w:hyperlink>
+    </w:p>
+    <w:p>
+      <w:pPr>
+        <w:pStyle w:val="TableofFigures"/>
+        <w:tabs>
+          <w:tab w:val="right" w:leader="dot" w:pos="9350"/>
+        </w:tabs>
+        <w:spacing w:before="120" w:after="120"/>
+        <w:rPr>
+          <w:rFonts w:ascii="Times New Roman" w:eastAsiaTheme="minorEastAsia" w:hAnsi="Times New Roman" w:cs="Times New Roman"/>
+          <w:b/>
+          <w:bCs/>
+          <w:noProof/>
+          <w:kern w:val="0"/>
+          <w:sz w:val="24"/>
+          <w:szCs w:val="24"/>
+          <w14:ligatures w14:val="none"/>
+        </w:rPr>
+      </w:pPr>
+      <w:hyperlink r:id="rId10" w:anchor="_Toc237902891" w:history="1">
+        <w:r>
+          <w:rPr>
+            <w:rStyle w:val="Hyperlink"/>
+            <w:rFonts w:ascii="Times New Roman" w:hAnsi="Times New Roman" w:cs="Times New Roman"/>
+            <w:b/>
+            <w:bCs/>
+            <w:noProof/>
+            <w:sz w:val="24"/>
+            <w:szCs w:val="24"/>
+          </w:rPr>
+          <w:t>Figure 2: Implementing Inventory Linked-List inside Player</w:t>
+        </w:r>
+        <w:r>
+          <w:rPr>
+            <w:rFonts w:ascii="Times New Roman" w:hAnsi="Times New Roman" w:cs="Times New Roman"/>
+            <w:b/>
+            <w:bCs/>
+            <w:noProof/>
+            <w:webHidden/>
+            <w:sz w:val="24"/>
+            <w:szCs w:val="24"/>
+          </w:rPr>
+          <w:tab/>
+        </w:r>
+        <w:r>
+          <w:rPr>
+            <w:rFonts w:ascii="Times New Roman" w:hAnsi="Times New Roman" w:cs="Times New Roman"/>
+            <w:b/>
+            <w:bCs/>
+            <w:noProof/>
+            <w:webHidden/>
+            <w:sz w:val="24"/>
+            <w:szCs w:val="24"/>
+          </w:rPr>
+          <w:fldChar w:fldCharType="begin"/>
+        </w:r>
+        <w:r>
+          <w:rPr>
+            <w:rFonts w:ascii="Times New Roman" w:hAnsi="Times New Roman" w:cs="Times New Roman"/>
+            <w:b/>
+            <w:bCs/>
+            <w:noProof/>
+            <w:webHidden/>
+            <w:sz w:val="24"/>
+            <w:szCs w:val="24"/>
+          </w:rPr>
+          <w:instrText xml:space="preserve"> PAGEREF _Toc237902891 \h </w:instrText>
+        </w:r>
+        <w:r>
+          <w:rPr>
+            <w:rFonts w:ascii="Times New Roman" w:hAnsi="Times New Roman" w:cs="Times New Roman"/>
+            <w:b/>
+            <w:bCs/>
+            <w:noProof/>
+            <w:webHidden/>
+            <w:sz w:val="24"/>
+            <w:szCs w:val="24"/>
+          </w:rPr>
+        </w:r>
+        <w:r>
+          <w:rPr>
+            <w:rFonts w:ascii="Times New Roman" w:hAnsi="Times New Roman" w:cs="Times New Roman"/>
+            <w:b/>
+            <w:bCs/>
+            <w:noProof/>
+            <w:webHidden/>
+            <w:sz w:val="24"/>
+            <w:szCs w:val="24"/>
+          </w:rPr>
+          <w:fldChar w:fldCharType="separate"/>
+        </w:r>
+        <w:r>
+          <w:rPr>
+            <w:rFonts w:ascii="Times New Roman" w:hAnsi="Times New Roman" w:cs="Times New Roman"/>
+            <w:b/>
+            <w:bCs/>
+            <w:noProof/>
+            <w:webHidden/>
+            <w:sz w:val="24"/>
+            <w:szCs w:val="24"/>
+          </w:rPr>
+          <w:t>26</w:t>
+        </w:r>
+        <w:r>
+          <w:rPr>
+            <w:rFonts w:ascii="Times New Roman" w:hAnsi="Times New Roman" w:cs="Times New Roman"/>
+            <w:b/>
+            <w:bCs/>
+            <w:noProof/>
+            <w:webHidden/>
+            <w:sz w:val="24"/>
+            <w:szCs w:val="24"/>
+          </w:rPr>
+          <w:fldChar w:fldCharType="end"/>
+        </w:r>
+      </w:hyperlink>
+    </w:p>
+    <w:p>
+      <w:pPr>
+        <w:spacing w:before="120" w:after="120"/>
+        <w:rPr>
+          <w:rFonts w:ascii="Times New Roman" w:hAnsi="Times New Roman" w:cs="Times New Roman"/>
+          <w:sz w:val="24"/>
+          <w:szCs w:val="24"/>
+        </w:rPr>
+      </w:pPr>
+      <w:r>
+        <w:rPr>
+          <w:rFonts w:ascii="Times New Roman" w:hAnsi="Times New Roman" w:cs="Times New Roman"/>
+          <w:sz w:val="24"/>
+          <w:szCs w:val="24"/>
+        </w:rPr>
+        <w:fldChar w:fldCharType="end"/>
+      </w:r>
+    </w:p>
+    <w:p>
+      <w:pPr>
+        <w:pStyle w:val="TableofFigures"/>
+        <w:tabs>
+          <w:tab w:val="right" w:leader="dot" w:pos="9350"/>
+        </w:tabs>
+        <w:spacing w:before="240" w:after="240"/>
+        <w:rPr>
+          <w:rFonts w:ascii="Times New Roman" w:hAnsi="Times New Roman" w:cs="Times New Roman"/>
+          <w:b/>
+          <w:bCs/>
+          <w:sz w:val="32"/>
+          <w:szCs w:val="32"/>
+        </w:rPr>
+      </w:pPr>
+      <w:r>
+        <w:rPr>
+          <w:rFonts w:ascii="Times New Roman" w:hAnsi="Times New Roman" w:cs="Times New Roman"/>
+          <w:b/>
+          <w:bCs/>
+          <w:sz w:val="32"/>
+          <w:szCs w:val="32"/>
+        </w:rPr>
+        <w:t xml:space="preserve">Table of </w:t>
+      </w:r>
+      <w:r>
+        <w:rPr>
+          <w:rFonts w:ascii="Times New Roman" w:hAnsi="Times New Roman" w:cs="Times New Roman"/>
+          <w:b/>
+          <w:bCs/>
+          <w:sz w:val="32"/>
+          <w:szCs w:val="32"/>
+        </w:rPr>
+        <w:t>Tables</w:t>
+      </w:r>
+    </w:p>
+    <w:p>
+      <w:pPr>
+        <w:pStyle w:val="Caption"/>
+        <w:spacing w:before="120" w:after="120"/>
+        <w:rPr>
+          <w:rFonts w:ascii="Times New Roman" w:hAnsi="Times New Roman" w:cs="Times New Roman"/>
+          <w:b/>
+          <w:bCs/>
+          <w:i w:val="0"/>
+          <w:iCs w:val="0"/>
+          <w:color w:val="auto"/>
+          <w:sz w:val="24"/>
+          <w:szCs w:val="24"/>
+        </w:rPr>
+      </w:pPr>
+      <w:r>
+        <w:rPr>
+          <w:rFonts w:ascii="Times New Roman" w:hAnsi="Times New Roman" w:cs="Times New Roman"/>
+          <w:b/>
+          <w:bCs/>
+          <w:i w:val="0"/>
+          <w:iCs w:val="0"/>
+          <w:color w:val="auto"/>
+          <w:sz w:val="24"/>
+          <w:szCs w:val="24"/>
+        </w:rPr>
+        <w:t>Table 1: Complexity Summary Table</w:t>
+      </w:r>
+      <w:r>
+        <w:rPr>
+          <w:rFonts w:ascii="Times New Roman" w:hAnsi="Times New Roman" w:cs="Times New Roman"/>
+          <w:b/>
+          <w:bCs/>
+          <w:i w:val="0"/>
+          <w:iCs w:val="0"/>
+          <w:color w:val="auto"/>
+          <w:sz w:val="24"/>
+          <w:szCs w:val="24"/>
+        </w:rPr>
+        <w:t>………………………………………………………….23</w:t>
+      </w:r>
+    </w:p>
+    <w:p>
+      <w:pPr>
+        <w:pStyle w:val="Caption"/>
+        <w:keepNext/>
+        <w:spacing w:before="120" w:after="120"/>
+        <w:rPr>
+          <w:rFonts w:ascii="Times New Roman" w:hAnsi="Times New Roman" w:cs="Times New Roman"/>
+          <w:b/>
+          <w:bCs/>
+          <w:i w:val="0"/>
+          <w:iCs w:val="0"/>
+          <w:color w:val="auto"/>
+          <w:sz w:val="24"/>
+          <w:szCs w:val="24"/>
+        </w:rPr>
+      </w:pPr>
+      <w:r>
+        <w:rPr>
+          <w:rFonts w:ascii="Times New Roman" w:hAnsi="Times New Roman" w:cs="Times New Roman"/>
+          <w:b/>
+          <w:bCs/>
+          <w:i w:val="0"/>
+          <w:iCs w:val="0"/>
+          <w:color w:val="auto"/>
+          <w:sz w:val="24"/>
+          <w:szCs w:val="24"/>
+        </w:rPr>
+        <w:t xml:space="preserve">Table </w:t>
+      </w:r>
+      <w:r>
+        <w:rPr>
+          <w:rFonts w:ascii="Times New Roman" w:hAnsi="Times New Roman" w:cs="Times New Roman"/>
+          <w:b/>
+          <w:bCs/>
+          <w:i w:val="0"/>
+          <w:iCs w:val="0"/>
+          <w:color w:val="auto"/>
+          <w:sz w:val="24"/>
+          <w:szCs w:val="24"/>
+        </w:rPr>
+        <w:t>2</w:t>
+      </w:r>
+      <w:r>
+        <w:rPr>
+          <w:rFonts w:ascii="Times New Roman" w:hAnsi="Times New Roman" w:cs="Times New Roman"/>
+          <w:b/>
+          <w:bCs/>
+          <w:i w:val="0"/>
+          <w:iCs w:val="0"/>
+          <w:color w:val="auto"/>
+          <w:sz w:val="24"/>
+          <w:szCs w:val="24"/>
+        </w:rPr>
+        <w:t>: File Responsibility Table</w:t>
+      </w:r>
+      <w:r>
+        <w:rPr>
+          <w:rFonts w:ascii="Times New Roman" w:hAnsi="Times New Roman" w:cs="Times New Roman"/>
+          <w:b/>
+          <w:bCs/>
+          <w:i w:val="0"/>
+          <w:iCs w:val="0"/>
+          <w:color w:val="auto"/>
+          <w:sz w:val="24"/>
+          <w:szCs w:val="24"/>
+        </w:rPr>
+        <w:t>……………………………………………………………...24</w:t>
+      </w:r>
+    </w:p>
+    <w:p>
+      <w:pPr>
+        <w:pStyle w:val="Caption"/>
+        <w:keepNext/>
+        <w:spacing w:before="120" w:after="120"/>
+        <w:rPr>
+          <w:rFonts w:ascii="Times New Roman" w:hAnsi="Times New Roman" w:cs="Times New Roman"/>
+          <w:b/>
+          <w:bCs/>
+          <w:i w:val="0"/>
+          <w:iCs w:val="0"/>
+          <w:color w:val="auto"/>
+          <w:sz w:val="24"/>
+          <w:szCs w:val="24"/>
+        </w:rPr>
+      </w:pPr>
+      <w:r>
+        <w:rPr>
+          <w:rFonts w:ascii="Times New Roman" w:hAnsi="Times New Roman" w:cs="Times New Roman"/>
+          <w:b/>
+          <w:bCs/>
+          <w:i w:val="0"/>
+          <w:iCs w:val="0"/>
+          <w:color w:val="auto"/>
+          <w:sz w:val="24"/>
+          <w:szCs w:val="24"/>
+        </w:rPr>
+        <w:t xml:space="preserve">Table </w:t>
+      </w:r>
+      <w:r>
+        <w:rPr>
+          <w:rFonts w:ascii="Times New Roman" w:hAnsi="Times New Roman" w:cs="Times New Roman"/>
+          <w:b/>
+          <w:bCs/>
+          <w:i w:val="0"/>
+          <w:iCs w:val="0"/>
+          <w:color w:val="auto"/>
+          <w:sz w:val="24"/>
+          <w:szCs w:val="24"/>
+        </w:rPr>
+        <w:fldChar w:fldCharType="begin"/>
+      </w:r>
+      <w:r>
+        <w:rPr>
+          <w:rFonts w:ascii="Times New Roman" w:hAnsi="Times New Roman" w:cs="Times New Roman"/>
+          <w:b/>
+          <w:bCs/>
+          <w:i w:val="0"/>
+          <w:iCs w:val="0"/>
+          <w:color w:val="auto"/>
+          <w:sz w:val="24"/>
+          <w:szCs w:val="24"/>
+        </w:rPr>
+        <w:instrText xml:space="preserve"> STYLEREF 1 \s </w:instrText>
+      </w:r>
+      <w:r>
+        <w:rPr>
+          <w:rFonts w:ascii="Times New Roman" w:hAnsi="Times New Roman" w:cs="Times New Roman"/>
+          <w:b/>
+          <w:bCs/>
+          <w:i w:val="0"/>
+          <w:iCs w:val="0"/>
+          <w:color w:val="auto"/>
+          <w:sz w:val="24"/>
+          <w:szCs w:val="24"/>
+        </w:rPr>
+        <w:fldChar w:fldCharType="separate"/>
+      </w:r>
+      <w:r>
+        <w:rPr>
+          <w:rFonts w:ascii="Times New Roman" w:hAnsi="Times New Roman" w:cs="Times New Roman"/>
+          <w:b/>
+          <w:bCs/>
+          <w:i w:val="0"/>
+          <w:iCs w:val="0"/>
+          <w:noProof/>
+          <w:color w:val="auto"/>
+          <w:sz w:val="24"/>
+          <w:szCs w:val="24"/>
+        </w:rPr>
+        <w:t>3</w:t>
+      </w:r>
+      <w:r>
+        <w:rPr>
+          <w:rFonts w:ascii="Times New Roman" w:hAnsi="Times New Roman" w:cs="Times New Roman"/>
+          <w:b/>
+          <w:bCs/>
+          <w:i w:val="0"/>
+          <w:iCs w:val="0"/>
+          <w:color w:val="auto"/>
+          <w:sz w:val="24"/>
+          <w:szCs w:val="24"/>
+        </w:rPr>
+        <w:fldChar w:fldCharType="end"/>
+      </w:r>
+      <w:r>
+        <w:rPr>
+          <w:rFonts w:ascii="Times New Roman" w:hAnsi="Times New Roman" w:cs="Times New Roman"/>
+          <w:b/>
+          <w:bCs/>
+          <w:i w:val="0"/>
+          <w:iCs w:val="0"/>
+          <w:color w:val="auto"/>
+          <w:sz w:val="24"/>
+          <w:szCs w:val="24"/>
+        </w:rPr>
+        <w:t>: Return Code Summary Table</w:t>
+      </w:r>
+      <w:r>
+        <w:rPr>
+          <w:rFonts w:ascii="Times New Roman" w:hAnsi="Times New Roman" w:cs="Times New Roman"/>
+          <w:b/>
+          <w:bCs/>
+          <w:i w:val="0"/>
+          <w:iCs w:val="0"/>
+          <w:color w:val="auto"/>
+          <w:sz w:val="24"/>
+          <w:szCs w:val="24"/>
+        </w:rPr>
+        <w:t>…………………………………………….………….32</w:t>
+      </w:r>
+    </w:p>
+    <w:p/>
+    <w:p>
+      <w:pPr>
+        <w:spacing w:before="120" w:after="120"/>
+      </w:pPr>
+      <w:r>
         <w:br w:type="page"/>
       </w:r>
     </w:p>
@@ -735,7 +7544,7 @@
           <w:ilvl w:val="0"/>
           <w:numId w:val="2"/>
         </w:numPr>
-        <w:spacing w:after="240"/>
+        <w:spacing w:after="120"/>
         <w:rPr>
           <w:rFonts w:ascii="Times New Roman" w:hAnsi="Times New Roman" w:cs="Times New Roman"/>
           <w:b/>
@@ -743,6 +7552,7 @@
           <w:color w:val="auto"/>
         </w:rPr>
       </w:pPr>
+      <w:bookmarkStart w:id="0" w:name="_Toc237902765"/>
       <w:r>
         <w:rPr>
           <w:rFonts w:ascii="Times New Roman" w:hAnsi="Times New Roman" w:cs="Times New Roman"/>
@@ -752,6 +7562,30 @@
         </w:rPr>
         <w:lastRenderedPageBreak/>
         <w:t>Introduction</w:t>
+      </w:r>
+      <w:bookmarkEnd w:id="0"/>
+    </w:p>
+    <w:p>
+      <w:pPr>
+        <w:spacing w:after="240"/>
+        <w:ind w:left="360"/>
+        <w:rPr>
+          <w:rFonts w:ascii="Times New Roman" w:hAnsi="Times New Roman" w:cs="Times New Roman"/>
+          <w:b/>
+          <w:bCs/>
+          <w:sz w:val="24"/>
+          <w:szCs w:val="24"/>
+        </w:rPr>
+      </w:pPr>
+      <w:r>
+        <w:rPr>
+          <w:rFonts w:ascii="Times New Roman" w:hAnsi="Times New Roman" w:cs="Times New Roman"/>
+          <w:b/>
+          <w:bCs/>
+          <w:sz w:val="24"/>
+          <w:szCs w:val="24"/>
+        </w:rPr>
+        <w:t>(Contributed by: MIN NYO SIN)</w:t>
       </w:r>
     </w:p>
     <w:p>
@@ -761,7 +7595,7 @@
           <w:ilvl w:val="1"/>
           <w:numId w:val="2"/>
         </w:numPr>
-        <w:spacing w:after="240"/>
+        <w:spacing w:after="120"/>
         <w:rPr>
           <w:rFonts w:ascii="Times New Roman" w:hAnsi="Times New Roman" w:cs="Times New Roman"/>
           <w:b/>
@@ -771,6 +7605,7 @@
           <w:szCs w:val="28"/>
         </w:rPr>
       </w:pPr>
+      <w:bookmarkStart w:id="1" w:name="_Toc237902766"/>
       <w:r>
         <w:rPr>
           <w:rFonts w:ascii="Times New Roman" w:hAnsi="Times New Roman" w:cs="Times New Roman"/>
@@ -782,6 +7617,7 @@
         </w:rPr>
         <w:t>Project Concept and Motivation</w:t>
       </w:r>
+      <w:bookmarkEnd w:id="1"/>
     </w:p>
     <w:p>
       <w:pPr>
@@ -886,6 +7722,7 @@
           <w:color w:val="000000"/>
           <w:shd w:val="clear" w:color="auto" w:fill="FFFFFF"/>
         </w:rPr>
+        <w:lastRenderedPageBreak/>
         <w:t>The final result is a small but complete student-life RPG. It shows that topics normally introduced through simple number examples can also support an interactive program with a story, changing data and consequences between stages.</w:t>
       </w:r>
     </w:p>
@@ -896,7 +7733,7 @@
           <w:ilvl w:val="1"/>
           <w:numId w:val="2"/>
         </w:numPr>
-        <w:spacing w:after="240"/>
+        <w:spacing w:before="120" w:after="240"/>
         <w:rPr>
           <w:rFonts w:ascii="Times New Roman" w:hAnsi="Times New Roman" w:cs="Times New Roman"/>
           <w:b/>
@@ -906,6 +7743,7 @@
           <w:szCs w:val="28"/>
         </w:rPr>
       </w:pPr>
+      <w:bookmarkStart w:id="2" w:name="_Toc237902767"/>
       <w:r>
         <w:rPr>
           <w:rFonts w:ascii="Times New Roman" w:hAnsi="Times New Roman" w:cs="Times New Roman"/>
@@ -915,7 +7753,6 @@
           <w:sz w:val="28"/>
           <w:szCs w:val="28"/>
         </w:rPr>
-        <w:lastRenderedPageBreak/>
         <w:t xml:space="preserve">Scope and </w:t>
       </w:r>
       <w:r>
@@ -929,6 +7766,7 @@
         </w:rPr>
         <w:t>Theme</w:t>
       </w:r>
+      <w:bookmarkEnd w:id="2"/>
     </w:p>
     <w:p>
       <w:pPr>
@@ -1052,7 +7890,7 @@
           <w:ilvl w:val="0"/>
           <w:numId w:val="2"/>
         </w:numPr>
-        <w:spacing w:after="240"/>
+        <w:spacing w:after="120"/>
         <w:rPr>
           <w:rFonts w:ascii="Times New Roman" w:hAnsi="Times New Roman" w:cs="Times New Roman"/>
           <w:b/>
@@ -1060,6 +7898,7 @@
           <w:color w:val="auto"/>
         </w:rPr>
       </w:pPr>
+      <w:bookmarkStart w:id="3" w:name="_Toc237902768"/>
       <w:r>
         <w:rPr>
           <w:rFonts w:ascii="Times New Roman" w:hAnsi="Times New Roman" w:cs="Times New Roman"/>
@@ -1069,6 +7908,30 @@
         </w:rPr>
         <w:lastRenderedPageBreak/>
         <w:t>Design and Techniques</w:t>
+      </w:r>
+      <w:bookmarkEnd w:id="3"/>
+    </w:p>
+    <w:p>
+      <w:pPr>
+        <w:spacing w:after="240"/>
+        <w:ind w:left="360"/>
+        <w:rPr>
+          <w:rFonts w:ascii="Times New Roman" w:hAnsi="Times New Roman" w:cs="Times New Roman"/>
+          <w:b/>
+          <w:bCs/>
+          <w:sz w:val="24"/>
+          <w:szCs w:val="24"/>
+        </w:rPr>
+      </w:pPr>
+      <w:r>
+        <w:rPr>
+          <w:rFonts w:ascii="Times New Roman" w:hAnsi="Times New Roman" w:cs="Times New Roman"/>
+          <w:b/>
+          <w:bCs/>
+          <w:sz w:val="24"/>
+          <w:szCs w:val="24"/>
+        </w:rPr>
+        <w:t>(Contributed by: MIN NYO SIN)</w:t>
       </w:r>
     </w:p>
     <w:p>
@@ -1088,6 +7951,7 @@
           <w:szCs w:val="28"/>
         </w:rPr>
       </w:pPr>
+      <w:bookmarkStart w:id="4" w:name="_Toc237902769"/>
       <w:r>
         <w:rPr>
           <w:rFonts w:ascii="Times New Roman" w:hAnsi="Times New Roman" w:cs="Times New Roman"/>
@@ -1099,6 +7963,7 @@
         </w:rPr>
         <w:t>Overall System Design</w:t>
       </w:r>
+      <w:bookmarkEnd w:id="4"/>
       <w:r>
         <w:rPr>
           <w:rFonts w:ascii="Times New Roman" w:hAnsi="Times New Roman" w:cs="Times New Roman"/>
@@ -1109,49 +7974,6 @@
           <w:szCs w:val="28"/>
         </w:rPr>
         <w:t xml:space="preserve"> </w:t>
-      </w:r>
-    </w:p>
-    <w:p>
-      <w:pPr>
-        <w:spacing w:after="240"/>
-        <w:ind w:firstLine="360"/>
-        <w:rPr>
-          <w:rFonts w:ascii="Times New Roman" w:hAnsi="Times New Roman" w:cs="Times New Roman"/>
-          <w:b/>
-          <w:bCs/>
-          <w:sz w:val="24"/>
-          <w:szCs w:val="24"/>
-        </w:rPr>
-      </w:pPr>
-      <w:r>
-        <w:rPr>
-          <w:rFonts w:ascii="Times New Roman" w:hAnsi="Times New Roman" w:cs="Times New Roman"/>
-          <w:b/>
-          <w:bCs/>
-          <w:sz w:val="24"/>
-          <w:szCs w:val="24"/>
-        </w:rPr>
-        <w:t xml:space="preserve">(Contributed by: </w:t>
-      </w:r>
-      <w:r>
-        <w:rPr>
-          <w:rFonts w:ascii="Times New Roman" w:hAnsi="Times New Roman" w:cs="Times New Roman"/>
-          <w:b/>
-          <w:bCs/>
-          <w:sz w:val="24"/>
-          <w:szCs w:val="24"/>
-        </w:rPr>
-        <w:t>MIN NYO SIN</w:t>
-      </w:r>
-      <w:r>
-        <w:rPr>
-          <w:rFonts w:ascii="Times New Roman" w:hAnsi="Times New Roman" w:cs="Times New Roman"/>
-          <w:b/>
-          <w:bCs/>
-          <w:sz w:val="24"/>
-          <w:szCs w:val="24"/>
-        </w:rPr>
-        <w:t>)</w:t>
       </w:r>
     </w:p>
     <w:p>
@@ -1699,7 +8521,6 @@
         <w:rPr>
           <w:color w:val="000000"/>
         </w:rPr>
-        <w:lastRenderedPageBreak/>
         <w:t xml:space="preserve">The usual data flow starts in </w:t>
       </w:r>
       <w:r>
@@ -1739,7 +8560,14 @@
         <w:rPr>
           <w:color w:val="000000"/>
         </w:rPr>
-        <w:t xml:space="preserve"> data, and returns a result. In our encounter functions, </w:t>
+        <w:t xml:space="preserve"> data, and </w:t>
+      </w:r>
+      <w:r>
+        <w:rPr>
+          <w:color w:val="000000"/>
+        </w:rPr>
+        <w:lastRenderedPageBreak/>
+        <w:t xml:space="preserve">returns a result. In our encounter functions, </w:t>
       </w:r>
       <w:r>
         <w:rPr>
@@ -1925,7 +8753,7 @@
           <w:ilvl w:val="1"/>
           <w:numId w:val="2"/>
         </w:numPr>
-        <w:spacing w:before="120" w:after="120"/>
+        <w:spacing w:before="120" w:after="240"/>
         <w:rPr>
           <w:rFonts w:ascii="Times New Roman" w:hAnsi="Times New Roman" w:cs="Times New Roman"/>
           <w:b/>
@@ -1935,6 +8763,7 @@
           <w:szCs w:val="28"/>
         </w:rPr>
       </w:pPr>
+      <w:bookmarkStart w:id="5" w:name="_Toc237902770"/>
       <w:r>
         <w:rPr>
           <w:rFonts w:ascii="Times New Roman" w:hAnsi="Times New Roman" w:cs="Times New Roman"/>
@@ -1946,49 +8775,7 @@
         </w:rPr>
         <w:t>Overall Gameplay Flow</w:t>
       </w:r>
-    </w:p>
-    <w:p>
-      <w:pPr>
-        <w:pStyle w:val="isselectedend"/>
-        <w:spacing w:before="0" w:beforeAutospacing="0" w:after="240" w:afterAutospacing="0"/>
-        <w:ind w:left="360"/>
-        <w:rPr>
-          <w:b/>
-          <w:bCs/>
-          <w:i/>
-          <w:iCs/>
-        </w:rPr>
-      </w:pPr>
-      <w:r>
-        <w:rPr>
-          <w:rStyle w:val="Emphasis"/>
-          <w:b/>
-          <w:bCs/>
-          <w:i w:val="0"/>
-          <w:iCs w:val="0"/>
-        </w:rPr>
-        <w:t>(Contributed by</w:t>
-      </w:r>
-      <w:r>
-        <w:rPr>
-          <w:rStyle w:val="Emphasis"/>
-          <w:b/>
-          <w:bCs/>
-          <w:i w:val="0"/>
-          <w:iCs w:val="0"/>
-        </w:rPr>
-        <w:t>: MIN NYO SIN</w:t>
-      </w:r>
-      <w:r>
-        <w:rPr>
-          <w:rStyle w:val="Emphasis"/>
-          <w:b/>
-          <w:bCs/>
-          <w:i w:val="0"/>
-          <w:iCs w:val="0"/>
-        </w:rPr>
-        <w:t>)</w:t>
-      </w:r>
+      <w:bookmarkEnd w:id="5"/>
     </w:p>
     <w:p>
       <w:pPr>
@@ -2004,7 +8791,7 @@
     <w:p>
       <w:pPr>
         <w:pStyle w:val="isselectedend"/>
-        <w:spacing w:before="240" w:beforeAutospacing="0" w:after="120" w:afterAutospacing="0" w:line="360" w:lineRule="auto"/>
+        <w:spacing w:before="120" w:beforeAutospacing="0" w:after="120" w:afterAutospacing="0" w:line="360" w:lineRule="auto"/>
         <w:ind w:left="360" w:firstLine="720"/>
         <w:jc w:val="both"/>
       </w:pPr>
@@ -2068,11 +8855,33 @@
         <w:jc w:val="both"/>
       </w:pPr>
       <w:r>
-        <w:t>Week 2 opens the game for the first time. The player may start at APU or KLCC and can move between them until going home. APU includes the class encounter and campus shop, while KLCC includes its own shop, exploration events and part-time work. Going to KLCC before class means the class is missed</w:t>
+        <w:t>Week 2 opens the game for the first time. The player may start at APU or KLCC and can move between them until going home. APU includes the class encounter and campus shop, while KLCC includes its own shop, exploration events</w:t>
+      </w:r>
+      <w:r>
+        <w:t>,</w:t>
+      </w:r>
+      <w:r>
+        <w:t xml:space="preserve"> and part-time work. Going to KLCC before class means the class is missed</w:t>
       </w:r>
       <w:r>
         <w:t>.</w:t>
       </w:r>
+    </w:p>
+    <w:p>
+      <w:pPr>
+        <w:pStyle w:val="isselectedend"/>
+        <w:spacing w:before="0" w:beforeAutospacing="0" w:after="120" w:afterAutospacing="0" w:line="360" w:lineRule="auto"/>
+        <w:ind w:left="720" w:firstLine="720"/>
+        <w:jc w:val="both"/>
+      </w:pPr>
+    </w:p>
+    <w:p>
+      <w:pPr>
+        <w:pStyle w:val="isselectedend"/>
+        <w:spacing w:before="0" w:beforeAutospacing="0" w:after="120" w:afterAutospacing="0" w:line="360" w:lineRule="auto"/>
+        <w:ind w:left="720" w:firstLine="720"/>
+        <w:jc w:val="both"/>
+      </w:pPr>
     </w:p>
     <w:p>
       <w:pPr>
@@ -2304,7 +9113,7 @@
                     <pic:cNvPicPr/>
                   </pic:nvPicPr>
                   <pic:blipFill>
-                    <a:blip r:embed="rId9" cstate="print">
+                    <a:blip r:embed="rId11" cstate="print">
                       <a:extLst>
                         <a:ext uri="{28A0092B-C50C-407E-A947-70E740481C1C}">
                           <a14:useLocalDpi xmlns:a14="http://schemas.microsoft.com/office/drawing/2010/main" val="0"/>
@@ -2391,6 +9200,7 @@
                                 <w:szCs w:val="24"/>
                               </w:rPr>
                             </w:pPr>
+                            <w:bookmarkStart w:id="6" w:name="_Toc237902887"/>
                             <w:r>
                               <w:rPr>
                                 <w:rFonts w:ascii="Times New Roman" w:hAnsi="Times New Roman" w:cs="Times New Roman"/>
@@ -2469,6 +9279,295 @@
                               </w:rPr>
                               <w:t>: Program Flowchart</w:t>
                             </w:r>
+                            <w:bookmarkEnd w:id="6"/>
+                          </w:p>
+                          <w:p/>
+                          <w:p>
+                            <w:pPr>
+                              <w:pStyle w:val="Caption"/>
+                              <w:jc w:val="center"/>
+                              <w:rPr>
+                                <w:rFonts w:ascii="Times New Roman" w:eastAsia="Times New Roman" w:hAnsi="Times New Roman" w:cs="Times New Roman"/>
+                                <w:b/>
+                                <w:bCs/>
+                                <w:noProof/>
+                                <w:color w:val="auto"/>
+                                <w:sz w:val="24"/>
+                                <w:szCs w:val="24"/>
+                              </w:rPr>
+                            </w:pPr>
+                            <w:bookmarkStart w:id="7" w:name="_Toc237902888"/>
+                            <w:r>
+                              <w:rPr>
+                                <w:rFonts w:ascii="Times New Roman" w:hAnsi="Times New Roman" w:cs="Times New Roman"/>
+                                <w:b/>
+                                <w:bCs/>
+                                <w:color w:val="auto"/>
+                                <w:sz w:val="24"/>
+                                <w:szCs w:val="24"/>
+                              </w:rPr>
+                              <w:t xml:space="preserve">Figure </w:t>
+                            </w:r>
+                            <w:r>
+                              <w:rPr>
+                                <w:rFonts w:ascii="Times New Roman" w:hAnsi="Times New Roman" w:cs="Times New Roman"/>
+                                <w:b/>
+                                <w:bCs/>
+                                <w:color w:val="auto"/>
+                                <w:sz w:val="24"/>
+                                <w:szCs w:val="24"/>
+                              </w:rPr>
+                              <w:fldChar w:fldCharType="begin"/>
+                            </w:r>
+                            <w:r>
+                              <w:rPr>
+                                <w:rFonts w:ascii="Times New Roman" w:hAnsi="Times New Roman" w:cs="Times New Roman"/>
+                                <w:b/>
+                                <w:bCs/>
+                                <w:color w:val="auto"/>
+                                <w:sz w:val="24"/>
+                                <w:szCs w:val="24"/>
+                              </w:rPr>
+                              <w:instrText xml:space="preserve"> SEQ Figure \* ARABIC </w:instrText>
+                            </w:r>
+                            <w:r>
+                              <w:rPr>
+                                <w:rFonts w:ascii="Times New Roman" w:hAnsi="Times New Roman" w:cs="Times New Roman"/>
+                                <w:b/>
+                                <w:bCs/>
+                                <w:color w:val="auto"/>
+                                <w:sz w:val="24"/>
+                                <w:szCs w:val="24"/>
+                              </w:rPr>
+                              <w:fldChar w:fldCharType="separate"/>
+                            </w:r>
+                            <w:r>
+                              <w:rPr>
+                                <w:rFonts w:ascii="Times New Roman" w:hAnsi="Times New Roman" w:cs="Times New Roman"/>
+                                <w:b/>
+                                <w:bCs/>
+                                <w:noProof/>
+                                <w:color w:val="auto"/>
+                                <w:sz w:val="24"/>
+                                <w:szCs w:val="24"/>
+                              </w:rPr>
+                              <w:t>1</w:t>
+                            </w:r>
+                            <w:r>
+                              <w:rPr>
+                                <w:rFonts w:ascii="Times New Roman" w:hAnsi="Times New Roman" w:cs="Times New Roman"/>
+                                <w:b/>
+                                <w:bCs/>
+                                <w:color w:val="auto"/>
+                                <w:sz w:val="24"/>
+                                <w:szCs w:val="24"/>
+                              </w:rPr>
+                              <w:fldChar w:fldCharType="end"/>
+                            </w:r>
+                            <w:r>
+                              <w:rPr>
+                                <w:rFonts w:ascii="Times New Roman" w:hAnsi="Times New Roman" w:cs="Times New Roman"/>
+                                <w:b/>
+                                <w:bCs/>
+                                <w:color w:val="auto"/>
+                                <w:sz w:val="24"/>
+                                <w:szCs w:val="24"/>
+                              </w:rPr>
+                              <w:t>: Program Flowchart</w:t>
+                            </w:r>
+                            <w:bookmarkEnd w:id="7"/>
+                          </w:p>
+                          <w:p/>
+                          <w:p>
+                            <w:pPr>
+                              <w:pStyle w:val="Caption"/>
+                              <w:jc w:val="center"/>
+                              <w:rPr>
+                                <w:rFonts w:ascii="Times New Roman" w:eastAsia="Times New Roman" w:hAnsi="Times New Roman" w:cs="Times New Roman"/>
+                                <w:b/>
+                                <w:bCs/>
+                                <w:noProof/>
+                                <w:color w:val="auto"/>
+                                <w:sz w:val="24"/>
+                                <w:szCs w:val="24"/>
+                              </w:rPr>
+                            </w:pPr>
+                            <w:bookmarkStart w:id="8" w:name="_Toc237902889"/>
+                            <w:r>
+                              <w:rPr>
+                                <w:rFonts w:ascii="Times New Roman" w:hAnsi="Times New Roman" w:cs="Times New Roman"/>
+                                <w:b/>
+                                <w:bCs/>
+                                <w:color w:val="auto"/>
+                                <w:sz w:val="24"/>
+                                <w:szCs w:val="24"/>
+                              </w:rPr>
+                              <w:t xml:space="preserve">Figure </w:t>
+                            </w:r>
+                            <w:r>
+                              <w:rPr>
+                                <w:rFonts w:ascii="Times New Roman" w:hAnsi="Times New Roman" w:cs="Times New Roman"/>
+                                <w:b/>
+                                <w:bCs/>
+                                <w:color w:val="auto"/>
+                                <w:sz w:val="24"/>
+                                <w:szCs w:val="24"/>
+                              </w:rPr>
+                              <w:fldChar w:fldCharType="begin"/>
+                            </w:r>
+                            <w:r>
+                              <w:rPr>
+                                <w:rFonts w:ascii="Times New Roman" w:hAnsi="Times New Roman" w:cs="Times New Roman"/>
+                                <w:b/>
+                                <w:bCs/>
+                                <w:color w:val="auto"/>
+                                <w:sz w:val="24"/>
+                                <w:szCs w:val="24"/>
+                              </w:rPr>
+                              <w:instrText xml:space="preserve"> SEQ Figure \* ARABIC </w:instrText>
+                            </w:r>
+                            <w:r>
+                              <w:rPr>
+                                <w:rFonts w:ascii="Times New Roman" w:hAnsi="Times New Roman" w:cs="Times New Roman"/>
+                                <w:b/>
+                                <w:bCs/>
+                                <w:color w:val="auto"/>
+                                <w:sz w:val="24"/>
+                                <w:szCs w:val="24"/>
+                              </w:rPr>
+                              <w:fldChar w:fldCharType="separate"/>
+                            </w:r>
+                            <w:r>
+                              <w:rPr>
+                                <w:rFonts w:ascii="Times New Roman" w:hAnsi="Times New Roman" w:cs="Times New Roman"/>
+                                <w:b/>
+                                <w:bCs/>
+                                <w:noProof/>
+                                <w:color w:val="auto"/>
+                                <w:sz w:val="24"/>
+                                <w:szCs w:val="24"/>
+                              </w:rPr>
+                              <w:t>1</w:t>
+                            </w:r>
+                            <w:r>
+                              <w:rPr>
+                                <w:rFonts w:ascii="Times New Roman" w:hAnsi="Times New Roman" w:cs="Times New Roman"/>
+                                <w:b/>
+                                <w:bCs/>
+                                <w:color w:val="auto"/>
+                                <w:sz w:val="24"/>
+                                <w:szCs w:val="24"/>
+                              </w:rPr>
+                              <w:fldChar w:fldCharType="end"/>
+                            </w:r>
+                            <w:r>
+                              <w:rPr>
+                                <w:rFonts w:ascii="Times New Roman" w:hAnsi="Times New Roman" w:cs="Times New Roman"/>
+                                <w:b/>
+                                <w:bCs/>
+                                <w:color w:val="auto"/>
+                                <w:sz w:val="24"/>
+                                <w:szCs w:val="24"/>
+                              </w:rPr>
+                              <w:t>: Program Flowchart</w:t>
+                            </w:r>
+                            <w:bookmarkEnd w:id="8"/>
+                          </w:p>
+                          <w:p/>
+                          <w:p>
+                            <w:pPr>
+                              <w:pStyle w:val="Caption"/>
+                              <w:jc w:val="center"/>
+                              <w:rPr>
+                                <w:rFonts w:ascii="Times New Roman" w:eastAsia="Times New Roman" w:hAnsi="Times New Roman" w:cs="Times New Roman"/>
+                                <w:b/>
+                                <w:bCs/>
+                                <w:noProof/>
+                                <w:color w:val="auto"/>
+                                <w:sz w:val="24"/>
+                                <w:szCs w:val="24"/>
+                              </w:rPr>
+                            </w:pPr>
+                            <w:bookmarkStart w:id="9" w:name="_Toc237902890"/>
+                            <w:r>
+                              <w:rPr>
+                                <w:rFonts w:ascii="Times New Roman" w:hAnsi="Times New Roman" w:cs="Times New Roman"/>
+                                <w:b/>
+                                <w:bCs/>
+                                <w:color w:val="auto"/>
+                                <w:sz w:val="24"/>
+                                <w:szCs w:val="24"/>
+                              </w:rPr>
+                              <w:t xml:space="preserve">Figure </w:t>
+                            </w:r>
+                            <w:r>
+                              <w:rPr>
+                                <w:rFonts w:ascii="Times New Roman" w:hAnsi="Times New Roman" w:cs="Times New Roman"/>
+                                <w:b/>
+                                <w:bCs/>
+                                <w:color w:val="auto"/>
+                                <w:sz w:val="24"/>
+                                <w:szCs w:val="24"/>
+                              </w:rPr>
+                              <w:fldChar w:fldCharType="begin"/>
+                            </w:r>
+                            <w:r>
+                              <w:rPr>
+                                <w:rFonts w:ascii="Times New Roman" w:hAnsi="Times New Roman" w:cs="Times New Roman"/>
+                                <w:b/>
+                                <w:bCs/>
+                                <w:color w:val="auto"/>
+                                <w:sz w:val="24"/>
+                                <w:szCs w:val="24"/>
+                              </w:rPr>
+                              <w:instrText xml:space="preserve"> SEQ Figure \* ARABIC </w:instrText>
+                            </w:r>
+                            <w:r>
+                              <w:rPr>
+                                <w:rFonts w:ascii="Times New Roman" w:hAnsi="Times New Roman" w:cs="Times New Roman"/>
+                                <w:b/>
+                                <w:bCs/>
+                                <w:color w:val="auto"/>
+                                <w:sz w:val="24"/>
+                                <w:szCs w:val="24"/>
+                              </w:rPr>
+                              <w:fldChar w:fldCharType="separate"/>
+                            </w:r>
+                            <w:r>
+                              <w:rPr>
+                                <w:rFonts w:ascii="Times New Roman" w:hAnsi="Times New Roman" w:cs="Times New Roman"/>
+                                <w:b/>
+                                <w:bCs/>
+                                <w:noProof/>
+                                <w:color w:val="auto"/>
+                                <w:sz w:val="24"/>
+                                <w:szCs w:val="24"/>
+                              </w:rPr>
+                              <w:t>1</w:t>
+                            </w:r>
+                            <w:r>
+                              <w:rPr>
+                                <w:rFonts w:ascii="Times New Roman" w:hAnsi="Times New Roman" w:cs="Times New Roman"/>
+                                <w:b/>
+                                <w:bCs/>
+                                <w:color w:val="auto"/>
+                                <w:sz w:val="24"/>
+                                <w:szCs w:val="24"/>
+                              </w:rPr>
+                              <w:fldChar w:fldCharType="end"/>
+                            </w:r>
+                            <w:r>
+                              <w:rPr>
+                                <w:rFonts w:ascii="Times New Roman" w:hAnsi="Times New Roman" w:cs="Times New Roman"/>
+                                <w:b/>
+                                <w:bCs/>
+                                <w:color w:val="auto"/>
+                                <w:sz w:val="24"/>
+                                <w:szCs w:val="24"/>
+                              </w:rPr>
+                              <w:t>: Program Flowchart</w:t>
+                            </w:r>
+                            <w:bookmarkEnd w:id="9"/>
                           </w:p>
                         </w:txbxContent>
                       </wps:txbx>
@@ -2507,6 +9606,7 @@
                           <w:szCs w:val="24"/>
                         </w:rPr>
                       </w:pPr>
+                      <w:bookmarkStart w:id="10" w:name="_Toc237902887"/>
                       <w:r>
                         <w:rPr>
                           <w:rFonts w:ascii="Times New Roman" w:hAnsi="Times New Roman" w:cs="Times New Roman"/>
@@ -2585,6 +9685,295 @@
                         </w:rPr>
                         <w:t>: Program Flowchart</w:t>
                       </w:r>
+                      <w:bookmarkEnd w:id="10"/>
+                    </w:p>
+                    <w:p/>
+                    <w:p>
+                      <w:pPr>
+                        <w:pStyle w:val="Caption"/>
+                        <w:jc w:val="center"/>
+                        <w:rPr>
+                          <w:rFonts w:ascii="Times New Roman" w:eastAsia="Times New Roman" w:hAnsi="Times New Roman" w:cs="Times New Roman"/>
+                          <w:b/>
+                          <w:bCs/>
+                          <w:noProof/>
+                          <w:color w:val="auto"/>
+                          <w:sz w:val="24"/>
+                          <w:szCs w:val="24"/>
+                        </w:rPr>
+                      </w:pPr>
+                      <w:bookmarkStart w:id="11" w:name="_Toc237902888"/>
+                      <w:r>
+                        <w:rPr>
+                          <w:rFonts w:ascii="Times New Roman" w:hAnsi="Times New Roman" w:cs="Times New Roman"/>
+                          <w:b/>
+                          <w:bCs/>
+                          <w:color w:val="auto"/>
+                          <w:sz w:val="24"/>
+                          <w:szCs w:val="24"/>
+                        </w:rPr>
+                        <w:t xml:space="preserve">Figure </w:t>
+                      </w:r>
+                      <w:r>
+                        <w:rPr>
+                          <w:rFonts w:ascii="Times New Roman" w:hAnsi="Times New Roman" w:cs="Times New Roman"/>
+                          <w:b/>
+                          <w:bCs/>
+                          <w:color w:val="auto"/>
+                          <w:sz w:val="24"/>
+                          <w:szCs w:val="24"/>
+                        </w:rPr>
+                        <w:fldChar w:fldCharType="begin"/>
+                      </w:r>
+                      <w:r>
+                        <w:rPr>
+                          <w:rFonts w:ascii="Times New Roman" w:hAnsi="Times New Roman" w:cs="Times New Roman"/>
+                          <w:b/>
+                          <w:bCs/>
+                          <w:color w:val="auto"/>
+                          <w:sz w:val="24"/>
+                          <w:szCs w:val="24"/>
+                        </w:rPr>
+                        <w:instrText xml:space="preserve"> SEQ Figure \* ARABIC </w:instrText>
+                      </w:r>
+                      <w:r>
+                        <w:rPr>
+                          <w:rFonts w:ascii="Times New Roman" w:hAnsi="Times New Roman" w:cs="Times New Roman"/>
+                          <w:b/>
+                          <w:bCs/>
+                          <w:color w:val="auto"/>
+                          <w:sz w:val="24"/>
+                          <w:szCs w:val="24"/>
+                        </w:rPr>
+                        <w:fldChar w:fldCharType="separate"/>
+                      </w:r>
+                      <w:r>
+                        <w:rPr>
+                          <w:rFonts w:ascii="Times New Roman" w:hAnsi="Times New Roman" w:cs="Times New Roman"/>
+                          <w:b/>
+                          <w:bCs/>
+                          <w:noProof/>
+                          <w:color w:val="auto"/>
+                          <w:sz w:val="24"/>
+                          <w:szCs w:val="24"/>
+                        </w:rPr>
+                        <w:t>1</w:t>
+                      </w:r>
+                      <w:r>
+                        <w:rPr>
+                          <w:rFonts w:ascii="Times New Roman" w:hAnsi="Times New Roman" w:cs="Times New Roman"/>
+                          <w:b/>
+                          <w:bCs/>
+                          <w:color w:val="auto"/>
+                          <w:sz w:val="24"/>
+                          <w:szCs w:val="24"/>
+                        </w:rPr>
+                        <w:fldChar w:fldCharType="end"/>
+                      </w:r>
+                      <w:r>
+                        <w:rPr>
+                          <w:rFonts w:ascii="Times New Roman" w:hAnsi="Times New Roman" w:cs="Times New Roman"/>
+                          <w:b/>
+                          <w:bCs/>
+                          <w:color w:val="auto"/>
+                          <w:sz w:val="24"/>
+                          <w:szCs w:val="24"/>
+                        </w:rPr>
+                        <w:t>: Program Flowchart</w:t>
+                      </w:r>
+                      <w:bookmarkEnd w:id="11"/>
+                    </w:p>
+                    <w:p/>
+                    <w:p>
+                      <w:pPr>
+                        <w:pStyle w:val="Caption"/>
+                        <w:jc w:val="center"/>
+                        <w:rPr>
+                          <w:rFonts w:ascii="Times New Roman" w:eastAsia="Times New Roman" w:hAnsi="Times New Roman" w:cs="Times New Roman"/>
+                          <w:b/>
+                          <w:bCs/>
+                          <w:noProof/>
+                          <w:color w:val="auto"/>
+                          <w:sz w:val="24"/>
+                          <w:szCs w:val="24"/>
+                        </w:rPr>
+                      </w:pPr>
+                      <w:bookmarkStart w:id="12" w:name="_Toc237902889"/>
+                      <w:r>
+                        <w:rPr>
+                          <w:rFonts w:ascii="Times New Roman" w:hAnsi="Times New Roman" w:cs="Times New Roman"/>
+                          <w:b/>
+                          <w:bCs/>
+                          <w:color w:val="auto"/>
+                          <w:sz w:val="24"/>
+                          <w:szCs w:val="24"/>
+                        </w:rPr>
+                        <w:t xml:space="preserve">Figure </w:t>
+                      </w:r>
+                      <w:r>
+                        <w:rPr>
+                          <w:rFonts w:ascii="Times New Roman" w:hAnsi="Times New Roman" w:cs="Times New Roman"/>
+                          <w:b/>
+                          <w:bCs/>
+                          <w:color w:val="auto"/>
+                          <w:sz w:val="24"/>
+                          <w:szCs w:val="24"/>
+                        </w:rPr>
+                        <w:fldChar w:fldCharType="begin"/>
+                      </w:r>
+                      <w:r>
+                        <w:rPr>
+                          <w:rFonts w:ascii="Times New Roman" w:hAnsi="Times New Roman" w:cs="Times New Roman"/>
+                          <w:b/>
+                          <w:bCs/>
+                          <w:color w:val="auto"/>
+                          <w:sz w:val="24"/>
+                          <w:szCs w:val="24"/>
+                        </w:rPr>
+                        <w:instrText xml:space="preserve"> SEQ Figure \* ARABIC </w:instrText>
+                      </w:r>
+                      <w:r>
+                        <w:rPr>
+                          <w:rFonts w:ascii="Times New Roman" w:hAnsi="Times New Roman" w:cs="Times New Roman"/>
+                          <w:b/>
+                          <w:bCs/>
+                          <w:color w:val="auto"/>
+                          <w:sz w:val="24"/>
+                          <w:szCs w:val="24"/>
+                        </w:rPr>
+                        <w:fldChar w:fldCharType="separate"/>
+                      </w:r>
+                      <w:r>
+                        <w:rPr>
+                          <w:rFonts w:ascii="Times New Roman" w:hAnsi="Times New Roman" w:cs="Times New Roman"/>
+                          <w:b/>
+                          <w:bCs/>
+                          <w:noProof/>
+                          <w:color w:val="auto"/>
+                          <w:sz w:val="24"/>
+                          <w:szCs w:val="24"/>
+                        </w:rPr>
+                        <w:t>1</w:t>
+                      </w:r>
+                      <w:r>
+                        <w:rPr>
+                          <w:rFonts w:ascii="Times New Roman" w:hAnsi="Times New Roman" w:cs="Times New Roman"/>
+                          <w:b/>
+                          <w:bCs/>
+                          <w:color w:val="auto"/>
+                          <w:sz w:val="24"/>
+                          <w:szCs w:val="24"/>
+                        </w:rPr>
+                        <w:fldChar w:fldCharType="end"/>
+                      </w:r>
+                      <w:r>
+                        <w:rPr>
+                          <w:rFonts w:ascii="Times New Roman" w:hAnsi="Times New Roman" w:cs="Times New Roman"/>
+                          <w:b/>
+                          <w:bCs/>
+                          <w:color w:val="auto"/>
+                          <w:sz w:val="24"/>
+                          <w:szCs w:val="24"/>
+                        </w:rPr>
+                        <w:t>: Program Flowchart</w:t>
+                      </w:r>
+                      <w:bookmarkEnd w:id="12"/>
+                    </w:p>
+                    <w:p/>
+                    <w:p>
+                      <w:pPr>
+                        <w:pStyle w:val="Caption"/>
+                        <w:jc w:val="center"/>
+                        <w:rPr>
+                          <w:rFonts w:ascii="Times New Roman" w:eastAsia="Times New Roman" w:hAnsi="Times New Roman" w:cs="Times New Roman"/>
+                          <w:b/>
+                          <w:bCs/>
+                          <w:noProof/>
+                          <w:color w:val="auto"/>
+                          <w:sz w:val="24"/>
+                          <w:szCs w:val="24"/>
+                        </w:rPr>
+                      </w:pPr>
+                      <w:bookmarkStart w:id="13" w:name="_Toc237902890"/>
+                      <w:r>
+                        <w:rPr>
+                          <w:rFonts w:ascii="Times New Roman" w:hAnsi="Times New Roman" w:cs="Times New Roman"/>
+                          <w:b/>
+                          <w:bCs/>
+                          <w:color w:val="auto"/>
+                          <w:sz w:val="24"/>
+                          <w:szCs w:val="24"/>
+                        </w:rPr>
+                        <w:t xml:space="preserve">Figure </w:t>
+                      </w:r>
+                      <w:r>
+                        <w:rPr>
+                          <w:rFonts w:ascii="Times New Roman" w:hAnsi="Times New Roman" w:cs="Times New Roman"/>
+                          <w:b/>
+                          <w:bCs/>
+                          <w:color w:val="auto"/>
+                          <w:sz w:val="24"/>
+                          <w:szCs w:val="24"/>
+                        </w:rPr>
+                        <w:fldChar w:fldCharType="begin"/>
+                      </w:r>
+                      <w:r>
+                        <w:rPr>
+                          <w:rFonts w:ascii="Times New Roman" w:hAnsi="Times New Roman" w:cs="Times New Roman"/>
+                          <w:b/>
+                          <w:bCs/>
+                          <w:color w:val="auto"/>
+                          <w:sz w:val="24"/>
+                          <w:szCs w:val="24"/>
+                        </w:rPr>
+                        <w:instrText xml:space="preserve"> SEQ Figure \* ARABIC </w:instrText>
+                      </w:r>
+                      <w:r>
+                        <w:rPr>
+                          <w:rFonts w:ascii="Times New Roman" w:hAnsi="Times New Roman" w:cs="Times New Roman"/>
+                          <w:b/>
+                          <w:bCs/>
+                          <w:color w:val="auto"/>
+                          <w:sz w:val="24"/>
+                          <w:szCs w:val="24"/>
+                        </w:rPr>
+                        <w:fldChar w:fldCharType="separate"/>
+                      </w:r>
+                      <w:r>
+                        <w:rPr>
+                          <w:rFonts w:ascii="Times New Roman" w:hAnsi="Times New Roman" w:cs="Times New Roman"/>
+                          <w:b/>
+                          <w:bCs/>
+                          <w:noProof/>
+                          <w:color w:val="auto"/>
+                          <w:sz w:val="24"/>
+                          <w:szCs w:val="24"/>
+                        </w:rPr>
+                        <w:t>1</w:t>
+                      </w:r>
+                      <w:r>
+                        <w:rPr>
+                          <w:rFonts w:ascii="Times New Roman" w:hAnsi="Times New Roman" w:cs="Times New Roman"/>
+                          <w:b/>
+                          <w:bCs/>
+                          <w:color w:val="auto"/>
+                          <w:sz w:val="24"/>
+                          <w:szCs w:val="24"/>
+                        </w:rPr>
+                        <w:fldChar w:fldCharType="end"/>
+                      </w:r>
+                      <w:r>
+                        <w:rPr>
+                          <w:rFonts w:ascii="Times New Roman" w:hAnsi="Times New Roman" w:cs="Times New Roman"/>
+                          <w:b/>
+                          <w:bCs/>
+                          <w:color w:val="auto"/>
+                          <w:sz w:val="24"/>
+                          <w:szCs w:val="24"/>
+                        </w:rPr>
+                        <w:t>: Program Flowchart</w:t>
+                      </w:r>
+                      <w:bookmarkEnd w:id="13"/>
                     </w:p>
                   </w:txbxContent>
                 </v:textbox>
@@ -2618,7 +10007,7 @@
           <w:ilvl w:val="1"/>
           <w:numId w:val="2"/>
         </w:numPr>
-        <w:spacing w:before="120" w:after="120"/>
+        <w:spacing w:before="120" w:after="240"/>
         <w:rPr>
           <w:rFonts w:ascii="Times New Roman" w:hAnsi="Times New Roman" w:cs="Times New Roman"/>
           <w:b/>
@@ -2628,6 +10017,7 @@
           <w:szCs w:val="28"/>
         </w:rPr>
       </w:pPr>
+      <w:bookmarkStart w:id="14" w:name="_Toc237902771"/>
       <w:r>
         <w:rPr>
           <w:rFonts w:ascii="Times New Roman" w:hAnsi="Times New Roman" w:cs="Times New Roman"/>
@@ -2639,28 +10029,7 @@
         </w:rPr>
         <w:t>Data Structure Used</w:t>
       </w:r>
-    </w:p>
-    <w:p>
-      <w:pPr>
-        <w:ind w:left="360"/>
-        <w:rPr>
-          <w:rFonts w:ascii="Times New Roman" w:hAnsi="Times New Roman" w:cs="Times New Roman"/>
-          <w:b/>
-          <w:bCs/>
-          <w:sz w:val="24"/>
-          <w:szCs w:val="24"/>
-        </w:rPr>
-      </w:pPr>
-      <w:r>
-        <w:rPr>
-          <w:rFonts w:ascii="Times New Roman" w:hAnsi="Times New Roman" w:cs="Times New Roman"/>
-          <w:b/>
-          <w:bCs/>
-          <w:sz w:val="24"/>
-          <w:szCs w:val="24"/>
-        </w:rPr>
-        <w:t>(Contributed by: MIN NYO SIN)</w:t>
-      </w:r>
+      <w:bookmarkEnd w:id="14"/>
     </w:p>
     <w:p>
       <w:pPr>
@@ -2755,6 +10124,7 @@
           <w:szCs w:val="26"/>
         </w:rPr>
       </w:pPr>
+      <w:bookmarkStart w:id="15" w:name="_Toc237902772"/>
       <w:r>
         <w:rPr>
           <w:sz w:val="26"/>
@@ -2776,6 +10146,7 @@
         </w:rPr>
         <w:t>tic Structures</w:t>
       </w:r>
+      <w:bookmarkEnd w:id="15"/>
     </w:p>
     <w:p>
       <w:pPr>
@@ -2818,7 +10189,27 @@
           <w:szCs w:val="24"/>
           <w14:ligatures w14:val="none"/>
         </w:rPr>
-        <w:t xml:space="preserve"> structure was created when the shop and inventory systems were added. Before this, item properties would have needed to be stored in separate variables, which would make passing an item between the shop, inventory and Player functions inconvenient.</w:t>
+        <w:t xml:space="preserve"> structure was created when the shop and inventory systems were added. Before this, item properties would have needed to be stored in separate variables, which would make passing an item between the shop, inventory</w:t>
+      </w:r>
+      <w:r>
+        <w:rPr>
+          <w:rFonts w:ascii="Times New Roman" w:eastAsia="Times New Roman" w:hAnsi="Times New Roman" w:cs="Times New Roman"/>
+          <w:kern w:val="0"/>
+          <w:sz w:val="24"/>
+          <w:szCs w:val="24"/>
+          <w14:ligatures w14:val="none"/>
+        </w:rPr>
+        <w:t>,</w:t>
+      </w:r>
+      <w:r>
+        <w:rPr>
+          <w:rFonts w:ascii="Times New Roman" w:eastAsia="Times New Roman" w:hAnsi="Times New Roman" w:cs="Times New Roman"/>
+          <w:kern w:val="0"/>
+          <w:sz w:val="24"/>
+          <w:szCs w:val="24"/>
+          <w14:ligatures w14:val="none"/>
+        </w:rPr>
+        <w:t xml:space="preserve"> and Player functions inconvenient.</w:t>
       </w:r>
     </w:p>
     <w:p>
@@ -3142,6 +10533,7 @@
           <w:szCs w:val="26"/>
         </w:rPr>
       </w:pPr>
+      <w:bookmarkStart w:id="16" w:name="_Toc237902773"/>
       <w:r>
         <w:rPr>
           <w:sz w:val="26"/>
@@ -3150,6 +10542,7 @@
         <w:lastRenderedPageBreak/>
         <w:t>Fixed Arrays for Shop Items</w:t>
       </w:r>
+      <w:bookmarkEnd w:id="16"/>
     </w:p>
     <w:p>
       <w:pPr>
@@ -3354,6 +10747,7 @@
           <w:szCs w:val="26"/>
         </w:rPr>
       </w:pPr>
+      <w:bookmarkStart w:id="17" w:name="_Toc237902774"/>
       <w:r>
         <w:rPr>
           <w:sz w:val="26"/>
@@ -3361,6 +10755,7 @@
         </w:rPr>
         <w:t>Singly Linked-List Inventory</w:t>
       </w:r>
+      <w:bookmarkEnd w:id="17"/>
     </w:p>
     <w:p>
       <w:pPr>
@@ -3704,6 +11099,7 @@
           <w:szCs w:val="26"/>
         </w:rPr>
       </w:pPr>
+      <w:bookmarkStart w:id="18" w:name="_Toc237902775"/>
       <w:r>
         <w:rPr>
           <w:sz w:val="26"/>
@@ -3711,6 +11107,7 @@
         </w:rPr>
         <w:t>Deep-copy Checkpoint Structure</w:t>
       </w:r>
+      <w:bookmarkEnd w:id="18"/>
     </w:p>
     <w:p>
       <w:pPr>
@@ -4096,7 +11493,7 @@
           <w:ilvl w:val="1"/>
           <w:numId w:val="2"/>
         </w:numPr>
-        <w:spacing w:after="120"/>
+        <w:spacing w:after="240"/>
         <w:rPr>
           <w:rFonts w:ascii="Times New Roman" w:hAnsi="Times New Roman" w:cs="Times New Roman"/>
           <w:b/>
@@ -4106,6 +11503,7 @@
           <w:szCs w:val="28"/>
         </w:rPr>
       </w:pPr>
+      <w:bookmarkStart w:id="19" w:name="_Toc237902776"/>
       <w:r>
         <w:rPr>
           <w:rFonts w:ascii="Times New Roman" w:hAnsi="Times New Roman" w:cs="Times New Roman"/>
@@ -4118,25 +11516,7 @@
         <w:lastRenderedPageBreak/>
         <w:t>Algorithms used</w:t>
       </w:r>
-    </w:p>
-    <w:p>
-      <w:pPr>
-        <w:spacing w:after="240"/>
-        <w:ind w:left="360"/>
-        <w:rPr>
-          <w:rFonts w:ascii="Times New Roman" w:hAnsi="Times New Roman" w:cs="Times New Roman"/>
-          <w:b/>
-          <w:bCs/>
-        </w:rPr>
-      </w:pPr>
-      <w:r>
-        <w:rPr>
-          <w:rFonts w:ascii="Times New Roman" w:hAnsi="Times New Roman" w:cs="Times New Roman"/>
-          <w:b/>
-          <w:bCs/>
-        </w:rPr>
-        <w:t>(Contributed by: MIN NYO SIN)</w:t>
-      </w:r>
+      <w:bookmarkEnd w:id="19"/>
     </w:p>
     <w:p>
       <w:pPr>
@@ -4152,7 +11532,13 @@
         <w:t>,</w:t>
       </w:r>
       <w:r>
-        <w:t xml:space="preserve"> and retries. We selected relatively simple algorithms because the amount of game data is small, but each algorithm still has a specific role in keeping the game state correct. Detailed complexity analysis is provided in Section 2.5, while the related code is discussed in Section 3</w:t>
+        <w:t xml:space="preserve"> and retries. We selected relatively simple algorithms because the amount of game data is small, but each algorithm still </w:t>
+      </w:r>
+      <w:r>
+        <w:t>plays a specific role in maintaining the correct game state</w:t>
+      </w:r>
+      <w:r>
+        <w:t>. Detailed complexity analysis is provided in Section 2.5, while the related code is discussed in Section 3</w:t>
       </w:r>
       <w:r>
         <w:t>.</w:t>
@@ -4171,6 +11557,7 @@
           <w:szCs w:val="26"/>
         </w:rPr>
       </w:pPr>
+      <w:bookmarkStart w:id="20" w:name="_Toc237902777"/>
       <w:r>
         <w:rPr>
           <w:sz w:val="26"/>
@@ -4178,6 +11565,7 @@
         </w:rPr>
         <w:t>Linear Search</w:t>
       </w:r>
+      <w:bookmarkEnd w:id="20"/>
     </w:p>
     <w:p>
       <w:pPr>
@@ -4192,21 +11580,11 @@
           <w14:ligatures w14:val="none"/>
         </w:rPr>
       </w:pPr>
-      <w:r>
-        <w:rPr>
-          <w:rFonts w:ascii="Times New Roman" w:eastAsia="Times New Roman" w:hAnsi="Times New Roman" w:cs="Times New Roman"/>
-          <w:kern w:val="0"/>
-          <w:sz w:val="24"/>
-          <w:szCs w:val="24"/>
-          <w14:ligatures w14:val="none"/>
-        </w:rPr>
-        <w:t xml:space="preserve">Linear search is used by </w:t>
-      </w:r>
       <w:proofErr w:type="spellStart"/>
       <w:proofErr w:type="gramStart"/>
       <w:r>
         <w:rPr>
-          <w:rFonts w:ascii="Cascadia Code" w:eastAsia="Times New Roman" w:hAnsi="Cascadia Code" w:cs="Cascadia Code"/>
+          <w:rFonts w:ascii="Cascadia Code" w:eastAsia="Times New Roman" w:hAnsi="Cascadia Code" w:cs="Times New Roman"/>
           <w:kern w:val="0"/>
           <w:sz w:val="24"/>
           <w:szCs w:val="24"/>
@@ -4217,7 +11595,7 @@
       <w:proofErr w:type="spellEnd"/>
       <w:r>
         <w:rPr>
-          <w:rFonts w:ascii="Cascadia Code" w:eastAsia="Times New Roman" w:hAnsi="Cascadia Code" w:cs="Cascadia Code"/>
+          <w:rFonts w:ascii="Cascadia Code" w:eastAsia="Times New Roman" w:hAnsi="Cascadia Code" w:cs="Times New Roman"/>
           <w:kern w:val="0"/>
           <w:sz w:val="24"/>
           <w:szCs w:val="24"/>
@@ -4228,7 +11606,7 @@
       <w:proofErr w:type="gramEnd"/>
       <w:r>
         <w:rPr>
-          <w:rFonts w:ascii="Cascadia Code" w:eastAsia="Times New Roman" w:hAnsi="Cascadia Code" w:cs="Cascadia Code"/>
+          <w:rFonts w:ascii="Cascadia Code" w:eastAsia="Times New Roman" w:hAnsi="Cascadia Code" w:cs="Times New Roman"/>
           <w:kern w:val="0"/>
           <w:sz w:val="24"/>
           <w:szCs w:val="24"/>
@@ -4244,7 +11622,17 @@
           <w:szCs w:val="24"/>
           <w14:ligatures w14:val="none"/>
         </w:rPr>
-        <w:t xml:space="preserve"> to determine whether a purchased item already exists in the inventory. The search begins from </w:t>
+        <w:t xml:space="preserve"> uses linear search </w:t>
+      </w:r>
+      <w:r>
+        <w:rPr>
+          <w:rFonts w:ascii="Times New Roman" w:eastAsia="Times New Roman" w:hAnsi="Times New Roman" w:cs="Times New Roman"/>
+          <w:kern w:val="0"/>
+          <w:sz w:val="24"/>
+          <w:szCs w:val="24"/>
+          <w14:ligatures w14:val="none"/>
+        </w:rPr>
+        <w:t xml:space="preserve">to determine whether a purchased item already exists in the inventory. The search begins from </w:t>
       </w:r>
       <w:r>
         <w:rPr>
@@ -4376,6 +11764,7 @@
           <w:szCs w:val="26"/>
         </w:rPr>
       </w:pPr>
+      <w:bookmarkStart w:id="21" w:name="_Toc237902778"/>
       <w:r>
         <w:rPr>
           <w:sz w:val="26"/>
@@ -4383,6 +11772,7 @@
         </w:rPr>
         <w:t>Linked-List Traversal</w:t>
       </w:r>
+      <w:bookmarkEnd w:id="21"/>
     </w:p>
     <w:p>
       <w:pPr>
@@ -4810,6 +12200,7 @@
           <w:szCs w:val="26"/>
         </w:rPr>
       </w:pPr>
+      <w:bookmarkStart w:id="22" w:name="_Toc237902779"/>
       <w:r>
         <w:rPr>
           <w:sz w:val="26"/>
@@ -4817,6 +12208,7 @@
         </w:rPr>
         <w:t>Insertion and Removal</w:t>
       </w:r>
+      <w:bookmarkEnd w:id="22"/>
     </w:p>
     <w:p>
       <w:pPr>
@@ -5149,6 +12541,7 @@
           <w:szCs w:val="26"/>
         </w:rPr>
       </w:pPr>
+      <w:bookmarkStart w:id="23" w:name="_Toc237902780"/>
       <w:r>
         <w:rPr>
           <w:sz w:val="26"/>
@@ -5156,6 +12549,7 @@
         </w:rPr>
         <w:t>Encounter-loop Algorithm</w:t>
       </w:r>
+      <w:bookmarkEnd w:id="23"/>
     </w:p>
     <w:p>
       <w:pPr>
@@ -5830,6 +13224,7 @@
           <w:szCs w:val="26"/>
         </w:rPr>
       </w:pPr>
+      <w:bookmarkStart w:id="24" w:name="_Toc237902781"/>
       <w:r>
         <w:rPr>
           <w:sz w:val="26"/>
@@ -5837,6 +13232,7 @@
         </w:rPr>
         <w:t>Exploration State Algorithm</w:t>
       </w:r>
+      <w:bookmarkEnd w:id="24"/>
     </w:p>
     <w:p>
       <w:pPr>
@@ -6030,6 +13426,7 @@
           <w:szCs w:val="26"/>
         </w:rPr>
       </w:pPr>
+      <w:bookmarkStart w:id="25" w:name="_Toc237902782"/>
       <w:r>
         <w:rPr>
           <w:sz w:val="26"/>
@@ -6037,6 +13434,7 @@
         </w:rPr>
         <w:t>Random-selection Algorithm</w:t>
       </w:r>
+      <w:bookmarkEnd w:id="25"/>
     </w:p>
     <w:p>
       <w:pPr>
@@ -6297,6 +13695,7 @@
           <w:szCs w:val="26"/>
         </w:rPr>
       </w:pPr>
+      <w:bookmarkStart w:id="26" w:name="_Toc237902783"/>
       <w:r>
         <w:rPr>
           <w:sz w:val="26"/>
@@ -6304,6 +13703,7 @@
         </w:rPr>
         <w:t>Checkpoint and Retry Algorithm</w:t>
       </w:r>
+      <w:bookmarkEnd w:id="26"/>
     </w:p>
     <w:p>
       <w:pPr>
@@ -6610,6 +14010,7 @@
           <w:szCs w:val="26"/>
         </w:rPr>
       </w:pPr>
+      <w:bookmarkStart w:id="27" w:name="_Toc237902784"/>
       <w:r>
         <w:rPr>
           <w:sz w:val="26"/>
@@ -6618,6 +14019,7 @@
         <w:lastRenderedPageBreak/>
         <w:t>Validation and Edge-case Algorithms</w:t>
       </w:r>
+      <w:bookmarkEnd w:id="27"/>
     </w:p>
     <w:p>
       <w:pPr>
@@ -7232,6 +14634,7 @@
           <w:szCs w:val="28"/>
         </w:rPr>
       </w:pPr>
+      <w:bookmarkStart w:id="28" w:name="_Toc237902785"/>
       <w:r>
         <w:rPr>
           <w:rFonts w:ascii="Times New Roman" w:hAnsi="Times New Roman" w:cs="Times New Roman"/>
@@ -7243,6 +14646,7 @@
         </w:rPr>
         <w:t>Time and Space Complexity Analysis</w:t>
       </w:r>
+      <w:bookmarkEnd w:id="28"/>
     </w:p>
     <w:p>
       <w:pPr>
@@ -7590,6 +14994,7 @@
           <w:szCs w:val="26"/>
         </w:rPr>
       </w:pPr>
+      <w:bookmarkStart w:id="29" w:name="_Toc237902786"/>
       <w:r>
         <w:rPr>
           <w:sz w:val="26"/>
@@ -7597,6 +15002,7 @@
         </w:rPr>
         <w:t>Inventory Search and Traversal</w:t>
       </w:r>
+      <w:bookmarkEnd w:id="29"/>
     </w:p>
     <w:p>
       <w:pPr>
@@ -8312,9 +15718,11 @@
           <w:numId w:val="2"/>
         </w:numPr>
       </w:pPr>
+      <w:bookmarkStart w:id="30" w:name="_Toc237902787"/>
       <w:r>
         <w:t>Insertion and Removal</w:t>
       </w:r>
+      <w:bookmarkEnd w:id="30"/>
     </w:p>
     <w:p>
       <w:pPr>
@@ -9027,9 +16435,11 @@
           <w:numId w:val="2"/>
         </w:numPr>
       </w:pPr>
+      <w:bookmarkStart w:id="31" w:name="_Toc237902788"/>
       <w:r>
         <w:t>Item Usage and Inventory Menu</w:t>
       </w:r>
+      <w:bookmarkEnd w:id="31"/>
     </w:p>
     <w:p>
       <w:pPr>
@@ -9568,9 +16978,11 @@
           <w:numId w:val="2"/>
         </w:numPr>
       </w:pPr>
+      <w:bookmarkStart w:id="32" w:name="_Toc237902789"/>
       <w:r>
         <w:t>Shop and Fixed-Array Complexity</w:t>
       </w:r>
+      <w:bookmarkEnd w:id="32"/>
     </w:p>
     <w:p>
       <w:pPr>
@@ -10022,9 +17434,11 @@
           <w:numId w:val="2"/>
         </w:numPr>
       </w:pPr>
+      <w:bookmarkStart w:id="33" w:name="_Toc237902790"/>
       <w:r>
         <w:t>Encounter-Loop Complexity</w:t>
       </w:r>
+      <w:bookmarkEnd w:id="33"/>
     </w:p>
     <w:p>
       <w:pPr>
@@ -10625,9 +18039,11 @@
           <w:numId w:val="2"/>
         </w:numPr>
       </w:pPr>
+      <w:bookmarkStart w:id="34" w:name="_Toc237902791"/>
       <w:r>
         <w:t>Exploration Complexity</w:t>
       </w:r>
+      <w:bookmarkEnd w:id="34"/>
     </w:p>
     <w:p>
       <w:pPr>
@@ -10910,7 +18326,7 @@
       </m:oMath>
       <w:r>
         <w:rPr>
-          <w:rFonts w:ascii="Courier New" w:eastAsia="Times New Roman" w:hAnsi="Courier New" w:cs="Courier New"/>
+          <w:rFonts w:ascii="Times New Roman" w:eastAsia="Times New Roman" w:hAnsi="Times New Roman" w:cs="Times New Roman"/>
           <w:kern w:val="0"/>
           <w:sz w:val="24"/>
           <w:szCs w:val="24"/>
@@ -10918,34 +18334,6 @@
         </w:rPr>
         <w:t>.</w:t>
       </w:r>
-    </w:p>
-    <w:p>
-      <w:pPr>
-        <w:spacing w:after="0" w:line="360" w:lineRule="auto"/>
-        <w:ind w:left="360" w:firstLine="720"/>
-        <w:jc w:val="both"/>
-        <w:rPr>
-          <w:rFonts w:ascii="Courier New" w:eastAsia="Times New Roman" w:hAnsi="Courier New" w:cs="Courier New"/>
-          <w:kern w:val="0"/>
-          <w:sz w:val="24"/>
-          <w:szCs w:val="24"/>
-          <w14:ligatures w14:val="none"/>
-        </w:rPr>
-      </w:pPr>
-    </w:p>
-    <w:p>
-      <w:pPr>
-        <w:spacing w:after="0" w:line="360" w:lineRule="auto"/>
-        <w:ind w:left="360" w:firstLine="720"/>
-        <w:jc w:val="both"/>
-        <w:rPr>
-          <w:rFonts w:ascii="Courier New" w:eastAsia="Times New Roman" w:hAnsi="Courier New" w:cs="Courier New"/>
-          <w:kern w:val="0"/>
-          <w:sz w:val="24"/>
-          <w:szCs w:val="24"/>
-          <w14:ligatures w14:val="none"/>
-        </w:rPr>
-      </w:pPr>
     </w:p>
     <w:p>
       <w:pPr>
@@ -10955,9 +18343,12 @@
           <w:numId w:val="2"/>
         </w:numPr>
       </w:pPr>
-      <w:r>
+      <w:bookmarkStart w:id="35" w:name="_Toc237902792"/>
+      <w:r>
+        <w:lastRenderedPageBreak/>
         <w:t>Checkpoint and Retry Complexity</w:t>
       </w:r>
+      <w:bookmarkEnd w:id="35"/>
     </w:p>
     <w:p>
       <w:pPr>
@@ -11548,9 +18939,12 @@
           <w:numId w:val="2"/>
         </w:numPr>
       </w:pPr>
-      <w:r>
+      <w:bookmarkStart w:id="36" w:name="_Toc237902793"/>
+      <w:r>
+        <w:lastRenderedPageBreak/>
         <w:t>Complexity Summary</w:t>
       </w:r>
+      <w:bookmarkEnd w:id="36"/>
     </w:p>
     <w:tbl>
       <w:tblPr>
@@ -13563,15 +20957,7 @@
                   <w:sz w:val="24"/>
                   <w:szCs w:val="24"/>
                 </w:rPr>
-                <m:t>O(1</m:t>
-              </m:r>
-              <m:r>
-                <w:rPr>
-                  <w:rFonts w:ascii="Cambria Math" w:hAnsi="Cambria Math"/>
-                  <w:sz w:val="24"/>
-                  <w:szCs w:val="24"/>
-                </w:rPr>
-                <m:t>)</m:t>
+                <m:t>O(1)</m:t>
               </m:r>
             </m:oMath>
             <w:r>
@@ -14326,7 +21712,7 @@
           <w:szCs w:val="24"/>
           <w14:ligatures w14:val="none"/>
         </w:rPr>
-        <w:t xml:space="preserve"> is </w:t>
+        <w:t xml:space="preserve"> is limited to six different item types. The practical cost is therefore small. The general analysis is </w:t>
       </w:r>
       <w:r>
         <w:rPr>
@@ -14337,7 +21723,7 @@
           <w14:ligatures w14:val="none"/>
         </w:rPr>
         <w:lastRenderedPageBreak/>
-        <w:t>limited to six different item types. The practical cost is therefore small. The general analysis is still useful because it shows how the program would behave if the inventory and item catalogue were expanded.</w:t>
+        <w:t>still useful because it shows how the program would behave if the inventory and item catalogue were expanded.</w:t>
       </w:r>
     </w:p>
     <w:p>
@@ -14355,6 +21741,7 @@
           <w:color w:val="auto"/>
         </w:rPr>
       </w:pPr>
+      <w:bookmarkStart w:id="37" w:name="_Toc237902794"/>
       <w:r>
         <w:rPr>
           <w:rFonts w:ascii="Times New Roman" w:hAnsi="Times New Roman" w:cs="Times New Roman"/>
@@ -14364,18 +21751,12 @@
         </w:rPr>
         <w:t>System Implementation</w:t>
       </w:r>
+      <w:bookmarkEnd w:id="37"/>
     </w:p>
     <w:p>
       <w:pPr>
         <w:spacing w:after="240"/>
-        <w:ind w:left="360"/>
-        <w:rPr>
-          <w:rFonts w:ascii="Times New Roman" w:hAnsi="Times New Roman" w:cs="Times New Roman"/>
-          <w:b/>
-          <w:bCs/>
-          <w:sz w:val="24"/>
-          <w:szCs w:val="24"/>
-        </w:rPr>
+        <w:ind w:firstLine="360"/>
       </w:pPr>
       <w:r>
         <w:rPr>
@@ -14439,6 +21820,7 @@
           <w:szCs w:val="28"/>
         </w:rPr>
       </w:pPr>
+      <w:bookmarkStart w:id="38" w:name="_Toc237902795"/>
       <w:r>
         <w:rPr>
           <w:rFonts w:ascii="Times New Roman" w:hAnsi="Times New Roman" w:cs="Times New Roman"/>
@@ -14450,6 +21832,7 @@
         </w:rPr>
         <w:t>File and class organization</w:t>
       </w:r>
+      <w:bookmarkEnd w:id="38"/>
     </w:p>
     <w:tbl>
       <w:tblPr>
@@ -15208,7 +22591,6 @@
           <w:sz w:val="24"/>
           <w:szCs w:val="24"/>
         </w:rPr>
-        <w:lastRenderedPageBreak/>
         <w:t xml:space="preserve">Table </w:t>
       </w:r>
       <w:r>
@@ -15273,6 +22655,7 @@
           <w:szCs w:val="24"/>
           <w14:ligatures w14:val="none"/>
         </w:rPr>
+        <w:lastRenderedPageBreak/>
         <w:t>main.cpp</w:t>
       </w:r>
       <w:r>
@@ -15717,6 +23100,7 @@
           <w:szCs w:val="28"/>
         </w:rPr>
       </w:pPr>
+      <w:bookmarkStart w:id="39" w:name="_Toc237902796"/>
       <w:r>
         <w:rPr>
           <w:rFonts w:ascii="Times New Roman" w:hAnsi="Times New Roman" w:cs="Times New Roman"/>
@@ -15726,9 +23110,9 @@
           <w:sz w:val="28"/>
           <w:szCs w:val="28"/>
         </w:rPr>
-        <w:lastRenderedPageBreak/>
         <w:t>Inventory Implementation</w:t>
       </w:r>
+      <w:bookmarkEnd w:id="39"/>
     </w:p>
     <w:p>
       <w:pPr>
@@ -15778,7 +23162,7 @@
                           </pic:cNvPicPr>
                         </pic:nvPicPr>
                         <pic:blipFill>
-                          <a:blip r:embed="rId10">
+                          <a:blip r:embed="rId12">
                             <a:extLst>
                               <a:ext uri="{28A0092B-C50C-407E-A947-70E740481C1C}">
                                 <a14:useLocalDpi xmlns:a14="http://schemas.microsoft.com/office/drawing/2010/main" val="0"/>
@@ -15869,7 +23253,7 @@
                   <o:lock v:ext="edit" aspectratio="t"/>
                 </v:shapetype>
                 <v:shape id="Picture 18" o:spid="_x0000_s1027" type="#_x0000_t75" style="position:absolute;width:25965;height:21342;visibility:visible;mso-wrap-style:square" o:gfxdata="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">
-                  <v:imagedata r:id="rId11" o:title=""/>
+                  <v:imagedata r:id="rId13" o:title=""/>
                 </v:shape>
                 <v:rect id="Rectangle 29" o:spid="_x0000_s1028" style="position:absolute;top:15727;width:25965;height:2341;visibility:visible;mso-wrap-style:square;v-text-anchor:middle" o:gfxdata="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" filled="f" strokecolor="red" strokeweight="1pt"/>
                 <w10:wrap type="topAndBottom"/>
@@ -15893,6 +23277,7 @@
         <w:rPr>
           <w:noProof/>
         </w:rPr>
+        <w:lastRenderedPageBreak/>
         <mc:AlternateContent>
           <mc:Choice Requires="wps">
             <w:drawing>
@@ -15943,6 +23328,7 @@
                                 <w:szCs w:val="24"/>
                               </w:rPr>
                             </w:pPr>
+                            <w:bookmarkStart w:id="40" w:name="_Toc237902891"/>
                             <w:r>
                               <w:rPr>
                                 <w:rFonts w:ascii="Times New Roman" w:hAnsi="Times New Roman" w:cs="Times New Roman"/>
@@ -16021,6 +23407,7 @@
                               </w:rPr>
                               <w:t>: Implementing Inventory Linked-List inside Player</w:t>
                             </w:r>
+                            <w:bookmarkEnd w:id="40"/>
                           </w:p>
                         </w:txbxContent>
                       </wps:txbx>
@@ -16057,6 +23444,7 @@
                           <w:szCs w:val="24"/>
                         </w:rPr>
                       </w:pPr>
+                      <w:bookmarkStart w:id="41" w:name="_Toc237902891"/>
                       <w:r>
                         <w:rPr>
                           <w:rFonts w:ascii="Times New Roman" w:hAnsi="Times New Roman" w:cs="Times New Roman"/>
@@ -16135,6 +23523,7 @@
                         </w:rPr>
                         <w:t>: Implementing Inventory Linked-List inside Player</w:t>
                       </w:r>
+                      <w:bookmarkEnd w:id="41"/>
                     </w:p>
                   </w:txbxContent>
                 </v:textbox>
@@ -16173,7 +23562,7 @@
                     <pic:cNvPicPr/>
                   </pic:nvPicPr>
                   <pic:blipFill>
-                    <a:blip r:embed="rId12">
+                    <a:blip r:embed="rId14">
                       <a:extLst>
                         <a:ext uri="{28A0092B-C50C-407E-A947-70E740481C1C}">
                           <a14:useLocalDpi xmlns:a14="http://schemas.microsoft.com/office/drawing/2010/main" val="0"/>
@@ -16228,7 +23617,6 @@
         <w:rPr>
           <w:noProof/>
         </w:rPr>
-        <w:lastRenderedPageBreak/>
         <w:drawing>
           <wp:anchor distT="0" distB="0" distL="114300" distR="114300" simplePos="0" relativeHeight="251668480" behindDoc="0" locked="0" layoutInCell="1" allowOverlap="1" wp14:anchorId="59134F48" wp14:editId="37A3CA88">
             <wp:simplePos x="0" y="0"/>
@@ -16255,7 +23643,7 @@
                     </pic:cNvPicPr>
                   </pic:nvPicPr>
                   <pic:blipFill>
-                    <a:blip r:embed="rId13">
+                    <a:blip r:embed="rId15">
                       <a:extLst>
                         <a:ext uri="{28A0092B-C50C-407E-A947-70E740481C1C}">
                           <a14:useLocalDpi xmlns:a14="http://schemas.microsoft.com/office/drawing/2010/main" val="0"/>
@@ -16360,6 +23748,7 @@
         <w:rPr>
           <w:noProof/>
         </w:rPr>
+        <w:lastRenderedPageBreak/>
         <w:drawing>
           <wp:anchor distT="0" distB="0" distL="114300" distR="114300" simplePos="0" relativeHeight="251670528" behindDoc="0" locked="0" layoutInCell="1" allowOverlap="1" wp14:anchorId="1E35C5CF" wp14:editId="2AE3239B">
             <wp:simplePos x="0" y="0"/>
@@ -16386,7 +23775,7 @@
                     </pic:cNvPicPr>
                   </pic:nvPicPr>
                   <pic:blipFill>
-                    <a:blip r:embed="rId14">
+                    <a:blip r:embed="rId16">
                       <a:extLst>
                         <a:ext uri="{28A0092B-C50C-407E-A947-70E740481C1C}">
                           <a14:useLocalDpi xmlns:a14="http://schemas.microsoft.com/office/drawing/2010/main" val="0"/>
@@ -16619,7 +24008,7 @@
                     <pic:cNvPicPr/>
                   </pic:nvPicPr>
                   <pic:blipFill>
-                    <a:blip r:embed="rId15">
+                    <a:blip r:embed="rId17">
                       <a:extLst>
                         <a:ext uri="{28A0092B-C50C-407E-A947-70E740481C1C}">
                           <a14:useLocalDpi xmlns:a14="http://schemas.microsoft.com/office/drawing/2010/main" val="0"/>
@@ -16723,6 +24112,7 @@
         <w:jc w:val="both"/>
       </w:pPr>
       <w:r>
+        <w:lastRenderedPageBreak/>
         <w:t xml:space="preserve">Removing the node at zero quantity keeps the inventory display clean. The player does not see entries such as </w:t>
       </w:r>
       <w:r>
@@ -16861,7 +24251,6 @@
         <w:rPr>
           <w:noProof/>
         </w:rPr>
-        <w:lastRenderedPageBreak/>
         <w:drawing>
           <wp:anchor distT="0" distB="0" distL="114300" distR="114300" simplePos="0" relativeHeight="251672576" behindDoc="0" locked="0" layoutInCell="1" allowOverlap="1" wp14:anchorId="5FD72C69" wp14:editId="5D785762">
             <wp:simplePos x="0" y="0"/>
@@ -16888,7 +24277,7 @@
                     </pic:cNvPicPr>
                   </pic:nvPicPr>
                   <pic:blipFill>
-                    <a:blip r:embed="rId16">
+                    <a:blip r:embed="rId18">
                       <a:extLst>
                         <a:ext uri="{28A0092B-C50C-407E-A947-70E740481C1C}">
                           <a14:useLocalDpi xmlns:a14="http://schemas.microsoft.com/office/drawing/2010/main" val="0"/>
@@ -16937,6 +24326,7 @@
           <w:szCs w:val="28"/>
         </w:rPr>
       </w:pPr>
+      <w:bookmarkStart w:id="42" w:name="_Toc237902797"/>
       <w:r>
         <w:rPr>
           <w:rFonts w:ascii="Times New Roman" w:hAnsi="Times New Roman" w:cs="Times New Roman"/>
@@ -16948,6 +24338,7 @@
         </w:rPr>
         <w:t>Shop and Item Implementation</w:t>
       </w:r>
+      <w:bookmarkEnd w:id="42"/>
     </w:p>
     <w:p>
       <w:pPr>
@@ -16993,7 +24384,7 @@
                     </pic:cNvPicPr>
                   </pic:nvPicPr>
                   <pic:blipFill>
-                    <a:blip r:embed="rId17">
+                    <a:blip r:embed="rId19">
                       <a:extLst>
                         <a:ext uri="{28A0092B-C50C-407E-A947-70E740481C1C}">
                           <a14:useLocalDpi xmlns:a14="http://schemas.microsoft.com/office/drawing/2010/main" val="0"/>
@@ -17094,6 +24485,7 @@
         <w:jc w:val="both"/>
       </w:pPr>
       <w:r>
+        <w:lastRenderedPageBreak/>
         <w:t xml:space="preserve">The menu choice is linked to the array through </w:t>
       </w:r>
       <w:proofErr w:type="gramStart"/>
@@ -17147,7 +24539,6 @@
           <w:sz w:val="24"/>
           <w:szCs w:val="24"/>
         </w:rPr>
-        <w:lastRenderedPageBreak/>
         <w:drawing>
           <wp:anchor distT="0" distB="0" distL="114300" distR="114300" simplePos="0" relativeHeight="251676672" behindDoc="0" locked="0" layoutInCell="1" allowOverlap="1" wp14:anchorId="63AF6416" wp14:editId="2F42D3B0">
             <wp:simplePos x="0" y="0"/>
@@ -17172,7 +24563,7 @@
                     <pic:cNvPicPr/>
                   </pic:nvPicPr>
                   <pic:blipFill>
-                    <a:blip r:embed="rId18">
+                    <a:blip r:embed="rId20">
                       <a:extLst>
                         <a:ext uri="{28A0092B-C50C-407E-A947-70E740481C1C}">
                           <a14:useLocalDpi xmlns:a14="http://schemas.microsoft.com/office/drawing/2010/main" val="0"/>
@@ -17349,7 +24740,7 @@
                     <pic:cNvPicPr/>
                   </pic:nvPicPr>
                   <pic:blipFill>
-                    <a:blip r:embed="rId19">
+                    <a:blip r:embed="rId21">
                       <a:extLst>
                         <a:ext uri="{28A0092B-C50C-407E-A947-70E740481C1C}">
                           <a14:useLocalDpi xmlns:a14="http://schemas.microsoft.com/office/drawing/2010/main" val="0"/>
@@ -17515,6 +24906,7 @@
           <w:szCs w:val="28"/>
         </w:rPr>
       </w:pPr>
+      <w:bookmarkStart w:id="43" w:name="_Toc237902798"/>
       <w:r>
         <w:rPr>
           <w:rFonts w:ascii="Times New Roman" w:hAnsi="Times New Roman" w:cs="Times New Roman"/>
@@ -17527,6 +24919,7 @@
         <w:lastRenderedPageBreak/>
         <w:t>Encounter Implementation</w:t>
       </w:r>
+      <w:bookmarkEnd w:id="43"/>
     </w:p>
     <w:p>
       <w:pPr>
@@ -17574,7 +24967,7 @@
                     </pic:cNvPicPr>
                   </pic:nvPicPr>
                   <pic:blipFill>
-                    <a:blip r:embed="rId20">
+                    <a:blip r:embed="rId22">
                       <a:extLst>
                         <a:ext uri="{28A0092B-C50C-407E-A947-70E740481C1C}">
                           <a14:useLocalDpi xmlns:a14="http://schemas.microsoft.com/office/drawing/2010/main" val="0"/>
@@ -17697,7 +25090,7 @@
                           </pic:cNvPicPr>
                         </pic:nvPicPr>
                         <pic:blipFill>
-                          <a:blip r:embed="rId21">
+                          <a:blip r:embed="rId23">
                             <a:extLst>
                               <a:ext uri="{28A0092B-C50C-407E-A947-70E740481C1C}">
                                 <a14:useLocalDpi xmlns:a14="http://schemas.microsoft.com/office/drawing/2010/main" val="0"/>
@@ -17774,7 +25167,7 @@
             <w:pict>
               <v:group w14:anchorId="549E3F61" id="Group 43" o:spid="_x0000_s1026" style="position:absolute;margin-left:51.25pt;margin-top:28.9pt;width:370.9pt;height:135.15pt;z-index:251683840" coordsize="47104,17164" o:gfxdata="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">
                 <v:shape id="Picture 39" o:spid="_x0000_s1027" type="#_x0000_t75" style="position:absolute;width:47104;height:17164;visibility:visible;mso-wrap-style:square" o:gfxdata="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">
-                  <v:imagedata r:id="rId22" o:title=""/>
+                  <v:imagedata r:id="rId24" o:title=""/>
                 </v:shape>
                 <v:rect id="Rectangle 42" o:spid="_x0000_s1028" style="position:absolute;left:2267;top:12435;width:44330;height:3803;visibility:visible;mso-wrap-style:square;v-text-anchor:middle" o:gfxdata="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" filled="f" strokecolor="red" strokeweight="1pt"/>
                 <w10:wrap type="topAndBottom"/>
@@ -17885,7 +25278,7 @@
                     </pic:cNvPicPr>
                   </pic:nvPicPr>
                   <pic:blipFill>
-                    <a:blip r:embed="rId23">
+                    <a:blip r:embed="rId25">
                       <a:extLst>
                         <a:ext uri="{28A0092B-C50C-407E-A947-70E740481C1C}">
                           <a14:useLocalDpi xmlns:a14="http://schemas.microsoft.com/office/drawing/2010/main" val="0"/>
@@ -17983,7 +25376,7 @@
                     <pic:cNvPicPr/>
                   </pic:nvPicPr>
                   <pic:blipFill>
-                    <a:blip r:embed="rId24">
+                    <a:blip r:embed="rId26">
                       <a:extLst>
                         <a:ext uri="{28A0092B-C50C-407E-A947-70E740481C1C}">
                           <a14:useLocalDpi xmlns:a14="http://schemas.microsoft.com/office/drawing/2010/main" val="0"/>
@@ -18554,6 +25947,7 @@
           <w:szCs w:val="28"/>
         </w:rPr>
       </w:pPr>
+      <w:bookmarkStart w:id="44" w:name="_Toc237902799"/>
       <w:r>
         <w:rPr>
           <w:rFonts w:ascii="Times New Roman" w:hAnsi="Times New Roman" w:cs="Times New Roman"/>
@@ -18565,6 +25959,7 @@
         </w:rPr>
         <w:t>Exploration Implementation</w:t>
       </w:r>
+      <w:bookmarkEnd w:id="44"/>
     </w:p>
     <w:p>
       <w:pPr>
@@ -18640,7 +26035,7 @@
                     <pic:cNvPicPr/>
                   </pic:nvPicPr>
                   <pic:blipFill>
-                    <a:blip r:embed="rId25">
+                    <a:blip r:embed="rId27">
                       <a:extLst>
                         <a:ext uri="{28A0092B-C50C-407E-A947-70E740481C1C}">
                           <a14:useLocalDpi xmlns:a14="http://schemas.microsoft.com/office/drawing/2010/main" val="0"/>
@@ -18919,6 +26314,7 @@
           <w:szCs w:val="28"/>
         </w:rPr>
       </w:pPr>
+      <w:bookmarkStart w:id="45" w:name="_Toc237902800"/>
       <w:r>
         <w:rPr>
           <w:rFonts w:ascii="Times New Roman" w:hAnsi="Times New Roman" w:cs="Times New Roman"/>
@@ -18930,6 +26326,7 @@
         </w:rPr>
         <w:t>Checkpoint and Retry Implementation</w:t>
       </w:r>
+      <w:bookmarkEnd w:id="45"/>
     </w:p>
     <w:p>
       <w:pPr>
@@ -19025,7 +26422,7 @@
                     </pic:cNvPicPr>
                   </pic:nvPicPr>
                   <pic:blipFill>
-                    <a:blip r:embed="rId26">
+                    <a:blip r:embed="rId28">
                       <a:extLst>
                         <a:ext uri="{28A0092B-C50C-407E-A947-70E740481C1C}">
                           <a14:useLocalDpi xmlns:a14="http://schemas.microsoft.com/office/drawing/2010/main" val="0"/>
@@ -19122,7 +26519,7 @@
                     </pic:cNvPicPr>
                   </pic:nvPicPr>
                   <pic:blipFill>
-                    <a:blip r:embed="rId27">
+                    <a:blip r:embed="rId29">
                       <a:extLst>
                         <a:ext uri="{28A0092B-C50C-407E-A947-70E740481C1C}">
                           <a14:useLocalDpi xmlns:a14="http://schemas.microsoft.com/office/drawing/2010/main" val="0"/>
@@ -19249,7 +26646,7 @@
                     </pic:cNvPicPr>
                   </pic:nvPicPr>
                   <pic:blipFill>
-                    <a:blip r:embed="rId28">
+                    <a:blip r:embed="rId30">
                       <a:extLst>
                         <a:ext uri="{28A0092B-C50C-407E-A947-70E740481C1C}">
                           <a14:useLocalDpi xmlns:a14="http://schemas.microsoft.com/office/drawing/2010/main" val="0"/>
@@ -19400,6 +26797,7 @@
           <w:szCs w:val="28"/>
         </w:rPr>
       </w:pPr>
+      <w:bookmarkStart w:id="46" w:name="_Toc237902801"/>
       <w:r>
         <w:rPr>
           <w:rFonts w:ascii="Times New Roman" w:hAnsi="Times New Roman" w:cs="Times New Roman"/>
@@ -19412,6 +26810,7 @@
         <w:lastRenderedPageBreak/>
         <w:t>Validation and Boundary Handling</w:t>
       </w:r>
+      <w:bookmarkEnd w:id="46"/>
     </w:p>
     <w:p>
       <w:pPr>
@@ -19481,7 +26880,7 @@
                     </pic:cNvPicPr>
                   </pic:nvPicPr>
                   <pic:blipFill>
-                    <a:blip r:embed="rId29">
+                    <a:blip r:embed="rId31">
                       <a:extLst>
                         <a:ext uri="{28A0092B-C50C-407E-A947-70E740481C1C}">
                           <a14:useLocalDpi xmlns:a14="http://schemas.microsoft.com/office/drawing/2010/main" val="0"/>
@@ -19716,7 +27115,7 @@
                     <pic:cNvPicPr/>
                   </pic:nvPicPr>
                   <pic:blipFill>
-                    <a:blip r:embed="rId30">
+                    <a:blip r:embed="rId32">
                       <a:extLst>
                         <a:ext uri="{28A0092B-C50C-407E-A947-70E740481C1C}">
                           <a14:useLocalDpi xmlns:a14="http://schemas.microsoft.com/office/drawing/2010/main" val="0"/>
@@ -20335,7 +27734,7 @@
           <w:ilvl w:val="0"/>
           <w:numId w:val="2"/>
         </w:numPr>
-        <w:spacing w:after="240"/>
+        <w:spacing w:after="120"/>
         <w:rPr>
           <w:rFonts w:ascii="Times New Roman" w:hAnsi="Times New Roman" w:cs="Times New Roman"/>
           <w:b/>
@@ -20343,6 +27742,7 @@
           <w:color w:val="auto"/>
         </w:rPr>
       </w:pPr>
+      <w:bookmarkStart w:id="47" w:name="_Toc237902802"/>
       <w:r>
         <w:rPr>
           <w:rFonts w:ascii="Times New Roman" w:hAnsi="Times New Roman" w:cs="Times New Roman"/>
@@ -20353,6 +27753,23 @@
         <w:lastRenderedPageBreak/>
         <w:t>Conclusion</w:t>
       </w:r>
+      <w:bookmarkEnd w:id="47"/>
+    </w:p>
+    <w:p>
+      <w:pPr>
+        <w:spacing w:after="240"/>
+        <w:ind w:firstLine="360"/>
+      </w:pPr>
+      <w:r>
+        <w:rPr>
+          <w:rFonts w:ascii="Times New Roman" w:hAnsi="Times New Roman" w:cs="Times New Roman"/>
+          <w:b/>
+          <w:bCs/>
+          <w:sz w:val="24"/>
+          <w:szCs w:val="24"/>
+        </w:rPr>
+        <w:t>(Contributed by: MIN NYO SIN)</w:t>
+      </w:r>
     </w:p>
     <w:p>
       <w:pPr>
@@ -20577,7 +27994,18 @@
           <w:szCs w:val="24"/>
           <w14:ligatures w14:val="none"/>
         </w:rPr>
-        <w:t>The project also improved our understanding of program state. Some values, such as whether a location has already been explored, are only required during one exploration period. Other values, including the part-time job and remaining Study Notes, must continue across several weeks. Deciding where these values should be stored taught us that variable scope can affect the complete gameplay flow, not only the function where the variable is created.</w:t>
+        <w:t xml:space="preserve">The project also improved our understanding of program state. Some values, such as whether a location has already been explored, are only required during one exploration period. Other values, including the part-time job and remaining Study Notes, must continue across </w:t>
+      </w:r>
+      <w:r>
+        <w:rPr>
+          <w:rFonts w:ascii="Times New Roman" w:eastAsia="Times New Roman" w:hAnsi="Times New Roman" w:cs="Times New Roman"/>
+          <w:kern w:val="0"/>
+          <w:sz w:val="24"/>
+          <w:szCs w:val="24"/>
+          <w14:ligatures w14:val="none"/>
+        </w:rPr>
+        <w:lastRenderedPageBreak/>
+        <w:t>several weeks. Deciding where these values should be stored taught us that variable scope can affect the complete gameplay flow, not only the function where the variable is created.</w:t>
       </w:r>
     </w:p>
     <w:p>
@@ -20601,7 +28029,6 @@
           <w:szCs w:val="24"/>
           <w14:ligatures w14:val="none"/>
         </w:rPr>
-        <w:lastRenderedPageBreak/>
         <w:t>The final scope is smaller than our original idea. We initially wanted to include more weeks, locations, items</w:t>
       </w:r>
       <w:r>
@@ -20820,22 +28247,22 @@
         <w:br w:type="page"/>
       </w:r>
     </w:p>
+    <w:bookmarkStart w:id="48" w:name="_Toc237902803" w:displacedByCustomXml="next"/>
     <w:sdt>
       <w:sdtPr>
+        <w:rPr>
+          <w:rFonts w:asciiTheme="minorHAnsi" w:eastAsiaTheme="minorHAnsi" w:hAnsiTheme="minorHAnsi" w:cstheme="minorBidi"/>
+          <w:color w:val="auto"/>
+          <w:sz w:val="22"/>
+          <w:szCs w:val="22"/>
+        </w:rPr>
         <w:id w:val="-1207406473"/>
         <w:docPartObj>
           <w:docPartGallery w:val="Bibliographies"/>
           <w:docPartUnique/>
         </w:docPartObj>
       </w:sdtPr>
-      <w:sdtEndPr>
-        <w:rPr>
-          <w:rFonts w:asciiTheme="minorHAnsi" w:eastAsiaTheme="minorHAnsi" w:hAnsiTheme="minorHAnsi" w:cstheme="minorBidi"/>
-          <w:color w:val="auto"/>
-          <w:sz w:val="22"/>
-          <w:szCs w:val="22"/>
-        </w:rPr>
-      </w:sdtEndPr>
+      <w:sdtEndPr/>
       <w:sdtContent>
         <w:p>
           <w:pPr>
@@ -20861,12 +28288,14 @@
             </w:rPr>
             <w:t>References</w:t>
           </w:r>
+          <w:bookmarkEnd w:id="48"/>
         </w:p>
         <w:sdt>
           <w:sdtPr>
             <w:id w:val="-573587230"/>
             <w:bibliography/>
           </w:sdtPr>
+          <w:sdtEndPr/>
           <w:sdtContent>
             <w:p>
               <w:pPr>
@@ -21100,7 +28529,6 @@
         <w:br w:type="page"/>
       </w:r>
     </w:p>
-    <w:p/>
     <w:p>
       <w:pPr>
         <w:pStyle w:val="Heading1"/>
@@ -21116,6 +28544,7 @@
           <w:color w:val="auto"/>
         </w:rPr>
       </w:pPr>
+      <w:bookmarkStart w:id="49" w:name="_Toc237902804"/>
       <w:r>
         <w:rPr>
           <w:rFonts w:ascii="Times New Roman" w:hAnsi="Times New Roman" w:cs="Times New Roman"/>
@@ -21123,6 +28552,7 @@
           <w:bCs/>
           <w:color w:val="auto"/>
         </w:rPr>
+        <w:lastRenderedPageBreak/>
         <w:t>Appendi</w:t>
       </w:r>
       <w:r>
@@ -21134,6 +28564,7 @@
         </w:rPr>
         <w:t>x</w:t>
       </w:r>
+      <w:bookmarkEnd w:id="49"/>
     </w:p>
     <w:p>
       <w:pPr>
@@ -21152,6 +28583,7 @@
           <w:szCs w:val="28"/>
         </w:rPr>
       </w:pPr>
+      <w:bookmarkStart w:id="50" w:name="_Toc237902805"/>
       <w:r>
         <w:rPr>
           <w:rFonts w:ascii="Times New Roman" w:hAnsi="Times New Roman" w:cs="Times New Roman"/>
@@ -21163,6 +28595,7 @@
         </w:rPr>
         <w:t>Reflective Essays</w:t>
       </w:r>
+      <w:bookmarkEnd w:id="50"/>
     </w:p>
     <w:p>
       <w:pPr>
@@ -21176,6 +28609,7 @@
           <w:szCs w:val="26"/>
         </w:rPr>
       </w:pPr>
+      <w:bookmarkStart w:id="51" w:name="_Toc237902806"/>
       <w:r>
         <w:rPr>
           <w:sz w:val="26"/>
@@ -21183,6 +28617,7 @@
         </w:rPr>
         <w:t>Member 1: MIN NYO SIN</w:t>
       </w:r>
+      <w:bookmarkEnd w:id="51"/>
     </w:p>
     <w:p>
       <w:pPr>
@@ -21267,17 +28702,17 @@
         <w:jc w:val="both"/>
       </w:pPr>
       <w:r>
-        <w:t xml:space="preserve">By the end of the project, I had learnt more than how to implement a linked list or calculate time complexity. I learnt to be patient with problems that did not have an immediate </w:t>
+        <w:t>By the end of the project, I had learnt more than how to implement a linked list or calculate time complexity. I learnt to be patient with problems that did not have an immediate answer, to reduce the scope when my ideas became too large</w:t>
+      </w:r>
+      <w:r>
+        <w:t>,</w:t>
+      </w:r>
+      <w:r>
+        <w:t xml:space="preserve"> and to continue even when the </w:t>
       </w:r>
       <w:r>
         <w:lastRenderedPageBreak/>
-        <w:t>answer, to reduce the scope when my ideas became too large</w:t>
-      </w:r>
-      <w:r>
-        <w:t>,</w:t>
-      </w:r>
-      <w:r>
-        <w:t xml:space="preserve"> and to continue even when the program seemed to create new bugs every time it improved. Seeing the game progress from Week 1 to the Final Examination gave me a real sense of relief and achievement. The result is not perfect, but it is playable</w:t>
+        <w:t>program seemed to create new bugs every time it improved. Seeing the game progress from Week 1 to the Final Examination gave me a real sense of relief and achievement. The result is not perfect, but it is playable</w:t>
       </w:r>
       <w:r>
         <w:t>;</w:t>
@@ -21301,6 +28736,7 @@
           <w:szCs w:val="26"/>
         </w:rPr>
       </w:pPr>
+      <w:bookmarkStart w:id="52" w:name="_Toc237902807"/>
       <w:r>
         <w:rPr>
           <w:sz w:val="26"/>
@@ -21308,6 +28744,7 @@
         </w:rPr>
         <w:t>Member 2: AHMED UWAIS IBRAHIM</w:t>
       </w:r>
+      <w:bookmarkEnd w:id="52"/>
     </w:p>
     <w:p/>
     <w:p>
@@ -21327,6 +28764,7 @@
           <w:szCs w:val="28"/>
         </w:rPr>
       </w:pPr>
+      <w:bookmarkStart w:id="53" w:name="_Toc237902808"/>
       <w:r>
         <w:rPr>
           <w:rFonts w:ascii="Times New Roman" w:hAnsi="Times New Roman" w:cs="Times New Roman"/>
@@ -21338,6 +28776,7 @@
         </w:rPr>
         <w:t>Source Code</w:t>
       </w:r>
+      <w:bookmarkEnd w:id="53"/>
     </w:p>
     <w:p/>
     <w:p>
@@ -21353,7 +28792,7 @@
     <w:p/>
     <w:p/>
     <w:sectPr>
-      <w:headerReference w:type="default" r:id="rId31"/>
+      <w:headerReference w:type="default" r:id="rId33"/>
       <w:pgSz w:w="12240" w:h="15840"/>
       <w:pgMar w:top="1440" w:right="1440" w:bottom="1440" w:left="1440" w:header="720" w:footer="720" w:gutter="0"/>
       <w:cols w:space="720"/>
@@ -26782,7 +34221,6 @@
   <w:style w:type="character" w:default="1" w:styleId="DefaultParagraphFont">
     <w:name w:val="Default Paragraph Font"/>
     <w:uiPriority w:val="1"/>
-    <w:semiHidden/>
     <w:unhideWhenUsed/>
   </w:style>
   <w:style w:type="table" w:default="1" w:styleId="TableNormal">
@@ -26845,7 +34283,6 @@
     <w:name w:val="Hyperlink"/>
     <w:basedOn w:val="DefaultParagraphFont"/>
     <w:uiPriority w:val="99"/>
-    <w:semiHidden/>
     <w:unhideWhenUsed/>
     <w:rsid w:val="00E60A2C"/>
     <w:rPr>
@@ -27139,6 +34576,71 @@
     <w:uiPriority w:val="37"/>
     <w:unhideWhenUsed/>
     <w:rsid w:val="00517E54"/>
+  </w:style>
+  <w:style w:type="paragraph" w:styleId="TOCHeading">
+    <w:name w:val="TOC Heading"/>
+    <w:basedOn w:val="Heading1"/>
+    <w:next w:val="Normal"/>
+    <w:uiPriority w:val="39"/>
+    <w:unhideWhenUsed/>
+    <w:qFormat/>
+    <w:rsid w:val="00B7374D"/>
+    <w:pPr>
+      <w:outlineLvl w:val="9"/>
+    </w:pPr>
+    <w:rPr>
+      <w:kern w:val="0"/>
+      <w14:ligatures w14:val="none"/>
+    </w:rPr>
+  </w:style>
+  <w:style w:type="paragraph" w:styleId="TOC1">
+    <w:name w:val="toc 1"/>
+    <w:basedOn w:val="Normal"/>
+    <w:next w:val="Normal"/>
+    <w:autoRedefine/>
+    <w:uiPriority w:val="39"/>
+    <w:unhideWhenUsed/>
+    <w:rsid w:val="00B7374D"/>
+    <w:pPr>
+      <w:spacing w:after="100"/>
+    </w:pPr>
+  </w:style>
+  <w:style w:type="paragraph" w:styleId="TOC2">
+    <w:name w:val="toc 2"/>
+    <w:basedOn w:val="Normal"/>
+    <w:next w:val="Normal"/>
+    <w:autoRedefine/>
+    <w:uiPriority w:val="39"/>
+    <w:unhideWhenUsed/>
+    <w:rsid w:val="00B7374D"/>
+    <w:pPr>
+      <w:spacing w:after="100"/>
+      <w:ind w:left="220"/>
+    </w:pPr>
+  </w:style>
+  <w:style w:type="paragraph" w:styleId="TOC3">
+    <w:name w:val="toc 3"/>
+    <w:basedOn w:val="Normal"/>
+    <w:next w:val="Normal"/>
+    <w:autoRedefine/>
+    <w:uiPriority w:val="39"/>
+    <w:unhideWhenUsed/>
+    <w:rsid w:val="00B7374D"/>
+    <w:pPr>
+      <w:spacing w:after="100"/>
+      <w:ind w:left="440"/>
+    </w:pPr>
+  </w:style>
+  <w:style w:type="paragraph" w:styleId="TableofFigures">
+    <w:name w:val="table of figures"/>
+    <w:basedOn w:val="Normal"/>
+    <w:next w:val="Normal"/>
+    <w:uiPriority w:val="99"/>
+    <w:unhideWhenUsed/>
+    <w:rsid w:val="00B7374D"/>
+    <w:pPr>
+      <w:spacing w:after="0"/>
+    </w:pPr>
   </w:style>
 </w:styles>
 </file>

--- a/Assignment Report_DSA.docx
+++ b/Assignment Report_DSA.docx
@@ -552,6 +552,30 @@
                 <w:szCs w:val="30"/>
               </w:rPr>
             </w:pPr>
+            <w:r>
+              <w:rPr>
+                <w:rFonts w:ascii="Times New Roman" w:hAnsi="Times New Roman" w:cs="Times New Roman"/>
+                <w:sz w:val="30"/>
+                <w:szCs w:val="30"/>
+              </w:rPr>
+              <w:t>AP</w:t>
+            </w:r>
+            <w:r>
+              <w:rPr>
+                <w:rFonts w:ascii="Times New Roman" w:hAnsi="Times New Roman" w:cs="Times New Roman"/>
+                <w:sz w:val="30"/>
+                <w:szCs w:val="30"/>
+              </w:rPr>
+              <w:t>U</w:t>
+            </w:r>
+            <w:r>
+              <w:rPr>
+                <w:rFonts w:ascii="Times New Roman" w:hAnsi="Times New Roman" w:cs="Times New Roman"/>
+                <w:sz w:val="30"/>
+                <w:szCs w:val="30"/>
+              </w:rPr>
+              <w:t>1F2511CGD(GT)</w:t>
+            </w:r>
           </w:p>
         </w:tc>
       </w:tr>
@@ -843,9 +867,14 @@
     <w:sdt>
       <w:sdtPr>
         <w:rPr>
-          <w:rFonts w:ascii="Times New Roman" w:hAnsi="Times New Roman" w:cs="Times New Roman"/>
+          <w:rFonts w:ascii="Times New Roman" w:eastAsiaTheme="minorHAnsi" w:hAnsi="Times New Roman" w:cs="Times New Roman"/>
           <w:b/>
           <w:bCs/>
+          <w:color w:val="auto"/>
+          <w:kern w:val="2"/>
+          <w:sz w:val="22"/>
+          <w:szCs w:val="22"/>
+          <w14:ligatures w14:val="standardContextual"/>
         </w:rPr>
         <w:id w:val="2065907062"/>
         <w:docPartObj>
@@ -855,20 +884,15 @@
       </w:sdtPr>
       <w:sdtEndPr>
         <w:rPr>
-          <w:rFonts w:asciiTheme="minorHAnsi" w:eastAsiaTheme="minorHAnsi" w:hAnsiTheme="minorHAnsi" w:cstheme="minorBidi"/>
+          <w:rFonts w:asciiTheme="minorHAnsi" w:hAnsiTheme="minorHAnsi" w:cstheme="minorBidi"/>
           <w:noProof/>
-          <w:color w:val="auto"/>
-          <w:kern w:val="2"/>
-          <w:sz w:val="22"/>
-          <w:szCs w:val="22"/>
-          <w14:ligatures w14:val="standardContextual"/>
         </w:rPr>
       </w:sdtEndPr>
       <w:sdtContent>
         <w:p>
           <w:pPr>
             <w:pStyle w:val="TOCHeading"/>
-            <w:spacing w:after="120"/>
+            <w:spacing w:after="240"/>
             <w:rPr>
               <w:rFonts w:ascii="Times New Roman" w:hAnsi="Times New Roman" w:cs="Times New Roman"/>
               <w:b/>
@@ -893,13 +917,16 @@
               <w:tab w:val="left" w:pos="440"/>
               <w:tab w:val="right" w:leader="dot" w:pos="9350"/>
             </w:tabs>
+            <w:spacing w:line="276" w:lineRule="auto"/>
             <w:rPr>
-              <w:rFonts w:ascii="Times New Roman" w:hAnsi="Times New Roman" w:cs="Times New Roman"/>
+              <w:rFonts w:ascii="Times New Roman" w:eastAsiaTheme="minorEastAsia" w:hAnsi="Times New Roman" w:cs="Times New Roman"/>
               <w:b/>
               <w:bCs/>
               <w:noProof/>
+              <w:kern w:val="0"/>
               <w:sz w:val="24"/>
               <w:szCs w:val="24"/>
+              <w14:ligatures w14:val="none"/>
             </w:rPr>
           </w:pPr>
           <w:r>
@@ -932,7 +959,7 @@
             </w:rPr>
             <w:fldChar w:fldCharType="separate"/>
           </w:r>
-          <w:hyperlink w:anchor="_Toc237902765" w:history="1">
+          <w:hyperlink w:anchor="_Toc238159505" w:history="1">
             <w:r>
               <w:rPr>
                 <w:rStyle w:val="Hyperlink"/>
@@ -947,12 +974,14 @@
             </w:r>
             <w:r>
               <w:rPr>
-                <w:rFonts w:ascii="Times New Roman" w:hAnsi="Times New Roman" w:cs="Times New Roman"/>
-                <w:b/>
-                <w:bCs/>
-                <w:noProof/>
-                <w:sz w:val="24"/>
-                <w:szCs w:val="24"/>
+                <w:rFonts w:ascii="Times New Roman" w:eastAsiaTheme="minorEastAsia" w:hAnsi="Times New Roman" w:cs="Times New Roman"/>
+                <w:b/>
+                <w:bCs/>
+                <w:noProof/>
+                <w:kern w:val="0"/>
+                <w:sz w:val="24"/>
+                <w:szCs w:val="24"/>
+                <w14:ligatures w14:val="none"/>
               </w:rPr>
               <w:tab/>
             </w:r>
@@ -1002,7 +1031,7 @@
                 <w:sz w:val="24"/>
                 <w:szCs w:val="24"/>
               </w:rPr>
-              <w:instrText xml:space="preserve"> PAGEREF _Toc237902765 \h </w:instrText>
+              <w:instrText xml:space="preserve"> PAGEREF _Toc238159505 \h </w:instrText>
             </w:r>
             <w:r>
               <w:rPr>
@@ -1037,7 +1066,7 @@
                 <w:sz w:val="24"/>
                 <w:szCs w:val="24"/>
               </w:rPr>
-              <w:t>3</w:t>
+              <w:t>4</w:t>
             </w:r>
             <w:r>
               <w:rPr>
@@ -1060,16 +1089,19 @@
               <w:tab w:val="left" w:pos="880"/>
               <w:tab w:val="right" w:leader="dot" w:pos="9350"/>
             </w:tabs>
+            <w:spacing w:line="276" w:lineRule="auto"/>
             <w:rPr>
-              <w:rFonts w:ascii="Times New Roman" w:hAnsi="Times New Roman" w:cs="Times New Roman"/>
+              <w:rFonts w:ascii="Times New Roman" w:eastAsiaTheme="minorEastAsia" w:hAnsi="Times New Roman" w:cs="Times New Roman"/>
               <w:b/>
               <w:bCs/>
               <w:noProof/>
+              <w:kern w:val="0"/>
               <w:sz w:val="24"/>
               <w:szCs w:val="24"/>
+              <w14:ligatures w14:val="none"/>
             </w:rPr>
           </w:pPr>
-          <w:hyperlink w:anchor="_Toc237902766" w:history="1">
+          <w:hyperlink w:anchor="_Toc238159506" w:history="1">
             <w:r>
               <w:rPr>
                 <w:rStyle w:val="Hyperlink"/>
@@ -1084,12 +1116,14 @@
             </w:r>
             <w:r>
               <w:rPr>
-                <w:rFonts w:ascii="Times New Roman" w:hAnsi="Times New Roman" w:cs="Times New Roman"/>
-                <w:b/>
-                <w:bCs/>
-                <w:noProof/>
-                <w:sz w:val="24"/>
-                <w:szCs w:val="24"/>
+                <w:rFonts w:ascii="Times New Roman" w:eastAsiaTheme="minorEastAsia" w:hAnsi="Times New Roman" w:cs="Times New Roman"/>
+                <w:b/>
+                <w:bCs/>
+                <w:noProof/>
+                <w:kern w:val="0"/>
+                <w:sz w:val="24"/>
+                <w:szCs w:val="24"/>
+                <w14:ligatures w14:val="none"/>
               </w:rPr>
               <w:tab/>
             </w:r>
@@ -1139,7 +1173,7 @@
                 <w:sz w:val="24"/>
                 <w:szCs w:val="24"/>
               </w:rPr>
-              <w:instrText xml:space="preserve"> PAGEREF _Toc237902766 \h </w:instrText>
+              <w:instrText xml:space="preserve"> PAGEREF _Toc238159506 \h </w:instrText>
             </w:r>
             <w:r>
               <w:rPr>
@@ -1174,7 +1208,7 @@
                 <w:sz w:val="24"/>
                 <w:szCs w:val="24"/>
               </w:rPr>
-              <w:t>3</w:t>
+              <w:t>4</w:t>
             </w:r>
             <w:r>
               <w:rPr>
@@ -1197,16 +1231,19 @@
               <w:tab w:val="left" w:pos="880"/>
               <w:tab w:val="right" w:leader="dot" w:pos="9350"/>
             </w:tabs>
+            <w:spacing w:line="276" w:lineRule="auto"/>
             <w:rPr>
-              <w:rFonts w:ascii="Times New Roman" w:hAnsi="Times New Roman" w:cs="Times New Roman"/>
+              <w:rFonts w:ascii="Times New Roman" w:eastAsiaTheme="minorEastAsia" w:hAnsi="Times New Roman" w:cs="Times New Roman"/>
               <w:b/>
               <w:bCs/>
               <w:noProof/>
+              <w:kern w:val="0"/>
               <w:sz w:val="24"/>
               <w:szCs w:val="24"/>
+              <w14:ligatures w14:val="none"/>
             </w:rPr>
           </w:pPr>
-          <w:hyperlink w:anchor="_Toc237902767" w:history="1">
+          <w:hyperlink w:anchor="_Toc238159507" w:history="1">
             <w:r>
               <w:rPr>
                 <w:rStyle w:val="Hyperlink"/>
@@ -1221,12 +1258,14 @@
             </w:r>
             <w:r>
               <w:rPr>
-                <w:rFonts w:ascii="Times New Roman" w:hAnsi="Times New Roman" w:cs="Times New Roman"/>
-                <w:b/>
-                <w:bCs/>
-                <w:noProof/>
-                <w:sz w:val="24"/>
-                <w:szCs w:val="24"/>
+                <w:rFonts w:ascii="Times New Roman" w:eastAsiaTheme="minorEastAsia" w:hAnsi="Times New Roman" w:cs="Times New Roman"/>
+                <w:b/>
+                <w:bCs/>
+                <w:noProof/>
+                <w:kern w:val="0"/>
+                <w:sz w:val="24"/>
+                <w:szCs w:val="24"/>
+                <w14:ligatures w14:val="none"/>
               </w:rPr>
               <w:tab/>
             </w:r>
@@ -1276,7 +1315,7 @@
                 <w:sz w:val="24"/>
                 <w:szCs w:val="24"/>
               </w:rPr>
-              <w:instrText xml:space="preserve"> PAGEREF _Toc237902767 \h </w:instrText>
+              <w:instrText xml:space="preserve"> PAGEREF _Toc238159507 \h </w:instrText>
             </w:r>
             <w:r>
               <w:rPr>
@@ -1311,7 +1350,7 @@
                 <w:sz w:val="24"/>
                 <w:szCs w:val="24"/>
               </w:rPr>
-              <w:t>4</w:t>
+              <w:t>5</w:t>
             </w:r>
             <w:r>
               <w:rPr>
@@ -1334,16 +1373,19 @@
               <w:tab w:val="left" w:pos="440"/>
               <w:tab w:val="right" w:leader="dot" w:pos="9350"/>
             </w:tabs>
+            <w:spacing w:line="276" w:lineRule="auto"/>
             <w:rPr>
-              <w:rFonts w:ascii="Times New Roman" w:hAnsi="Times New Roman" w:cs="Times New Roman"/>
+              <w:rFonts w:ascii="Times New Roman" w:eastAsiaTheme="minorEastAsia" w:hAnsi="Times New Roman" w:cs="Times New Roman"/>
               <w:b/>
               <w:bCs/>
               <w:noProof/>
+              <w:kern w:val="0"/>
               <w:sz w:val="24"/>
               <w:szCs w:val="24"/>
+              <w14:ligatures w14:val="none"/>
             </w:rPr>
           </w:pPr>
-          <w:hyperlink w:anchor="_Toc237902768" w:history="1">
+          <w:hyperlink w:anchor="_Toc238159508" w:history="1">
             <w:r>
               <w:rPr>
                 <w:rStyle w:val="Hyperlink"/>
@@ -1358,12 +1400,14 @@
             </w:r>
             <w:r>
               <w:rPr>
-                <w:rFonts w:ascii="Times New Roman" w:hAnsi="Times New Roman" w:cs="Times New Roman"/>
-                <w:b/>
-                <w:bCs/>
-                <w:noProof/>
-                <w:sz w:val="24"/>
-                <w:szCs w:val="24"/>
+                <w:rFonts w:ascii="Times New Roman" w:eastAsiaTheme="minorEastAsia" w:hAnsi="Times New Roman" w:cs="Times New Roman"/>
+                <w:b/>
+                <w:bCs/>
+                <w:noProof/>
+                <w:kern w:val="0"/>
+                <w:sz w:val="24"/>
+                <w:szCs w:val="24"/>
+                <w14:ligatures w14:val="none"/>
               </w:rPr>
               <w:tab/>
             </w:r>
@@ -1413,7 +1457,7 @@
                 <w:sz w:val="24"/>
                 <w:szCs w:val="24"/>
               </w:rPr>
-              <w:instrText xml:space="preserve"> PAGEREF _Toc237902768 \h </w:instrText>
+              <w:instrText xml:space="preserve"> PAGEREF _Toc238159508 \h </w:instrText>
             </w:r>
             <w:r>
               <w:rPr>
@@ -1448,7 +1492,7 @@
                 <w:sz w:val="24"/>
                 <w:szCs w:val="24"/>
               </w:rPr>
-              <w:t>5</w:t>
+              <w:t>6</w:t>
             </w:r>
             <w:r>
               <w:rPr>
@@ -1471,16 +1515,19 @@
               <w:tab w:val="left" w:pos="880"/>
               <w:tab w:val="right" w:leader="dot" w:pos="9350"/>
             </w:tabs>
+            <w:spacing w:line="276" w:lineRule="auto"/>
             <w:rPr>
-              <w:rFonts w:ascii="Times New Roman" w:hAnsi="Times New Roman" w:cs="Times New Roman"/>
+              <w:rFonts w:ascii="Times New Roman" w:eastAsiaTheme="minorEastAsia" w:hAnsi="Times New Roman" w:cs="Times New Roman"/>
               <w:b/>
               <w:bCs/>
               <w:noProof/>
+              <w:kern w:val="0"/>
               <w:sz w:val="24"/>
               <w:szCs w:val="24"/>
+              <w14:ligatures w14:val="none"/>
             </w:rPr>
           </w:pPr>
-          <w:hyperlink w:anchor="_Toc237902769" w:history="1">
+          <w:hyperlink w:anchor="_Toc238159509" w:history="1">
             <w:r>
               <w:rPr>
                 <w:rStyle w:val="Hyperlink"/>
@@ -1495,12 +1542,14 @@
             </w:r>
             <w:r>
               <w:rPr>
-                <w:rFonts w:ascii="Times New Roman" w:hAnsi="Times New Roman" w:cs="Times New Roman"/>
-                <w:b/>
-                <w:bCs/>
-                <w:noProof/>
-                <w:sz w:val="24"/>
-                <w:szCs w:val="24"/>
+                <w:rFonts w:ascii="Times New Roman" w:eastAsiaTheme="minorEastAsia" w:hAnsi="Times New Roman" w:cs="Times New Roman"/>
+                <w:b/>
+                <w:bCs/>
+                <w:noProof/>
+                <w:kern w:val="0"/>
+                <w:sz w:val="24"/>
+                <w:szCs w:val="24"/>
+                <w14:ligatures w14:val="none"/>
               </w:rPr>
               <w:tab/>
             </w:r>
@@ -1550,7 +1599,7 @@
                 <w:sz w:val="24"/>
                 <w:szCs w:val="24"/>
               </w:rPr>
-              <w:instrText xml:space="preserve"> PAGEREF _Toc237902769 \h </w:instrText>
+              <w:instrText xml:space="preserve"> PAGEREF _Toc238159509 \h </w:instrText>
             </w:r>
             <w:r>
               <w:rPr>
@@ -1585,7 +1634,7 @@
                 <w:sz w:val="24"/>
                 <w:szCs w:val="24"/>
               </w:rPr>
-              <w:t>5</w:t>
+              <w:t>6</w:t>
             </w:r>
             <w:r>
               <w:rPr>
@@ -1608,16 +1657,19 @@
               <w:tab w:val="left" w:pos="880"/>
               <w:tab w:val="right" w:leader="dot" w:pos="9350"/>
             </w:tabs>
+            <w:spacing w:line="276" w:lineRule="auto"/>
             <w:rPr>
-              <w:rFonts w:ascii="Times New Roman" w:hAnsi="Times New Roman" w:cs="Times New Roman"/>
+              <w:rFonts w:ascii="Times New Roman" w:eastAsiaTheme="minorEastAsia" w:hAnsi="Times New Roman" w:cs="Times New Roman"/>
               <w:b/>
               <w:bCs/>
               <w:noProof/>
+              <w:kern w:val="0"/>
               <w:sz w:val="24"/>
               <w:szCs w:val="24"/>
+              <w14:ligatures w14:val="none"/>
             </w:rPr>
           </w:pPr>
-          <w:hyperlink w:anchor="_Toc237902770" w:history="1">
+          <w:hyperlink w:anchor="_Toc238159510" w:history="1">
             <w:r>
               <w:rPr>
                 <w:rStyle w:val="Hyperlink"/>
@@ -1632,12 +1684,14 @@
             </w:r>
             <w:r>
               <w:rPr>
-                <w:rFonts w:ascii="Times New Roman" w:hAnsi="Times New Roman" w:cs="Times New Roman"/>
-                <w:b/>
-                <w:bCs/>
-                <w:noProof/>
-                <w:sz w:val="24"/>
-                <w:szCs w:val="24"/>
+                <w:rFonts w:ascii="Times New Roman" w:eastAsiaTheme="minorEastAsia" w:hAnsi="Times New Roman" w:cs="Times New Roman"/>
+                <w:b/>
+                <w:bCs/>
+                <w:noProof/>
+                <w:kern w:val="0"/>
+                <w:sz w:val="24"/>
+                <w:szCs w:val="24"/>
+                <w14:ligatures w14:val="none"/>
               </w:rPr>
               <w:tab/>
             </w:r>
@@ -1687,7 +1741,7 @@
                 <w:sz w:val="24"/>
                 <w:szCs w:val="24"/>
               </w:rPr>
-              <w:instrText xml:space="preserve"> PAGEREF _Toc237902770 \h </w:instrText>
+              <w:instrText xml:space="preserve"> PAGEREF _Toc238159510 \h </w:instrText>
             </w:r>
             <w:r>
               <w:rPr>
@@ -1722,7 +1776,7 @@
                 <w:sz w:val="24"/>
                 <w:szCs w:val="24"/>
               </w:rPr>
-              <w:t>6</w:t>
+              <w:t>7</w:t>
             </w:r>
             <w:r>
               <w:rPr>
@@ -1745,16 +1799,19 @@
               <w:tab w:val="left" w:pos="880"/>
               <w:tab w:val="right" w:leader="dot" w:pos="9350"/>
             </w:tabs>
+            <w:spacing w:line="276" w:lineRule="auto"/>
             <w:rPr>
-              <w:rFonts w:ascii="Times New Roman" w:hAnsi="Times New Roman" w:cs="Times New Roman"/>
+              <w:rFonts w:ascii="Times New Roman" w:eastAsiaTheme="minorEastAsia" w:hAnsi="Times New Roman" w:cs="Times New Roman"/>
               <w:b/>
               <w:bCs/>
               <w:noProof/>
+              <w:kern w:val="0"/>
               <w:sz w:val="24"/>
               <w:szCs w:val="24"/>
+              <w14:ligatures w14:val="none"/>
             </w:rPr>
           </w:pPr>
-          <w:hyperlink w:anchor="_Toc237902771" w:history="1">
+          <w:hyperlink w:anchor="_Toc238159511" w:history="1">
             <w:r>
               <w:rPr>
                 <w:rStyle w:val="Hyperlink"/>
@@ -1769,12 +1826,14 @@
             </w:r>
             <w:r>
               <w:rPr>
-                <w:rFonts w:ascii="Times New Roman" w:hAnsi="Times New Roman" w:cs="Times New Roman"/>
-                <w:b/>
-                <w:bCs/>
-                <w:noProof/>
-                <w:sz w:val="24"/>
-                <w:szCs w:val="24"/>
+                <w:rFonts w:ascii="Times New Roman" w:eastAsiaTheme="minorEastAsia" w:hAnsi="Times New Roman" w:cs="Times New Roman"/>
+                <w:b/>
+                <w:bCs/>
+                <w:noProof/>
+                <w:kern w:val="0"/>
+                <w:sz w:val="24"/>
+                <w:szCs w:val="24"/>
+                <w14:ligatures w14:val="none"/>
               </w:rPr>
               <w:tab/>
             </w:r>
@@ -1824,7 +1883,7 @@
                 <w:sz w:val="24"/>
                 <w:szCs w:val="24"/>
               </w:rPr>
-              <w:instrText xml:space="preserve"> PAGEREF _Toc237902771 \h </w:instrText>
+              <w:instrText xml:space="preserve"> PAGEREF _Toc238159511 \h </w:instrText>
             </w:r>
             <w:r>
               <w:rPr>
@@ -1859,7 +1918,7 @@
                 <w:sz w:val="24"/>
                 <w:szCs w:val="24"/>
               </w:rPr>
-              <w:t>9</w:t>
+              <w:t>10</w:t>
             </w:r>
             <w:r>
               <w:rPr>
@@ -1882,16 +1941,19 @@
               <w:tab w:val="left" w:pos="1320"/>
               <w:tab w:val="right" w:leader="dot" w:pos="9350"/>
             </w:tabs>
+            <w:spacing w:line="276" w:lineRule="auto"/>
             <w:rPr>
-              <w:rFonts w:ascii="Times New Roman" w:hAnsi="Times New Roman" w:cs="Times New Roman"/>
+              <w:rFonts w:ascii="Times New Roman" w:eastAsiaTheme="minorEastAsia" w:hAnsi="Times New Roman" w:cs="Times New Roman"/>
               <w:b/>
               <w:bCs/>
               <w:noProof/>
+              <w:kern w:val="0"/>
               <w:sz w:val="24"/>
               <w:szCs w:val="24"/>
+              <w14:ligatures w14:val="none"/>
             </w:rPr>
           </w:pPr>
-          <w:hyperlink w:anchor="_Toc237902772" w:history="1">
+          <w:hyperlink w:anchor="_Toc238159512" w:history="1">
             <w:r>
               <w:rPr>
                 <w:rStyle w:val="Hyperlink"/>
@@ -1906,12 +1968,14 @@
             </w:r>
             <w:r>
               <w:rPr>
-                <w:rFonts w:ascii="Times New Roman" w:hAnsi="Times New Roman" w:cs="Times New Roman"/>
-                <w:b/>
-                <w:bCs/>
-                <w:noProof/>
-                <w:sz w:val="24"/>
-                <w:szCs w:val="24"/>
+                <w:rFonts w:ascii="Times New Roman" w:eastAsiaTheme="minorEastAsia" w:hAnsi="Times New Roman" w:cs="Times New Roman"/>
+                <w:b/>
+                <w:bCs/>
+                <w:noProof/>
+                <w:kern w:val="0"/>
+                <w:sz w:val="24"/>
+                <w:szCs w:val="24"/>
+                <w14:ligatures w14:val="none"/>
               </w:rPr>
               <w:tab/>
             </w:r>
@@ -1961,7 +2025,7 @@
                 <w:sz w:val="24"/>
                 <w:szCs w:val="24"/>
               </w:rPr>
-              <w:instrText xml:space="preserve"> PAGEREF _Toc237902772 \h </w:instrText>
+              <w:instrText xml:space="preserve"> PAGEREF _Toc238159512 \h </w:instrText>
             </w:r>
             <w:r>
               <w:rPr>
@@ -1996,7 +2060,7 @@
                 <w:sz w:val="24"/>
                 <w:szCs w:val="24"/>
               </w:rPr>
-              <w:t>9</w:t>
+              <w:t>10</w:t>
             </w:r>
             <w:r>
               <w:rPr>
@@ -2019,16 +2083,19 @@
               <w:tab w:val="left" w:pos="1320"/>
               <w:tab w:val="right" w:leader="dot" w:pos="9350"/>
             </w:tabs>
+            <w:spacing w:line="276" w:lineRule="auto"/>
             <w:rPr>
-              <w:rFonts w:ascii="Times New Roman" w:hAnsi="Times New Roman" w:cs="Times New Roman"/>
+              <w:rFonts w:ascii="Times New Roman" w:eastAsiaTheme="minorEastAsia" w:hAnsi="Times New Roman" w:cs="Times New Roman"/>
               <w:b/>
               <w:bCs/>
               <w:noProof/>
+              <w:kern w:val="0"/>
               <w:sz w:val="24"/>
               <w:szCs w:val="24"/>
+              <w14:ligatures w14:val="none"/>
             </w:rPr>
           </w:pPr>
-          <w:hyperlink w:anchor="_Toc237902773" w:history="1">
+          <w:hyperlink w:anchor="_Toc238159513" w:history="1">
             <w:r>
               <w:rPr>
                 <w:rStyle w:val="Hyperlink"/>
@@ -2043,12 +2110,14 @@
             </w:r>
             <w:r>
               <w:rPr>
-                <w:rFonts w:ascii="Times New Roman" w:hAnsi="Times New Roman" w:cs="Times New Roman"/>
-                <w:b/>
-                <w:bCs/>
-                <w:noProof/>
-                <w:sz w:val="24"/>
-                <w:szCs w:val="24"/>
+                <w:rFonts w:ascii="Times New Roman" w:eastAsiaTheme="minorEastAsia" w:hAnsi="Times New Roman" w:cs="Times New Roman"/>
+                <w:b/>
+                <w:bCs/>
+                <w:noProof/>
+                <w:kern w:val="0"/>
+                <w:sz w:val="24"/>
+                <w:szCs w:val="24"/>
+                <w14:ligatures w14:val="none"/>
               </w:rPr>
               <w:tab/>
             </w:r>
@@ -2098,7 +2167,7 @@
                 <w:sz w:val="24"/>
                 <w:szCs w:val="24"/>
               </w:rPr>
-              <w:instrText xml:space="preserve"> PAGEREF _Toc237902773 \h </w:instrText>
+              <w:instrText xml:space="preserve"> PAGEREF _Toc238159513 \h </w:instrText>
             </w:r>
             <w:r>
               <w:rPr>
@@ -2133,7 +2202,7 @@
                 <w:sz w:val="24"/>
                 <w:szCs w:val="24"/>
               </w:rPr>
-              <w:t>10</w:t>
+              <w:t>11</w:t>
             </w:r>
             <w:r>
               <w:rPr>
@@ -2156,16 +2225,19 @@
               <w:tab w:val="left" w:pos="1320"/>
               <w:tab w:val="right" w:leader="dot" w:pos="9350"/>
             </w:tabs>
+            <w:spacing w:line="276" w:lineRule="auto"/>
             <w:rPr>
-              <w:rFonts w:ascii="Times New Roman" w:hAnsi="Times New Roman" w:cs="Times New Roman"/>
+              <w:rFonts w:ascii="Times New Roman" w:eastAsiaTheme="minorEastAsia" w:hAnsi="Times New Roman" w:cs="Times New Roman"/>
               <w:b/>
               <w:bCs/>
               <w:noProof/>
+              <w:kern w:val="0"/>
               <w:sz w:val="24"/>
               <w:szCs w:val="24"/>
+              <w14:ligatures w14:val="none"/>
             </w:rPr>
           </w:pPr>
-          <w:hyperlink w:anchor="_Toc237902774" w:history="1">
+          <w:hyperlink w:anchor="_Toc238159514" w:history="1">
             <w:r>
               <w:rPr>
                 <w:rStyle w:val="Hyperlink"/>
@@ -2180,12 +2252,14 @@
             </w:r>
             <w:r>
               <w:rPr>
-                <w:rFonts w:ascii="Times New Roman" w:hAnsi="Times New Roman" w:cs="Times New Roman"/>
-                <w:b/>
-                <w:bCs/>
-                <w:noProof/>
-                <w:sz w:val="24"/>
-                <w:szCs w:val="24"/>
+                <w:rFonts w:ascii="Times New Roman" w:eastAsiaTheme="minorEastAsia" w:hAnsi="Times New Roman" w:cs="Times New Roman"/>
+                <w:b/>
+                <w:bCs/>
+                <w:noProof/>
+                <w:kern w:val="0"/>
+                <w:sz w:val="24"/>
+                <w:szCs w:val="24"/>
+                <w14:ligatures w14:val="none"/>
               </w:rPr>
               <w:tab/>
             </w:r>
@@ -2235,7 +2309,7 @@
                 <w:sz w:val="24"/>
                 <w:szCs w:val="24"/>
               </w:rPr>
-              <w:instrText xml:space="preserve"> PAGEREF _Toc237902774 \h </w:instrText>
+              <w:instrText xml:space="preserve"> PAGEREF _Toc238159514 \h </w:instrText>
             </w:r>
             <w:r>
               <w:rPr>
@@ -2270,7 +2344,7 @@
                 <w:sz w:val="24"/>
                 <w:szCs w:val="24"/>
               </w:rPr>
-              <w:t>10</w:t>
+              <w:t>11</w:t>
             </w:r>
             <w:r>
               <w:rPr>
@@ -2293,16 +2367,19 @@
               <w:tab w:val="left" w:pos="1320"/>
               <w:tab w:val="right" w:leader="dot" w:pos="9350"/>
             </w:tabs>
+            <w:spacing w:line="276" w:lineRule="auto"/>
             <w:rPr>
-              <w:rFonts w:ascii="Times New Roman" w:hAnsi="Times New Roman" w:cs="Times New Roman"/>
+              <w:rFonts w:ascii="Times New Roman" w:eastAsiaTheme="minorEastAsia" w:hAnsi="Times New Roman" w:cs="Times New Roman"/>
               <w:b/>
               <w:bCs/>
               <w:noProof/>
+              <w:kern w:val="0"/>
               <w:sz w:val="24"/>
               <w:szCs w:val="24"/>
+              <w14:ligatures w14:val="none"/>
             </w:rPr>
           </w:pPr>
-          <w:hyperlink w:anchor="_Toc237902775" w:history="1">
+          <w:hyperlink w:anchor="_Toc238159515" w:history="1">
             <w:r>
               <w:rPr>
                 <w:rStyle w:val="Hyperlink"/>
@@ -2317,12 +2394,14 @@
             </w:r>
             <w:r>
               <w:rPr>
-                <w:rFonts w:ascii="Times New Roman" w:hAnsi="Times New Roman" w:cs="Times New Roman"/>
-                <w:b/>
-                <w:bCs/>
-                <w:noProof/>
-                <w:sz w:val="24"/>
-                <w:szCs w:val="24"/>
+                <w:rFonts w:ascii="Times New Roman" w:eastAsiaTheme="minorEastAsia" w:hAnsi="Times New Roman" w:cs="Times New Roman"/>
+                <w:b/>
+                <w:bCs/>
+                <w:noProof/>
+                <w:kern w:val="0"/>
+                <w:sz w:val="24"/>
+                <w:szCs w:val="24"/>
+                <w14:ligatures w14:val="none"/>
               </w:rPr>
               <w:tab/>
             </w:r>
@@ -2372,7 +2451,7 @@
                 <w:sz w:val="24"/>
                 <w:szCs w:val="24"/>
               </w:rPr>
-              <w:instrText xml:space="preserve"> PAGEREF _Toc237902775 \h </w:instrText>
+              <w:instrText xml:space="preserve"> PAGEREF _Toc238159515 \h </w:instrText>
             </w:r>
             <w:r>
               <w:rPr>
@@ -2407,7 +2486,7 @@
                 <w:sz w:val="24"/>
                 <w:szCs w:val="24"/>
               </w:rPr>
-              <w:t>11</w:t>
+              <w:t>12</w:t>
             </w:r>
             <w:r>
               <w:rPr>
@@ -2430,16 +2509,19 @@
               <w:tab w:val="left" w:pos="880"/>
               <w:tab w:val="right" w:leader="dot" w:pos="9350"/>
             </w:tabs>
+            <w:spacing w:line="276" w:lineRule="auto"/>
             <w:rPr>
-              <w:rFonts w:ascii="Times New Roman" w:hAnsi="Times New Roman" w:cs="Times New Roman"/>
+              <w:rFonts w:ascii="Times New Roman" w:eastAsiaTheme="minorEastAsia" w:hAnsi="Times New Roman" w:cs="Times New Roman"/>
               <w:b/>
               <w:bCs/>
               <w:noProof/>
+              <w:kern w:val="0"/>
               <w:sz w:val="24"/>
               <w:szCs w:val="24"/>
+              <w14:ligatures w14:val="none"/>
             </w:rPr>
           </w:pPr>
-          <w:hyperlink w:anchor="_Toc237902776" w:history="1">
+          <w:hyperlink w:anchor="_Toc238159516" w:history="1">
             <w:r>
               <w:rPr>
                 <w:rStyle w:val="Hyperlink"/>
@@ -2454,12 +2536,14 @@
             </w:r>
             <w:r>
               <w:rPr>
-                <w:rFonts w:ascii="Times New Roman" w:hAnsi="Times New Roman" w:cs="Times New Roman"/>
-                <w:b/>
-                <w:bCs/>
-                <w:noProof/>
-                <w:sz w:val="24"/>
-                <w:szCs w:val="24"/>
+                <w:rFonts w:ascii="Times New Roman" w:eastAsiaTheme="minorEastAsia" w:hAnsi="Times New Roman" w:cs="Times New Roman"/>
+                <w:b/>
+                <w:bCs/>
+                <w:noProof/>
+                <w:kern w:val="0"/>
+                <w:sz w:val="24"/>
+                <w:szCs w:val="24"/>
+                <w14:ligatures w14:val="none"/>
               </w:rPr>
               <w:tab/>
             </w:r>
@@ -2509,7 +2593,7 @@
                 <w:sz w:val="24"/>
                 <w:szCs w:val="24"/>
               </w:rPr>
-              <w:instrText xml:space="preserve"> PAGEREF _Toc237902776 \h </w:instrText>
+              <w:instrText xml:space="preserve"> PAGEREF _Toc238159516 \h </w:instrText>
             </w:r>
             <w:r>
               <w:rPr>
@@ -2544,7 +2628,7 @@
                 <w:sz w:val="24"/>
                 <w:szCs w:val="24"/>
               </w:rPr>
-              <w:t>12</w:t>
+              <w:t>13</w:t>
             </w:r>
             <w:r>
               <w:rPr>
@@ -2567,16 +2651,19 @@
               <w:tab w:val="left" w:pos="1320"/>
               <w:tab w:val="right" w:leader="dot" w:pos="9350"/>
             </w:tabs>
+            <w:spacing w:line="276" w:lineRule="auto"/>
             <w:rPr>
-              <w:rFonts w:ascii="Times New Roman" w:hAnsi="Times New Roman" w:cs="Times New Roman"/>
+              <w:rFonts w:ascii="Times New Roman" w:eastAsiaTheme="minorEastAsia" w:hAnsi="Times New Roman" w:cs="Times New Roman"/>
               <w:b/>
               <w:bCs/>
               <w:noProof/>
+              <w:kern w:val="0"/>
               <w:sz w:val="24"/>
               <w:szCs w:val="24"/>
+              <w14:ligatures w14:val="none"/>
             </w:rPr>
           </w:pPr>
-          <w:hyperlink w:anchor="_Toc237902777" w:history="1">
+          <w:hyperlink w:anchor="_Toc238159517" w:history="1">
             <w:r>
               <w:rPr>
                 <w:rStyle w:val="Hyperlink"/>
@@ -2591,12 +2678,14 @@
             </w:r>
             <w:r>
               <w:rPr>
-                <w:rFonts w:ascii="Times New Roman" w:hAnsi="Times New Roman" w:cs="Times New Roman"/>
-                <w:b/>
-                <w:bCs/>
-                <w:noProof/>
-                <w:sz w:val="24"/>
-                <w:szCs w:val="24"/>
+                <w:rFonts w:ascii="Times New Roman" w:eastAsiaTheme="minorEastAsia" w:hAnsi="Times New Roman" w:cs="Times New Roman"/>
+                <w:b/>
+                <w:bCs/>
+                <w:noProof/>
+                <w:kern w:val="0"/>
+                <w:sz w:val="24"/>
+                <w:szCs w:val="24"/>
+                <w14:ligatures w14:val="none"/>
               </w:rPr>
               <w:tab/>
             </w:r>
@@ -2646,7 +2735,7 @@
                 <w:sz w:val="24"/>
                 <w:szCs w:val="24"/>
               </w:rPr>
-              <w:instrText xml:space="preserve"> PAGEREF _Toc237902777 \h </w:instrText>
+              <w:instrText xml:space="preserve"> PAGEREF _Toc238159517 \h </w:instrText>
             </w:r>
             <w:r>
               <w:rPr>
@@ -2681,7 +2770,7 @@
                 <w:sz w:val="24"/>
                 <w:szCs w:val="24"/>
               </w:rPr>
-              <w:t>12</w:t>
+              <w:t>13</w:t>
             </w:r>
             <w:r>
               <w:rPr>
@@ -2704,16 +2793,19 @@
               <w:tab w:val="left" w:pos="1320"/>
               <w:tab w:val="right" w:leader="dot" w:pos="9350"/>
             </w:tabs>
+            <w:spacing w:line="276" w:lineRule="auto"/>
             <w:rPr>
-              <w:rFonts w:ascii="Times New Roman" w:hAnsi="Times New Roman" w:cs="Times New Roman"/>
+              <w:rFonts w:ascii="Times New Roman" w:eastAsiaTheme="minorEastAsia" w:hAnsi="Times New Roman" w:cs="Times New Roman"/>
               <w:b/>
               <w:bCs/>
               <w:noProof/>
+              <w:kern w:val="0"/>
               <w:sz w:val="24"/>
               <w:szCs w:val="24"/>
+              <w14:ligatures w14:val="none"/>
             </w:rPr>
           </w:pPr>
-          <w:hyperlink w:anchor="_Toc237902778" w:history="1">
+          <w:hyperlink w:anchor="_Toc238159518" w:history="1">
             <w:r>
               <w:rPr>
                 <w:rStyle w:val="Hyperlink"/>
@@ -2728,12 +2820,14 @@
             </w:r>
             <w:r>
               <w:rPr>
-                <w:rFonts w:ascii="Times New Roman" w:hAnsi="Times New Roman" w:cs="Times New Roman"/>
-                <w:b/>
-                <w:bCs/>
-                <w:noProof/>
-                <w:sz w:val="24"/>
-                <w:szCs w:val="24"/>
+                <w:rFonts w:ascii="Times New Roman" w:eastAsiaTheme="minorEastAsia" w:hAnsi="Times New Roman" w:cs="Times New Roman"/>
+                <w:b/>
+                <w:bCs/>
+                <w:noProof/>
+                <w:kern w:val="0"/>
+                <w:sz w:val="24"/>
+                <w:szCs w:val="24"/>
+                <w14:ligatures w14:val="none"/>
               </w:rPr>
               <w:tab/>
             </w:r>
@@ -2783,7 +2877,7 @@
                 <w:sz w:val="24"/>
                 <w:szCs w:val="24"/>
               </w:rPr>
-              <w:instrText xml:space="preserve"> PAGEREF _Toc237902778 \h </w:instrText>
+              <w:instrText xml:space="preserve"> PAGEREF _Toc238159518 \h </w:instrText>
             </w:r>
             <w:r>
               <w:rPr>
@@ -2818,7 +2912,7 @@
                 <w:sz w:val="24"/>
                 <w:szCs w:val="24"/>
               </w:rPr>
-              <w:t>12</w:t>
+              <w:t>13</w:t>
             </w:r>
             <w:r>
               <w:rPr>
@@ -2841,16 +2935,19 @@
               <w:tab w:val="left" w:pos="1320"/>
               <w:tab w:val="right" w:leader="dot" w:pos="9350"/>
             </w:tabs>
+            <w:spacing w:line="276" w:lineRule="auto"/>
             <w:rPr>
-              <w:rFonts w:ascii="Times New Roman" w:hAnsi="Times New Roman" w:cs="Times New Roman"/>
+              <w:rFonts w:ascii="Times New Roman" w:eastAsiaTheme="minorEastAsia" w:hAnsi="Times New Roman" w:cs="Times New Roman"/>
               <w:b/>
               <w:bCs/>
               <w:noProof/>
+              <w:kern w:val="0"/>
               <w:sz w:val="24"/>
               <w:szCs w:val="24"/>
+              <w14:ligatures w14:val="none"/>
             </w:rPr>
           </w:pPr>
-          <w:hyperlink w:anchor="_Toc237902779" w:history="1">
+          <w:hyperlink w:anchor="_Toc238159519" w:history="1">
             <w:r>
               <w:rPr>
                 <w:rStyle w:val="Hyperlink"/>
@@ -2865,12 +2962,14 @@
             </w:r>
             <w:r>
               <w:rPr>
-                <w:rFonts w:ascii="Times New Roman" w:hAnsi="Times New Roman" w:cs="Times New Roman"/>
-                <w:b/>
-                <w:bCs/>
-                <w:noProof/>
-                <w:sz w:val="24"/>
-                <w:szCs w:val="24"/>
+                <w:rFonts w:ascii="Times New Roman" w:eastAsiaTheme="minorEastAsia" w:hAnsi="Times New Roman" w:cs="Times New Roman"/>
+                <w:b/>
+                <w:bCs/>
+                <w:noProof/>
+                <w:kern w:val="0"/>
+                <w:sz w:val="24"/>
+                <w:szCs w:val="24"/>
+                <w14:ligatures w14:val="none"/>
               </w:rPr>
               <w:tab/>
             </w:r>
@@ -2920,7 +3019,7 @@
                 <w:sz w:val="24"/>
                 <w:szCs w:val="24"/>
               </w:rPr>
-              <w:instrText xml:space="preserve"> PAGEREF _Toc237902779 \h </w:instrText>
+              <w:instrText xml:space="preserve"> PAGEREF _Toc238159519 \h </w:instrText>
             </w:r>
             <w:r>
               <w:rPr>
@@ -2955,7 +3054,7 @@
                 <w:sz w:val="24"/>
                 <w:szCs w:val="24"/>
               </w:rPr>
-              <w:t>13</w:t>
+              <w:t>14</w:t>
             </w:r>
             <w:r>
               <w:rPr>
@@ -2978,16 +3077,19 @@
               <w:tab w:val="left" w:pos="1320"/>
               <w:tab w:val="right" w:leader="dot" w:pos="9350"/>
             </w:tabs>
+            <w:spacing w:line="276" w:lineRule="auto"/>
             <w:rPr>
-              <w:rFonts w:ascii="Times New Roman" w:hAnsi="Times New Roman" w:cs="Times New Roman"/>
+              <w:rFonts w:ascii="Times New Roman" w:eastAsiaTheme="minorEastAsia" w:hAnsi="Times New Roman" w:cs="Times New Roman"/>
               <w:b/>
               <w:bCs/>
               <w:noProof/>
+              <w:kern w:val="0"/>
               <w:sz w:val="24"/>
               <w:szCs w:val="24"/>
+              <w14:ligatures w14:val="none"/>
             </w:rPr>
           </w:pPr>
-          <w:hyperlink w:anchor="_Toc237902780" w:history="1">
+          <w:hyperlink w:anchor="_Toc238159520" w:history="1">
             <w:r>
               <w:rPr>
                 <w:rStyle w:val="Hyperlink"/>
@@ -3002,12 +3104,14 @@
             </w:r>
             <w:r>
               <w:rPr>
-                <w:rFonts w:ascii="Times New Roman" w:hAnsi="Times New Roman" w:cs="Times New Roman"/>
-                <w:b/>
-                <w:bCs/>
-                <w:noProof/>
-                <w:sz w:val="24"/>
-                <w:szCs w:val="24"/>
+                <w:rFonts w:ascii="Times New Roman" w:eastAsiaTheme="minorEastAsia" w:hAnsi="Times New Roman" w:cs="Times New Roman"/>
+                <w:b/>
+                <w:bCs/>
+                <w:noProof/>
+                <w:kern w:val="0"/>
+                <w:sz w:val="24"/>
+                <w:szCs w:val="24"/>
+                <w14:ligatures w14:val="none"/>
               </w:rPr>
               <w:tab/>
             </w:r>
@@ -3057,7 +3161,7 @@
                 <w:sz w:val="24"/>
                 <w:szCs w:val="24"/>
               </w:rPr>
-              <w:instrText xml:space="preserve"> PAGEREF _Toc237902780 \h </w:instrText>
+              <w:instrText xml:space="preserve"> PAGEREF _Toc238159520 \h </w:instrText>
             </w:r>
             <w:r>
               <w:rPr>
@@ -3092,7 +3196,7 @@
                 <w:sz w:val="24"/>
                 <w:szCs w:val="24"/>
               </w:rPr>
-              <w:t>13</w:t>
+              <w:t>14</w:t>
             </w:r>
             <w:r>
               <w:rPr>
@@ -3115,16 +3219,19 @@
               <w:tab w:val="left" w:pos="1320"/>
               <w:tab w:val="right" w:leader="dot" w:pos="9350"/>
             </w:tabs>
+            <w:spacing w:line="276" w:lineRule="auto"/>
             <w:rPr>
-              <w:rFonts w:ascii="Times New Roman" w:hAnsi="Times New Roman" w:cs="Times New Roman"/>
+              <w:rFonts w:ascii="Times New Roman" w:eastAsiaTheme="minorEastAsia" w:hAnsi="Times New Roman" w:cs="Times New Roman"/>
               <w:b/>
               <w:bCs/>
               <w:noProof/>
+              <w:kern w:val="0"/>
               <w:sz w:val="24"/>
               <w:szCs w:val="24"/>
+              <w14:ligatures w14:val="none"/>
             </w:rPr>
           </w:pPr>
-          <w:hyperlink w:anchor="_Toc237902781" w:history="1">
+          <w:hyperlink w:anchor="_Toc238159521" w:history="1">
             <w:r>
               <w:rPr>
                 <w:rStyle w:val="Hyperlink"/>
@@ -3139,12 +3246,14 @@
             </w:r>
             <w:r>
               <w:rPr>
-                <w:rFonts w:ascii="Times New Roman" w:hAnsi="Times New Roman" w:cs="Times New Roman"/>
-                <w:b/>
-                <w:bCs/>
-                <w:noProof/>
-                <w:sz w:val="24"/>
-                <w:szCs w:val="24"/>
+                <w:rFonts w:ascii="Times New Roman" w:eastAsiaTheme="minorEastAsia" w:hAnsi="Times New Roman" w:cs="Times New Roman"/>
+                <w:b/>
+                <w:bCs/>
+                <w:noProof/>
+                <w:kern w:val="0"/>
+                <w:sz w:val="24"/>
+                <w:szCs w:val="24"/>
+                <w14:ligatures w14:val="none"/>
               </w:rPr>
               <w:tab/>
             </w:r>
@@ -3194,7 +3303,7 @@
                 <w:sz w:val="24"/>
                 <w:szCs w:val="24"/>
               </w:rPr>
-              <w:instrText xml:space="preserve"> PAGEREF _Toc237902781 \h </w:instrText>
+              <w:instrText xml:space="preserve"> PAGEREF _Toc238159521 \h </w:instrText>
             </w:r>
             <w:r>
               <w:rPr>
@@ -3229,7 +3338,7 @@
                 <w:sz w:val="24"/>
                 <w:szCs w:val="24"/>
               </w:rPr>
-              <w:t>14</w:t>
+              <w:t>15</w:t>
             </w:r>
             <w:r>
               <w:rPr>
@@ -3252,16 +3361,19 @@
               <w:tab w:val="left" w:pos="1320"/>
               <w:tab w:val="right" w:leader="dot" w:pos="9350"/>
             </w:tabs>
+            <w:spacing w:line="276" w:lineRule="auto"/>
             <w:rPr>
-              <w:rFonts w:ascii="Times New Roman" w:hAnsi="Times New Roman" w:cs="Times New Roman"/>
+              <w:rFonts w:ascii="Times New Roman" w:eastAsiaTheme="minorEastAsia" w:hAnsi="Times New Roman" w:cs="Times New Roman"/>
               <w:b/>
               <w:bCs/>
               <w:noProof/>
+              <w:kern w:val="0"/>
               <w:sz w:val="24"/>
               <w:szCs w:val="24"/>
+              <w14:ligatures w14:val="none"/>
             </w:rPr>
           </w:pPr>
-          <w:hyperlink w:anchor="_Toc237902782" w:history="1">
+          <w:hyperlink w:anchor="_Toc238159522" w:history="1">
             <w:r>
               <w:rPr>
                 <w:rStyle w:val="Hyperlink"/>
@@ -3276,12 +3388,14 @@
             </w:r>
             <w:r>
               <w:rPr>
-                <w:rFonts w:ascii="Times New Roman" w:hAnsi="Times New Roman" w:cs="Times New Roman"/>
-                <w:b/>
-                <w:bCs/>
-                <w:noProof/>
-                <w:sz w:val="24"/>
-                <w:szCs w:val="24"/>
+                <w:rFonts w:ascii="Times New Roman" w:eastAsiaTheme="minorEastAsia" w:hAnsi="Times New Roman" w:cs="Times New Roman"/>
+                <w:b/>
+                <w:bCs/>
+                <w:noProof/>
+                <w:kern w:val="0"/>
+                <w:sz w:val="24"/>
+                <w:szCs w:val="24"/>
+                <w14:ligatures w14:val="none"/>
               </w:rPr>
               <w:tab/>
             </w:r>
@@ -3331,7 +3445,7 @@
                 <w:sz w:val="24"/>
                 <w:szCs w:val="24"/>
               </w:rPr>
-              <w:instrText xml:space="preserve"> PAGEREF _Toc237902782 \h </w:instrText>
+              <w:instrText xml:space="preserve"> PAGEREF _Toc238159522 \h </w:instrText>
             </w:r>
             <w:r>
               <w:rPr>
@@ -3366,7 +3480,7 @@
                 <w:sz w:val="24"/>
                 <w:szCs w:val="24"/>
               </w:rPr>
-              <w:t>15</w:t>
+              <w:t>16</w:t>
             </w:r>
             <w:r>
               <w:rPr>
@@ -3389,16 +3503,19 @@
               <w:tab w:val="left" w:pos="1320"/>
               <w:tab w:val="right" w:leader="dot" w:pos="9350"/>
             </w:tabs>
+            <w:spacing w:line="276" w:lineRule="auto"/>
             <w:rPr>
-              <w:rFonts w:ascii="Times New Roman" w:hAnsi="Times New Roman" w:cs="Times New Roman"/>
+              <w:rFonts w:ascii="Times New Roman" w:eastAsiaTheme="minorEastAsia" w:hAnsi="Times New Roman" w:cs="Times New Roman"/>
               <w:b/>
               <w:bCs/>
               <w:noProof/>
+              <w:kern w:val="0"/>
               <w:sz w:val="24"/>
               <w:szCs w:val="24"/>
+              <w14:ligatures w14:val="none"/>
             </w:rPr>
           </w:pPr>
-          <w:hyperlink w:anchor="_Toc237902783" w:history="1">
+          <w:hyperlink w:anchor="_Toc238159523" w:history="1">
             <w:r>
               <w:rPr>
                 <w:rStyle w:val="Hyperlink"/>
@@ -3413,12 +3530,14 @@
             </w:r>
             <w:r>
               <w:rPr>
-                <w:rFonts w:ascii="Times New Roman" w:hAnsi="Times New Roman" w:cs="Times New Roman"/>
-                <w:b/>
-                <w:bCs/>
-                <w:noProof/>
-                <w:sz w:val="24"/>
-                <w:szCs w:val="24"/>
+                <w:rFonts w:ascii="Times New Roman" w:eastAsiaTheme="minorEastAsia" w:hAnsi="Times New Roman" w:cs="Times New Roman"/>
+                <w:b/>
+                <w:bCs/>
+                <w:noProof/>
+                <w:kern w:val="0"/>
+                <w:sz w:val="24"/>
+                <w:szCs w:val="24"/>
+                <w14:ligatures w14:val="none"/>
               </w:rPr>
               <w:tab/>
             </w:r>
@@ -3468,7 +3587,7 @@
                 <w:sz w:val="24"/>
                 <w:szCs w:val="24"/>
               </w:rPr>
-              <w:instrText xml:space="preserve"> PAGEREF _Toc237902783 \h </w:instrText>
+              <w:instrText xml:space="preserve"> PAGEREF _Toc238159523 \h </w:instrText>
             </w:r>
             <w:r>
               <w:rPr>
@@ -3503,7 +3622,7 @@
                 <w:sz w:val="24"/>
                 <w:szCs w:val="24"/>
               </w:rPr>
-              <w:t>15</w:t>
+              <w:t>16</w:t>
             </w:r>
             <w:r>
               <w:rPr>
@@ -3526,16 +3645,19 @@
               <w:tab w:val="left" w:pos="1320"/>
               <w:tab w:val="right" w:leader="dot" w:pos="9350"/>
             </w:tabs>
+            <w:spacing w:line="276" w:lineRule="auto"/>
             <w:rPr>
-              <w:rFonts w:ascii="Times New Roman" w:hAnsi="Times New Roman" w:cs="Times New Roman"/>
+              <w:rFonts w:ascii="Times New Roman" w:eastAsiaTheme="minorEastAsia" w:hAnsi="Times New Roman" w:cs="Times New Roman"/>
               <w:b/>
               <w:bCs/>
               <w:noProof/>
+              <w:kern w:val="0"/>
               <w:sz w:val="24"/>
               <w:szCs w:val="24"/>
+              <w14:ligatures w14:val="none"/>
             </w:rPr>
           </w:pPr>
-          <w:hyperlink w:anchor="_Toc237902784" w:history="1">
+          <w:hyperlink w:anchor="_Toc238159524" w:history="1">
             <w:r>
               <w:rPr>
                 <w:rStyle w:val="Hyperlink"/>
@@ -3550,12 +3672,14 @@
             </w:r>
             <w:r>
               <w:rPr>
-                <w:rFonts w:ascii="Times New Roman" w:hAnsi="Times New Roman" w:cs="Times New Roman"/>
-                <w:b/>
-                <w:bCs/>
-                <w:noProof/>
-                <w:sz w:val="24"/>
-                <w:szCs w:val="24"/>
+                <w:rFonts w:ascii="Times New Roman" w:eastAsiaTheme="minorEastAsia" w:hAnsi="Times New Roman" w:cs="Times New Roman"/>
+                <w:b/>
+                <w:bCs/>
+                <w:noProof/>
+                <w:kern w:val="0"/>
+                <w:sz w:val="24"/>
+                <w:szCs w:val="24"/>
+                <w14:ligatures w14:val="none"/>
               </w:rPr>
               <w:tab/>
             </w:r>
@@ -3605,7 +3729,7 @@
                 <w:sz w:val="24"/>
                 <w:szCs w:val="24"/>
               </w:rPr>
-              <w:instrText xml:space="preserve"> PAGEREF _Toc237902784 \h </w:instrText>
+              <w:instrText xml:space="preserve"> PAGEREF _Toc238159524 \h </w:instrText>
             </w:r>
             <w:r>
               <w:rPr>
@@ -3640,7 +3764,7 @@
                 <w:sz w:val="24"/>
                 <w:szCs w:val="24"/>
               </w:rPr>
-              <w:t>16</w:t>
+              <w:t>17</w:t>
             </w:r>
             <w:r>
               <w:rPr>
@@ -3663,16 +3787,19 @@
               <w:tab w:val="left" w:pos="880"/>
               <w:tab w:val="right" w:leader="dot" w:pos="9350"/>
             </w:tabs>
+            <w:spacing w:line="276" w:lineRule="auto"/>
             <w:rPr>
-              <w:rFonts w:ascii="Times New Roman" w:hAnsi="Times New Roman" w:cs="Times New Roman"/>
+              <w:rFonts w:ascii="Times New Roman" w:eastAsiaTheme="minorEastAsia" w:hAnsi="Times New Roman" w:cs="Times New Roman"/>
               <w:b/>
               <w:bCs/>
               <w:noProof/>
+              <w:kern w:val="0"/>
               <w:sz w:val="24"/>
               <w:szCs w:val="24"/>
+              <w14:ligatures w14:val="none"/>
             </w:rPr>
           </w:pPr>
-          <w:hyperlink w:anchor="_Toc237902785" w:history="1">
+          <w:hyperlink w:anchor="_Toc238159525" w:history="1">
             <w:r>
               <w:rPr>
                 <w:rStyle w:val="Hyperlink"/>
@@ -3687,12 +3814,14 @@
             </w:r>
             <w:r>
               <w:rPr>
-                <w:rFonts w:ascii="Times New Roman" w:hAnsi="Times New Roman" w:cs="Times New Roman"/>
-                <w:b/>
-                <w:bCs/>
-                <w:noProof/>
-                <w:sz w:val="24"/>
-                <w:szCs w:val="24"/>
+                <w:rFonts w:ascii="Times New Roman" w:eastAsiaTheme="minorEastAsia" w:hAnsi="Times New Roman" w:cs="Times New Roman"/>
+                <w:b/>
+                <w:bCs/>
+                <w:noProof/>
+                <w:kern w:val="0"/>
+                <w:sz w:val="24"/>
+                <w:szCs w:val="24"/>
+                <w14:ligatures w14:val="none"/>
               </w:rPr>
               <w:tab/>
             </w:r>
@@ -3742,7 +3871,7 @@
                 <w:sz w:val="24"/>
                 <w:szCs w:val="24"/>
               </w:rPr>
-              <w:instrText xml:space="preserve"> PAGEREF _Toc237902785 \h </w:instrText>
+              <w:instrText xml:space="preserve"> PAGEREF _Toc238159525 \h </w:instrText>
             </w:r>
             <w:r>
               <w:rPr>
@@ -3777,7 +3906,7 @@
                 <w:sz w:val="24"/>
                 <w:szCs w:val="24"/>
               </w:rPr>
-              <w:t>16</w:t>
+              <w:t>17</w:t>
             </w:r>
             <w:r>
               <w:rPr>
@@ -3800,16 +3929,19 @@
               <w:tab w:val="left" w:pos="1320"/>
               <w:tab w:val="right" w:leader="dot" w:pos="9350"/>
             </w:tabs>
+            <w:spacing w:line="276" w:lineRule="auto"/>
             <w:rPr>
-              <w:rFonts w:ascii="Times New Roman" w:hAnsi="Times New Roman" w:cs="Times New Roman"/>
+              <w:rFonts w:ascii="Times New Roman" w:eastAsiaTheme="minorEastAsia" w:hAnsi="Times New Roman" w:cs="Times New Roman"/>
               <w:b/>
               <w:bCs/>
               <w:noProof/>
+              <w:kern w:val="0"/>
               <w:sz w:val="24"/>
               <w:szCs w:val="24"/>
+              <w14:ligatures w14:val="none"/>
             </w:rPr>
           </w:pPr>
-          <w:hyperlink w:anchor="_Toc237902786" w:history="1">
+          <w:hyperlink w:anchor="_Toc238159526" w:history="1">
             <w:r>
               <w:rPr>
                 <w:rStyle w:val="Hyperlink"/>
@@ -3824,12 +3956,14 @@
             </w:r>
             <w:r>
               <w:rPr>
-                <w:rFonts w:ascii="Times New Roman" w:hAnsi="Times New Roman" w:cs="Times New Roman"/>
-                <w:b/>
-                <w:bCs/>
-                <w:noProof/>
-                <w:sz w:val="24"/>
-                <w:szCs w:val="24"/>
+                <w:rFonts w:ascii="Times New Roman" w:eastAsiaTheme="minorEastAsia" w:hAnsi="Times New Roman" w:cs="Times New Roman"/>
+                <w:b/>
+                <w:bCs/>
+                <w:noProof/>
+                <w:kern w:val="0"/>
+                <w:sz w:val="24"/>
+                <w:szCs w:val="24"/>
+                <w14:ligatures w14:val="none"/>
               </w:rPr>
               <w:tab/>
             </w:r>
@@ -3879,7 +4013,7 @@
                 <w:sz w:val="24"/>
                 <w:szCs w:val="24"/>
               </w:rPr>
-              <w:instrText xml:space="preserve"> PAGEREF _Toc237902786 \h </w:instrText>
+              <w:instrText xml:space="preserve"> PAGEREF _Toc238159526 \h </w:instrText>
             </w:r>
             <w:r>
               <w:rPr>
@@ -3914,7 +4048,7 @@
                 <w:sz w:val="24"/>
                 <w:szCs w:val="24"/>
               </w:rPr>
-              <w:t>17</w:t>
+              <w:t>18</w:t>
             </w:r>
             <w:r>
               <w:rPr>
@@ -3937,16 +4071,19 @@
               <w:tab w:val="left" w:pos="1320"/>
               <w:tab w:val="right" w:leader="dot" w:pos="9350"/>
             </w:tabs>
+            <w:spacing w:line="276" w:lineRule="auto"/>
             <w:rPr>
-              <w:rFonts w:ascii="Times New Roman" w:hAnsi="Times New Roman" w:cs="Times New Roman"/>
+              <w:rFonts w:ascii="Times New Roman" w:eastAsiaTheme="minorEastAsia" w:hAnsi="Times New Roman" w:cs="Times New Roman"/>
               <w:b/>
               <w:bCs/>
               <w:noProof/>
+              <w:kern w:val="0"/>
               <w:sz w:val="24"/>
               <w:szCs w:val="24"/>
+              <w14:ligatures w14:val="none"/>
             </w:rPr>
           </w:pPr>
-          <w:hyperlink w:anchor="_Toc237902787" w:history="1">
+          <w:hyperlink w:anchor="_Toc238159527" w:history="1">
             <w:r>
               <w:rPr>
                 <w:rStyle w:val="Hyperlink"/>
@@ -3961,12 +4098,14 @@
             </w:r>
             <w:r>
               <w:rPr>
-                <w:rFonts w:ascii="Times New Roman" w:hAnsi="Times New Roman" w:cs="Times New Roman"/>
-                <w:b/>
-                <w:bCs/>
-                <w:noProof/>
-                <w:sz w:val="24"/>
-                <w:szCs w:val="24"/>
+                <w:rFonts w:ascii="Times New Roman" w:eastAsiaTheme="minorEastAsia" w:hAnsi="Times New Roman" w:cs="Times New Roman"/>
+                <w:b/>
+                <w:bCs/>
+                <w:noProof/>
+                <w:kern w:val="0"/>
+                <w:sz w:val="24"/>
+                <w:szCs w:val="24"/>
+                <w14:ligatures w14:val="none"/>
               </w:rPr>
               <w:tab/>
             </w:r>
@@ -4016,7 +4155,7 @@
                 <w:sz w:val="24"/>
                 <w:szCs w:val="24"/>
               </w:rPr>
-              <w:instrText xml:space="preserve"> PAGEREF _Toc237902787 \h </w:instrText>
+              <w:instrText xml:space="preserve"> PAGEREF _Toc238159527 \h </w:instrText>
             </w:r>
             <w:r>
               <w:rPr>
@@ -4051,7 +4190,7 @@
                 <w:sz w:val="24"/>
                 <w:szCs w:val="24"/>
               </w:rPr>
-              <w:t>17</w:t>
+              <w:t>18</w:t>
             </w:r>
             <w:r>
               <w:rPr>
@@ -4074,16 +4213,19 @@
               <w:tab w:val="left" w:pos="1320"/>
               <w:tab w:val="right" w:leader="dot" w:pos="9350"/>
             </w:tabs>
+            <w:spacing w:line="276" w:lineRule="auto"/>
             <w:rPr>
-              <w:rFonts w:ascii="Times New Roman" w:hAnsi="Times New Roman" w:cs="Times New Roman"/>
+              <w:rFonts w:ascii="Times New Roman" w:eastAsiaTheme="minorEastAsia" w:hAnsi="Times New Roman" w:cs="Times New Roman"/>
               <w:b/>
               <w:bCs/>
               <w:noProof/>
+              <w:kern w:val="0"/>
               <w:sz w:val="24"/>
               <w:szCs w:val="24"/>
+              <w14:ligatures w14:val="none"/>
             </w:rPr>
           </w:pPr>
-          <w:hyperlink w:anchor="_Toc237902788" w:history="1">
+          <w:hyperlink w:anchor="_Toc238159528" w:history="1">
             <w:r>
               <w:rPr>
                 <w:rStyle w:val="Hyperlink"/>
@@ -4098,12 +4240,14 @@
             </w:r>
             <w:r>
               <w:rPr>
-                <w:rFonts w:ascii="Times New Roman" w:hAnsi="Times New Roman" w:cs="Times New Roman"/>
-                <w:b/>
-                <w:bCs/>
-                <w:noProof/>
-                <w:sz w:val="24"/>
-                <w:szCs w:val="24"/>
+                <w:rFonts w:ascii="Times New Roman" w:eastAsiaTheme="minorEastAsia" w:hAnsi="Times New Roman" w:cs="Times New Roman"/>
+                <w:b/>
+                <w:bCs/>
+                <w:noProof/>
+                <w:kern w:val="0"/>
+                <w:sz w:val="24"/>
+                <w:szCs w:val="24"/>
+                <w14:ligatures w14:val="none"/>
               </w:rPr>
               <w:tab/>
             </w:r>
@@ -4153,7 +4297,7 @@
                 <w:sz w:val="24"/>
                 <w:szCs w:val="24"/>
               </w:rPr>
-              <w:instrText xml:space="preserve"> PAGEREF _Toc237902788 \h </w:instrText>
+              <w:instrText xml:space="preserve"> PAGEREF _Toc238159528 \h </w:instrText>
             </w:r>
             <w:r>
               <w:rPr>
@@ -4188,7 +4332,7 @@
                 <w:sz w:val="24"/>
                 <w:szCs w:val="24"/>
               </w:rPr>
-              <w:t>18</w:t>
+              <w:t>19</w:t>
             </w:r>
             <w:r>
               <w:rPr>
@@ -4211,16 +4355,19 @@
               <w:tab w:val="left" w:pos="1320"/>
               <w:tab w:val="right" w:leader="dot" w:pos="9350"/>
             </w:tabs>
+            <w:spacing w:line="276" w:lineRule="auto"/>
             <w:rPr>
-              <w:rFonts w:ascii="Times New Roman" w:hAnsi="Times New Roman" w:cs="Times New Roman"/>
+              <w:rFonts w:ascii="Times New Roman" w:eastAsiaTheme="minorEastAsia" w:hAnsi="Times New Roman" w:cs="Times New Roman"/>
               <w:b/>
               <w:bCs/>
               <w:noProof/>
+              <w:kern w:val="0"/>
               <w:sz w:val="24"/>
               <w:szCs w:val="24"/>
+              <w14:ligatures w14:val="none"/>
             </w:rPr>
           </w:pPr>
-          <w:hyperlink w:anchor="_Toc237902789" w:history="1">
+          <w:hyperlink w:anchor="_Toc238159529" w:history="1">
             <w:r>
               <w:rPr>
                 <w:rStyle w:val="Hyperlink"/>
@@ -4235,12 +4382,14 @@
             </w:r>
             <w:r>
               <w:rPr>
-                <w:rFonts w:ascii="Times New Roman" w:hAnsi="Times New Roman" w:cs="Times New Roman"/>
-                <w:b/>
-                <w:bCs/>
-                <w:noProof/>
-                <w:sz w:val="24"/>
-                <w:szCs w:val="24"/>
+                <w:rFonts w:ascii="Times New Roman" w:eastAsiaTheme="minorEastAsia" w:hAnsi="Times New Roman" w:cs="Times New Roman"/>
+                <w:b/>
+                <w:bCs/>
+                <w:noProof/>
+                <w:kern w:val="0"/>
+                <w:sz w:val="24"/>
+                <w:szCs w:val="24"/>
+                <w14:ligatures w14:val="none"/>
               </w:rPr>
               <w:tab/>
             </w:r>
@@ -4290,7 +4439,7 @@
                 <w:sz w:val="24"/>
                 <w:szCs w:val="24"/>
               </w:rPr>
-              <w:instrText xml:space="preserve"> PAGEREF _Toc237902789 \h </w:instrText>
+              <w:instrText xml:space="preserve"> PAGEREF _Toc238159529 \h </w:instrText>
             </w:r>
             <w:r>
               <w:rPr>
@@ -4325,7 +4474,7 @@
                 <w:sz w:val="24"/>
                 <w:szCs w:val="24"/>
               </w:rPr>
-              <w:t>19</w:t>
+              <w:t>20</w:t>
             </w:r>
             <w:r>
               <w:rPr>
@@ -4348,16 +4497,19 @@
               <w:tab w:val="left" w:pos="1320"/>
               <w:tab w:val="right" w:leader="dot" w:pos="9350"/>
             </w:tabs>
+            <w:spacing w:line="276" w:lineRule="auto"/>
             <w:rPr>
-              <w:rFonts w:ascii="Times New Roman" w:hAnsi="Times New Roman" w:cs="Times New Roman"/>
+              <w:rFonts w:ascii="Times New Roman" w:eastAsiaTheme="minorEastAsia" w:hAnsi="Times New Roman" w:cs="Times New Roman"/>
               <w:b/>
               <w:bCs/>
               <w:noProof/>
+              <w:kern w:val="0"/>
               <w:sz w:val="24"/>
               <w:szCs w:val="24"/>
+              <w14:ligatures w14:val="none"/>
             </w:rPr>
           </w:pPr>
-          <w:hyperlink w:anchor="_Toc237902790" w:history="1">
+          <w:hyperlink w:anchor="_Toc238159530" w:history="1">
             <w:r>
               <w:rPr>
                 <w:rStyle w:val="Hyperlink"/>
@@ -4372,12 +4524,14 @@
             </w:r>
             <w:r>
               <w:rPr>
-                <w:rFonts w:ascii="Times New Roman" w:hAnsi="Times New Roman" w:cs="Times New Roman"/>
-                <w:b/>
-                <w:bCs/>
-                <w:noProof/>
-                <w:sz w:val="24"/>
-                <w:szCs w:val="24"/>
+                <w:rFonts w:ascii="Times New Roman" w:eastAsiaTheme="minorEastAsia" w:hAnsi="Times New Roman" w:cs="Times New Roman"/>
+                <w:b/>
+                <w:bCs/>
+                <w:noProof/>
+                <w:kern w:val="0"/>
+                <w:sz w:val="24"/>
+                <w:szCs w:val="24"/>
+                <w14:ligatures w14:val="none"/>
               </w:rPr>
               <w:tab/>
             </w:r>
@@ -4427,7 +4581,7 @@
                 <w:sz w:val="24"/>
                 <w:szCs w:val="24"/>
               </w:rPr>
-              <w:instrText xml:space="preserve"> PAGEREF _Toc237902790 \h </w:instrText>
+              <w:instrText xml:space="preserve"> PAGEREF _Toc238159530 \h </w:instrText>
             </w:r>
             <w:r>
               <w:rPr>
@@ -4462,7 +4616,7 @@
                 <w:sz w:val="24"/>
                 <w:szCs w:val="24"/>
               </w:rPr>
-              <w:t>19</w:t>
+              <w:t>20</w:t>
             </w:r>
             <w:r>
               <w:rPr>
@@ -4485,16 +4639,19 @@
               <w:tab w:val="left" w:pos="1320"/>
               <w:tab w:val="right" w:leader="dot" w:pos="9350"/>
             </w:tabs>
+            <w:spacing w:line="276" w:lineRule="auto"/>
             <w:rPr>
-              <w:rFonts w:ascii="Times New Roman" w:hAnsi="Times New Roman" w:cs="Times New Roman"/>
+              <w:rFonts w:ascii="Times New Roman" w:eastAsiaTheme="minorEastAsia" w:hAnsi="Times New Roman" w:cs="Times New Roman"/>
               <w:b/>
               <w:bCs/>
               <w:noProof/>
+              <w:kern w:val="0"/>
               <w:sz w:val="24"/>
               <w:szCs w:val="24"/>
+              <w14:ligatures w14:val="none"/>
             </w:rPr>
           </w:pPr>
-          <w:hyperlink w:anchor="_Toc237902791" w:history="1">
+          <w:hyperlink w:anchor="_Toc238159531" w:history="1">
             <w:r>
               <w:rPr>
                 <w:rStyle w:val="Hyperlink"/>
@@ -4509,12 +4666,14 @@
             </w:r>
             <w:r>
               <w:rPr>
-                <w:rFonts w:ascii="Times New Roman" w:hAnsi="Times New Roman" w:cs="Times New Roman"/>
-                <w:b/>
-                <w:bCs/>
-                <w:noProof/>
-                <w:sz w:val="24"/>
-                <w:szCs w:val="24"/>
+                <w:rFonts w:ascii="Times New Roman" w:eastAsiaTheme="minorEastAsia" w:hAnsi="Times New Roman" w:cs="Times New Roman"/>
+                <w:b/>
+                <w:bCs/>
+                <w:noProof/>
+                <w:kern w:val="0"/>
+                <w:sz w:val="24"/>
+                <w:szCs w:val="24"/>
+                <w14:ligatures w14:val="none"/>
               </w:rPr>
               <w:tab/>
             </w:r>
@@ -4564,7 +4723,7 @@
                 <w:sz w:val="24"/>
                 <w:szCs w:val="24"/>
               </w:rPr>
-              <w:instrText xml:space="preserve"> PAGEREF _Toc237902791 \h </w:instrText>
+              <w:instrText xml:space="preserve"> PAGEREF _Toc238159531 \h </w:instrText>
             </w:r>
             <w:r>
               <w:rPr>
@@ -4599,7 +4758,7 @@
                 <w:sz w:val="24"/>
                 <w:szCs w:val="24"/>
               </w:rPr>
-              <w:t>20</w:t>
+              <w:t>21</w:t>
             </w:r>
             <w:r>
               <w:rPr>
@@ -4622,16 +4781,19 @@
               <w:tab w:val="left" w:pos="1320"/>
               <w:tab w:val="right" w:leader="dot" w:pos="9350"/>
             </w:tabs>
+            <w:spacing w:line="276" w:lineRule="auto"/>
             <w:rPr>
-              <w:rFonts w:ascii="Times New Roman" w:hAnsi="Times New Roman" w:cs="Times New Roman"/>
+              <w:rFonts w:ascii="Times New Roman" w:eastAsiaTheme="minorEastAsia" w:hAnsi="Times New Roman" w:cs="Times New Roman"/>
               <w:b/>
               <w:bCs/>
               <w:noProof/>
+              <w:kern w:val="0"/>
               <w:sz w:val="24"/>
               <w:szCs w:val="24"/>
+              <w14:ligatures w14:val="none"/>
             </w:rPr>
           </w:pPr>
-          <w:hyperlink w:anchor="_Toc237902792" w:history="1">
+          <w:hyperlink w:anchor="_Toc238159532" w:history="1">
             <w:r>
               <w:rPr>
                 <w:rStyle w:val="Hyperlink"/>
@@ -4646,12 +4808,14 @@
             </w:r>
             <w:r>
               <w:rPr>
-                <w:rFonts w:ascii="Times New Roman" w:hAnsi="Times New Roman" w:cs="Times New Roman"/>
-                <w:b/>
-                <w:bCs/>
-                <w:noProof/>
-                <w:sz w:val="24"/>
-                <w:szCs w:val="24"/>
+                <w:rFonts w:ascii="Times New Roman" w:eastAsiaTheme="minorEastAsia" w:hAnsi="Times New Roman" w:cs="Times New Roman"/>
+                <w:b/>
+                <w:bCs/>
+                <w:noProof/>
+                <w:kern w:val="0"/>
+                <w:sz w:val="24"/>
+                <w:szCs w:val="24"/>
+                <w14:ligatures w14:val="none"/>
               </w:rPr>
               <w:tab/>
             </w:r>
@@ -4701,7 +4865,7 @@
                 <w:sz w:val="24"/>
                 <w:szCs w:val="24"/>
               </w:rPr>
-              <w:instrText xml:space="preserve"> PAGEREF _Toc237902792 \h </w:instrText>
+              <w:instrText xml:space="preserve"> PAGEREF _Toc238159532 \h </w:instrText>
             </w:r>
             <w:r>
               <w:rPr>
@@ -4736,7 +4900,7 @@
                 <w:sz w:val="24"/>
                 <w:szCs w:val="24"/>
               </w:rPr>
-              <w:t>21</w:t>
+              <w:t>22</w:t>
             </w:r>
             <w:r>
               <w:rPr>
@@ -4759,16 +4923,19 @@
               <w:tab w:val="left" w:pos="1320"/>
               <w:tab w:val="right" w:leader="dot" w:pos="9350"/>
             </w:tabs>
+            <w:spacing w:line="276" w:lineRule="auto"/>
             <w:rPr>
-              <w:rFonts w:ascii="Times New Roman" w:hAnsi="Times New Roman" w:cs="Times New Roman"/>
+              <w:rFonts w:ascii="Times New Roman" w:eastAsiaTheme="minorEastAsia" w:hAnsi="Times New Roman" w:cs="Times New Roman"/>
               <w:b/>
               <w:bCs/>
               <w:noProof/>
+              <w:kern w:val="0"/>
               <w:sz w:val="24"/>
               <w:szCs w:val="24"/>
+              <w14:ligatures w14:val="none"/>
             </w:rPr>
           </w:pPr>
-          <w:hyperlink w:anchor="_Toc237902793" w:history="1">
+          <w:hyperlink w:anchor="_Toc238159533" w:history="1">
             <w:r>
               <w:rPr>
                 <w:rStyle w:val="Hyperlink"/>
@@ -4783,12 +4950,14 @@
             </w:r>
             <w:r>
               <w:rPr>
-                <w:rFonts w:ascii="Times New Roman" w:hAnsi="Times New Roman" w:cs="Times New Roman"/>
-                <w:b/>
-                <w:bCs/>
-                <w:noProof/>
-                <w:sz w:val="24"/>
-                <w:szCs w:val="24"/>
+                <w:rFonts w:ascii="Times New Roman" w:eastAsiaTheme="minorEastAsia" w:hAnsi="Times New Roman" w:cs="Times New Roman"/>
+                <w:b/>
+                <w:bCs/>
+                <w:noProof/>
+                <w:kern w:val="0"/>
+                <w:sz w:val="24"/>
+                <w:szCs w:val="24"/>
+                <w14:ligatures w14:val="none"/>
               </w:rPr>
               <w:tab/>
             </w:r>
@@ -4838,7 +5007,7 @@
                 <w:sz w:val="24"/>
                 <w:szCs w:val="24"/>
               </w:rPr>
-              <w:instrText xml:space="preserve"> PAGEREF _Toc237902793 \h </w:instrText>
+              <w:instrText xml:space="preserve"> PAGEREF _Toc238159533 \h </w:instrText>
             </w:r>
             <w:r>
               <w:rPr>
@@ -4873,7 +5042,7 @@
                 <w:sz w:val="24"/>
                 <w:szCs w:val="24"/>
               </w:rPr>
-              <w:t>22</w:t>
+              <w:t>23</w:t>
             </w:r>
             <w:r>
               <w:rPr>
@@ -4896,16 +5065,19 @@
               <w:tab w:val="left" w:pos="440"/>
               <w:tab w:val="right" w:leader="dot" w:pos="9350"/>
             </w:tabs>
+            <w:spacing w:line="276" w:lineRule="auto"/>
             <w:rPr>
-              <w:rFonts w:ascii="Times New Roman" w:hAnsi="Times New Roman" w:cs="Times New Roman"/>
+              <w:rFonts w:ascii="Times New Roman" w:eastAsiaTheme="minorEastAsia" w:hAnsi="Times New Roman" w:cs="Times New Roman"/>
               <w:b/>
               <w:bCs/>
               <w:noProof/>
+              <w:kern w:val="0"/>
               <w:sz w:val="24"/>
               <w:szCs w:val="24"/>
+              <w14:ligatures w14:val="none"/>
             </w:rPr>
           </w:pPr>
-          <w:hyperlink w:anchor="_Toc237902794" w:history="1">
+          <w:hyperlink w:anchor="_Toc238159534" w:history="1">
             <w:r>
               <w:rPr>
                 <w:rStyle w:val="Hyperlink"/>
@@ -4920,12 +5092,14 @@
             </w:r>
             <w:r>
               <w:rPr>
-                <w:rFonts w:ascii="Times New Roman" w:hAnsi="Times New Roman" w:cs="Times New Roman"/>
-                <w:b/>
-                <w:bCs/>
-                <w:noProof/>
-                <w:sz w:val="24"/>
-                <w:szCs w:val="24"/>
+                <w:rFonts w:ascii="Times New Roman" w:eastAsiaTheme="minorEastAsia" w:hAnsi="Times New Roman" w:cs="Times New Roman"/>
+                <w:b/>
+                <w:bCs/>
+                <w:noProof/>
+                <w:kern w:val="0"/>
+                <w:sz w:val="24"/>
+                <w:szCs w:val="24"/>
+                <w14:ligatures w14:val="none"/>
               </w:rPr>
               <w:tab/>
             </w:r>
@@ -4975,7 +5149,7 @@
                 <w:sz w:val="24"/>
                 <w:szCs w:val="24"/>
               </w:rPr>
-              <w:instrText xml:space="preserve"> PAGEREF _Toc237902794 \h </w:instrText>
+              <w:instrText xml:space="preserve"> PAGEREF _Toc238159534 \h </w:instrText>
             </w:r>
             <w:r>
               <w:rPr>
@@ -5010,7 +5184,7 @@
                 <w:sz w:val="24"/>
                 <w:szCs w:val="24"/>
               </w:rPr>
-              <w:t>23</w:t>
+              <w:t>24</w:t>
             </w:r>
             <w:r>
               <w:rPr>
@@ -5033,16 +5207,19 @@
               <w:tab w:val="left" w:pos="880"/>
               <w:tab w:val="right" w:leader="dot" w:pos="9350"/>
             </w:tabs>
+            <w:spacing w:line="276" w:lineRule="auto"/>
             <w:rPr>
-              <w:rFonts w:ascii="Times New Roman" w:hAnsi="Times New Roman" w:cs="Times New Roman"/>
+              <w:rFonts w:ascii="Times New Roman" w:eastAsiaTheme="minorEastAsia" w:hAnsi="Times New Roman" w:cs="Times New Roman"/>
               <w:b/>
               <w:bCs/>
               <w:noProof/>
+              <w:kern w:val="0"/>
               <w:sz w:val="24"/>
               <w:szCs w:val="24"/>
+              <w14:ligatures w14:val="none"/>
             </w:rPr>
           </w:pPr>
-          <w:hyperlink w:anchor="_Toc237902795" w:history="1">
+          <w:hyperlink w:anchor="_Toc238159535" w:history="1">
             <w:r>
               <w:rPr>
                 <w:rStyle w:val="Hyperlink"/>
@@ -5057,12 +5234,14 @@
             </w:r>
             <w:r>
               <w:rPr>
-                <w:rFonts w:ascii="Times New Roman" w:hAnsi="Times New Roman" w:cs="Times New Roman"/>
-                <w:b/>
-                <w:bCs/>
-                <w:noProof/>
-                <w:sz w:val="24"/>
-                <w:szCs w:val="24"/>
+                <w:rFonts w:ascii="Times New Roman" w:eastAsiaTheme="minorEastAsia" w:hAnsi="Times New Roman" w:cs="Times New Roman"/>
+                <w:b/>
+                <w:bCs/>
+                <w:noProof/>
+                <w:kern w:val="0"/>
+                <w:sz w:val="24"/>
+                <w:szCs w:val="24"/>
+                <w14:ligatures w14:val="none"/>
               </w:rPr>
               <w:tab/>
             </w:r>
@@ -5112,7 +5291,7 @@
                 <w:sz w:val="24"/>
                 <w:szCs w:val="24"/>
               </w:rPr>
-              <w:instrText xml:space="preserve"> PAGEREF _Toc237902795 \h </w:instrText>
+              <w:instrText xml:space="preserve"> PAGEREF _Toc238159535 \h </w:instrText>
             </w:r>
             <w:r>
               <w:rPr>
@@ -5147,7 +5326,7 @@
                 <w:sz w:val="24"/>
                 <w:szCs w:val="24"/>
               </w:rPr>
-              <w:t>23</w:t>
+              <w:t>24</w:t>
             </w:r>
             <w:r>
               <w:rPr>
@@ -5170,16 +5349,19 @@
               <w:tab w:val="left" w:pos="880"/>
               <w:tab w:val="right" w:leader="dot" w:pos="9350"/>
             </w:tabs>
+            <w:spacing w:line="276" w:lineRule="auto"/>
             <w:rPr>
-              <w:rFonts w:ascii="Times New Roman" w:hAnsi="Times New Roman" w:cs="Times New Roman"/>
+              <w:rFonts w:ascii="Times New Roman" w:eastAsiaTheme="minorEastAsia" w:hAnsi="Times New Roman" w:cs="Times New Roman"/>
               <w:b/>
               <w:bCs/>
               <w:noProof/>
+              <w:kern w:val="0"/>
               <w:sz w:val="24"/>
               <w:szCs w:val="24"/>
+              <w14:ligatures w14:val="none"/>
             </w:rPr>
           </w:pPr>
-          <w:hyperlink w:anchor="_Toc237902796" w:history="1">
+          <w:hyperlink w:anchor="_Toc238159536" w:history="1">
             <w:r>
               <w:rPr>
                 <w:rStyle w:val="Hyperlink"/>
@@ -5194,12 +5376,14 @@
             </w:r>
             <w:r>
               <w:rPr>
-                <w:rFonts w:ascii="Times New Roman" w:hAnsi="Times New Roman" w:cs="Times New Roman"/>
-                <w:b/>
-                <w:bCs/>
-                <w:noProof/>
-                <w:sz w:val="24"/>
-                <w:szCs w:val="24"/>
+                <w:rFonts w:ascii="Times New Roman" w:eastAsiaTheme="minorEastAsia" w:hAnsi="Times New Roman" w:cs="Times New Roman"/>
+                <w:b/>
+                <w:bCs/>
+                <w:noProof/>
+                <w:kern w:val="0"/>
+                <w:sz w:val="24"/>
+                <w:szCs w:val="24"/>
+                <w14:ligatures w14:val="none"/>
               </w:rPr>
               <w:tab/>
             </w:r>
@@ -5249,7 +5433,7 @@
                 <w:sz w:val="24"/>
                 <w:szCs w:val="24"/>
               </w:rPr>
-              <w:instrText xml:space="preserve"> PAGEREF _Toc237902796 \h </w:instrText>
+              <w:instrText xml:space="preserve"> PAGEREF _Toc238159536 \h </w:instrText>
             </w:r>
             <w:r>
               <w:rPr>
@@ -5307,16 +5491,19 @@
               <w:tab w:val="left" w:pos="880"/>
               <w:tab w:val="right" w:leader="dot" w:pos="9350"/>
             </w:tabs>
+            <w:spacing w:line="276" w:lineRule="auto"/>
             <w:rPr>
-              <w:rFonts w:ascii="Times New Roman" w:hAnsi="Times New Roman" w:cs="Times New Roman"/>
+              <w:rFonts w:ascii="Times New Roman" w:eastAsiaTheme="minorEastAsia" w:hAnsi="Times New Roman" w:cs="Times New Roman"/>
               <w:b/>
               <w:bCs/>
               <w:noProof/>
+              <w:kern w:val="0"/>
               <w:sz w:val="24"/>
               <w:szCs w:val="24"/>
+              <w14:ligatures w14:val="none"/>
             </w:rPr>
           </w:pPr>
-          <w:hyperlink w:anchor="_Toc237902797" w:history="1">
+          <w:hyperlink w:anchor="_Toc238159537" w:history="1">
             <w:r>
               <w:rPr>
                 <w:rStyle w:val="Hyperlink"/>
@@ -5331,12 +5518,14 @@
             </w:r>
             <w:r>
               <w:rPr>
-                <w:rFonts w:ascii="Times New Roman" w:hAnsi="Times New Roman" w:cs="Times New Roman"/>
-                <w:b/>
-                <w:bCs/>
-                <w:noProof/>
-                <w:sz w:val="24"/>
-                <w:szCs w:val="24"/>
+                <w:rFonts w:ascii="Times New Roman" w:eastAsiaTheme="minorEastAsia" w:hAnsi="Times New Roman" w:cs="Times New Roman"/>
+                <w:b/>
+                <w:bCs/>
+                <w:noProof/>
+                <w:kern w:val="0"/>
+                <w:sz w:val="24"/>
+                <w:szCs w:val="24"/>
+                <w14:ligatures w14:val="none"/>
               </w:rPr>
               <w:tab/>
             </w:r>
@@ -5386,7 +5575,7 @@
                 <w:sz w:val="24"/>
                 <w:szCs w:val="24"/>
               </w:rPr>
-              <w:instrText xml:space="preserve"> PAGEREF _Toc237902797 \h </w:instrText>
+              <w:instrText xml:space="preserve"> PAGEREF _Toc238159537 \h </w:instrText>
             </w:r>
             <w:r>
               <w:rPr>
@@ -5444,16 +5633,19 @@
               <w:tab w:val="left" w:pos="880"/>
               <w:tab w:val="right" w:leader="dot" w:pos="9350"/>
             </w:tabs>
+            <w:spacing w:line="276" w:lineRule="auto"/>
             <w:rPr>
-              <w:rFonts w:ascii="Times New Roman" w:hAnsi="Times New Roman" w:cs="Times New Roman"/>
+              <w:rFonts w:ascii="Times New Roman" w:eastAsiaTheme="minorEastAsia" w:hAnsi="Times New Roman" w:cs="Times New Roman"/>
               <w:b/>
               <w:bCs/>
               <w:noProof/>
+              <w:kern w:val="0"/>
               <w:sz w:val="24"/>
               <w:szCs w:val="24"/>
+              <w14:ligatures w14:val="none"/>
             </w:rPr>
           </w:pPr>
-          <w:hyperlink w:anchor="_Toc237902798" w:history="1">
+          <w:hyperlink w:anchor="_Toc238159538" w:history="1">
             <w:r>
               <w:rPr>
                 <w:rStyle w:val="Hyperlink"/>
@@ -5468,12 +5660,14 @@
             </w:r>
             <w:r>
               <w:rPr>
-                <w:rFonts w:ascii="Times New Roman" w:hAnsi="Times New Roman" w:cs="Times New Roman"/>
-                <w:b/>
-                <w:bCs/>
-                <w:noProof/>
-                <w:sz w:val="24"/>
-                <w:szCs w:val="24"/>
+                <w:rFonts w:ascii="Times New Roman" w:eastAsiaTheme="minorEastAsia" w:hAnsi="Times New Roman" w:cs="Times New Roman"/>
+                <w:b/>
+                <w:bCs/>
+                <w:noProof/>
+                <w:kern w:val="0"/>
+                <w:sz w:val="24"/>
+                <w:szCs w:val="24"/>
+                <w14:ligatures w14:val="none"/>
               </w:rPr>
               <w:tab/>
             </w:r>
@@ -5523,7 +5717,7 @@
                 <w:sz w:val="24"/>
                 <w:szCs w:val="24"/>
               </w:rPr>
-              <w:instrText xml:space="preserve"> PAGEREF _Toc237902798 \h </w:instrText>
+              <w:instrText xml:space="preserve"> PAGEREF _Toc238159538 \h </w:instrText>
             </w:r>
             <w:r>
               <w:rPr>
@@ -5581,16 +5775,19 @@
               <w:tab w:val="left" w:pos="880"/>
               <w:tab w:val="right" w:leader="dot" w:pos="9350"/>
             </w:tabs>
+            <w:spacing w:line="276" w:lineRule="auto"/>
             <w:rPr>
-              <w:rFonts w:ascii="Times New Roman" w:hAnsi="Times New Roman" w:cs="Times New Roman"/>
+              <w:rFonts w:ascii="Times New Roman" w:eastAsiaTheme="minorEastAsia" w:hAnsi="Times New Roman" w:cs="Times New Roman"/>
               <w:b/>
               <w:bCs/>
               <w:noProof/>
+              <w:kern w:val="0"/>
               <w:sz w:val="24"/>
               <w:szCs w:val="24"/>
+              <w14:ligatures w14:val="none"/>
             </w:rPr>
           </w:pPr>
-          <w:hyperlink w:anchor="_Toc237902799" w:history="1">
+          <w:hyperlink w:anchor="_Toc238159539" w:history="1">
             <w:r>
               <w:rPr>
                 <w:rStyle w:val="Hyperlink"/>
@@ -5605,12 +5802,14 @@
             </w:r>
             <w:r>
               <w:rPr>
-                <w:rFonts w:ascii="Times New Roman" w:hAnsi="Times New Roman" w:cs="Times New Roman"/>
-                <w:b/>
-                <w:bCs/>
-                <w:noProof/>
-                <w:sz w:val="24"/>
-                <w:szCs w:val="24"/>
+                <w:rFonts w:ascii="Times New Roman" w:eastAsiaTheme="minorEastAsia" w:hAnsi="Times New Roman" w:cs="Times New Roman"/>
+                <w:b/>
+                <w:bCs/>
+                <w:noProof/>
+                <w:kern w:val="0"/>
+                <w:sz w:val="24"/>
+                <w:szCs w:val="24"/>
+                <w14:ligatures w14:val="none"/>
               </w:rPr>
               <w:tab/>
             </w:r>
@@ -5660,7 +5859,7 @@
                 <w:sz w:val="24"/>
                 <w:szCs w:val="24"/>
               </w:rPr>
-              <w:instrText xml:space="preserve"> PAGEREF _Toc237902799 \h </w:instrText>
+              <w:instrText xml:space="preserve"> PAGEREF _Toc238159539 \h </w:instrText>
             </w:r>
             <w:r>
               <w:rPr>
@@ -5718,16 +5917,19 @@
               <w:tab w:val="left" w:pos="880"/>
               <w:tab w:val="right" w:leader="dot" w:pos="9350"/>
             </w:tabs>
+            <w:spacing w:line="276" w:lineRule="auto"/>
             <w:rPr>
-              <w:rFonts w:ascii="Times New Roman" w:hAnsi="Times New Roman" w:cs="Times New Roman"/>
+              <w:rFonts w:ascii="Times New Roman" w:eastAsiaTheme="minorEastAsia" w:hAnsi="Times New Roman" w:cs="Times New Roman"/>
               <w:b/>
               <w:bCs/>
               <w:noProof/>
+              <w:kern w:val="0"/>
               <w:sz w:val="24"/>
               <w:szCs w:val="24"/>
+              <w14:ligatures w14:val="none"/>
             </w:rPr>
           </w:pPr>
-          <w:hyperlink w:anchor="_Toc237902800" w:history="1">
+          <w:hyperlink w:anchor="_Toc238159540" w:history="1">
             <w:r>
               <w:rPr>
                 <w:rStyle w:val="Hyperlink"/>
@@ -5742,12 +5944,14 @@
             </w:r>
             <w:r>
               <w:rPr>
-                <w:rFonts w:ascii="Times New Roman" w:hAnsi="Times New Roman" w:cs="Times New Roman"/>
-                <w:b/>
-                <w:bCs/>
-                <w:noProof/>
-                <w:sz w:val="24"/>
-                <w:szCs w:val="24"/>
+                <w:rFonts w:ascii="Times New Roman" w:eastAsiaTheme="minorEastAsia" w:hAnsi="Times New Roman" w:cs="Times New Roman"/>
+                <w:b/>
+                <w:bCs/>
+                <w:noProof/>
+                <w:kern w:val="0"/>
+                <w:sz w:val="24"/>
+                <w:szCs w:val="24"/>
+                <w14:ligatures w14:val="none"/>
               </w:rPr>
               <w:tab/>
             </w:r>
@@ -5797,7 +6001,7 @@
                 <w:sz w:val="24"/>
                 <w:szCs w:val="24"/>
               </w:rPr>
-              <w:instrText xml:space="preserve"> PAGEREF _Toc237902800 \h </w:instrText>
+              <w:instrText xml:space="preserve"> PAGEREF _Toc238159540 \h </w:instrText>
             </w:r>
             <w:r>
               <w:rPr>
@@ -5855,16 +6059,19 @@
               <w:tab w:val="left" w:pos="880"/>
               <w:tab w:val="right" w:leader="dot" w:pos="9350"/>
             </w:tabs>
+            <w:spacing w:line="276" w:lineRule="auto"/>
             <w:rPr>
-              <w:rFonts w:ascii="Times New Roman" w:hAnsi="Times New Roman" w:cs="Times New Roman"/>
+              <w:rFonts w:ascii="Times New Roman" w:eastAsiaTheme="minorEastAsia" w:hAnsi="Times New Roman" w:cs="Times New Roman"/>
               <w:b/>
               <w:bCs/>
               <w:noProof/>
+              <w:kern w:val="0"/>
               <w:sz w:val="24"/>
               <w:szCs w:val="24"/>
+              <w14:ligatures w14:val="none"/>
             </w:rPr>
           </w:pPr>
-          <w:hyperlink w:anchor="_Toc237902801" w:history="1">
+          <w:hyperlink w:anchor="_Toc238159541" w:history="1">
             <w:r>
               <w:rPr>
                 <w:rStyle w:val="Hyperlink"/>
@@ -5879,12 +6086,14 @@
             </w:r>
             <w:r>
               <w:rPr>
-                <w:rFonts w:ascii="Times New Roman" w:hAnsi="Times New Roman" w:cs="Times New Roman"/>
-                <w:b/>
-                <w:bCs/>
-                <w:noProof/>
-                <w:sz w:val="24"/>
-                <w:szCs w:val="24"/>
+                <w:rFonts w:ascii="Times New Roman" w:eastAsiaTheme="minorEastAsia" w:hAnsi="Times New Roman" w:cs="Times New Roman"/>
+                <w:b/>
+                <w:bCs/>
+                <w:noProof/>
+                <w:kern w:val="0"/>
+                <w:sz w:val="24"/>
+                <w:szCs w:val="24"/>
+                <w14:ligatures w14:val="none"/>
               </w:rPr>
               <w:tab/>
             </w:r>
@@ -5934,7 +6143,7 @@
                 <w:sz w:val="24"/>
                 <w:szCs w:val="24"/>
               </w:rPr>
-              <w:instrText xml:space="preserve"> PAGEREF _Toc237902801 \h </w:instrText>
+              <w:instrText xml:space="preserve"> PAGEREF _Toc238159541 \h </w:instrText>
             </w:r>
             <w:r>
               <w:rPr>
@@ -5992,16 +6201,19 @@
               <w:tab w:val="left" w:pos="440"/>
               <w:tab w:val="right" w:leader="dot" w:pos="9350"/>
             </w:tabs>
+            <w:spacing w:line="276" w:lineRule="auto"/>
             <w:rPr>
-              <w:rFonts w:ascii="Times New Roman" w:hAnsi="Times New Roman" w:cs="Times New Roman"/>
+              <w:rFonts w:ascii="Times New Roman" w:eastAsiaTheme="minorEastAsia" w:hAnsi="Times New Roman" w:cs="Times New Roman"/>
               <w:b/>
               <w:bCs/>
               <w:noProof/>
+              <w:kern w:val="0"/>
               <w:sz w:val="24"/>
               <w:szCs w:val="24"/>
+              <w14:ligatures w14:val="none"/>
             </w:rPr>
           </w:pPr>
-          <w:hyperlink w:anchor="_Toc237902802" w:history="1">
+          <w:hyperlink w:anchor="_Toc238159542" w:history="1">
             <w:r>
               <w:rPr>
                 <w:rStyle w:val="Hyperlink"/>
@@ -6016,12 +6228,14 @@
             </w:r>
             <w:r>
               <w:rPr>
-                <w:rFonts w:ascii="Times New Roman" w:hAnsi="Times New Roman" w:cs="Times New Roman"/>
-                <w:b/>
-                <w:bCs/>
-                <w:noProof/>
-                <w:sz w:val="24"/>
-                <w:szCs w:val="24"/>
+                <w:rFonts w:ascii="Times New Roman" w:eastAsiaTheme="minorEastAsia" w:hAnsi="Times New Roman" w:cs="Times New Roman"/>
+                <w:b/>
+                <w:bCs/>
+                <w:noProof/>
+                <w:kern w:val="0"/>
+                <w:sz w:val="24"/>
+                <w:szCs w:val="24"/>
+                <w14:ligatures w14:val="none"/>
               </w:rPr>
               <w:tab/>
             </w:r>
@@ -6071,7 +6285,7 @@
                 <w:sz w:val="24"/>
                 <w:szCs w:val="24"/>
               </w:rPr>
-              <w:instrText xml:space="preserve"> PAGEREF _Toc237902802 \h </w:instrText>
+              <w:instrText xml:space="preserve"> PAGEREF _Toc238159542 \h </w:instrText>
             </w:r>
             <w:r>
               <w:rPr>
@@ -6129,16 +6343,19 @@
               <w:tab w:val="left" w:pos="440"/>
               <w:tab w:val="right" w:leader="dot" w:pos="9350"/>
             </w:tabs>
+            <w:spacing w:line="276" w:lineRule="auto"/>
             <w:rPr>
-              <w:rFonts w:ascii="Times New Roman" w:hAnsi="Times New Roman" w:cs="Times New Roman"/>
+              <w:rFonts w:ascii="Times New Roman" w:eastAsiaTheme="minorEastAsia" w:hAnsi="Times New Roman" w:cs="Times New Roman"/>
               <w:b/>
               <w:bCs/>
               <w:noProof/>
+              <w:kern w:val="0"/>
               <w:sz w:val="24"/>
               <w:szCs w:val="24"/>
+              <w14:ligatures w14:val="none"/>
             </w:rPr>
           </w:pPr>
-          <w:hyperlink w:anchor="_Toc237902803" w:history="1">
+          <w:hyperlink w:anchor="_Toc238159543" w:history="1">
             <w:r>
               <w:rPr>
                 <w:rStyle w:val="Hyperlink"/>
@@ -6153,12 +6370,14 @@
             </w:r>
             <w:r>
               <w:rPr>
-                <w:rFonts w:ascii="Times New Roman" w:hAnsi="Times New Roman" w:cs="Times New Roman"/>
-                <w:b/>
-                <w:bCs/>
-                <w:noProof/>
-                <w:sz w:val="24"/>
-                <w:szCs w:val="24"/>
+                <w:rFonts w:ascii="Times New Roman" w:eastAsiaTheme="minorEastAsia" w:hAnsi="Times New Roman" w:cs="Times New Roman"/>
+                <w:b/>
+                <w:bCs/>
+                <w:noProof/>
+                <w:kern w:val="0"/>
+                <w:sz w:val="24"/>
+                <w:szCs w:val="24"/>
+                <w14:ligatures w14:val="none"/>
               </w:rPr>
               <w:tab/>
             </w:r>
@@ -6208,7 +6427,7 @@
                 <w:sz w:val="24"/>
                 <w:szCs w:val="24"/>
               </w:rPr>
-              <w:instrText xml:space="preserve"> PAGEREF _Toc237902803 \h </w:instrText>
+              <w:instrText xml:space="preserve"> PAGEREF _Toc238159543 \h </w:instrText>
             </w:r>
             <w:r>
               <w:rPr>
@@ -6266,16 +6485,19 @@
               <w:tab w:val="left" w:pos="440"/>
               <w:tab w:val="right" w:leader="dot" w:pos="9350"/>
             </w:tabs>
+            <w:spacing w:line="276" w:lineRule="auto"/>
             <w:rPr>
-              <w:rFonts w:ascii="Times New Roman" w:hAnsi="Times New Roman" w:cs="Times New Roman"/>
+              <w:rFonts w:ascii="Times New Roman" w:eastAsiaTheme="minorEastAsia" w:hAnsi="Times New Roman" w:cs="Times New Roman"/>
               <w:b/>
               <w:bCs/>
               <w:noProof/>
+              <w:kern w:val="0"/>
               <w:sz w:val="24"/>
               <w:szCs w:val="24"/>
+              <w14:ligatures w14:val="none"/>
             </w:rPr>
           </w:pPr>
-          <w:hyperlink w:anchor="_Toc237902804" w:history="1">
+          <w:hyperlink w:anchor="_Toc238159544" w:history="1">
             <w:r>
               <w:rPr>
                 <w:rStyle w:val="Hyperlink"/>
@@ -6290,12 +6512,14 @@
             </w:r>
             <w:r>
               <w:rPr>
-                <w:rFonts w:ascii="Times New Roman" w:hAnsi="Times New Roman" w:cs="Times New Roman"/>
-                <w:b/>
-                <w:bCs/>
-                <w:noProof/>
-                <w:sz w:val="24"/>
-                <w:szCs w:val="24"/>
+                <w:rFonts w:ascii="Times New Roman" w:eastAsiaTheme="minorEastAsia" w:hAnsi="Times New Roman" w:cs="Times New Roman"/>
+                <w:b/>
+                <w:bCs/>
+                <w:noProof/>
+                <w:kern w:val="0"/>
+                <w:sz w:val="24"/>
+                <w:szCs w:val="24"/>
+                <w14:ligatures w14:val="none"/>
               </w:rPr>
               <w:tab/>
             </w:r>
@@ -6345,7 +6569,7 @@
                 <w:sz w:val="24"/>
                 <w:szCs w:val="24"/>
               </w:rPr>
-              <w:instrText xml:space="preserve"> PAGEREF _Toc237902804 \h </w:instrText>
+              <w:instrText xml:space="preserve"> PAGEREF _Toc238159544 \h </w:instrText>
             </w:r>
             <w:r>
               <w:rPr>
@@ -6403,16 +6627,19 @@
               <w:tab w:val="left" w:pos="880"/>
               <w:tab w:val="right" w:leader="dot" w:pos="9350"/>
             </w:tabs>
+            <w:spacing w:line="276" w:lineRule="auto"/>
             <w:rPr>
-              <w:rFonts w:ascii="Times New Roman" w:hAnsi="Times New Roman" w:cs="Times New Roman"/>
+              <w:rFonts w:ascii="Times New Roman" w:eastAsiaTheme="minorEastAsia" w:hAnsi="Times New Roman" w:cs="Times New Roman"/>
               <w:b/>
               <w:bCs/>
               <w:noProof/>
+              <w:kern w:val="0"/>
               <w:sz w:val="24"/>
               <w:szCs w:val="24"/>
+              <w14:ligatures w14:val="none"/>
             </w:rPr>
           </w:pPr>
-          <w:hyperlink w:anchor="_Toc237902805" w:history="1">
+          <w:hyperlink w:anchor="_Toc238159545" w:history="1">
             <w:r>
               <w:rPr>
                 <w:rStyle w:val="Hyperlink"/>
@@ -6427,12 +6654,14 @@
             </w:r>
             <w:r>
               <w:rPr>
-                <w:rFonts w:ascii="Times New Roman" w:hAnsi="Times New Roman" w:cs="Times New Roman"/>
-                <w:b/>
-                <w:bCs/>
-                <w:noProof/>
-                <w:sz w:val="24"/>
-                <w:szCs w:val="24"/>
+                <w:rFonts w:ascii="Times New Roman" w:eastAsiaTheme="minorEastAsia" w:hAnsi="Times New Roman" w:cs="Times New Roman"/>
+                <w:b/>
+                <w:bCs/>
+                <w:noProof/>
+                <w:kern w:val="0"/>
+                <w:sz w:val="24"/>
+                <w:szCs w:val="24"/>
+                <w14:ligatures w14:val="none"/>
               </w:rPr>
               <w:tab/>
             </w:r>
@@ -6482,7 +6711,7 @@
                 <w:sz w:val="24"/>
                 <w:szCs w:val="24"/>
               </w:rPr>
-              <w:instrText xml:space="preserve"> PAGEREF _Toc237902805 \h </w:instrText>
+              <w:instrText xml:space="preserve"> PAGEREF _Toc238159545 \h </w:instrText>
             </w:r>
             <w:r>
               <w:rPr>
@@ -6540,16 +6769,19 @@
               <w:tab w:val="left" w:pos="1320"/>
               <w:tab w:val="right" w:leader="dot" w:pos="9350"/>
             </w:tabs>
+            <w:spacing w:line="276" w:lineRule="auto"/>
             <w:rPr>
-              <w:rFonts w:ascii="Times New Roman" w:hAnsi="Times New Roman" w:cs="Times New Roman"/>
+              <w:rFonts w:ascii="Times New Roman" w:eastAsiaTheme="minorEastAsia" w:hAnsi="Times New Roman" w:cs="Times New Roman"/>
               <w:b/>
               <w:bCs/>
               <w:noProof/>
+              <w:kern w:val="0"/>
               <w:sz w:val="24"/>
               <w:szCs w:val="24"/>
+              <w14:ligatures w14:val="none"/>
             </w:rPr>
           </w:pPr>
-          <w:hyperlink w:anchor="_Toc237902806" w:history="1">
+          <w:hyperlink w:anchor="_Toc238159546" w:history="1">
             <w:r>
               <w:rPr>
                 <w:rStyle w:val="Hyperlink"/>
@@ -6564,12 +6796,14 @@
             </w:r>
             <w:r>
               <w:rPr>
-                <w:rFonts w:ascii="Times New Roman" w:hAnsi="Times New Roman" w:cs="Times New Roman"/>
-                <w:b/>
-                <w:bCs/>
-                <w:noProof/>
-                <w:sz w:val="24"/>
-                <w:szCs w:val="24"/>
+                <w:rFonts w:ascii="Times New Roman" w:eastAsiaTheme="minorEastAsia" w:hAnsi="Times New Roman" w:cs="Times New Roman"/>
+                <w:b/>
+                <w:bCs/>
+                <w:noProof/>
+                <w:kern w:val="0"/>
+                <w:sz w:val="24"/>
+                <w:szCs w:val="24"/>
+                <w14:ligatures w14:val="none"/>
               </w:rPr>
               <w:tab/>
             </w:r>
@@ -6619,7 +6853,7 @@
                 <w:sz w:val="24"/>
                 <w:szCs w:val="24"/>
               </w:rPr>
-              <w:instrText xml:space="preserve"> PAGEREF _Toc237902806 \h </w:instrText>
+              <w:instrText xml:space="preserve"> PAGEREF _Toc238159546 \h </w:instrText>
             </w:r>
             <w:r>
               <w:rPr>
@@ -6677,16 +6911,19 @@
               <w:tab w:val="left" w:pos="1320"/>
               <w:tab w:val="right" w:leader="dot" w:pos="9350"/>
             </w:tabs>
+            <w:spacing w:line="276" w:lineRule="auto"/>
             <w:rPr>
-              <w:rFonts w:ascii="Times New Roman" w:hAnsi="Times New Roman" w:cs="Times New Roman"/>
+              <w:rFonts w:ascii="Times New Roman" w:eastAsiaTheme="minorEastAsia" w:hAnsi="Times New Roman" w:cs="Times New Roman"/>
               <w:b/>
               <w:bCs/>
               <w:noProof/>
+              <w:kern w:val="0"/>
               <w:sz w:val="24"/>
               <w:szCs w:val="24"/>
+              <w14:ligatures w14:val="none"/>
             </w:rPr>
           </w:pPr>
-          <w:hyperlink w:anchor="_Toc237902807" w:history="1">
+          <w:hyperlink w:anchor="_Toc238159547" w:history="1">
             <w:r>
               <w:rPr>
                 <w:rStyle w:val="Hyperlink"/>
@@ -6701,12 +6938,14 @@
             </w:r>
             <w:r>
               <w:rPr>
-                <w:rFonts w:ascii="Times New Roman" w:hAnsi="Times New Roman" w:cs="Times New Roman"/>
-                <w:b/>
-                <w:bCs/>
-                <w:noProof/>
-                <w:sz w:val="24"/>
-                <w:szCs w:val="24"/>
+                <w:rFonts w:ascii="Times New Roman" w:eastAsiaTheme="minorEastAsia" w:hAnsi="Times New Roman" w:cs="Times New Roman"/>
+                <w:b/>
+                <w:bCs/>
+                <w:noProof/>
+                <w:kern w:val="0"/>
+                <w:sz w:val="24"/>
+                <w:szCs w:val="24"/>
+                <w14:ligatures w14:val="none"/>
               </w:rPr>
               <w:tab/>
             </w:r>
@@ -6720,7 +6959,7 @@
                 <w:sz w:val="24"/>
                 <w:szCs w:val="24"/>
               </w:rPr>
-              <w:t>Member 2: AHMED UWAIS IBRAHIM</w:t>
+              <w:t>Member 2: AHMED UWAIS IBRAHIM RASHEED</w:t>
             </w:r>
             <w:r>
               <w:rPr>
@@ -6756,7 +6995,7 @@
                 <w:sz w:val="24"/>
                 <w:szCs w:val="24"/>
               </w:rPr>
-              <w:instrText xml:space="preserve"> PAGEREF _Toc237902807 \h </w:instrText>
+              <w:instrText xml:space="preserve"> PAGEREF _Toc238159547 \h </w:instrText>
             </w:r>
             <w:r>
               <w:rPr>
@@ -6814,16 +7053,17 @@
               <w:tab w:val="left" w:pos="880"/>
               <w:tab w:val="right" w:leader="dot" w:pos="9350"/>
             </w:tabs>
+            <w:spacing w:line="276" w:lineRule="auto"/>
             <w:rPr>
-              <w:rFonts w:ascii="Times New Roman" w:hAnsi="Times New Roman" w:cs="Times New Roman"/>
+              <w:rFonts w:eastAsiaTheme="minorEastAsia"/>
               <w:b/>
               <w:bCs/>
               <w:noProof/>
-              <w:sz w:val="24"/>
-              <w:szCs w:val="24"/>
+              <w:kern w:val="0"/>
+              <w14:ligatures w14:val="none"/>
             </w:rPr>
           </w:pPr>
-          <w:hyperlink w:anchor="_Toc237902808" w:history="1">
+          <w:hyperlink w:anchor="_Toc238159548" w:history="1">
             <w:r>
               <w:rPr>
                 <w:rStyle w:val="Hyperlink"/>
@@ -6838,12 +7078,14 @@
             </w:r>
             <w:r>
               <w:rPr>
-                <w:rFonts w:ascii="Times New Roman" w:hAnsi="Times New Roman" w:cs="Times New Roman"/>
-                <w:b/>
-                <w:bCs/>
-                <w:noProof/>
-                <w:sz w:val="24"/>
-                <w:szCs w:val="24"/>
+                <w:rFonts w:ascii="Times New Roman" w:eastAsiaTheme="minorEastAsia" w:hAnsi="Times New Roman" w:cs="Times New Roman"/>
+                <w:b/>
+                <w:bCs/>
+                <w:noProof/>
+                <w:kern w:val="0"/>
+                <w:sz w:val="24"/>
+                <w:szCs w:val="24"/>
+                <w14:ligatures w14:val="none"/>
               </w:rPr>
               <w:tab/>
             </w:r>
@@ -6857,7 +7099,7 @@
                 <w:sz w:val="24"/>
                 <w:szCs w:val="24"/>
               </w:rPr>
-              <w:t>Source Code</w:t>
+              <w:t>Source Code and Flowchart Link</w:t>
             </w:r>
             <w:r>
               <w:rPr>
@@ -6893,7 +7135,7 @@
                 <w:sz w:val="24"/>
                 <w:szCs w:val="24"/>
               </w:rPr>
-              <w:instrText xml:space="preserve"> PAGEREF _Toc237902808 \h </w:instrText>
+              <w:instrText xml:space="preserve"> PAGEREF _Toc238159548 \h </w:instrText>
             </w:r>
             <w:r>
               <w:rPr>
@@ -6928,7 +7170,7 @@
                 <w:sz w:val="24"/>
                 <w:szCs w:val="24"/>
               </w:rPr>
-              <w:t>42</w:t>
+              <w:t>43</w:t>
             </w:r>
             <w:r>
               <w:rPr>
@@ -6945,6 +7187,9 @@
           </w:hyperlink>
         </w:p>
         <w:p>
+          <w:pPr>
+            <w:spacing w:line="276" w:lineRule="auto"/>
+          </w:pPr>
           <w:r>
             <w:rPr>
               <w:rFonts w:ascii="Times New Roman" w:hAnsi="Times New Roman" w:cs="Times New Roman"/>
@@ -7486,7 +7731,7 @@
           <w:sz w:val="24"/>
           <w:szCs w:val="24"/>
         </w:rPr>
-        <w:t>3</w:t>
+        <w:t>1</w:t>
       </w:r>
       <w:r>
         <w:rPr>
@@ -7552,7 +7797,7 @@
           <w:color w:val="auto"/>
         </w:rPr>
       </w:pPr>
-      <w:bookmarkStart w:id="0" w:name="_Toc237902765"/>
+      <w:bookmarkStart w:id="0" w:name="_Toc238159505"/>
       <w:r>
         <w:rPr>
           <w:rFonts w:ascii="Times New Roman" w:hAnsi="Times New Roman" w:cs="Times New Roman"/>
@@ -7605,7 +7850,7 @@
           <w:szCs w:val="28"/>
         </w:rPr>
       </w:pPr>
-      <w:bookmarkStart w:id="1" w:name="_Toc237902766"/>
+      <w:bookmarkStart w:id="1" w:name="_Toc238159506"/>
       <w:r>
         <w:rPr>
           <w:rFonts w:ascii="Times New Roman" w:hAnsi="Times New Roman" w:cs="Times New Roman"/>
@@ -7743,7 +7988,7 @@
           <w:szCs w:val="28"/>
         </w:rPr>
       </w:pPr>
-      <w:bookmarkStart w:id="2" w:name="_Toc237902767"/>
+      <w:bookmarkStart w:id="2" w:name="_Toc238159507"/>
       <w:r>
         <w:rPr>
           <w:rFonts w:ascii="Times New Roman" w:hAnsi="Times New Roman" w:cs="Times New Roman"/>
@@ -7898,7 +8143,7 @@
           <w:color w:val="auto"/>
         </w:rPr>
       </w:pPr>
-      <w:bookmarkStart w:id="3" w:name="_Toc237902768"/>
+      <w:bookmarkStart w:id="3" w:name="_Toc238159508"/>
       <w:r>
         <w:rPr>
           <w:rFonts w:ascii="Times New Roman" w:hAnsi="Times New Roman" w:cs="Times New Roman"/>
@@ -7951,7 +8196,7 @@
           <w:szCs w:val="28"/>
         </w:rPr>
       </w:pPr>
-      <w:bookmarkStart w:id="4" w:name="_Toc237902769"/>
+      <w:bookmarkStart w:id="4" w:name="_Toc238159509"/>
       <w:r>
         <w:rPr>
           <w:rFonts w:ascii="Times New Roman" w:hAnsi="Times New Roman" w:cs="Times New Roman"/>
@@ -8658,7 +8903,6 @@
         <w:t xml:space="preserve">Checkpoints were added because restarting from Week 1 after every loss would make the later part of the game frustrating. Before an important period, </w:t>
       </w:r>
       <w:proofErr w:type="spellStart"/>
-      <w:proofErr w:type="gramStart"/>
       <w:r>
         <w:rPr>
           <w:rFonts w:ascii="Cascadia Code" w:hAnsi="Cascadia Code"/>
@@ -8672,15 +8916,7 @@
           <w:rFonts w:ascii="Cascadia Code" w:hAnsi="Cascadia Code"/>
           <w:color w:val="000000"/>
         </w:rPr>
-        <w:t>(</w:t>
-      </w:r>
-      <w:proofErr w:type="gramEnd"/>
-      <w:r>
-        <w:rPr>
-          <w:rFonts w:ascii="Cascadia Code" w:hAnsi="Cascadia Code"/>
-          <w:color w:val="000000"/>
-        </w:rPr>
-        <w:t>)</w:t>
+        <w:t>()</w:t>
       </w:r>
       <w:r>
         <w:rPr>
@@ -8763,7 +8999,7 @@
           <w:szCs w:val="28"/>
         </w:rPr>
       </w:pPr>
-      <w:bookmarkStart w:id="5" w:name="_Toc237902770"/>
+      <w:bookmarkStart w:id="5" w:name="_Toc238159510"/>
       <w:r>
         <w:rPr>
           <w:rFonts w:ascii="Times New Roman" w:hAnsi="Times New Roman" w:cs="Times New Roman"/>
@@ -9087,72 +9323,11 @@
       <w:r>
         <w:rPr>
           <w:noProof/>
-          <w14:ligatures w14:val="standardContextual"/>
-        </w:rPr>
-        <w:drawing>
-          <wp:anchor distT="0" distB="0" distL="114300" distR="114300" simplePos="0" relativeHeight="251667456" behindDoc="0" locked="0" layoutInCell="1" allowOverlap="1" wp14:anchorId="34412D75" wp14:editId="4A64D43B">
-            <wp:simplePos x="0" y="0"/>
-            <wp:positionH relativeFrom="column">
-              <wp:posOffset>1041400</wp:posOffset>
-            </wp:positionH>
-            <wp:positionV relativeFrom="paragraph">
-              <wp:posOffset>667385</wp:posOffset>
-            </wp:positionV>
-            <wp:extent cx="3813175" cy="6863715"/>
-            <wp:effectExtent l="0" t="0" r="0" b="0"/>
-            <wp:wrapTopAndBottom/>
-            <wp:docPr id="2" name="Picture 2"/>
-            <wp:cNvGraphicFramePr>
-              <a:graphicFrameLocks xmlns:a="http://schemas.openxmlformats.org/drawingml/2006/main" noChangeAspect="1"/>
-            </wp:cNvGraphicFramePr>
-            <a:graphic xmlns:a="http://schemas.openxmlformats.org/drawingml/2006/main">
-              <a:graphicData uri="http://schemas.openxmlformats.org/drawingml/2006/picture">
-                <pic:pic xmlns:pic="http://schemas.openxmlformats.org/drawingml/2006/picture">
-                  <pic:nvPicPr>
-                    <pic:cNvPr id="2" name="Picture 2"/>
-                    <pic:cNvPicPr/>
-                  </pic:nvPicPr>
-                  <pic:blipFill>
-                    <a:blip r:embed="rId11" cstate="print">
-                      <a:extLst>
-                        <a:ext uri="{28A0092B-C50C-407E-A947-70E740481C1C}">
-                          <a14:useLocalDpi xmlns:a14="http://schemas.microsoft.com/office/drawing/2010/main" val="0"/>
-                        </a:ext>
-                      </a:extLst>
-                    </a:blip>
-                    <a:stretch>
-                      <a:fillRect/>
-                    </a:stretch>
-                  </pic:blipFill>
-                  <pic:spPr>
-                    <a:xfrm>
-                      <a:off x="0" y="0"/>
-                      <a:ext cx="3813175" cy="6863715"/>
-                    </a:xfrm>
-                    <a:prstGeom prst="rect">
-                      <a:avLst/>
-                    </a:prstGeom>
-                  </pic:spPr>
-                </pic:pic>
-              </a:graphicData>
-            </a:graphic>
-            <wp14:sizeRelH relativeFrom="margin">
-              <wp14:pctWidth>0</wp14:pctWidth>
-            </wp14:sizeRelH>
-            <wp14:sizeRelV relativeFrom="margin">
-              <wp14:pctHeight>0</wp14:pctHeight>
-            </wp14:sizeRelV>
-          </wp:anchor>
-        </w:drawing>
-      </w:r>
-      <w:r>
-        <w:rPr>
-          <w:noProof/>
         </w:rPr>
         <mc:AlternateContent>
           <mc:Choice Requires="wps">
             <w:drawing>
-              <wp:anchor distT="0" distB="0" distL="114300" distR="114300" simplePos="0" relativeHeight="251664384" behindDoc="0" locked="0" layoutInCell="1" allowOverlap="1" wp14:anchorId="73ADDA93" wp14:editId="192EB99F">
+              <wp:anchor distT="0" distB="0" distL="114300" distR="114300" simplePos="0" relativeHeight="251664384" behindDoc="0" locked="0" layoutInCell="1" allowOverlap="1" wp14:anchorId="73ADDA93" wp14:editId="631C9B5B">
                 <wp:simplePos x="0" y="0"/>
                 <wp:positionH relativeFrom="column">
                   <wp:posOffset>1156335</wp:posOffset>
@@ -9351,7 +9526,7 @@
                                 <w:sz w:val="24"/>
                                 <w:szCs w:val="24"/>
                               </w:rPr>
-                              <w:t>1</w:t>
+                              <w:t>2</w:t>
                             </w:r>
                             <w:r>
                               <w:rPr>
@@ -9447,7 +9622,7 @@
                                 <w:sz w:val="24"/>
                                 <w:szCs w:val="24"/>
                               </w:rPr>
-                              <w:t>1</w:t>
+                              <w:t>3</w:t>
                             </w:r>
                             <w:r>
                               <w:rPr>
@@ -9543,7 +9718,7 @@
                                 <w:sz w:val="24"/>
                                 <w:szCs w:val="24"/>
                               </w:rPr>
-                              <w:t>1</w:t>
+                              <w:t>4</w:t>
                             </w:r>
                             <w:r>
                               <w:rPr>
@@ -9757,7 +9932,7 @@
                           <w:sz w:val="24"/>
                           <w:szCs w:val="24"/>
                         </w:rPr>
-                        <w:t>1</w:t>
+                        <w:t>2</w:t>
                       </w:r>
                       <w:r>
                         <w:rPr>
@@ -9853,7 +10028,7 @@
                           <w:sz w:val="24"/>
                           <w:szCs w:val="24"/>
                         </w:rPr>
-                        <w:t>1</w:t>
+                        <w:t>3</w:t>
                       </w:r>
                       <w:r>
                         <w:rPr>
@@ -9949,7 +10124,7 @@
                           <w:sz w:val="24"/>
                           <w:szCs w:val="24"/>
                         </w:rPr>
-                        <w:t>1</w:t>
+                        <w:t>4</w:t>
                       </w:r>
                       <w:r>
                         <w:rPr>
@@ -9984,7 +10159,74 @@
         </mc:AlternateContent>
       </w:r>
       <w:r>
-        <w:t>prepare again.</w:t>
+        <w:t xml:space="preserve">prepare </w:t>
+      </w:r>
+      <w:r>
+        <w:rPr>
+          <w:noProof/>
+          <w14:ligatures w14:val="standardContextual"/>
+        </w:rPr>
+        <w:drawing>
+          <wp:anchor distT="0" distB="0" distL="114300" distR="114300" simplePos="0" relativeHeight="251667456" behindDoc="0" locked="0" layoutInCell="1" allowOverlap="1" wp14:anchorId="34412D75" wp14:editId="5B80E393">
+            <wp:simplePos x="0" y="0"/>
+            <wp:positionH relativeFrom="column">
+              <wp:posOffset>1038225</wp:posOffset>
+            </wp:positionH>
+            <wp:positionV relativeFrom="paragraph">
+              <wp:posOffset>665480</wp:posOffset>
+            </wp:positionV>
+            <wp:extent cx="3813175" cy="6863715"/>
+            <wp:effectExtent l="0" t="0" r="0" b="0"/>
+            <wp:wrapTopAndBottom/>
+            <wp:docPr id="2" name="Picture 2"/>
+            <wp:cNvGraphicFramePr>
+              <a:graphicFrameLocks xmlns:a="http://schemas.openxmlformats.org/drawingml/2006/main" noChangeAspect="1"/>
+            </wp:cNvGraphicFramePr>
+            <a:graphic xmlns:a="http://schemas.openxmlformats.org/drawingml/2006/main">
+              <a:graphicData uri="http://schemas.openxmlformats.org/drawingml/2006/picture">
+                <pic:pic xmlns:pic="http://schemas.openxmlformats.org/drawingml/2006/picture">
+                  <pic:nvPicPr>
+                    <pic:cNvPr id="2" name="Picture 2"/>
+                    <pic:cNvPicPr/>
+                  </pic:nvPicPr>
+                  <pic:blipFill>
+                    <a:blip r:embed="rId11" cstate="print">
+                      <a:extLst>
+                        <a:ext uri="{28A0092B-C50C-407E-A947-70E740481C1C}">
+                          <a14:useLocalDpi xmlns:a14="http://schemas.microsoft.com/office/drawing/2010/main" val="0"/>
+                        </a:ext>
+                      </a:extLst>
+                    </a:blip>
+                    <a:stretch>
+                      <a:fillRect/>
+                    </a:stretch>
+                  </pic:blipFill>
+                  <pic:spPr>
+                    <a:xfrm>
+                      <a:off x="0" y="0"/>
+                      <a:ext cx="3813175" cy="6863715"/>
+                    </a:xfrm>
+                    <a:prstGeom prst="rect">
+                      <a:avLst/>
+                    </a:prstGeom>
+                  </pic:spPr>
+                </pic:pic>
+              </a:graphicData>
+            </a:graphic>
+            <wp14:sizeRelH relativeFrom="margin">
+              <wp14:pctWidth>0</wp14:pctWidth>
+            </wp14:sizeRelH>
+            <wp14:sizeRelV relativeFrom="margin">
+              <wp14:pctHeight>0</wp14:pctHeight>
+            </wp14:sizeRelV>
+          </wp:anchor>
+        </w:drawing>
+      </w:r>
+      <w:r>
+        <w:t>again.</w:t>
+      </w:r>
+      <w:r>
+        <w:t xml:space="preserve"> Below is the flowchart of the game. A clear version (link) is provided in the Appendix.</w:t>
       </w:r>
     </w:p>
     <w:p>
@@ -10017,7 +10259,7 @@
           <w:szCs w:val="28"/>
         </w:rPr>
       </w:pPr>
-      <w:bookmarkStart w:id="14" w:name="_Toc237902771"/>
+      <w:bookmarkStart w:id="14" w:name="_Toc238159511"/>
       <w:r>
         <w:rPr>
           <w:rFonts w:ascii="Times New Roman" w:hAnsi="Times New Roman" w:cs="Times New Roman"/>
@@ -10073,7 +10315,6 @@
         </w:rPr>
         <w:t xml:space="preserve"> were selected according to the kind of information being stored. We used </w:t>
       </w:r>
-      <w:proofErr w:type="gramStart"/>
       <w:r>
         <w:rPr>
           <w:rFonts w:ascii="Times New Roman" w:hAnsi="Times New Roman" w:cs="Times New Roman"/>
@@ -10082,7 +10323,6 @@
         </w:rPr>
         <w:t>struct</w:t>
       </w:r>
-      <w:proofErr w:type="gramEnd"/>
       <w:r>
         <w:rPr>
           <w:rFonts w:ascii="Times New Roman" w:hAnsi="Times New Roman" w:cs="Times New Roman"/>
@@ -10124,7 +10364,7 @@
           <w:szCs w:val="26"/>
         </w:rPr>
       </w:pPr>
-      <w:bookmarkStart w:id="15" w:name="_Toc237902772"/>
+      <w:bookmarkStart w:id="15" w:name="_Toc238159512"/>
       <w:r>
         <w:rPr>
           <w:sz w:val="26"/>
@@ -10533,7 +10773,7 @@
           <w:szCs w:val="26"/>
         </w:rPr>
       </w:pPr>
-      <w:bookmarkStart w:id="16" w:name="_Toc237902773"/>
+      <w:bookmarkStart w:id="16" w:name="_Toc238159513"/>
       <w:r>
         <w:rPr>
           <w:sz w:val="26"/>
@@ -10603,7 +10843,6 @@
           <w14:ligatures w14:val="none"/>
         </w:rPr>
       </w:pPr>
-      <w:proofErr w:type="gramStart"/>
       <w:r>
         <w:rPr>
           <w:rFonts w:ascii="Cascadia Code" w:hAnsi="Cascadia Code" w:cs="Cascadia Code"/>
@@ -10619,17 +10858,7 @@
           <w:sz w:val="24"/>
           <w:szCs w:val="24"/>
         </w:rPr>
-        <w:t>[</w:t>
-      </w:r>
-      <w:proofErr w:type="gramEnd"/>
-      <w:r>
-        <w:rPr>
-          <w:rStyle w:val="text-token-text-primary"/>
-          <w:rFonts w:ascii="Cascadia Code" w:hAnsi="Cascadia Code" w:cs="Cascadia Code"/>
-          <w:sz w:val="24"/>
-          <w:szCs w:val="24"/>
-        </w:rPr>
-        <w:t>option - 1]</w:t>
+        <w:t>[option - 1]</w:t>
       </w:r>
     </w:p>
     <w:p>
@@ -10656,7 +10885,6 @@
         <w:t xml:space="preserve">The subtraction is necessary because the menu begins from one while the array begins from index zero. This lets the same </w:t>
       </w:r>
       <w:proofErr w:type="spellStart"/>
-      <w:proofErr w:type="gramStart"/>
       <w:r>
         <w:rPr>
           <w:rFonts w:ascii="Cascadia Code" w:eastAsia="Times New Roman" w:hAnsi="Cascadia Code" w:cs="Cascadia Code"/>
@@ -10676,18 +10904,7 @@
           <w:szCs w:val="24"/>
           <w14:ligatures w14:val="none"/>
         </w:rPr>
-        <w:t>(</w:t>
-      </w:r>
-      <w:proofErr w:type="gramEnd"/>
-      <w:r>
-        <w:rPr>
-          <w:rFonts w:ascii="Cascadia Code" w:eastAsia="Times New Roman" w:hAnsi="Cascadia Code" w:cs="Cascadia Code"/>
-          <w:kern w:val="0"/>
-          <w:sz w:val="24"/>
-          <w:szCs w:val="24"/>
-          <w14:ligatures w14:val="none"/>
-        </w:rPr>
-        <w:t>)</w:t>
+        <w:t>()</w:t>
       </w:r>
       <w:r>
         <w:rPr>
@@ -10747,7 +10964,7 @@
           <w:szCs w:val="26"/>
         </w:rPr>
       </w:pPr>
-      <w:bookmarkStart w:id="17" w:name="_Toc237902774"/>
+      <w:bookmarkStart w:id="17" w:name="_Toc238159514"/>
       <w:r>
         <w:rPr>
           <w:sz w:val="26"/>
@@ -11053,7 +11270,6 @@
         </w:rPr>
         <w:t xml:space="preserve">. The inventory destructor calls </w:t>
       </w:r>
-      <w:proofErr w:type="gramStart"/>
       <w:r>
         <w:rPr>
           <w:rFonts w:ascii="Cascadia Code" w:eastAsia="Times New Roman" w:hAnsi="Cascadia Code" w:cs="Cascadia Code"/>
@@ -11062,18 +11278,7 @@
           <w:szCs w:val="24"/>
           <w14:ligatures w14:val="none"/>
         </w:rPr>
-        <w:t>clear(</w:t>
-      </w:r>
-      <w:proofErr w:type="gramEnd"/>
-      <w:r>
-        <w:rPr>
-          <w:rFonts w:ascii="Cascadia Code" w:eastAsia="Times New Roman" w:hAnsi="Cascadia Code" w:cs="Cascadia Code"/>
-          <w:kern w:val="0"/>
-          <w:sz w:val="24"/>
-          <w:szCs w:val="24"/>
-          <w14:ligatures w14:val="none"/>
-        </w:rPr>
-        <w:t>)</w:t>
+        <w:t>clear()</w:t>
       </w:r>
       <w:r>
         <w:rPr>
@@ -11099,7 +11304,7 @@
           <w:szCs w:val="26"/>
         </w:rPr>
       </w:pPr>
-      <w:bookmarkStart w:id="18" w:name="_Toc237902775"/>
+      <w:bookmarkStart w:id="18" w:name="_Toc238159515"/>
       <w:r>
         <w:rPr>
           <w:sz w:val="26"/>
@@ -11201,7 +11406,6 @@
         <w:t xml:space="preserve">The </w:t>
       </w:r>
       <w:proofErr w:type="spellStart"/>
-      <w:proofErr w:type="gramStart"/>
       <w:r>
         <w:rPr>
           <w:rFonts w:ascii="Cascadia Code" w:eastAsia="Times New Roman" w:hAnsi="Cascadia Code" w:cs="Cascadia Code"/>
@@ -11221,18 +11425,7 @@
           <w:szCs w:val="24"/>
           <w14:ligatures w14:val="none"/>
         </w:rPr>
-        <w:t>(</w:t>
-      </w:r>
-      <w:proofErr w:type="gramEnd"/>
-      <w:r>
-        <w:rPr>
-          <w:rFonts w:ascii="Cascadia Code" w:eastAsia="Times New Roman" w:hAnsi="Cascadia Code" w:cs="Cascadia Code"/>
-          <w:kern w:val="0"/>
-          <w:sz w:val="24"/>
-          <w:szCs w:val="24"/>
-          <w14:ligatures w14:val="none"/>
-        </w:rPr>
-        <w:t>)</w:t>
+        <w:t>()</w:t>
       </w:r>
       <w:r>
         <w:rPr>
@@ -11503,7 +11696,7 @@
           <w:szCs w:val="28"/>
         </w:rPr>
       </w:pPr>
-      <w:bookmarkStart w:id="19" w:name="_Toc237902776"/>
+      <w:bookmarkStart w:id="19" w:name="_Toc238159516"/>
       <w:r>
         <w:rPr>
           <w:rFonts w:ascii="Times New Roman" w:hAnsi="Times New Roman" w:cs="Times New Roman"/>
@@ -11557,7 +11750,7 @@
           <w:szCs w:val="26"/>
         </w:rPr>
       </w:pPr>
-      <w:bookmarkStart w:id="20" w:name="_Toc237902777"/>
+      <w:bookmarkStart w:id="20" w:name="_Toc238159517"/>
       <w:r>
         <w:rPr>
           <w:sz w:val="26"/>
@@ -11581,7 +11774,6 @@
         </w:rPr>
       </w:pPr>
       <w:proofErr w:type="spellStart"/>
-      <w:proofErr w:type="gramStart"/>
       <w:r>
         <w:rPr>
           <w:rFonts w:ascii="Cascadia Code" w:eastAsia="Times New Roman" w:hAnsi="Cascadia Code" w:cs="Times New Roman"/>
@@ -11601,18 +11793,7 @@
           <w:szCs w:val="24"/>
           <w14:ligatures w14:val="none"/>
         </w:rPr>
-        <w:t>(</w:t>
-      </w:r>
-      <w:proofErr w:type="gramEnd"/>
-      <w:r>
-        <w:rPr>
-          <w:rFonts w:ascii="Cascadia Code" w:eastAsia="Times New Roman" w:hAnsi="Cascadia Code" w:cs="Times New Roman"/>
-          <w:kern w:val="0"/>
-          <w:sz w:val="24"/>
-          <w:szCs w:val="24"/>
-          <w14:ligatures w14:val="none"/>
-        </w:rPr>
-        <w:t>)</w:t>
+        <w:t>()</w:t>
       </w:r>
       <w:r>
         <w:rPr>
@@ -11764,7 +11945,7 @@
           <w:szCs w:val="26"/>
         </w:rPr>
       </w:pPr>
-      <w:bookmarkStart w:id="21" w:name="_Toc237902778"/>
+      <w:bookmarkStart w:id="21" w:name="_Toc238159518"/>
       <w:r>
         <w:rPr>
           <w:sz w:val="26"/>
@@ -11883,7 +12064,6 @@
         </w:rPr>
       </w:pPr>
       <w:proofErr w:type="spellStart"/>
-      <w:proofErr w:type="gramStart"/>
       <w:r>
         <w:rPr>
           <w:rFonts w:ascii="Cascadia Code" w:eastAsia="Times New Roman" w:hAnsi="Cascadia Code" w:cs="Cascadia Code"/>
@@ -11903,18 +12083,7 @@
           <w:szCs w:val="24"/>
           <w14:ligatures w14:val="none"/>
         </w:rPr>
-        <w:t>(</w:t>
-      </w:r>
-      <w:proofErr w:type="gramEnd"/>
-      <w:r>
-        <w:rPr>
-          <w:rFonts w:ascii="Cascadia Code" w:eastAsia="Times New Roman" w:hAnsi="Cascadia Code" w:cs="Cascadia Code"/>
-          <w:kern w:val="0"/>
-          <w:sz w:val="24"/>
-          <w:szCs w:val="24"/>
-          <w14:ligatures w14:val="none"/>
-        </w:rPr>
-        <w:t>)</w:t>
+        <w:t>()</w:t>
       </w:r>
       <w:r>
         <w:rPr>
@@ -11948,7 +12117,6 @@
         </w:rPr>
       </w:pPr>
       <w:proofErr w:type="spellStart"/>
-      <w:proofErr w:type="gramStart"/>
       <w:r>
         <w:rPr>
           <w:rFonts w:ascii="Cascadia Code" w:eastAsia="Times New Roman" w:hAnsi="Cascadia Code" w:cs="Cascadia Code"/>
@@ -11968,18 +12136,7 @@
           <w:szCs w:val="24"/>
           <w14:ligatures w14:val="none"/>
         </w:rPr>
-        <w:t>(</w:t>
-      </w:r>
-      <w:proofErr w:type="gramEnd"/>
-      <w:r>
-        <w:rPr>
-          <w:rFonts w:ascii="Cascadia Code" w:eastAsia="Times New Roman" w:hAnsi="Cascadia Code" w:cs="Cascadia Code"/>
-          <w:kern w:val="0"/>
-          <w:sz w:val="24"/>
-          <w:szCs w:val="24"/>
-          <w14:ligatures w14:val="none"/>
-        </w:rPr>
-        <w:t>)</w:t>
+        <w:t>()</w:t>
       </w:r>
       <w:r>
         <w:rPr>
@@ -12012,7 +12169,6 @@
           <w14:ligatures w14:val="none"/>
         </w:rPr>
       </w:pPr>
-      <w:proofErr w:type="gramStart"/>
       <w:r>
         <w:rPr>
           <w:rFonts w:ascii="Cascadia Code" w:eastAsia="Times New Roman" w:hAnsi="Cascadia Code" w:cs="Cascadia Code"/>
@@ -12021,18 +12177,7 @@
           <w:szCs w:val="24"/>
           <w14:ligatures w14:val="none"/>
         </w:rPr>
-        <w:t>clear(</w:t>
-      </w:r>
-      <w:proofErr w:type="gramEnd"/>
-      <w:r>
-        <w:rPr>
-          <w:rFonts w:ascii="Cascadia Code" w:eastAsia="Times New Roman" w:hAnsi="Cascadia Code" w:cs="Cascadia Code"/>
-          <w:kern w:val="0"/>
-          <w:sz w:val="24"/>
-          <w:szCs w:val="24"/>
-          <w14:ligatures w14:val="none"/>
-        </w:rPr>
-        <w:t>)</w:t>
+        <w:t>clear()</w:t>
       </w:r>
       <w:r>
         <w:rPr>
@@ -12066,7 +12211,6 @@
         </w:rPr>
       </w:pPr>
       <w:proofErr w:type="spellStart"/>
-      <w:proofErr w:type="gramStart"/>
       <w:r>
         <w:rPr>
           <w:rFonts w:ascii="Cascadia Code" w:eastAsia="Times New Roman" w:hAnsi="Cascadia Code" w:cs="Cascadia Code"/>
@@ -12086,18 +12230,7 @@
           <w:szCs w:val="24"/>
           <w14:ligatures w14:val="none"/>
         </w:rPr>
-        <w:t>(</w:t>
-      </w:r>
-      <w:proofErr w:type="gramEnd"/>
-      <w:r>
-        <w:rPr>
-          <w:rFonts w:ascii="Cascadia Code" w:eastAsia="Times New Roman" w:hAnsi="Cascadia Code" w:cs="Cascadia Code"/>
-          <w:kern w:val="0"/>
-          <w:sz w:val="24"/>
-          <w:szCs w:val="24"/>
-          <w14:ligatures w14:val="none"/>
-        </w:rPr>
-        <w:t>)</w:t>
+        <w:t>()</w:t>
       </w:r>
       <w:r>
         <w:rPr>
@@ -12200,7 +12333,7 @@
           <w:szCs w:val="26"/>
         </w:rPr>
       </w:pPr>
-      <w:bookmarkStart w:id="22" w:name="_Toc237902779"/>
+      <w:bookmarkStart w:id="22" w:name="_Toc238159519"/>
       <w:r>
         <w:rPr>
           <w:sz w:val="26"/>
@@ -12234,7 +12367,6 @@
         <w:t xml:space="preserve">A new item type is inserted using </w:t>
       </w:r>
       <w:proofErr w:type="spellStart"/>
-      <w:proofErr w:type="gramStart"/>
       <w:r>
         <w:rPr>
           <w:rFonts w:ascii="Cascadia Code" w:eastAsia="Times New Roman" w:hAnsi="Cascadia Code" w:cs="Cascadia Code"/>
@@ -12254,18 +12386,7 @@
           <w:szCs w:val="24"/>
           <w14:ligatures w14:val="none"/>
         </w:rPr>
-        <w:t>(</w:t>
-      </w:r>
-      <w:proofErr w:type="gramEnd"/>
-      <w:r>
-        <w:rPr>
-          <w:rFonts w:ascii="Cascadia Code" w:eastAsia="Times New Roman" w:hAnsi="Cascadia Code" w:cs="Cascadia Code"/>
-          <w:kern w:val="0"/>
-          <w:sz w:val="24"/>
-          <w:szCs w:val="24"/>
-          <w14:ligatures w14:val="none"/>
-        </w:rPr>
-        <w:t>)</w:t>
+        <w:t>()</w:t>
       </w:r>
       <w:r>
         <w:rPr>
@@ -12541,7 +12662,7 @@
           <w:szCs w:val="26"/>
         </w:rPr>
       </w:pPr>
-      <w:bookmarkStart w:id="23" w:name="_Toc237902780"/>
+      <w:bookmarkStart w:id="23" w:name="_Toc238159520"/>
       <w:r>
         <w:rPr>
           <w:sz w:val="26"/>
@@ -13224,7 +13345,7 @@
           <w:szCs w:val="26"/>
         </w:rPr>
       </w:pPr>
-      <w:bookmarkStart w:id="24" w:name="_Toc237902781"/>
+      <w:bookmarkStart w:id="24" w:name="_Toc238159521"/>
       <w:r>
         <w:rPr>
           <w:sz w:val="26"/>
@@ -13426,7 +13547,7 @@
           <w:szCs w:val="26"/>
         </w:rPr>
       </w:pPr>
-      <w:bookmarkStart w:id="25" w:name="_Toc237902782"/>
+      <w:bookmarkStart w:id="25" w:name="_Toc238159522"/>
       <w:r>
         <w:rPr>
           <w:sz w:val="26"/>
@@ -13695,7 +13816,7 @@
           <w:szCs w:val="26"/>
         </w:rPr>
       </w:pPr>
-      <w:bookmarkStart w:id="26" w:name="_Toc237902783"/>
+      <w:bookmarkStart w:id="26" w:name="_Toc238159523"/>
       <w:r>
         <w:rPr>
           <w:sz w:val="26"/>
@@ -14010,7 +14131,7 @@
           <w:szCs w:val="26"/>
         </w:rPr>
       </w:pPr>
-      <w:bookmarkStart w:id="27" w:name="_Toc237902784"/>
+      <w:bookmarkStart w:id="27" w:name="_Toc238159524"/>
       <w:r>
         <w:rPr>
           <w:sz w:val="26"/>
@@ -14045,7 +14166,6 @@
         <w:t xml:space="preserve">Input validation handles two different problems. First, </w:t>
       </w:r>
       <w:proofErr w:type="spellStart"/>
-      <w:proofErr w:type="gramStart"/>
       <w:r>
         <w:rPr>
           <w:rFonts w:ascii="Cascadia Code" w:eastAsia="Times New Roman" w:hAnsi="Cascadia Code" w:cs="Cascadia Code"/>
@@ -14065,18 +14185,7 @@
           <w:szCs w:val="24"/>
           <w14:ligatures w14:val="none"/>
         </w:rPr>
-        <w:t>(</w:t>
-      </w:r>
-      <w:proofErr w:type="gramEnd"/>
-      <w:r>
-        <w:rPr>
-          <w:rFonts w:ascii="Cascadia Code" w:eastAsia="Times New Roman" w:hAnsi="Cascadia Code" w:cs="Cascadia Code"/>
-          <w:kern w:val="0"/>
-          <w:sz w:val="24"/>
-          <w:szCs w:val="24"/>
-          <w14:ligatures w14:val="none"/>
-        </w:rPr>
-        <w:t>)</w:t>
+        <w:t>()</w:t>
       </w:r>
       <w:r>
         <w:rPr>
@@ -14479,7 +14588,6 @@
         <w:t xml:space="preserve">The </w:t>
       </w:r>
       <w:proofErr w:type="spellStart"/>
-      <w:proofErr w:type="gramStart"/>
       <w:r>
         <w:rPr>
           <w:rFonts w:ascii="Cascadia Code" w:eastAsia="Times New Roman" w:hAnsi="Cascadia Code" w:cs="Cascadia Code"/>
@@ -14499,18 +14607,7 @@
           <w:szCs w:val="24"/>
           <w14:ligatures w14:val="none"/>
         </w:rPr>
-        <w:t>(</w:t>
-      </w:r>
-      <w:proofErr w:type="gramEnd"/>
-      <w:r>
-        <w:rPr>
-          <w:rFonts w:ascii="Cascadia Code" w:eastAsia="Times New Roman" w:hAnsi="Cascadia Code" w:cs="Cascadia Code"/>
-          <w:kern w:val="0"/>
-          <w:sz w:val="24"/>
-          <w:szCs w:val="24"/>
-          <w14:ligatures w14:val="none"/>
-        </w:rPr>
-        <w:t>)</w:t>
+        <w:t>()</w:t>
       </w:r>
       <w:r>
         <w:rPr>
@@ -14634,7 +14731,7 @@
           <w:szCs w:val="28"/>
         </w:rPr>
       </w:pPr>
-      <w:bookmarkStart w:id="28" w:name="_Toc237902785"/>
+      <w:bookmarkStart w:id="28" w:name="_Toc238159525"/>
       <w:r>
         <w:rPr>
           <w:rFonts w:ascii="Times New Roman" w:hAnsi="Times New Roman" w:cs="Times New Roman"/>
@@ -14937,7 +15034,6 @@
         <w:t xml:space="preserve">The </w:t>
       </w:r>
       <w:proofErr w:type="spellStart"/>
-      <w:proofErr w:type="gramStart"/>
       <w:r>
         <w:rPr>
           <w:rFonts w:ascii="Cascadia Code" w:eastAsia="Times New Roman" w:hAnsi="Cascadia Code" w:cs="Times New Roman"/>
@@ -14957,18 +15053,7 @@
           <w:szCs w:val="24"/>
           <w14:ligatures w14:val="none"/>
         </w:rPr>
-        <w:t>(</w:t>
-      </w:r>
-      <w:proofErr w:type="gramEnd"/>
-      <w:r>
-        <w:rPr>
-          <w:rFonts w:ascii="Cascadia Code" w:eastAsia="Times New Roman" w:hAnsi="Cascadia Code" w:cs="Times New Roman"/>
-          <w:kern w:val="0"/>
-          <w:sz w:val="24"/>
-          <w:szCs w:val="24"/>
-          <w14:ligatures w14:val="none"/>
-        </w:rPr>
-        <w:t>)</w:t>
+        <w:t>()</w:t>
       </w:r>
       <w:r>
         <w:rPr>
@@ -14994,7 +15079,7 @@
           <w:szCs w:val="26"/>
         </w:rPr>
       </w:pPr>
-      <w:bookmarkStart w:id="29" w:name="_Toc237902786"/>
+      <w:bookmarkStart w:id="29" w:name="_Toc238159526"/>
       <w:r>
         <w:rPr>
           <w:sz w:val="26"/>
@@ -15028,7 +15113,6 @@
         <w:t xml:space="preserve">The </w:t>
       </w:r>
       <w:proofErr w:type="spellStart"/>
-      <w:proofErr w:type="gramStart"/>
       <w:r>
         <w:rPr>
           <w:rFonts w:ascii="Cascadia Code" w:eastAsia="Times New Roman" w:hAnsi="Cascadia Code" w:cs="Courier New"/>
@@ -15048,18 +15132,7 @@
           <w:szCs w:val="24"/>
           <w14:ligatures w14:val="none"/>
         </w:rPr>
-        <w:t>(</w:t>
-      </w:r>
-      <w:proofErr w:type="gramEnd"/>
-      <w:r>
-        <w:rPr>
-          <w:rFonts w:ascii="Cascadia Code" w:eastAsia="Times New Roman" w:hAnsi="Cascadia Code" w:cs="Courier New"/>
-          <w:kern w:val="0"/>
-          <w:sz w:val="24"/>
-          <w:szCs w:val="24"/>
-          <w14:ligatures w14:val="none"/>
-        </w:rPr>
-        <w:t>)</w:t>
+        <w:t>()</w:t>
       </w:r>
       <w:r>
         <w:rPr>
@@ -15202,7 +15275,6 @@
         <w:t xml:space="preserve"> nodes. Therefore, the worst-case time complexity of </w:t>
       </w:r>
       <w:proofErr w:type="spellStart"/>
-      <w:proofErr w:type="gramStart"/>
       <w:r>
         <w:rPr>
           <w:rFonts w:ascii="Cascadia Code" w:eastAsia="Times New Roman" w:hAnsi="Cascadia Code" w:cs="Courier New"/>
@@ -15222,18 +15294,7 @@
           <w:szCs w:val="24"/>
           <w14:ligatures w14:val="none"/>
         </w:rPr>
-        <w:t>(</w:t>
-      </w:r>
-      <w:proofErr w:type="gramEnd"/>
-      <w:r>
-        <w:rPr>
-          <w:rFonts w:ascii="Cascadia Code" w:eastAsia="Times New Roman" w:hAnsi="Cascadia Code" w:cs="Courier New"/>
-          <w:kern w:val="0"/>
-          <w:sz w:val="24"/>
-          <w:szCs w:val="24"/>
-          <w14:ligatures w14:val="none"/>
-        </w:rPr>
-        <w:t>)</w:t>
+        <w:t>()</w:t>
       </w:r>
       <w:r>
         <w:rPr>
@@ -15402,7 +15463,6 @@
         <w:t xml:space="preserve">The </w:t>
       </w:r>
       <w:proofErr w:type="spellStart"/>
-      <w:proofErr w:type="gramStart"/>
       <w:r>
         <w:rPr>
           <w:rFonts w:ascii="Cascadia Code" w:eastAsia="Times New Roman" w:hAnsi="Cascadia Code" w:cs="Courier New"/>
@@ -15422,18 +15482,7 @@
           <w:szCs w:val="24"/>
           <w14:ligatures w14:val="none"/>
         </w:rPr>
-        <w:t>(</w:t>
-      </w:r>
-      <w:proofErr w:type="gramEnd"/>
-      <w:r>
-        <w:rPr>
-          <w:rFonts w:ascii="Cascadia Code" w:eastAsia="Times New Roman" w:hAnsi="Cascadia Code" w:cs="Courier New"/>
-          <w:kern w:val="0"/>
-          <w:sz w:val="24"/>
-          <w:szCs w:val="24"/>
-          <w14:ligatures w14:val="none"/>
-        </w:rPr>
-        <w:t>)</w:t>
+        <w:t>()</w:t>
       </w:r>
       <w:r>
         <w:rPr>
@@ -15492,7 +15541,6 @@
         <w:t xml:space="preserve">The </w:t>
       </w:r>
       <w:proofErr w:type="spellStart"/>
-      <w:proofErr w:type="gramStart"/>
       <w:r>
         <w:rPr>
           <w:rFonts w:ascii="Cascadia Code" w:eastAsia="Times New Roman" w:hAnsi="Cascadia Code" w:cs="Courier New"/>
@@ -15512,18 +15560,7 @@
           <w:szCs w:val="24"/>
           <w14:ligatures w14:val="none"/>
         </w:rPr>
-        <w:t>(</w:t>
-      </w:r>
-      <w:proofErr w:type="gramEnd"/>
-      <w:r>
-        <w:rPr>
-          <w:rFonts w:ascii="Cascadia Code" w:eastAsia="Times New Roman" w:hAnsi="Cascadia Code" w:cs="Courier New"/>
-          <w:kern w:val="0"/>
-          <w:sz w:val="24"/>
-          <w:szCs w:val="24"/>
-          <w14:ligatures w14:val="none"/>
-        </w:rPr>
-        <w:t>)</w:t>
+        <w:t>()</w:t>
       </w:r>
       <w:r>
         <w:rPr>
@@ -15633,7 +15670,6 @@
         </w:rPr>
         <w:t xml:space="preserve">The </w:t>
       </w:r>
-      <w:proofErr w:type="gramStart"/>
       <w:r>
         <w:rPr>
           <w:rFonts w:ascii="Cascadia Code" w:eastAsia="Times New Roman" w:hAnsi="Cascadia Code" w:cs="Courier New"/>
@@ -15642,18 +15678,7 @@
           <w:szCs w:val="24"/>
           <w14:ligatures w14:val="none"/>
         </w:rPr>
-        <w:t>clear(</w:t>
-      </w:r>
-      <w:proofErr w:type="gramEnd"/>
-      <w:r>
-        <w:rPr>
-          <w:rFonts w:ascii="Cascadia Code" w:eastAsia="Times New Roman" w:hAnsi="Cascadia Code" w:cs="Courier New"/>
-          <w:kern w:val="0"/>
-          <w:sz w:val="24"/>
-          <w:szCs w:val="24"/>
-          <w14:ligatures w14:val="none"/>
-        </w:rPr>
-        <w:t>)</w:t>
+        <w:t>clear()</w:t>
       </w:r>
       <w:r>
         <w:rPr>
@@ -15718,7 +15743,7 @@
           <w:numId w:val="2"/>
         </w:numPr>
       </w:pPr>
-      <w:bookmarkStart w:id="30" w:name="_Toc237902787"/>
+      <w:bookmarkStart w:id="30" w:name="_Toc238159527"/>
       <w:r>
         <w:t>Insertion and Removal</w:t>
       </w:r>
@@ -15748,7 +15773,6 @@
         <w:t xml:space="preserve">The </w:t>
       </w:r>
       <w:proofErr w:type="spellStart"/>
-      <w:proofErr w:type="gramStart"/>
       <w:r>
         <w:rPr>
           <w:rFonts w:ascii="Cascadia Code" w:eastAsia="Times New Roman" w:hAnsi="Cascadia Code" w:cs="Courier New"/>
@@ -15768,18 +15792,7 @@
           <w:szCs w:val="24"/>
           <w14:ligatures w14:val="none"/>
         </w:rPr>
-        <w:t>(</w:t>
-      </w:r>
-      <w:proofErr w:type="gramEnd"/>
-      <w:r>
-        <w:rPr>
-          <w:rFonts w:ascii="Cascadia Code" w:eastAsia="Times New Roman" w:hAnsi="Cascadia Code" w:cs="Courier New"/>
-          <w:kern w:val="0"/>
-          <w:sz w:val="24"/>
-          <w:szCs w:val="24"/>
-          <w14:ligatures w14:val="none"/>
-        </w:rPr>
-        <w:t>)</w:t>
+        <w:t>()</w:t>
       </w:r>
       <w:r>
         <w:rPr>
@@ -16217,7 +16230,6 @@
         <w:t xml:space="preserve">The </w:t>
       </w:r>
       <w:proofErr w:type="spellStart"/>
-      <w:proofErr w:type="gramStart"/>
       <w:r>
         <w:rPr>
           <w:rFonts w:ascii="Cascadia Code" w:eastAsia="Times New Roman" w:hAnsi="Cascadia Code" w:cs="Courier New"/>
@@ -16237,18 +16249,7 @@
           <w:szCs w:val="24"/>
           <w14:ligatures w14:val="none"/>
         </w:rPr>
-        <w:t>(</w:t>
-      </w:r>
-      <w:proofErr w:type="gramEnd"/>
-      <w:r>
-        <w:rPr>
-          <w:rFonts w:ascii="Cascadia Code" w:eastAsia="Times New Roman" w:hAnsi="Cascadia Code" w:cs="Courier New"/>
-          <w:kern w:val="0"/>
-          <w:sz w:val="24"/>
-          <w:szCs w:val="24"/>
-          <w14:ligatures w14:val="none"/>
-        </w:rPr>
-        <w:t>)</w:t>
+        <w:t>()</w:t>
       </w:r>
       <w:r>
         <w:rPr>
@@ -16435,7 +16436,7 @@
           <w:numId w:val="2"/>
         </w:numPr>
       </w:pPr>
-      <w:bookmarkStart w:id="31" w:name="_Toc237902788"/>
+      <w:bookmarkStart w:id="31" w:name="_Toc238159528"/>
       <w:r>
         <w:t>Item Usage and Inventory Menu</w:t>
       </w:r>
@@ -16465,7 +16466,6 @@
         <w:t xml:space="preserve">The </w:t>
       </w:r>
       <w:proofErr w:type="spellStart"/>
-      <w:proofErr w:type="gramStart"/>
       <w:r>
         <w:rPr>
           <w:rFonts w:ascii="Cascadia Code" w:eastAsia="Times New Roman" w:hAnsi="Cascadia Code" w:cs="Courier New"/>
@@ -16485,18 +16485,7 @@
           <w:szCs w:val="24"/>
           <w14:ligatures w14:val="none"/>
         </w:rPr>
-        <w:t>(</w:t>
-      </w:r>
-      <w:proofErr w:type="gramEnd"/>
-      <w:r>
-        <w:rPr>
-          <w:rFonts w:ascii="Cascadia Code" w:eastAsia="Times New Roman" w:hAnsi="Cascadia Code" w:cs="Courier New"/>
-          <w:kern w:val="0"/>
-          <w:sz w:val="24"/>
-          <w:szCs w:val="24"/>
-          <w14:ligatures w14:val="none"/>
-        </w:rPr>
-        <w:t>)</w:t>
+        <w:t>()</w:t>
       </w:r>
       <w:r>
         <w:rPr>
@@ -16587,7 +16576,6 @@
         <w:t xml:space="preserve">If the quantity becomes zero, it also calls </w:t>
       </w:r>
       <w:proofErr w:type="spellStart"/>
-      <w:proofErr w:type="gramStart"/>
       <w:r>
         <w:rPr>
           <w:rFonts w:ascii="Cascadia Code" w:eastAsia="Times New Roman" w:hAnsi="Cascadia Code" w:cs="Courier New"/>
@@ -16607,18 +16595,7 @@
           <w:szCs w:val="24"/>
           <w14:ligatures w14:val="none"/>
         </w:rPr>
-        <w:t>(</w:t>
-      </w:r>
-      <w:proofErr w:type="gramEnd"/>
-      <w:r>
-        <w:rPr>
-          <w:rFonts w:ascii="Cascadia Code" w:eastAsia="Times New Roman" w:hAnsi="Cascadia Code" w:cs="Courier New"/>
-          <w:kern w:val="0"/>
-          <w:sz w:val="24"/>
-          <w:szCs w:val="24"/>
-          <w14:ligatures w14:val="none"/>
-        </w:rPr>
-        <w:t>)</w:t>
+        <w:t>()</w:t>
       </w:r>
       <w:r>
         <w:rPr>
@@ -16773,7 +16750,6 @@
         <w:t xml:space="preserve">The </w:t>
       </w:r>
       <w:proofErr w:type="spellStart"/>
-      <w:proofErr w:type="gramStart"/>
       <w:r>
         <w:rPr>
           <w:rFonts w:ascii="Cascadia Code" w:eastAsia="Times New Roman" w:hAnsi="Cascadia Code" w:cs="Courier New"/>
@@ -16793,18 +16769,7 @@
           <w:szCs w:val="24"/>
           <w14:ligatures w14:val="none"/>
         </w:rPr>
-        <w:t>(</w:t>
-      </w:r>
-      <w:proofErr w:type="gramEnd"/>
-      <w:r>
-        <w:rPr>
-          <w:rFonts w:ascii="Cascadia Code" w:eastAsia="Times New Roman" w:hAnsi="Cascadia Code" w:cs="Courier New"/>
-          <w:kern w:val="0"/>
-          <w:sz w:val="24"/>
-          <w:szCs w:val="24"/>
-          <w14:ligatures w14:val="none"/>
-        </w:rPr>
-        <w:t>)</w:t>
+        <w:t>()</w:t>
       </w:r>
       <w:r>
         <w:rPr>
@@ -16931,55 +16896,15 @@
     </w:p>
     <w:p>
       <w:pPr>
-        <w:spacing w:after="0" w:line="360" w:lineRule="auto"/>
-        <w:ind w:left="360" w:firstLine="720"/>
-        <w:jc w:val="both"/>
-        <w:rPr>
-          <w:rFonts w:ascii="Times New Roman" w:eastAsia="Times New Roman" w:hAnsi="Times New Roman" w:cs="Times New Roman"/>
-          <w:kern w:val="0"/>
-          <w:sz w:val="24"/>
-          <w:szCs w:val="24"/>
-          <w14:ligatures w14:val="none"/>
-        </w:rPr>
-      </w:pPr>
-    </w:p>
-    <w:p>
-      <w:pPr>
-        <w:spacing w:after="0" w:line="360" w:lineRule="auto"/>
-        <w:ind w:left="360" w:firstLine="720"/>
-        <w:jc w:val="both"/>
-        <w:rPr>
-          <w:rFonts w:ascii="Times New Roman" w:eastAsia="Times New Roman" w:hAnsi="Times New Roman" w:cs="Times New Roman"/>
-          <w:kern w:val="0"/>
-          <w:sz w:val="24"/>
-          <w:szCs w:val="24"/>
-          <w14:ligatures w14:val="none"/>
-        </w:rPr>
-      </w:pPr>
-    </w:p>
-    <w:p>
-      <w:pPr>
-        <w:spacing w:after="0" w:line="360" w:lineRule="auto"/>
-        <w:jc w:val="both"/>
-        <w:rPr>
-          <w:rFonts w:ascii="Times New Roman" w:eastAsia="Times New Roman" w:hAnsi="Times New Roman" w:cs="Times New Roman"/>
-          <w:kern w:val="0"/>
-          <w:sz w:val="24"/>
-          <w:szCs w:val="24"/>
-          <w14:ligatures w14:val="none"/>
-        </w:rPr>
-      </w:pPr>
-    </w:p>
-    <w:p>
-      <w:pPr>
         <w:pStyle w:val="Heading3"/>
         <w:numPr>
           <w:ilvl w:val="2"/>
           <w:numId w:val="2"/>
         </w:numPr>
       </w:pPr>
-      <w:bookmarkStart w:id="32" w:name="_Toc237902789"/>
-      <w:r>
+      <w:bookmarkStart w:id="32" w:name="_Toc238159529"/>
+      <w:r>
+        <w:lastRenderedPageBreak/>
         <w:t>Shop and Fixed-Array Complexity</w:t>
       </w:r>
       <w:bookmarkEnd w:id="32"/>
@@ -17029,29 +16954,7 @@
           <w:szCs w:val="24"/>
           <w14:ligatures w14:val="none"/>
         </w:rPr>
-        <w:t xml:space="preserve">Item </w:t>
-      </w:r>
-      <w:proofErr w:type="gramStart"/>
-      <w:r>
-        <w:rPr>
-          <w:rFonts w:ascii="Cascadia Code" w:eastAsia="Times New Roman" w:hAnsi="Cascadia Code" w:cs="Courier New"/>
-          <w:kern w:val="0"/>
-          <w:sz w:val="24"/>
-          <w:szCs w:val="24"/>
-          <w14:ligatures w14:val="none"/>
-        </w:rPr>
-        <w:t>items[</w:t>
-      </w:r>
-      <w:proofErr w:type="gramEnd"/>
-      <w:r>
-        <w:rPr>
-          <w:rFonts w:ascii="Cascadia Code" w:eastAsia="Times New Roman" w:hAnsi="Cascadia Code" w:cs="Courier New"/>
-          <w:kern w:val="0"/>
-          <w:sz w:val="24"/>
-          <w:szCs w:val="24"/>
-          <w14:ligatures w14:val="none"/>
-        </w:rPr>
-        <w:t>3];</w:t>
+        <w:t>Item items[3];</w:t>
       </w:r>
     </w:p>
     <w:p>
@@ -17091,7 +16994,6 @@
           <w14:ligatures w14:val="none"/>
         </w:rPr>
       </w:pPr>
-      <w:proofErr w:type="gramStart"/>
       <w:r>
         <w:rPr>
           <w:rFonts w:ascii="Cascadia Code" w:eastAsia="Times New Roman" w:hAnsi="Cascadia Code" w:cs="Courier New"/>
@@ -17100,18 +17002,7 @@
           <w:szCs w:val="24"/>
           <w14:ligatures w14:val="none"/>
         </w:rPr>
-        <w:t>items[</w:t>
-      </w:r>
-      <w:proofErr w:type="gramEnd"/>
-      <w:r>
-        <w:rPr>
-          <w:rFonts w:ascii="Cascadia Code" w:eastAsia="Times New Roman" w:hAnsi="Cascadia Code" w:cs="Courier New"/>
-          <w:kern w:val="0"/>
-          <w:sz w:val="24"/>
-          <w:szCs w:val="24"/>
-          <w14:ligatures w14:val="none"/>
-        </w:rPr>
-        <w:t>option - 1]</w:t>
+        <w:t>items[option - 1]</w:t>
       </w:r>
     </w:p>
     <w:p>
@@ -17250,7 +17141,6 @@
         <w:t xml:space="preserve">The complete purchase may take longer because </w:t>
       </w:r>
       <w:proofErr w:type="spellStart"/>
-      <w:proofErr w:type="gramStart"/>
       <w:r>
         <w:rPr>
           <w:rFonts w:ascii="Cascadia Code" w:eastAsia="Times New Roman" w:hAnsi="Cascadia Code" w:cs="Courier New"/>
@@ -17270,18 +17160,7 @@
           <w:szCs w:val="24"/>
           <w14:ligatures w14:val="none"/>
         </w:rPr>
-        <w:t>(</w:t>
-      </w:r>
-      <w:proofErr w:type="gramEnd"/>
-      <w:r>
-        <w:rPr>
-          <w:rFonts w:ascii="Cascadia Code" w:eastAsia="Times New Roman" w:hAnsi="Cascadia Code" w:cs="Courier New"/>
-          <w:kern w:val="0"/>
-          <w:sz w:val="24"/>
-          <w:szCs w:val="24"/>
-          <w14:ligatures w14:val="none"/>
-        </w:rPr>
-        <w:t>)</w:t>
+        <w:t>()</w:t>
       </w:r>
       <w:r>
         <w:rPr>
@@ -17434,7 +17313,7 @@
           <w:numId w:val="2"/>
         </w:numPr>
       </w:pPr>
-      <w:bookmarkStart w:id="33" w:name="_Toc237902790"/>
+      <w:bookmarkStart w:id="33" w:name="_Toc238159530"/>
       <w:r>
         <w:t>Encounter-Loop Complexity</w:t>
       </w:r>
@@ -17709,7 +17588,6 @@
           <w:szCs w:val="24"/>
           <w14:ligatures w14:val="none"/>
         </w:rPr>
-        <w:lastRenderedPageBreak/>
         <w:t>Check the ending conditions</w:t>
       </w:r>
     </w:p>
@@ -17780,6 +17658,7 @@
           <w:szCs w:val="24"/>
           <w14:ligatures w14:val="none"/>
         </w:rPr>
+        <w:lastRenderedPageBreak/>
         <w:t xml:space="preserve">Let </w:t>
       </w:r>
       <m:oMath>
@@ -18039,7 +17918,7 @@
           <w:numId w:val="2"/>
         </w:numPr>
       </w:pPr>
-      <w:bookmarkStart w:id="34" w:name="_Toc237902791"/>
+      <w:bookmarkStart w:id="34" w:name="_Toc238159531"/>
       <w:r>
         <w:t>Exploration Complexity</w:t>
       </w:r>
@@ -18275,7 +18154,7 @@
         <w:ind w:left="360" w:firstLine="720"/>
         <w:jc w:val="both"/>
         <w:rPr>
-          <w:rFonts w:ascii="Courier New" w:eastAsia="Times New Roman" w:hAnsi="Courier New" w:cs="Courier New"/>
+          <w:rFonts w:ascii="Times New Roman" w:eastAsia="Times New Roman" w:hAnsi="Times New Roman" w:cs="Times New Roman"/>
           <w:kern w:val="0"/>
           <w:sz w:val="24"/>
           <w:szCs w:val="24"/>
@@ -18337,13 +18216,41 @@
     </w:p>
     <w:p>
       <w:pPr>
+        <w:spacing w:after="0" w:line="360" w:lineRule="auto"/>
+        <w:ind w:left="360" w:firstLine="720"/>
+        <w:jc w:val="both"/>
+        <w:rPr>
+          <w:rFonts w:ascii="Times New Roman" w:eastAsia="Times New Roman" w:hAnsi="Times New Roman" w:cs="Times New Roman"/>
+          <w:kern w:val="0"/>
+          <w:sz w:val="24"/>
+          <w:szCs w:val="24"/>
+          <w14:ligatures w14:val="none"/>
+        </w:rPr>
+      </w:pPr>
+    </w:p>
+    <w:p>
+      <w:pPr>
+        <w:spacing w:after="0" w:line="360" w:lineRule="auto"/>
+        <w:ind w:left="360" w:firstLine="720"/>
+        <w:jc w:val="both"/>
+        <w:rPr>
+          <w:rFonts w:ascii="Courier New" w:eastAsia="Times New Roman" w:hAnsi="Courier New" w:cs="Courier New"/>
+          <w:kern w:val="0"/>
+          <w:sz w:val="24"/>
+          <w:szCs w:val="24"/>
+          <w14:ligatures w14:val="none"/>
+        </w:rPr>
+      </w:pPr>
+    </w:p>
+    <w:p>
+      <w:pPr>
         <w:pStyle w:val="Heading3"/>
         <w:numPr>
           <w:ilvl w:val="2"/>
           <w:numId w:val="2"/>
         </w:numPr>
       </w:pPr>
-      <w:bookmarkStart w:id="35" w:name="_Toc237902792"/>
+      <w:bookmarkStart w:id="35" w:name="_Toc238159532"/>
       <w:r>
         <w:lastRenderedPageBreak/>
         <w:t>Checkpoint and Retry Complexity</w:t>
@@ -18374,7 +18281,6 @@
         <w:t xml:space="preserve">The </w:t>
       </w:r>
       <w:proofErr w:type="spellStart"/>
-      <w:proofErr w:type="gramStart"/>
       <w:r>
         <w:rPr>
           <w:rFonts w:ascii="Cascadia Code" w:eastAsia="Times New Roman" w:hAnsi="Cascadia Code" w:cs="Courier New"/>
@@ -18394,18 +18300,7 @@
           <w:szCs w:val="24"/>
           <w14:ligatures w14:val="none"/>
         </w:rPr>
-        <w:t>(</w:t>
-      </w:r>
-      <w:proofErr w:type="gramEnd"/>
-      <w:r>
-        <w:rPr>
-          <w:rFonts w:ascii="Cascadia Code" w:eastAsia="Times New Roman" w:hAnsi="Cascadia Code" w:cs="Courier New"/>
-          <w:kern w:val="0"/>
-          <w:sz w:val="24"/>
-          <w:szCs w:val="24"/>
-          <w14:ligatures w14:val="none"/>
-        </w:rPr>
-        <w:t>)</w:t>
+        <w:t>()</w:t>
       </w:r>
       <w:r>
         <w:rPr>
@@ -18939,7 +18834,7 @@
           <w:numId w:val="2"/>
         </w:numPr>
       </w:pPr>
-      <w:bookmarkStart w:id="36" w:name="_Toc237902793"/>
+      <w:bookmarkStart w:id="36" w:name="_Toc238159533"/>
       <w:r>
         <w:lastRenderedPageBreak/>
         <w:t>Complexity Summary</w:t>
@@ -19093,7 +18988,6 @@
               </w:rPr>
             </w:pPr>
             <w:proofErr w:type="spellStart"/>
-            <w:proofErr w:type="gramStart"/>
             <w:r>
               <w:rPr>
                 <w:rFonts w:ascii="Cascadia Code" w:hAnsi="Cascadia Code" w:cs="Cascadia Code"/>
@@ -19109,16 +19003,7 @@
                 <w:sz w:val="24"/>
                 <w:szCs w:val="24"/>
               </w:rPr>
-              <w:t>(</w:t>
-            </w:r>
-            <w:proofErr w:type="gramEnd"/>
-            <w:r>
-              <w:rPr>
-                <w:rFonts w:ascii="Cascadia Code" w:hAnsi="Cascadia Code" w:cs="Cascadia Code"/>
-                <w:sz w:val="24"/>
-                <w:szCs w:val="24"/>
-              </w:rPr>
-              <w:t>)</w:t>
+              <w:t>()</w:t>
             </w:r>
           </w:p>
         </w:tc>
@@ -19222,7 +19107,6 @@
               </w:rPr>
             </w:pPr>
             <w:proofErr w:type="spellStart"/>
-            <w:proofErr w:type="gramStart"/>
             <w:r>
               <w:rPr>
                 <w:rFonts w:ascii="Cascadia Code" w:hAnsi="Cascadia Code" w:cs="Cascadia Code"/>
@@ -19238,16 +19122,7 @@
                 <w:sz w:val="24"/>
                 <w:szCs w:val="24"/>
               </w:rPr>
-              <w:t>(</w:t>
-            </w:r>
-            <w:proofErr w:type="gramEnd"/>
-            <w:r>
-              <w:rPr>
-                <w:rFonts w:ascii="Cascadia Code" w:hAnsi="Cascadia Code" w:cs="Cascadia Code"/>
-                <w:sz w:val="24"/>
-                <w:szCs w:val="24"/>
-              </w:rPr>
-              <w:t>)</w:t>
+              <w:t>()</w:t>
             </w:r>
           </w:p>
         </w:tc>
@@ -19387,7 +19262,6 @@
               </w:rPr>
             </w:pPr>
             <w:proofErr w:type="spellStart"/>
-            <w:proofErr w:type="gramStart"/>
             <w:r>
               <w:rPr>
                 <w:rFonts w:ascii="Cascadia Code" w:hAnsi="Cascadia Code" w:cs="Cascadia Code"/>
@@ -19403,16 +19277,7 @@
                 <w:sz w:val="24"/>
                 <w:szCs w:val="24"/>
               </w:rPr>
-              <w:t>(</w:t>
-            </w:r>
-            <w:proofErr w:type="gramEnd"/>
-            <w:r>
-              <w:rPr>
-                <w:rFonts w:ascii="Cascadia Code" w:hAnsi="Cascadia Code" w:cs="Cascadia Code"/>
-                <w:sz w:val="24"/>
-                <w:szCs w:val="24"/>
-              </w:rPr>
-              <w:t>)</w:t>
+              <w:t>()</w:t>
             </w:r>
           </w:p>
         </w:tc>
@@ -19552,7 +19417,6 @@
               </w:rPr>
             </w:pPr>
             <w:proofErr w:type="spellStart"/>
-            <w:proofErr w:type="gramStart"/>
             <w:r>
               <w:rPr>
                 <w:rFonts w:ascii="Cascadia Code" w:hAnsi="Cascadia Code" w:cs="Cascadia Code"/>
@@ -19568,16 +19432,7 @@
                 <w:sz w:val="24"/>
                 <w:szCs w:val="24"/>
               </w:rPr>
-              <w:t>(</w:t>
-            </w:r>
-            <w:proofErr w:type="gramEnd"/>
-            <w:r>
-              <w:rPr>
-                <w:rFonts w:ascii="Cascadia Code" w:hAnsi="Cascadia Code" w:cs="Cascadia Code"/>
-                <w:sz w:val="24"/>
-                <w:szCs w:val="24"/>
-              </w:rPr>
-              <w:t>)</w:t>
+              <w:t>()</w:t>
             </w:r>
           </w:p>
         </w:tc>
@@ -19717,7 +19572,6 @@
               </w:rPr>
             </w:pPr>
             <w:proofErr w:type="spellStart"/>
-            <w:proofErr w:type="gramStart"/>
             <w:r>
               <w:rPr>
                 <w:rFonts w:ascii="Cascadia Code" w:hAnsi="Cascadia Code" w:cs="Cascadia Code"/>
@@ -19733,16 +19587,7 @@
                 <w:sz w:val="24"/>
                 <w:szCs w:val="24"/>
               </w:rPr>
-              <w:t>(</w:t>
-            </w:r>
-            <w:proofErr w:type="gramEnd"/>
-            <w:r>
-              <w:rPr>
-                <w:rFonts w:ascii="Cascadia Code" w:hAnsi="Cascadia Code" w:cs="Cascadia Code"/>
-                <w:sz w:val="24"/>
-                <w:szCs w:val="24"/>
-              </w:rPr>
-              <w:t>)</w:t>
+              <w:t>()</w:t>
             </w:r>
           </w:p>
         </w:tc>
@@ -19882,7 +19727,6 @@
               </w:rPr>
             </w:pPr>
             <w:proofErr w:type="spellStart"/>
-            <w:proofErr w:type="gramStart"/>
             <w:r>
               <w:rPr>
                 <w:rFonts w:ascii="Cascadia Code" w:hAnsi="Cascadia Code" w:cs="Cascadia Code"/>
@@ -19898,16 +19742,7 @@
                 <w:sz w:val="24"/>
                 <w:szCs w:val="24"/>
               </w:rPr>
-              <w:t>(</w:t>
-            </w:r>
-            <w:proofErr w:type="gramEnd"/>
-            <w:r>
-              <w:rPr>
-                <w:rFonts w:ascii="Cascadia Code" w:hAnsi="Cascadia Code" w:cs="Cascadia Code"/>
-                <w:sz w:val="24"/>
-                <w:szCs w:val="24"/>
-              </w:rPr>
-              <w:t>)</w:t>
+              <w:t>()</w:t>
             </w:r>
           </w:p>
         </w:tc>
@@ -20046,23 +19881,13 @@
                 <w:szCs w:val="24"/>
               </w:rPr>
             </w:pPr>
-            <w:proofErr w:type="gramStart"/>
             <w:r>
               <w:rPr>
                 <w:rFonts w:ascii="Cascadia Code" w:hAnsi="Cascadia Code" w:cs="Cascadia Code"/>
                 <w:sz w:val="24"/>
                 <w:szCs w:val="24"/>
               </w:rPr>
-              <w:t>clear(</w:t>
-            </w:r>
-            <w:proofErr w:type="gramEnd"/>
-            <w:r>
-              <w:rPr>
-                <w:rFonts w:ascii="Cascadia Code" w:hAnsi="Cascadia Code" w:cs="Cascadia Code"/>
-                <w:sz w:val="24"/>
-                <w:szCs w:val="24"/>
-              </w:rPr>
-              <w:t>)</w:t>
+              <w:t>clear()</w:t>
             </w:r>
           </w:p>
         </w:tc>
@@ -20202,7 +20027,6 @@
               </w:rPr>
             </w:pPr>
             <w:proofErr w:type="spellStart"/>
-            <w:proofErr w:type="gramStart"/>
             <w:r>
               <w:rPr>
                 <w:rFonts w:ascii="Cascadia Code" w:hAnsi="Cascadia Code" w:cs="Cascadia Code"/>
@@ -20218,16 +20042,7 @@
                 <w:sz w:val="24"/>
                 <w:szCs w:val="24"/>
               </w:rPr>
-              <w:t>(</w:t>
-            </w:r>
-            <w:proofErr w:type="gramEnd"/>
-            <w:r>
-              <w:rPr>
-                <w:rFonts w:ascii="Cascadia Code" w:hAnsi="Cascadia Code" w:cs="Cascadia Code"/>
-                <w:sz w:val="24"/>
-                <w:szCs w:val="24"/>
-              </w:rPr>
-              <w:t>)</w:t>
+              <w:t>()</w:t>
             </w:r>
           </w:p>
         </w:tc>
@@ -20367,7 +20182,6 @@
               </w:rPr>
             </w:pPr>
             <w:proofErr w:type="spellStart"/>
-            <w:proofErr w:type="gramStart"/>
             <w:r>
               <w:rPr>
                 <w:rFonts w:ascii="Cascadia Code" w:hAnsi="Cascadia Code" w:cs="Cascadia Code"/>
@@ -20383,16 +20197,7 @@
                 <w:sz w:val="24"/>
                 <w:szCs w:val="24"/>
               </w:rPr>
-              <w:t>(</w:t>
-            </w:r>
-            <w:proofErr w:type="gramEnd"/>
-            <w:r>
-              <w:rPr>
-                <w:rFonts w:ascii="Cascadia Code" w:hAnsi="Cascadia Code" w:cs="Cascadia Code"/>
-                <w:sz w:val="24"/>
-                <w:szCs w:val="24"/>
-              </w:rPr>
-              <w:t>)</w:t>
+              <w:t>()</w:t>
             </w:r>
           </w:p>
         </w:tc>
@@ -20908,7 +20713,6 @@
               </w:rPr>
             </w:pPr>
             <w:proofErr w:type="spellStart"/>
-            <w:proofErr w:type="gramStart"/>
             <w:r>
               <w:rPr>
                 <w:rFonts w:ascii="Cascadia Code" w:hAnsi="Cascadia Code" w:cs="Cascadia Code"/>
@@ -20924,16 +20728,7 @@
                 <w:sz w:val="24"/>
                 <w:szCs w:val="24"/>
               </w:rPr>
-              <w:t>(</w:t>
-            </w:r>
-            <w:proofErr w:type="gramEnd"/>
-            <w:r>
-              <w:rPr>
-                <w:rFonts w:ascii="Cascadia Code" w:hAnsi="Cascadia Code" w:cs="Cascadia Code"/>
-                <w:sz w:val="24"/>
-                <w:szCs w:val="24"/>
-              </w:rPr>
-              <w:t>)</w:t>
+              <w:t>()</w:t>
             </w:r>
           </w:p>
         </w:tc>
@@ -21741,7 +21536,7 @@
           <w:color w:val="auto"/>
         </w:rPr>
       </w:pPr>
-      <w:bookmarkStart w:id="37" w:name="_Toc237902794"/>
+      <w:bookmarkStart w:id="37" w:name="_Toc238159534"/>
       <w:r>
         <w:rPr>
           <w:rFonts w:ascii="Times New Roman" w:hAnsi="Times New Roman" w:cs="Times New Roman"/>
@@ -21766,7 +21561,27 @@
           <w:sz w:val="24"/>
           <w:szCs w:val="24"/>
         </w:rPr>
-        <w:t>(Contributed by: MIN NYO SIN)</w:t>
+        <w:t xml:space="preserve">(Contributed by: </w:t>
+      </w:r>
+      <w:r>
+        <w:rPr>
+          <w:rFonts w:ascii="Times New Roman" w:hAnsi="Times New Roman" w:cs="Times New Roman"/>
+          <w:b/>
+          <w:bCs/>
+          <w:sz w:val="24"/>
+          <w:szCs w:val="24"/>
+        </w:rPr>
+        <w:t>AHMED UWAIS IBRAHIM RASHEED</w:t>
+      </w:r>
+      <w:r>
+        <w:rPr>
+          <w:rFonts w:ascii="Times New Roman" w:hAnsi="Times New Roman" w:cs="Times New Roman"/>
+          <w:b/>
+          <w:bCs/>
+          <w:sz w:val="24"/>
+          <w:szCs w:val="24"/>
+        </w:rPr>
+        <w:t>)</w:t>
       </w:r>
     </w:p>
     <w:p>
@@ -21820,7 +21635,7 @@
           <w:szCs w:val="28"/>
         </w:rPr>
       </w:pPr>
-      <w:bookmarkStart w:id="38" w:name="_Toc237902795"/>
+      <w:bookmarkStart w:id="38" w:name="_Toc238159535"/>
       <w:r>
         <w:rPr>
           <w:rFonts w:ascii="Times New Roman" w:hAnsi="Times New Roman" w:cs="Times New Roman"/>
@@ -23029,7 +22844,6 @@
         <w:t xml:space="preserve">The display files were separated from the gameplay logic for a similar reason. </w:t>
       </w:r>
       <w:proofErr w:type="spellStart"/>
-      <w:proofErr w:type="gramStart"/>
       <w:r>
         <w:rPr>
           <w:rFonts w:ascii="Cascadia Code" w:eastAsia="Times New Roman" w:hAnsi="Cascadia Code" w:cs="Cascadia Code"/>
@@ -23049,18 +22863,7 @@
           <w:szCs w:val="24"/>
           <w14:ligatures w14:val="none"/>
         </w:rPr>
-        <w:t>(</w:t>
-      </w:r>
-      <w:proofErr w:type="gramEnd"/>
-      <w:r>
-        <w:rPr>
-          <w:rFonts w:ascii="Cascadia Code" w:eastAsia="Times New Roman" w:hAnsi="Cascadia Code" w:cs="Cascadia Code"/>
-          <w:kern w:val="0"/>
-          <w:sz w:val="24"/>
-          <w:szCs w:val="24"/>
-          <w14:ligatures w14:val="none"/>
-        </w:rPr>
-        <w:t>)</w:t>
+        <w:t>()</w:t>
       </w:r>
       <w:r>
         <w:rPr>
@@ -23100,7 +22903,7 @@
           <w:szCs w:val="28"/>
         </w:rPr>
       </w:pPr>
-      <w:bookmarkStart w:id="39" w:name="_Toc237902796"/>
+      <w:bookmarkStart w:id="39" w:name="_Toc238159536"/>
       <w:r>
         <w:rPr>
           <w:rFonts w:ascii="Times New Roman" w:hAnsi="Times New Roman" w:cs="Times New Roman"/>
@@ -23383,7 +23186,7 @@
                                 <w:sz w:val="24"/>
                                 <w:szCs w:val="24"/>
                               </w:rPr>
-                              <w:t>2</w:t>
+                              <w:t>5</w:t>
                             </w:r>
                             <w:r>
                               <w:rPr>
@@ -23499,7 +23302,7 @@
                           <w:sz w:val="24"/>
                           <w:szCs w:val="24"/>
                         </w:rPr>
-                        <w:t>2</w:t>
+                        <w:t>5</w:t>
                       </w:r>
                       <w:r>
                         <w:rPr>
@@ -23684,7 +23487,6 @@
         <w:t xml:space="preserve">When an item is added, </w:t>
       </w:r>
       <w:proofErr w:type="spellStart"/>
-      <w:proofErr w:type="gramStart"/>
       <w:r>
         <w:rPr>
           <w:rStyle w:val="HTMLCode"/>
@@ -23702,17 +23504,7 @@
           <w:sz w:val="24"/>
           <w:szCs w:val="24"/>
         </w:rPr>
-        <w:t>(</w:t>
-      </w:r>
-      <w:proofErr w:type="gramEnd"/>
-      <w:r>
-        <w:rPr>
-          <w:rStyle w:val="HTMLCode"/>
-          <w:rFonts w:ascii="Cascadia Code" w:hAnsi="Cascadia Code" w:cs="Cascadia Code"/>
-          <w:sz w:val="24"/>
-          <w:szCs w:val="24"/>
-        </w:rPr>
-        <w:t>)</w:t>
+        <w:t>()</w:t>
       </w:r>
       <w:r>
         <w:t xml:space="preserve"> first searches the current list:</w:t>
@@ -23816,7 +23608,6 @@
         <w:t xml:space="preserve">If no match is found, </w:t>
       </w:r>
       <w:proofErr w:type="spellStart"/>
-      <w:proofErr w:type="gramStart"/>
       <w:r>
         <w:rPr>
           <w:rStyle w:val="HTMLCode"/>
@@ -23834,17 +23625,7 @@
           <w:sz w:val="24"/>
           <w:szCs w:val="24"/>
         </w:rPr>
-        <w:t>(</w:t>
-      </w:r>
-      <w:proofErr w:type="gramEnd"/>
-      <w:r>
-        <w:rPr>
-          <w:rStyle w:val="HTMLCode"/>
-          <w:rFonts w:ascii="Cascadia Code" w:hAnsi="Cascadia Code" w:cs="Cascadia Code"/>
-          <w:sz w:val="24"/>
-          <w:szCs w:val="24"/>
-        </w:rPr>
-        <w:t>)</w:t>
+        <w:t>()</w:t>
       </w:r>
       <w:r>
         <w:t xml:space="preserve"> creates a new node. The empty-list case is handled separately because both </w:t>
@@ -23893,7 +23674,6 @@
         <w:t xml:space="preserve">The Player interacts with the list through </w:t>
       </w:r>
       <w:proofErr w:type="spellStart"/>
-      <w:proofErr w:type="gramStart"/>
       <w:r>
         <w:rPr>
           <w:rStyle w:val="HTMLCode"/>
@@ -23911,9 +23691,12 @@
           <w:sz w:val="24"/>
           <w:szCs w:val="24"/>
         </w:rPr>
-        <w:t>(</w:t>
-      </w:r>
-      <w:proofErr w:type="gramEnd"/>
+        <w:t>()</w:t>
+      </w:r>
+      <w:r>
+        <w:t xml:space="preserve">. The displayed menu begins from 1, but </w:t>
+      </w:r>
+      <w:proofErr w:type="spellStart"/>
       <w:r>
         <w:rPr>
           <w:rStyle w:val="HTMLCode"/>
@@ -23921,13 +23704,9 @@
           <w:sz w:val="24"/>
           <w:szCs w:val="24"/>
         </w:rPr>
-        <w:t>)</w:t>
-      </w:r>
-      <w:r>
-        <w:t xml:space="preserve">. The displayed menu begins from 1, but </w:t>
-      </w:r>
-      <w:proofErr w:type="spellStart"/>
-      <w:proofErr w:type="gramStart"/>
+        <w:t>getItemAt</w:t>
+      </w:r>
+      <w:proofErr w:type="spellEnd"/>
       <w:r>
         <w:rPr>
           <w:rStyle w:val="HTMLCode"/>
@@ -23935,27 +23714,7 @@
           <w:sz w:val="24"/>
           <w:szCs w:val="24"/>
         </w:rPr>
-        <w:t>getItemAt</w:t>
-      </w:r>
-      <w:proofErr w:type="spellEnd"/>
-      <w:r>
-        <w:rPr>
-          <w:rStyle w:val="HTMLCode"/>
-          <w:rFonts w:ascii="Cascadia Code" w:hAnsi="Cascadia Code" w:cs="Cascadia Code"/>
-          <w:sz w:val="24"/>
-          <w:szCs w:val="24"/>
-        </w:rPr>
-        <w:t>(</w:t>
-      </w:r>
-      <w:proofErr w:type="gramEnd"/>
-      <w:r>
-        <w:rPr>
-          <w:rStyle w:val="HTMLCode"/>
-          <w:rFonts w:ascii="Cascadia Code" w:hAnsi="Cascadia Code" w:cs="Cascadia Code"/>
-          <w:sz w:val="24"/>
-          <w:szCs w:val="24"/>
-        </w:rPr>
-        <w:t>)</w:t>
+        <w:t>()</w:t>
       </w:r>
       <w:r>
         <w:t xml:space="preserve"> uses a zero-based position. Therefore, the selected menu option is converted using </w:t>
@@ -24044,7 +23803,6 @@
         <w:t xml:space="preserve">After an item is selected, </w:t>
       </w:r>
       <w:proofErr w:type="spellStart"/>
-      <w:proofErr w:type="gramStart"/>
       <w:r>
         <w:rPr>
           <w:rStyle w:val="HTMLCode"/>
@@ -24062,17 +23820,7 @@
           <w:sz w:val="24"/>
           <w:szCs w:val="24"/>
         </w:rPr>
-        <w:t>(</w:t>
-      </w:r>
-      <w:proofErr w:type="gramEnd"/>
-      <w:r>
-        <w:rPr>
-          <w:rStyle w:val="HTMLCode"/>
-          <w:rFonts w:ascii="Cascadia Code" w:hAnsi="Cascadia Code"/>
-          <w:sz w:val="24"/>
-          <w:szCs w:val="24"/>
-        </w:rPr>
-        <w:t>)</w:t>
+        <w:t>()</w:t>
       </w:r>
       <w:r>
         <w:t xml:space="preserve"> copies its effects into the player statistics and calls </w:t>
@@ -24187,7 +23935,6 @@
       <w:r>
         <w:t xml:space="preserve">The destructor calls </w:t>
       </w:r>
-      <w:proofErr w:type="gramStart"/>
       <w:r>
         <w:rPr>
           <w:rStyle w:val="HTMLCode"/>
@@ -24195,9 +23942,11 @@
           <w:sz w:val="24"/>
           <w:szCs w:val="24"/>
         </w:rPr>
-        <w:t>clear(</w:t>
-      </w:r>
-      <w:proofErr w:type="gramEnd"/>
+        <w:t>clear()</w:t>
+      </w:r>
+      <w:r>
+        <w:t xml:space="preserve"> when the inventory is destroyed. </w:t>
+      </w:r>
       <w:r>
         <w:rPr>
           <w:rStyle w:val="HTMLCode"/>
@@ -24205,30 +23954,7 @@
           <w:sz w:val="24"/>
           <w:szCs w:val="24"/>
         </w:rPr>
-        <w:t>)</w:t>
-      </w:r>
-      <w:r>
-        <w:t xml:space="preserve"> when the inventory is destroyed. </w:t>
-      </w:r>
-      <w:proofErr w:type="gramStart"/>
-      <w:r>
-        <w:rPr>
-          <w:rStyle w:val="HTMLCode"/>
-          <w:rFonts w:ascii="Cascadia Code" w:hAnsi="Cascadia Code" w:cs="Cascadia Code"/>
-          <w:sz w:val="24"/>
-          <w:szCs w:val="24"/>
-        </w:rPr>
-        <w:t>clear(</w:t>
-      </w:r>
-      <w:proofErr w:type="gramEnd"/>
-      <w:r>
-        <w:rPr>
-          <w:rStyle w:val="HTMLCode"/>
-          <w:rFonts w:ascii="Cascadia Code" w:hAnsi="Cascadia Code" w:cs="Cascadia Code"/>
-          <w:sz w:val="24"/>
-          <w:szCs w:val="24"/>
-        </w:rPr>
-        <w:t>)</w:t>
+        <w:t>clear()</w:t>
       </w:r>
       <w:r>
         <w:t xml:space="preserve"> moves through the nodes and deletes each one. This is required because the nodes were created dynamically using </w:t>
@@ -24326,7 +24052,7 @@
           <w:szCs w:val="28"/>
         </w:rPr>
       </w:pPr>
-      <w:bookmarkStart w:id="42" w:name="_Toc237902797"/>
+      <w:bookmarkStart w:id="42" w:name="_Toc238159537"/>
       <w:r>
         <w:rPr>
           <w:rFonts w:ascii="Times New Roman" w:hAnsi="Times New Roman" w:cs="Times New Roman"/>
@@ -24488,7 +24214,6 @@
         <w:lastRenderedPageBreak/>
         <w:t xml:space="preserve">The menu choice is linked to the array through </w:t>
       </w:r>
-      <w:proofErr w:type="gramStart"/>
       <w:r>
         <w:rPr>
           <w:rStyle w:val="HTMLCode"/>
@@ -24503,15 +24228,7 @@
           <w:rStyle w:val="text-token-text-primary"/>
           <w:rFonts w:ascii="Cascadia Code" w:hAnsi="Cascadia Code" w:cs="Cascadia Code"/>
         </w:rPr>
-        <w:t>[</w:t>
-      </w:r>
-      <w:proofErr w:type="gramEnd"/>
-      <w:r>
-        <w:rPr>
-          <w:rStyle w:val="text-token-text-primary"/>
-          <w:rFonts w:ascii="Cascadia Code" w:hAnsi="Cascadia Code" w:cs="Cascadia Code"/>
-        </w:rPr>
-        <w:t>option - 1]</w:t>
+        <w:t>[option - 1]</w:t>
       </w:r>
       <w:r>
         <w:t xml:space="preserve">. This </w:t>
@@ -24604,7 +24321,6 @@
         <w:t xml:space="preserve">The purchasing logic is placed in </w:t>
       </w:r>
       <w:proofErr w:type="spellStart"/>
-      <w:proofErr w:type="gramStart"/>
       <w:r>
         <w:rPr>
           <w:rFonts w:ascii="Cascadia Code" w:hAnsi="Cascadia Code" w:cs="Times New Roman"/>
@@ -24620,16 +24336,7 @@
           <w:sz w:val="24"/>
           <w:szCs w:val="24"/>
         </w:rPr>
-        <w:t>(</w:t>
-      </w:r>
-      <w:proofErr w:type="gramEnd"/>
-      <w:r>
-        <w:rPr>
-          <w:rFonts w:ascii="Cascadia Code" w:hAnsi="Cascadia Code" w:cs="Times New Roman"/>
-          <w:sz w:val="24"/>
-          <w:szCs w:val="24"/>
-        </w:rPr>
-        <w:t>)</w:t>
+        <w:t>()</w:t>
       </w:r>
       <w:r>
         <w:rPr>
@@ -24664,7 +24371,6 @@
         <w:jc w:val="both"/>
       </w:pPr>
       <w:proofErr w:type="spellStart"/>
-      <w:proofErr w:type="gramStart"/>
       <w:r>
         <w:rPr>
           <w:rStyle w:val="HTMLCode"/>
@@ -24682,17 +24388,7 @@
           <w:sz w:val="24"/>
           <w:szCs w:val="24"/>
         </w:rPr>
-        <w:t>(</w:t>
-      </w:r>
-      <w:proofErr w:type="gramEnd"/>
-      <w:r>
-        <w:rPr>
-          <w:rStyle w:val="HTMLCode"/>
-          <w:rFonts w:ascii="Cascadia Code" w:hAnsi="Cascadia Code" w:cs="Cascadia Code"/>
-          <w:sz w:val="24"/>
-          <w:szCs w:val="24"/>
-        </w:rPr>
-        <w:t>)</w:t>
+        <w:t>()</w:t>
       </w:r>
       <w:r>
         <w:rPr>
@@ -24773,7 +24469,6 @@
         </w:drawing>
       </w:r>
       <w:proofErr w:type="spellStart"/>
-      <w:proofErr w:type="gramStart"/>
       <w:r>
         <w:rPr>
           <w:rStyle w:val="HTMLCode"/>
@@ -24791,17 +24486,7 @@
           <w:sz w:val="24"/>
           <w:szCs w:val="24"/>
         </w:rPr>
-        <w:t>(</w:t>
-      </w:r>
-      <w:proofErr w:type="gramEnd"/>
-      <w:r>
-        <w:rPr>
-          <w:rStyle w:val="HTMLCode"/>
-          <w:rFonts w:ascii="Cascadia Code" w:hAnsi="Cascadia Code" w:cs="Cascadia Code"/>
-          <w:sz w:val="24"/>
-          <w:szCs w:val="24"/>
-        </w:rPr>
-        <w:t>)</w:t>
+        <w:t>()</w:t>
       </w:r>
       <w:r>
         <w:t xml:space="preserve"> returns a Boolean because the downtown shop needs to know whether Study Notes were successfully purchased. Its availability is reduced only after a successful transaction:</w:t>
@@ -24837,7 +24522,6 @@
         <w:t xml:space="preserve">The shop menu also calls </w:t>
       </w:r>
       <w:proofErr w:type="spellStart"/>
-      <w:proofErr w:type="gramStart"/>
       <w:r>
         <w:rPr>
           <w:rStyle w:val="HTMLCode"/>
@@ -24855,17 +24539,7 @@
           <w:sz w:val="24"/>
           <w:szCs w:val="24"/>
         </w:rPr>
-        <w:t>(</w:t>
-      </w:r>
-      <w:proofErr w:type="gramEnd"/>
-      <w:r>
-        <w:rPr>
-          <w:rStyle w:val="HTMLCode"/>
-          <w:rFonts w:ascii="Cascadia Code" w:hAnsi="Cascadia Code" w:cs="Cascadia Code"/>
-          <w:sz w:val="24"/>
-          <w:szCs w:val="24"/>
-        </w:rPr>
-        <w:t>)</w:t>
+        <w:t>()</w:t>
       </w:r>
       <w:r>
         <w:t>. We included this option so that a player with low Energy could buy and immediately use an item without leaving the shop and navigating through another menu.</w:t>
@@ -24906,7 +24580,7 @@
           <w:szCs w:val="28"/>
         </w:rPr>
       </w:pPr>
-      <w:bookmarkStart w:id="43" w:name="_Toc237902798"/>
+      <w:bookmarkStart w:id="43" w:name="_Toc238159538"/>
       <w:r>
         <w:rPr>
           <w:rFonts w:ascii="Times New Roman" w:hAnsi="Times New Roman" w:cs="Times New Roman"/>
@@ -25442,7 +25116,6 @@
         <w:t xml:space="preserve">If the challenge is still active, a random response is selected. After the response, the challenge time is reduced, player statistics are limited using </w:t>
       </w:r>
       <w:proofErr w:type="spellStart"/>
-      <w:proofErr w:type="gramStart"/>
       <w:r>
         <w:rPr>
           <w:rStyle w:val="HTMLCode"/>
@@ -25460,17 +25133,7 @@
           <w:sz w:val="24"/>
           <w:szCs w:val="24"/>
         </w:rPr>
-        <w:t>(</w:t>
-      </w:r>
-      <w:proofErr w:type="gramEnd"/>
-      <w:r>
-        <w:rPr>
-          <w:rStyle w:val="HTMLCode"/>
-          <w:rFonts w:ascii="Cascadia Code" w:hAnsi="Cascadia Code" w:cs="Cascadia Code"/>
-          <w:sz w:val="24"/>
-          <w:szCs w:val="24"/>
-        </w:rPr>
-        <w:t>)</w:t>
+        <w:t>()</w:t>
       </w:r>
       <w:r>
         <w:t>, and the saved values are compared with the new values.</w:t>
@@ -25947,7 +25610,7 @@
           <w:szCs w:val="28"/>
         </w:rPr>
       </w:pPr>
-      <w:bookmarkStart w:id="44" w:name="_Toc237902799"/>
+      <w:bookmarkStart w:id="44" w:name="_Toc238159539"/>
       <w:r>
         <w:rPr>
           <w:rFonts w:ascii="Times New Roman" w:hAnsi="Times New Roman" w:cs="Times New Roman"/>
@@ -26239,7 +25902,6 @@
         <w:t xml:space="preserve">Random exploration events are processed after the action passes its Energy and repetition checks. The selected event changes the player statistics, and the program immediately calls </w:t>
       </w:r>
       <w:proofErr w:type="spellStart"/>
-      <w:proofErr w:type="gramStart"/>
       <w:r>
         <w:rPr>
           <w:rStyle w:val="HTMLCode"/>
@@ -26257,17 +25919,7 @@
           <w:sz w:val="24"/>
           <w:szCs w:val="24"/>
         </w:rPr>
-        <w:t>(</w:t>
-      </w:r>
-      <w:proofErr w:type="gramEnd"/>
-      <w:r>
-        <w:rPr>
-          <w:rStyle w:val="HTMLCode"/>
-          <w:rFonts w:ascii="Cascadia Code" w:hAnsi="Cascadia Code" w:cs="Cascadia Code"/>
-          <w:sz w:val="24"/>
-          <w:szCs w:val="24"/>
-        </w:rPr>
-        <w:t>)</w:t>
+        <w:t>()</w:t>
       </w:r>
       <w:r>
         <w:t xml:space="preserve"> and displays the result. If Focus reaches zero, the exploration function returns </w:t>
@@ -26314,7 +25966,7 @@
           <w:szCs w:val="28"/>
         </w:rPr>
       </w:pPr>
-      <w:bookmarkStart w:id="45" w:name="_Toc237902800"/>
+      <w:bookmarkStart w:id="45" w:name="_Toc238159540"/>
       <w:r>
         <w:rPr>
           <w:rFonts w:ascii="Times New Roman" w:hAnsi="Times New Roman" w:cs="Times New Roman"/>
@@ -26345,7 +25997,6 @@
         <w:t xml:space="preserve"> and </w:t>
       </w:r>
       <w:proofErr w:type="spellStart"/>
-      <w:proofErr w:type="gramStart"/>
       <w:r>
         <w:rPr>
           <w:rStyle w:val="HTMLCode"/>
@@ -26363,17 +26014,7 @@
           <w:sz w:val="24"/>
           <w:szCs w:val="24"/>
         </w:rPr>
-        <w:t>(</w:t>
-      </w:r>
-      <w:proofErr w:type="gramEnd"/>
-      <w:r>
-        <w:rPr>
-          <w:rStyle w:val="HTMLCode"/>
-          <w:rFonts w:ascii="Cascadia Code" w:hAnsi="Cascadia Code" w:cs="Cascadia Code"/>
-          <w:sz w:val="24"/>
-          <w:szCs w:val="24"/>
-        </w:rPr>
-        <w:t>)</w:t>
+        <w:t>()</w:t>
       </w:r>
       <w:r>
         <w:t xml:space="preserve"> stores the current state inside it.</w:t>
@@ -26571,7 +26212,6 @@
         <w:lastRenderedPageBreak/>
         <w:t xml:space="preserve">We used loops instead of restarting </w:t>
       </w:r>
-      <w:proofErr w:type="gramStart"/>
       <w:r>
         <w:rPr>
           <w:rStyle w:val="HTMLCode"/>
@@ -26579,17 +26219,7 @@
           <w:sz w:val="24"/>
           <w:szCs w:val="24"/>
         </w:rPr>
-        <w:t>main(</w:t>
-      </w:r>
-      <w:proofErr w:type="gramEnd"/>
-      <w:r>
-        <w:rPr>
-          <w:rStyle w:val="HTMLCode"/>
-          <w:rFonts w:ascii="Cascadia Code" w:hAnsi="Cascadia Code" w:cs="Cascadia Code"/>
-          <w:sz w:val="24"/>
-          <w:szCs w:val="24"/>
-        </w:rPr>
-        <w:t>)</w:t>
+        <w:t>main()</w:t>
       </w:r>
       <w:r>
         <w:t xml:space="preserve"> or using </w:t>
@@ -26797,7 +26427,7 @@
           <w:szCs w:val="28"/>
         </w:rPr>
       </w:pPr>
-      <w:bookmarkStart w:id="46" w:name="_Toc237902801"/>
+      <w:bookmarkStart w:id="46" w:name="_Toc238159541"/>
       <w:r>
         <w:rPr>
           <w:rFonts w:ascii="Times New Roman" w:hAnsi="Times New Roman" w:cs="Times New Roman"/>
@@ -26930,7 +26560,6 @@
         <w:jc w:val="both"/>
       </w:pPr>
       <w:proofErr w:type="spellStart"/>
-      <w:proofErr w:type="gramStart"/>
       <w:r>
         <w:rPr>
           <w:rStyle w:val="HTMLCode"/>
@@ -26941,7 +26570,6 @@
         <w:t>cin.clear</w:t>
       </w:r>
       <w:proofErr w:type="spellEnd"/>
-      <w:proofErr w:type="gramEnd"/>
       <w:r>
         <w:rPr>
           <w:rStyle w:val="HTMLCode"/>
@@ -27013,7 +26641,6 @@
         <w:t xml:space="preserve"> is a valid integer, so it does not cause </w:t>
       </w:r>
       <w:proofErr w:type="spellStart"/>
-      <w:proofErr w:type="gramStart"/>
       <w:r>
         <w:rPr>
           <w:rStyle w:val="HTMLCode"/>
@@ -27024,7 +26651,6 @@
         <w:t>cin.fail</w:t>
       </w:r>
       <w:proofErr w:type="spellEnd"/>
-      <w:proofErr w:type="gramEnd"/>
       <w:r>
         <w:rPr>
           <w:rStyle w:val="HTMLCode"/>
@@ -27157,7 +26783,6 @@
         <w:t xml:space="preserve"> also has a boundary check. </w:t>
       </w:r>
       <w:proofErr w:type="spellStart"/>
-      <w:proofErr w:type="gramStart"/>
       <w:r>
         <w:rPr>
           <w:rStyle w:val="HTMLCode"/>
@@ -27175,17 +26800,7 @@
           <w:sz w:val="24"/>
           <w:szCs w:val="24"/>
         </w:rPr>
-        <w:t>(</w:t>
-      </w:r>
-      <w:proofErr w:type="gramEnd"/>
-      <w:r>
-        <w:rPr>
-          <w:rStyle w:val="HTMLCode"/>
-          <w:rFonts w:ascii="Cascadia Code" w:hAnsi="Cascadia Code" w:cs="Cascadia Code"/>
-          <w:sz w:val="24"/>
-          <w:szCs w:val="24"/>
-        </w:rPr>
-        <w:t>)</w:t>
+        <w:t>()</w:t>
       </w:r>
       <w:r>
         <w:t xml:space="preserve"> rejects an empty name or one containing only spaces. This prevents the Player from being created with a blank identity</w:t>
@@ -27226,7 +26841,6 @@
         </w:rPr>
       </w:pPr>
       <w:proofErr w:type="spellStart"/>
-      <w:proofErr w:type="gramStart"/>
       <w:r>
         <w:rPr>
           <w:rFonts w:ascii="Cascadia Code" w:eastAsia="Times New Roman" w:hAnsi="Cascadia Code" w:cs="Cascadia Code"/>
@@ -27246,18 +26860,7 @@
           <w:szCs w:val="24"/>
           <w14:ligatures w14:val="none"/>
         </w:rPr>
-        <w:t>(</w:t>
-      </w:r>
-      <w:proofErr w:type="gramEnd"/>
-      <w:r>
-        <w:rPr>
-          <w:rFonts w:ascii="Cascadia Code" w:eastAsia="Times New Roman" w:hAnsi="Cascadia Code" w:cs="Cascadia Code"/>
-          <w:kern w:val="0"/>
-          <w:sz w:val="24"/>
-          <w:szCs w:val="24"/>
-          <w14:ligatures w14:val="none"/>
-        </w:rPr>
-        <w:t>)</w:t>
+        <w:t>()</w:t>
       </w:r>
       <w:r>
         <w:rPr>
@@ -27344,7 +26947,6 @@
         </w:rPr>
       </w:pPr>
       <w:proofErr w:type="spellStart"/>
-      <w:proofErr w:type="gramStart"/>
       <w:r>
         <w:rPr>
           <w:rFonts w:ascii="Cascadia Code" w:eastAsia="Times New Roman" w:hAnsi="Cascadia Code" w:cs="Cascadia Code"/>
@@ -27364,18 +26966,7 @@
           <w:szCs w:val="24"/>
           <w14:ligatures w14:val="none"/>
         </w:rPr>
-        <w:t>(</w:t>
-      </w:r>
-      <w:proofErr w:type="gramEnd"/>
-      <w:r>
-        <w:rPr>
-          <w:rFonts w:ascii="Cascadia Code" w:eastAsia="Times New Roman" w:hAnsi="Cascadia Code" w:cs="Cascadia Code"/>
-          <w:kern w:val="0"/>
-          <w:sz w:val="24"/>
-          <w:szCs w:val="24"/>
-          <w14:ligatures w14:val="none"/>
-        </w:rPr>
-        <w:t>)</w:t>
+        <w:t>()</w:t>
       </w:r>
       <w:r>
         <w:rPr>
@@ -27410,7 +27001,6 @@
         </w:rPr>
       </w:pPr>
       <w:proofErr w:type="spellStart"/>
-      <w:proofErr w:type="gramStart"/>
       <w:r>
         <w:rPr>
           <w:rFonts w:ascii="Cascadia Code" w:eastAsia="Times New Roman" w:hAnsi="Cascadia Code" w:cs="Cascadia Code"/>
@@ -27430,18 +27020,7 @@
           <w:szCs w:val="24"/>
           <w14:ligatures w14:val="none"/>
         </w:rPr>
-        <w:t>(</w:t>
-      </w:r>
-      <w:proofErr w:type="gramEnd"/>
-      <w:r>
-        <w:rPr>
-          <w:rFonts w:ascii="Cascadia Code" w:eastAsia="Times New Roman" w:hAnsi="Cascadia Code" w:cs="Cascadia Code"/>
-          <w:kern w:val="0"/>
-          <w:sz w:val="24"/>
-          <w:szCs w:val="24"/>
-          <w14:ligatures w14:val="none"/>
-        </w:rPr>
-        <w:t>)</w:t>
+        <w:t>()</w:t>
       </w:r>
       <w:r>
         <w:rPr>
@@ -27540,7 +27119,6 @@
         </w:rPr>
       </w:pPr>
       <w:proofErr w:type="spellStart"/>
-      <w:proofErr w:type="gramStart"/>
       <w:r>
         <w:rPr>
           <w:rFonts w:ascii="Cascadia Code" w:eastAsia="Times New Roman" w:hAnsi="Cascadia Code" w:cs="Cascadia Code"/>
@@ -27560,18 +27138,7 @@
           <w:szCs w:val="24"/>
           <w14:ligatures w14:val="none"/>
         </w:rPr>
-        <w:t>(</w:t>
-      </w:r>
-      <w:proofErr w:type="gramEnd"/>
-      <w:r>
-        <w:rPr>
-          <w:rFonts w:ascii="Cascadia Code" w:eastAsia="Times New Roman" w:hAnsi="Cascadia Code" w:cs="Cascadia Code"/>
-          <w:kern w:val="0"/>
-          <w:sz w:val="24"/>
-          <w:szCs w:val="24"/>
-          <w14:ligatures w14:val="none"/>
-        </w:rPr>
-        <w:t>)</w:t>
+        <w:t>()</w:t>
       </w:r>
       <w:r>
         <w:rPr>
@@ -27742,7 +27309,7 @@
           <w:color w:val="auto"/>
         </w:rPr>
       </w:pPr>
-      <w:bookmarkStart w:id="47" w:name="_Toc237902802"/>
+      <w:bookmarkStart w:id="47" w:name="_Toc238159542"/>
       <w:r>
         <w:rPr>
           <w:rFonts w:ascii="Times New Roman" w:hAnsi="Times New Roman" w:cs="Times New Roman"/>
@@ -27759,6 +27326,10 @@
       <w:pPr>
         <w:spacing w:after="240"/>
         <w:ind w:firstLine="360"/>
+        <w:rPr>
+          <w:sz w:val="24"/>
+          <w:szCs w:val="24"/>
+        </w:rPr>
       </w:pPr>
       <w:r>
         <w:rPr>
@@ -27768,7 +27339,27 @@
           <w:sz w:val="24"/>
           <w:szCs w:val="24"/>
         </w:rPr>
-        <w:t>(Contributed by: MIN NYO SIN)</w:t>
+        <w:t xml:space="preserve">(Contributed by: </w:t>
+      </w:r>
+      <w:r>
+        <w:rPr>
+          <w:rFonts w:ascii="Times New Roman" w:hAnsi="Times New Roman" w:cs="Times New Roman"/>
+          <w:b/>
+          <w:bCs/>
+          <w:sz w:val="24"/>
+          <w:szCs w:val="24"/>
+        </w:rPr>
+        <w:t>AHMED UWAIS IBRAHIM RASHEED</w:t>
+      </w:r>
+      <w:r>
+        <w:rPr>
+          <w:rFonts w:ascii="Times New Roman" w:hAnsi="Times New Roman" w:cs="Times New Roman"/>
+          <w:b/>
+          <w:bCs/>
+          <w:sz w:val="24"/>
+          <w:szCs w:val="24"/>
+        </w:rPr>
+        <w:t>)</w:t>
       </w:r>
     </w:p>
     <w:p>
@@ -28247,7 +27838,7 @@
         <w:br w:type="page"/>
       </w:r>
     </w:p>
-    <w:bookmarkStart w:id="48" w:name="_Toc237902803" w:displacedByCustomXml="next"/>
+    <w:bookmarkStart w:id="48" w:name="_Toc238159543" w:displacedByCustomXml="next"/>
     <w:sdt>
       <w:sdtPr>
         <w:rPr>
@@ -28544,7 +28135,7 @@
           <w:color w:val="auto"/>
         </w:rPr>
       </w:pPr>
-      <w:bookmarkStart w:id="49" w:name="_Toc237902804"/>
+      <w:bookmarkStart w:id="49" w:name="_Toc238159544"/>
       <w:r>
         <w:rPr>
           <w:rFonts w:ascii="Times New Roman" w:hAnsi="Times New Roman" w:cs="Times New Roman"/>
@@ -28583,7 +28174,7 @@
           <w:szCs w:val="28"/>
         </w:rPr>
       </w:pPr>
-      <w:bookmarkStart w:id="50" w:name="_Toc237902805"/>
+      <w:bookmarkStart w:id="50" w:name="_Toc238159545"/>
       <w:r>
         <w:rPr>
           <w:rFonts w:ascii="Times New Roman" w:hAnsi="Times New Roman" w:cs="Times New Roman"/>
@@ -28609,7 +28200,7 @@
           <w:szCs w:val="26"/>
         </w:rPr>
       </w:pPr>
-      <w:bookmarkStart w:id="51" w:name="_Toc237902806"/>
+      <w:bookmarkStart w:id="51" w:name="_Toc238159546"/>
       <w:r>
         <w:rPr>
           <w:sz w:val="26"/>
@@ -28621,107 +28212,215 @@
     </w:p>
     <w:p>
       <w:pPr>
-        <w:pStyle w:val="isselectedend"/>
-        <w:spacing w:before="0" w:beforeAutospacing="0" w:after="0" w:afterAutospacing="0" w:line="360" w:lineRule="auto"/>
+        <w:spacing w:after="0" w:line="360" w:lineRule="auto"/>
         <w:ind w:left="360" w:firstLine="720"/>
         <w:jc w:val="both"/>
-      </w:pPr>
-      <w:r>
-        <w:t>Before this assignment, I had some programming experience, but Data Structures and Algorithms felt like the point where programming became much deeper. At the beginning, concepts such as linked lists, dynamic memory</w:t>
-      </w:r>
-      <w:r>
+        <w:rPr>
+          <w:rFonts w:ascii="Times New Roman" w:eastAsia="Times New Roman" w:hAnsi="Times New Roman" w:cs="Times New Roman"/>
+          <w:kern w:val="0"/>
+          <w:sz w:val="24"/>
+          <w:szCs w:val="24"/>
+          <w14:ligatures w14:val="none"/>
+        </w:rPr>
+      </w:pPr>
+      <w:r>
+        <w:rPr>
+          <w:rFonts w:ascii="Times New Roman" w:eastAsia="Times New Roman" w:hAnsi="Times New Roman" w:cs="Times New Roman"/>
+          <w:kern w:val="0"/>
+          <w:sz w:val="24"/>
+          <w:szCs w:val="24"/>
+          <w14:ligatures w14:val="none"/>
+        </w:rPr>
+        <w:t>Before this assignment, I already had some programming experience, but Data Structures and Algorithms felt like the point where programming became much deeper. Concepts such as linked lists, dynamic memory</w:t>
+      </w:r>
+      <w:r>
+        <w:rPr>
+          <w:rFonts w:ascii="Times New Roman" w:eastAsia="Times New Roman" w:hAnsi="Times New Roman" w:cs="Times New Roman"/>
+          <w:kern w:val="0"/>
+          <w:sz w:val="24"/>
+          <w:szCs w:val="24"/>
+          <w14:ligatures w14:val="none"/>
+        </w:rPr>
         <w:t>,</w:t>
       </w:r>
       <w:r>
-        <w:t xml:space="preserve"> and complexity analysis were not easy for me. I had to return to the same topics several times before they started to make sense. There were moments when I wondered whether I had made the project too ambitious, but I was also excited because I finally had an opportunity to use what I had learnt in something of my own.</w:t>
-      </w:r>
-    </w:p>
-    <w:p>
-      <w:pPr>
-        <w:pStyle w:val="isselectedend"/>
-        <w:spacing w:before="0" w:beforeAutospacing="0" w:after="0" w:afterAutospacing="0" w:line="360" w:lineRule="auto"/>
+        <w:rPr>
+          <w:rFonts w:ascii="Times New Roman" w:eastAsia="Times New Roman" w:hAnsi="Times New Roman" w:cs="Times New Roman"/>
+          <w:kern w:val="0"/>
+          <w:sz w:val="24"/>
+          <w:szCs w:val="24"/>
+          <w14:ligatures w14:val="none"/>
+        </w:rPr>
+        <w:t xml:space="preserve"> and complexity analysis were confusing at first, and I often had to revisit the same topic before it finally made sense. There were times when I worried that I had made the project too ambitious. However, I was also excited because I finally had the opportunity to turn what I had learnt into something of my own.</w:t>
+      </w:r>
+    </w:p>
+    <w:p>
+      <w:pPr>
+        <w:spacing w:after="0" w:line="360" w:lineRule="auto"/>
         <w:ind w:left="360" w:firstLine="720"/>
         <w:jc w:val="both"/>
-      </w:pPr>
-      <w:r>
+        <w:rPr>
+          <w:rFonts w:ascii="Times New Roman" w:eastAsia="Times New Roman" w:hAnsi="Times New Roman" w:cs="Times New Roman"/>
+          <w:kern w:val="0"/>
+          <w:sz w:val="24"/>
+          <w:szCs w:val="24"/>
+          <w14:ligatures w14:val="none"/>
+        </w:rPr>
+      </w:pPr>
+      <w:r>
+        <w:rPr>
+          <w:rFonts w:ascii="Times New Roman" w:eastAsia="Times New Roman" w:hAnsi="Times New Roman" w:cs="Times New Roman"/>
+          <w:kern w:val="0"/>
+          <w:sz w:val="24"/>
+          <w:szCs w:val="24"/>
+          <w14:ligatures w14:val="none"/>
+        </w:rPr>
         <w:t xml:space="preserve">Developing </w:t>
       </w:r>
       <w:r>
         <w:rPr>
-          <w:rStyle w:val="Emphasis"/>
+          <w:rFonts w:ascii="Times New Roman" w:eastAsia="Times New Roman" w:hAnsi="Times New Roman" w:cs="Times New Roman"/>
           <w:b/>
           <w:bCs/>
-          <w:i w:val="0"/>
-          <w:iCs w:val="0"/>
+          <w:kern w:val="0"/>
+          <w:sz w:val="24"/>
+          <w:szCs w:val="24"/>
+          <w14:ligatures w14:val="none"/>
         </w:rPr>
         <w:t>Survive the Semester</w:t>
       </w:r>
       <w:r>
-        <w:t xml:space="preserve"> was enjoyable, although it was rarely straightforward. The project began with a simple idea, but every new feature affected something that was already there. The inventory had to work with the shops, items had to affect the player correctly, and all of that data later had to work with the checkpoint system. Sometimes fixing one problem caused another problem somewhere else. Those moments were frustrating, but they forced me to slow down, follow the data carefully</w:t>
-      </w:r>
-      <w:r>
-        <w:t>,</w:t>
-      </w:r>
-      <w:r>
-        <w:t xml:space="preserve"> and understand what the program was actually doing instead of changing code randomly.</w:t>
-      </w:r>
-    </w:p>
-    <w:p>
-      <w:pPr>
-        <w:pStyle w:val="isselectedend"/>
-        <w:spacing w:before="0" w:beforeAutospacing="0" w:after="0" w:afterAutospacing="0" w:line="360" w:lineRule="auto"/>
+        <w:rPr>
+          <w:rFonts w:ascii="Times New Roman" w:eastAsia="Times New Roman" w:hAnsi="Times New Roman" w:cs="Times New Roman"/>
+          <w:kern w:val="0"/>
+          <w:sz w:val="24"/>
+          <w:szCs w:val="24"/>
+          <w14:ligatures w14:val="none"/>
+        </w:rPr>
+        <w:t xml:space="preserve"> was enjoyable, but it was rarely straightforward. The project started with a simple idea and gradually became much larger than I expected. Every new feature had to work with the systems that were already there, and sometimes fixing one problem created another somewhere else. Those moments were frustrating, especially when I could not immediately understand what had gone wrong. Like the student in the game, I sometimes had to manage my own motivation and pressure before I could continue. However, once I started working through a problem carefully, making progress became much easier.</w:t>
+      </w:r>
+    </w:p>
+    <w:p>
+      <w:pPr>
+        <w:spacing w:after="0" w:line="360" w:lineRule="auto"/>
         <w:ind w:left="360" w:firstLine="720"/>
         <w:jc w:val="both"/>
-      </w:pPr>
-      <w:r>
-        <w:t>The checkpoint system became the part I am most proud of. Restoring normal statistics was simple, but restoring a linked-list inventory safely was a completely different problem. It took time for me to understand why an ordinary copy was not enough. When the deep-copy system finally restored the correct statistics, money</w:t>
-      </w:r>
-      <w:r>
+        <w:rPr>
+          <w:rFonts w:ascii="Times New Roman" w:eastAsia="Times New Roman" w:hAnsi="Times New Roman" w:cs="Times New Roman"/>
+          <w:kern w:val="0"/>
+          <w:sz w:val="24"/>
+          <w:szCs w:val="24"/>
+          <w14:ligatures w14:val="none"/>
+        </w:rPr>
+      </w:pPr>
+      <w:r>
+        <w:rPr>
+          <w:rFonts w:ascii="Times New Roman" w:eastAsia="Times New Roman" w:hAnsi="Times New Roman" w:cs="Times New Roman"/>
+          <w:kern w:val="0"/>
+          <w:sz w:val="24"/>
+          <w:szCs w:val="24"/>
+          <w14:ligatures w14:val="none"/>
+        </w:rPr>
+        <w:t>The checkpoint system became the part of the project that I am most proud of. At first, I thought restoring the player would simply involve copying their information. I later discovered that the linked-list inventory made the process more complicated. It took several attempts before I understood why a normal copy did not work. When the checkpoint finally restored the correct statistics, money</w:t>
+      </w:r>
+      <w:r>
+        <w:rPr>
+          <w:rFonts w:ascii="Times New Roman" w:eastAsia="Times New Roman" w:hAnsi="Times New Roman" w:cs="Times New Roman"/>
+          <w:kern w:val="0"/>
+          <w:sz w:val="24"/>
+          <w:szCs w:val="24"/>
+          <w14:ligatures w14:val="none"/>
+        </w:rPr>
         <w:t>,</w:t>
       </w:r>
       <w:r>
-        <w:t xml:space="preserve"> and items after a failed week, I remember feeling genuinely relieved. It was one of those “finally, it works” moments, and it showed me that the revisions and failed attempts had been worth it.</w:t>
-      </w:r>
-    </w:p>
-    <w:p>
-      <w:pPr>
-        <w:pStyle w:val="isselectedend"/>
-        <w:spacing w:before="0" w:beforeAutospacing="0" w:after="0" w:afterAutospacing="0" w:line="360" w:lineRule="auto"/>
+        <w:rPr>
+          <w:rFonts w:ascii="Times New Roman" w:eastAsia="Times New Roman" w:hAnsi="Times New Roman" w:cs="Times New Roman"/>
+          <w:kern w:val="0"/>
+          <w:sz w:val="24"/>
+          <w:szCs w:val="24"/>
+          <w14:ligatures w14:val="none"/>
+        </w:rPr>
+        <w:t xml:space="preserve"> and items after a failed week, I felt genuinely relieved. It was one of those “finally, it works” moments that made all the earlier frustration feel worthwhile.</w:t>
+      </w:r>
+    </w:p>
+    <w:p>
+      <w:pPr>
+        <w:spacing w:after="0" w:line="360" w:lineRule="auto"/>
         <w:ind w:left="360" w:firstLine="720"/>
         <w:jc w:val="both"/>
-      </w:pPr>
-      <w:r>
-        <w:t>Another satisfying moment came from the statistic-change display. I wanted the player to see exactly what each decision had caused, but I did not immediately know how to achieve it. The idea of storing the statistics temporarily before an action and comparing them afterwards came after several attempts. It was a small feature compared with the complete game, but finding that solution myself gave me confidence.</w:t>
-      </w:r>
-    </w:p>
-    <w:p>
-      <w:pPr>
-        <w:pStyle w:val="NormalWeb"/>
-        <w:spacing w:before="0" w:beforeAutospacing="0" w:after="0" w:afterAutospacing="0" w:line="360" w:lineRule="auto"/>
+        <w:rPr>
+          <w:rFonts w:ascii="Times New Roman" w:eastAsia="Times New Roman" w:hAnsi="Times New Roman" w:cs="Times New Roman"/>
+          <w:kern w:val="0"/>
+          <w:sz w:val="24"/>
+          <w:szCs w:val="24"/>
+          <w14:ligatures w14:val="none"/>
+        </w:rPr>
+      </w:pPr>
+      <w:r>
+        <w:rPr>
+          <w:rFonts w:ascii="Times New Roman" w:eastAsia="Times New Roman" w:hAnsi="Times New Roman" w:cs="Times New Roman"/>
+          <w:kern w:val="0"/>
+          <w:sz w:val="24"/>
+          <w:szCs w:val="24"/>
+          <w14:ligatures w14:val="none"/>
+        </w:rPr>
+        <w:t>I also enjoyed creating the statistic-change display. Although it was a smaller feature, I wanted players to clearly see the result of every decision. Finding a way to compare the statistics before and after an action gave me confidence because it was a solution I had worked out through my own attempts.</w:t>
+      </w:r>
+    </w:p>
+    <w:p>
+      <w:pPr>
+        <w:spacing w:after="0" w:line="360" w:lineRule="auto"/>
         <w:ind w:left="360" w:firstLine="720"/>
         <w:jc w:val="both"/>
-      </w:pPr>
-      <w:r>
-        <w:t>By the end of the project, I had learnt more than how to implement a linked list or calculate time complexity. I learnt to be patient with problems that did not have an immediate answer, to reduce the scope when my ideas became too large</w:t>
-      </w:r>
-      <w:r>
+        <w:rPr>
+          <w:rFonts w:ascii="Times New Roman" w:eastAsia="Times New Roman" w:hAnsi="Times New Roman" w:cs="Times New Roman"/>
+          <w:kern w:val="0"/>
+          <w:sz w:val="24"/>
+          <w:szCs w:val="24"/>
+          <w14:ligatures w14:val="none"/>
+        </w:rPr>
+      </w:pPr>
+      <w:r>
+        <w:rPr>
+          <w:rFonts w:ascii="Times New Roman" w:eastAsia="Times New Roman" w:hAnsi="Times New Roman" w:cs="Times New Roman"/>
+          <w:kern w:val="0"/>
+          <w:sz w:val="24"/>
+          <w:szCs w:val="24"/>
+          <w14:ligatures w14:val="none"/>
+        </w:rPr>
+        <w:t xml:space="preserve">By the end of the project, I had learnt more than how to implement data structures. I learnt to be patient when a problem did not have an immediate answer, to reduce the scope when my ideas became too large, and to understand a problem before randomly changing the </w:t>
+      </w:r>
+      <w:r>
+        <w:rPr>
+          <w:rFonts w:ascii="Times New Roman" w:eastAsia="Times New Roman" w:hAnsi="Times New Roman" w:cs="Times New Roman"/>
+          <w:kern w:val="0"/>
+          <w:sz w:val="24"/>
+          <w:szCs w:val="24"/>
+          <w14:ligatures w14:val="none"/>
+        </w:rPr>
+        <w:lastRenderedPageBreak/>
+        <w:t>code. Seeing the game progress from Week 1 to the Final Examination gave me a real sense of relief and achievement. The result is not perfect, but it is playable, represents my ideas</w:t>
+      </w:r>
+      <w:r>
+        <w:rPr>
+          <w:rFonts w:ascii="Times New Roman" w:eastAsia="Times New Roman" w:hAnsi="Times New Roman" w:cs="Times New Roman"/>
+          <w:kern w:val="0"/>
+          <w:sz w:val="24"/>
+          <w:szCs w:val="24"/>
+          <w14:ligatures w14:val="none"/>
+        </w:rPr>
         <w:t>,</w:t>
       </w:r>
       <w:r>
-        <w:t xml:space="preserve"> and to continue even when the </w:t>
-      </w:r>
-      <w:r>
-        <w:lastRenderedPageBreak/>
-        <w:t>program seemed to create new bugs every time it improved. Seeing the game progress from Week 1 to the Final Examination gave me a real sense of relief and achievement. The result is not perfect, but it is playable</w:t>
-      </w:r>
-      <w:r>
-        <w:t>;</w:t>
-      </w:r>
-      <w:r>
-        <w:t xml:space="preserve"> it represents my ideas, and I understand why its systems work. That is what makes this project personally meaningful to me</w:t>
-      </w:r>
-      <w:r>
-        <w:t>.</w:t>
+        <w:rPr>
+          <w:rFonts w:ascii="Times New Roman" w:eastAsia="Times New Roman" w:hAnsi="Times New Roman" w:cs="Times New Roman"/>
+          <w:kern w:val="0"/>
+          <w:sz w:val="24"/>
+          <w:szCs w:val="24"/>
+          <w14:ligatures w14:val="none"/>
+        </w:rPr>
+        <w:t xml:space="preserve"> and shows how much I have improved. That is what makes this project personally meaningful to me.</w:t>
       </w:r>
     </w:p>
     <w:p>
@@ -28736,7 +28435,7 @@
           <w:szCs w:val="26"/>
         </w:rPr>
       </w:pPr>
-      <w:bookmarkStart w:id="52" w:name="_Toc237902807"/>
+      <w:bookmarkStart w:id="52" w:name="_Toc238159547"/>
       <w:r>
         <w:rPr>
           <w:sz w:val="26"/>
@@ -28744,7 +28443,111 @@
         </w:rPr>
         <w:t>Member 2: AHMED UWAIS IBRAHIM</w:t>
       </w:r>
+      <w:r>
+        <w:rPr>
+          <w:sz w:val="26"/>
+          <w:szCs w:val="26"/>
+        </w:rPr>
+        <w:t xml:space="preserve"> RASHEED</w:t>
+      </w:r>
       <w:bookmarkEnd w:id="52"/>
+    </w:p>
+    <w:p>
+      <w:pPr>
+        <w:spacing w:after="0" w:line="360" w:lineRule="auto"/>
+        <w:ind w:left="360" w:firstLine="720"/>
+        <w:jc w:val="both"/>
+        <w:rPr>
+          <w:rFonts w:asciiTheme="majorBidi" w:hAnsiTheme="majorBidi" w:cstheme="majorBidi"/>
+          <w:sz w:val="24"/>
+          <w:szCs w:val="24"/>
+        </w:rPr>
+      </w:pPr>
+      <w:r>
+        <w:rPr>
+          <w:rFonts w:asciiTheme="majorBidi" w:hAnsiTheme="majorBidi" w:cstheme="majorBidi"/>
+          <w:sz w:val="24"/>
+          <w:szCs w:val="24"/>
+        </w:rPr>
+        <w:t>Procrastination was also an issue with mine, more specifically with starting. Continuing to work is very easy once I have started, but beginning to work is extremely difficult. Learning about and implementing a routine into my schedule worked wonders, and thanks to it, I barely “Survived the Semester”. Having a set time to work helped me avoid leaving everything until the last minute and made the workload feel much more manageable. I also learned that I work much better when I only take a break closer to when I go to bed, which is very different from the “Split work into small sizes to do throughout the day” Advice that I usually hear.</w:t>
+      </w:r>
+    </w:p>
+    <w:p>
+      <w:pPr>
+        <w:spacing w:after="0" w:line="360" w:lineRule="auto"/>
+        <w:ind w:left="360" w:firstLine="720"/>
+        <w:jc w:val="both"/>
+        <w:rPr>
+          <w:rFonts w:asciiTheme="majorBidi" w:hAnsiTheme="majorBidi" w:cstheme="majorBidi"/>
+          <w:sz w:val="24"/>
+          <w:szCs w:val="24"/>
+        </w:rPr>
+      </w:pPr>
+      <w:r>
+        <w:rPr>
+          <w:rFonts w:asciiTheme="majorBidi" w:hAnsiTheme="majorBidi" w:cstheme="majorBidi"/>
+          <w:sz w:val="24"/>
+          <w:szCs w:val="24"/>
+        </w:rPr>
+        <w:t>I had finished my math game for the Mathematical Concepts for Games module relatively easily, and although I didn’t go into this with the same expectations, I didn’t think it would be that much harder. I soon came to realize that this was a team assignment, and trying to decipher someone else’s code was a skill set I had to learn. When working on my own projects, I already know how my code works and why I wrote it in a certain way. However, when working in a team, I had to understand code that I had not written myself. This forced me to become better at reading and understanding existing code rather than only focusing on writing my own.</w:t>
+      </w:r>
+    </w:p>
+    <w:p>
+      <w:pPr>
+        <w:spacing w:after="0" w:line="360" w:lineRule="auto"/>
+        <w:ind w:left="360" w:firstLine="720"/>
+        <w:jc w:val="both"/>
+        <w:rPr>
+          <w:rFonts w:asciiTheme="majorBidi" w:hAnsiTheme="majorBidi" w:cstheme="majorBidi"/>
+          <w:sz w:val="24"/>
+          <w:szCs w:val="24"/>
+        </w:rPr>
+      </w:pPr>
+      <w:r>
+        <w:rPr>
+          <w:rFonts w:asciiTheme="majorBidi" w:hAnsiTheme="majorBidi" w:cstheme="majorBidi"/>
+          <w:sz w:val="24"/>
+          <w:szCs w:val="24"/>
+        </w:rPr>
+        <w:t>The project made me realize how important readable code is. When writing code for myself, I sometimes focused more on getting the program to work than on making the code easy to understand, like when I didn’t name all the ASCII art functions by adding ascii to the end of them, which caused a few issues with the encounters script when it tried to call the procrastination encounter and also the ASCII art.</w:t>
+      </w:r>
+    </w:p>
+    <w:p>
+      <w:pPr>
+        <w:spacing w:after="0" w:line="360" w:lineRule="auto"/>
+        <w:ind w:left="360" w:firstLine="720"/>
+        <w:jc w:val="both"/>
+        <w:rPr>
+          <w:rFonts w:asciiTheme="majorBidi" w:hAnsiTheme="majorBidi" w:cstheme="majorBidi"/>
+          <w:sz w:val="24"/>
+          <w:szCs w:val="24"/>
+        </w:rPr>
+      </w:pPr>
+      <w:r>
+        <w:rPr>
+          <w:rFonts w:asciiTheme="majorBidi" w:hAnsiTheme="majorBidi" w:cstheme="majorBidi"/>
+          <w:sz w:val="24"/>
+          <w:szCs w:val="24"/>
+        </w:rPr>
+        <w:t xml:space="preserve">Overall, I feel that this project taught me lessons that I can use both within future projects and outside of programming. Within game development, I can utilize what I have learned about data structures, such as using linked lists for systems like an inventory, where items can be added and removed as needed. I also have a better understanding of working with C++, GitHub, and other people's code, which will be useful for future team projects. Outside </w:t>
+      </w:r>
+      <w:r>
+        <w:rPr>
+          <w:rFonts w:asciiTheme="majorBidi" w:hAnsiTheme="majorBidi" w:cstheme="majorBidi"/>
+          <w:sz w:val="24"/>
+          <w:szCs w:val="24"/>
+        </w:rPr>
+        <w:lastRenderedPageBreak/>
+        <w:t xml:space="preserve">of the project, I want to continue using the routines that helped me manage my procrastination and stay consistent with my work. Although I still have </w:t>
+      </w:r>
+      <w:r>
+        <w:rPr>
+          <w:rFonts w:asciiTheme="majorBidi" w:hAnsiTheme="majorBidi" w:cstheme="majorBidi"/>
+          <w:sz w:val="24"/>
+          <w:szCs w:val="24"/>
+        </w:rPr>
+        <w:t>many other areas that need improvement, many of which I don’t even realize yet. I will use this experience as a stepping stone to overcome them.</w:t>
+      </w:r>
     </w:p>
     <w:p/>
     <w:p>
@@ -28764,7 +28567,7 @@
           <w:szCs w:val="28"/>
         </w:rPr>
       </w:pPr>
-      <w:bookmarkStart w:id="53" w:name="_Toc237902808"/>
+      <w:bookmarkStart w:id="53" w:name="_Toc238159548"/>
       <w:r>
         <w:rPr>
           <w:rFonts w:ascii="Times New Roman" w:hAnsi="Times New Roman" w:cs="Times New Roman"/>
@@ -28776,23 +28579,98 @@
         </w:rPr>
         <w:t>Source Code</w:t>
       </w:r>
+      <w:r>
+        <w:rPr>
+          <w:rFonts w:ascii="Times New Roman" w:hAnsi="Times New Roman" w:cs="Times New Roman"/>
+          <w:b/>
+          <w:bCs/>
+          <w:color w:val="auto"/>
+          <w:sz w:val="28"/>
+          <w:szCs w:val="28"/>
+        </w:rPr>
+        <w:t xml:space="preserve"> and Flowchart Link</w:t>
+      </w:r>
       <w:bookmarkEnd w:id="53"/>
     </w:p>
-    <w:p/>
-    <w:p>
-      <w:pPr>
-        <w:pStyle w:val="NormalWeb"/>
-        <w:spacing w:before="0" w:beforeAutospacing="0" w:after="0" w:afterAutospacing="0" w:line="360" w:lineRule="auto"/>
-        <w:ind w:left="360" w:firstLine="720"/>
-        <w:jc w:val="both"/>
-      </w:pPr>
+    <w:p>
+      <w:pPr>
+        <w:rPr>
+          <w:rFonts w:ascii="Times New Roman" w:hAnsi="Times New Roman" w:cs="Times New Roman"/>
+          <w:sz w:val="24"/>
+          <w:szCs w:val="24"/>
+        </w:rPr>
+      </w:pPr>
+      <w:hyperlink r:id="rId33" w:history="1">
+        <w:r>
+          <w:rPr>
+            <w:rStyle w:val="Hyperlink"/>
+            <w:rFonts w:ascii="Times New Roman" w:hAnsi="Times New Roman" w:cs="Times New Roman"/>
+            <w:sz w:val="24"/>
+            <w:szCs w:val="24"/>
+          </w:rPr>
+          <w:t>https://github.com/minnyosin/Data-Structures-and-Algorithms/tree/main/SurviveTheSemester</w:t>
+        </w:r>
+      </w:hyperlink>
+      <w:r>
+        <w:rPr>
+          <w:rFonts w:ascii="Times New Roman" w:hAnsi="Times New Roman" w:cs="Times New Roman"/>
+          <w:sz w:val="24"/>
+          <w:szCs w:val="24"/>
+        </w:rPr>
+        <w:t xml:space="preserve"> </w:t>
+      </w:r>
+    </w:p>
+    <w:p>
+      <w:hyperlink r:id="rId34" w:history="1">
+        <w:r>
+          <w:rPr>
+            <w:rStyle w:val="Hyperlink"/>
+          </w:rPr>
+          <w:t>https://drive.google.com/file/d/1qq24a9j0MLtqaylBfWVHzAd0VBqEdmS6/view?usp=shari</w:t>
+        </w:r>
+        <w:r>
+          <w:rPr>
+            <w:rStyle w:val="Hyperlink"/>
+          </w:rPr>
+          <w:t>n</w:t>
+        </w:r>
+        <w:r>
+          <w:rPr>
+            <w:rStyle w:val="Hyperlink"/>
+          </w:rPr>
+          <w:t>g</w:t>
+        </w:r>
+      </w:hyperlink>
+      <w:r>
+        <w:t xml:space="preserve"> </w:t>
+      </w:r>
     </w:p>
     <w:p/>
     <w:p/>
-    <w:p/>
-    <w:p/>
+    <w:p>
+      <w:pPr>
+        <w:jc w:val="center"/>
+        <w:rPr>
+          <w:rFonts w:ascii="Times New Roman" w:hAnsi="Times New Roman" w:cs="Times New Roman"/>
+          <w:b/>
+          <w:bCs/>
+          <w:sz w:val="24"/>
+          <w:szCs w:val="24"/>
+        </w:rPr>
+      </w:pPr>
+      <w:r>
+        <w:rPr>
+          <w:rFonts w:ascii="Times New Roman" w:hAnsi="Times New Roman" w:cs="Times New Roman"/>
+          <w:b/>
+          <w:bCs/>
+          <w:sz w:val="24"/>
+          <w:szCs w:val="24"/>
+        </w:rPr>
+        <w:t>========================== END OF REPORT ==========================</w:t>
+      </w:r>
+    </w:p>
     <w:sectPr>
-      <w:headerReference w:type="default" r:id="rId33"/>
+      <w:headerReference w:type="default" r:id="rId35"/>
       <w:pgSz w:w="12240" w:h="15840"/>
       <w:pgMar w:top="1440" w:right="1440" w:bottom="1440" w:left="1440" w:header="720" w:footer="720" w:gutter="0"/>
       <w:cols w:space="720"/>
@@ -34221,6 +34099,7 @@
   <w:style w:type="character" w:default="1" w:styleId="DefaultParagraphFont">
     <w:name w:val="Default Paragraph Font"/>
     <w:uiPriority w:val="1"/>
+    <w:semiHidden/>
     <w:unhideWhenUsed/>
   </w:style>
   <w:style w:type="table" w:default="1" w:styleId="TableNormal">
@@ -34642,6 +34521,30 @@
       <w:spacing w:after="0"/>
     </w:pPr>
   </w:style>
+  <w:style w:type="character" w:styleId="UnresolvedMention">
+    <w:name w:val="Unresolved Mention"/>
+    <w:basedOn w:val="DefaultParagraphFont"/>
+    <w:uiPriority w:val="99"/>
+    <w:semiHidden/>
+    <w:unhideWhenUsed/>
+    <w:rsid w:val="00D81F19"/>
+    <w:rPr>
+      <w:color w:val="605E5C"/>
+      <w:shd w:val="clear" w:color="auto" w:fill="E1DFDD"/>
+    </w:rPr>
+  </w:style>
+  <w:style w:type="character" w:styleId="FollowedHyperlink">
+    <w:name w:val="FollowedHyperlink"/>
+    <w:basedOn w:val="DefaultParagraphFont"/>
+    <w:uiPriority w:val="99"/>
+    <w:semiHidden/>
+    <w:unhideWhenUsed/>
+    <w:rsid w:val="00CB03A1"/>
+    <w:rPr>
+      <w:color w:val="96607D" w:themeColor="followedHyperlink"/>
+      <w:u w:val="single"/>
+    </w:rPr>
+  </w:style>
 </w:styles>
 </file>
 
